--- a/pr-preview/pr-99/chapters/12-ip-weighting-marginal-structural-models-tracked-changes.docx
+++ b/pr-preview/pr-99/chapters/12-ip-weighting-marginal-structural-models-tracked-changes.docx
@@ -243,7 +243,7 @@
         <w:t xml:space="preserve">.</w:t>
       </w:r>
     </w:p>
-    <w:bookmarkStart w:id="19" w:name="the-causal-question-pp.-163-164"/>
+    <w:bookmarkStart w:id="21" w:name="the-causal-question-pp.-163-164"/>
     <w:p>
       <w:pPr>
         <w:pStyle w:val="Heading2"/>
@@ -941,30 +941,13 @@
       </w:r>
     </w:p>
     <w:bookmarkEnd w:id="13"/>
-    <w:bookmarkStart w:id="14" w:name="baseline-characteristics-table-12.1"/>
+    <w:bookmarkStart w:id="15" w:name="baseline-characteristics-table-12.1"/>
     <w:p>
       <w:pPr>
         <w:pStyle w:val="Heading3"/>
       </w:pPr>
       <w:r>
         <w:t xml:space="preserve">1.3 Baseline Characteristics (Table 12.1)</w:t>
-      </w:r>
-    </w:p>
-    <w:p>
-      <w:pPr>
-        <w:pStyle w:val="TableCaption"/>
-      </w:pPr>
-      <w:r>
-        <w:t xml:space="preserve">Source:</w:t>
-      </w:r>
-      <w:r>
-        <w:t xml:space="preserve"> </w:t>
-      </w:r>
-      <w:r>
-        <w:t xml:space="preserve">Hernán and Robins (2020, Table 12.1, p. 163)</w:t>
-      </w:r>
-      <w:r>
-        <w:t xml:space="preserve">.</w:t>
       </w:r>
     </w:p>
     <w:tbl>
@@ -972,399 +955,475 @@
         <w:tblStyle w:val="Table"/>
         <w:tblW w:type="pct" w:w="5000"/>
         <w:tblLayout w:type="fixed"/>
-        <w:tblLook w:firstRow="1" w:lastRow="0" w:firstColumn="0" w:lastColumn="0" w:noHBand="0" w:noVBand="0" w:val="0020"/>
-        <w:tblCaption w:val="Source: Hernán and Robins (2020, Table 12.1, p. 163)."/>
+        <w:tblLook w:firstRow="0" w:lastRow="0" w:firstColumn="0" w:lastColumn="0" w:noHBand="0" w:noVBand="0" w:val="0000"/>
       </w:tblPr>
       <w:tblGrid>
-        <w:gridCol w:w="2640"/>
-        <w:gridCol w:w="2640"/>
-        <w:gridCol w:w="2640"/>
+        <w:gridCol w:w="7920"/>
       </w:tblGrid>
-      <w:tr>
-        <w:trPr>
-          <w:tblHeader w:val="on"/>
-        </w:trPr>
-        <w:tc>
-          <w:tcPr/>
-          <w:p>
-            <w:pPr>
-              <w:pStyle w:val="Compact"/>
-            </w:pPr>
-            <w:r>
-              <w:t xml:space="preserve">Mean baseline characteristic</w:t>
-            </w:r>
-          </w:p>
-        </w:tc>
-        <w:tc>
-          <w:tcPr/>
-          <w:p>
-            <w:pPr>
-              <w:pStyle w:val="Compact"/>
-            </w:pPr>
-            <w:r>
-              <w:t xml:space="preserve">Quitters (</w:t>
-            </w:r>
-            <m:oMath>
-              <m:r>
-                <m:t>A</m:t>
-              </m:r>
-              <m:r>
-                <m:rPr>
-                  <m:sty m:val="p"/>
-                </m:rPr>
-                <m:t>=</m:t>
-              </m:r>
-              <m:r>
-                <m:t>1</m:t>
-              </m:r>
-            </m:oMath>
-            <w:r>
-              <w:t xml:space="preserve">)</w:t>
-            </w:r>
-          </w:p>
-        </w:tc>
-        <w:tc>
-          <w:tcPr/>
-          <w:p>
-            <w:pPr>
-              <w:pStyle w:val="Compact"/>
-            </w:pPr>
-            <w:r>
-              <w:t xml:space="preserve">Non-quitters (</w:t>
-            </w:r>
-            <m:oMath>
-              <m:r>
-                <m:t>A</m:t>
-              </m:r>
-              <m:r>
-                <m:rPr>
-                  <m:sty m:val="p"/>
-                </m:rPr>
-                <m:t>=</m:t>
-              </m:r>
-              <m:r>
-                <m:t>0</m:t>
-              </m:r>
-            </m:oMath>
-            <w:r>
-              <w:t xml:space="preserve">)</w:t>
-            </w:r>
-          </w:p>
-        </w:tc>
-      </w:tr>
       <w:tr>
         <w:tc>
           <w:tcPr/>
+          <w:bookmarkStart w:id="14" w:name="tbl-nhefs-baseline"/>
           <w:p>
             <w:pPr>
-              <w:pStyle w:val="Compact"/>
+              <w:jc w:val="center"/>
             </w:pPr>
-            <w:r>
-              <w:t xml:space="preserve">Age, years</w:t>
+            <w:pPr>
+              <w:jc w:val="left"/>
+              <w:spacing w:before="200"/>
+              <w:pStyle w:val="ImageCaption"/>
+            </w:pPr>
+            <w:r>
+              <w:t xml:space="preserve">Table 1: Mean baseline characteristics of quitters and non-quitters in the NHEFS.</w:t>
+            </w:r>
+            <w:r>
+              <w:t xml:space="preserve"> </w:t>
+            </w:r>
+            <w:r>
+              <w:t xml:space="preserve">Source:</w:t>
+            </w:r>
+            <w:r>
+              <w:t xml:space="preserve"> </w:t>
+            </w:r>
+            <w:r>
+              <w:t xml:space="preserve">Hernán and Robins (2020, Table 12.1, p. 163)</w:t>
+            </w:r>
+            <w:r>
+              <w:t xml:space="preserve">.</w:t>
             </w:r>
           </w:p>
-        </w:tc>
-        <w:tc>
-          <w:tcPr/>
-          <w:p>
-            <w:pPr>
-              <w:pStyle w:val="Compact"/>
-            </w:pPr>
-            <w:r>
-              <w:t xml:space="preserve">46.2</w:t>
-            </w:r>
-          </w:p>
-        </w:tc>
-        <w:tc>
-          <w:tcPr/>
-          <w:p>
-            <w:pPr>
-              <w:pStyle w:val="Compact"/>
-            </w:pPr>
-            <w:r>
-              <w:t xml:space="preserve">42.8</w:t>
-            </w:r>
-          </w:p>
-        </w:tc>
-      </w:tr>
-      <w:tr>
-        <w:tc>
-          <w:tcPr/>
-          <w:p>
-            <w:pPr>
-              <w:pStyle w:val="Compact"/>
-            </w:pPr>
-            <w:r>
-              <w:t xml:space="preserve">Men, %</w:t>
-            </w:r>
-          </w:p>
-        </w:tc>
-        <w:tc>
-          <w:tcPr/>
-          <w:p>
-            <w:pPr>
-              <w:pStyle w:val="Compact"/>
-            </w:pPr>
-            <w:r>
-              <w:t xml:space="preserve">54.6</w:t>
-            </w:r>
-          </w:p>
-        </w:tc>
-        <w:tc>
-          <w:tcPr/>
-          <w:p>
-            <w:pPr>
-              <w:pStyle w:val="Compact"/>
-            </w:pPr>
-            <w:r>
-              <w:t xml:space="preserve">46.6</w:t>
-            </w:r>
-          </w:p>
-        </w:tc>
-      </w:tr>
-      <w:tr>
-        <w:tc>
-          <w:tcPr/>
-          <w:p>
-            <w:pPr>
-              <w:pStyle w:val="Compact"/>
-            </w:pPr>
-            <w:r>
-              <w:t xml:space="preserve">White, %</w:t>
-            </w:r>
-          </w:p>
-        </w:tc>
-        <w:tc>
-          <w:tcPr/>
-          <w:p>
-            <w:pPr>
-              <w:pStyle w:val="Compact"/>
-            </w:pPr>
-            <w:r>
-              <w:t xml:space="preserve">91.1</w:t>
-            </w:r>
-          </w:p>
-        </w:tc>
-        <w:tc>
-          <w:tcPr/>
-          <w:p>
-            <w:pPr>
-              <w:pStyle w:val="Compact"/>
-            </w:pPr>
-            <w:r>
-              <w:t xml:space="preserve">85.4</w:t>
-            </w:r>
-          </w:p>
-        </w:tc>
-      </w:tr>
-      <w:tr>
-        <w:tc>
-          <w:tcPr/>
-          <w:p>
-            <w:pPr>
-              <w:pStyle w:val="Compact"/>
-            </w:pPr>
-            <w:r>
-              <w:t xml:space="preserve">University, %</w:t>
-            </w:r>
-          </w:p>
-        </w:tc>
-        <w:tc>
-          <w:tcPr/>
-          <w:p>
-            <w:pPr>
-              <w:pStyle w:val="Compact"/>
-            </w:pPr>
-            <w:r>
-              <w:t xml:space="preserve">15.4</w:t>
-            </w:r>
-          </w:p>
-        </w:tc>
-        <w:tc>
-          <w:tcPr/>
-          <w:p>
-            <w:pPr>
-              <w:pStyle w:val="Compact"/>
-            </w:pPr>
-            <w:r>
-              <w:t xml:space="preserve">9.9</w:t>
-            </w:r>
-          </w:p>
-        </w:tc>
-      </w:tr>
-      <w:tr>
-        <w:tc>
-          <w:tcPr/>
-          <w:p>
-            <w:pPr>
-              <w:pStyle w:val="Compact"/>
-            </w:pPr>
-            <w:r>
-              <w:t xml:space="preserve">Weight, kg</w:t>
-            </w:r>
-          </w:p>
-        </w:tc>
-        <w:tc>
-          <w:tcPr/>
-          <w:p>
-            <w:pPr>
-              <w:pStyle w:val="Compact"/>
-            </w:pPr>
-            <w:r>
-              <w:t xml:space="preserve">72.4</w:t>
-            </w:r>
-          </w:p>
-        </w:tc>
-        <w:tc>
-          <w:tcPr/>
-          <w:p>
-            <w:pPr>
-              <w:pStyle w:val="Compact"/>
-            </w:pPr>
-            <w:r>
-              <w:t xml:space="preserve">70.3</w:t>
-            </w:r>
-          </w:p>
-        </w:tc>
-      </w:tr>
-      <w:tr>
-        <w:tc>
-          <w:tcPr/>
-          <w:p>
-            <w:pPr>
-              <w:pStyle w:val="Compact"/>
-            </w:pPr>
-            <w:r>
-              <w:t xml:space="preserve">Cigarettes/day</w:t>
-            </w:r>
-          </w:p>
-        </w:tc>
-        <w:tc>
-          <w:tcPr/>
-          <w:p>
-            <w:pPr>
-              <w:pStyle w:val="Compact"/>
-            </w:pPr>
-            <w:r>
-              <w:t xml:space="preserve">18.6</w:t>
-            </w:r>
-          </w:p>
-        </w:tc>
-        <w:tc>
-          <w:tcPr/>
-          <w:p>
-            <w:pPr>
-              <w:pStyle w:val="Compact"/>
-            </w:pPr>
-            <w:r>
-              <w:t xml:space="preserve">21.2</w:t>
-            </w:r>
-          </w:p>
-        </w:tc>
-      </w:tr>
-      <w:tr>
-        <w:tc>
-          <w:tcPr/>
-          <w:p>
-            <w:pPr>
-              <w:pStyle w:val="Compact"/>
-            </w:pPr>
-            <w:r>
-              <w:t xml:space="preserve">Years smoking</w:t>
-            </w:r>
-          </w:p>
-        </w:tc>
-        <w:tc>
-          <w:tcPr/>
-          <w:p>
-            <w:pPr>
-              <w:pStyle w:val="Compact"/>
-            </w:pPr>
-            <w:r>
-              <w:t xml:space="preserve">26.0</w:t>
-            </w:r>
-          </w:p>
-        </w:tc>
-        <w:tc>
-          <w:tcPr/>
-          <w:p>
-            <w:pPr>
-              <w:pStyle w:val="Compact"/>
-            </w:pPr>
-            <w:r>
-              <w:t xml:space="preserve">24.1</w:t>
-            </w:r>
-          </w:p>
-        </w:tc>
-      </w:tr>
-      <w:tr>
-        <w:tc>
-          <w:tcPr/>
-          <w:p>
-            <w:pPr>
-              <w:pStyle w:val="Compact"/>
-            </w:pPr>
-            <w:r>
-              <w:t xml:space="preserve">Little exercise, %</w:t>
-            </w:r>
-          </w:p>
-        </w:tc>
-        <w:tc>
-          <w:tcPr/>
-          <w:p>
-            <w:pPr>
-              <w:pStyle w:val="Compact"/>
-            </w:pPr>
-            <w:r>
-              <w:t xml:space="preserve">40.7</w:t>
-            </w:r>
-          </w:p>
-        </w:tc>
-        <w:tc>
-          <w:tcPr/>
-          <w:p>
-            <w:pPr>
-              <w:pStyle w:val="Compact"/>
-            </w:pPr>
-            <w:r>
-              <w:t xml:space="preserve">37.9</w:t>
-            </w:r>
-          </w:p>
-        </w:tc>
-      </w:tr>
-      <w:tr>
-        <w:tc>
-          <w:tcPr/>
-          <w:p>
-            <w:pPr>
-              <w:pStyle w:val="Compact"/>
-            </w:pPr>
-            <w:r>
-              <w:t xml:space="preserve">Inactive life, %</w:t>
-            </w:r>
-          </w:p>
-        </w:tc>
-        <w:tc>
-          <w:tcPr/>
-          <w:p>
-            <w:pPr>
-              <w:pStyle w:val="Compact"/>
-            </w:pPr>
-            <w:r>
-              <w:t xml:space="preserve">11.2</w:t>
-            </w:r>
-          </w:p>
-        </w:tc>
-        <w:tc>
-          <w:tcPr/>
-          <w:p>
-            <w:pPr>
-              <w:pStyle w:val="Compact"/>
-            </w:pPr>
-            <w:r>
-              <w:t xml:space="preserve">8.9</w:t>
-            </w:r>
-          </w:p>
+          <w:tbl>
+            <w:tblPr>
+              <w:tblStyle w:val="Table"/>
+              <w:tblW w:type="pct" w:w="5000"/>
+              <w:tblLayout w:type="fixed"/>
+              <w:tblLook w:firstRow="1" w:lastRow="0" w:firstColumn="0" w:lastColumn="0" w:noHBand="0" w:noVBand="0" w:val="0020"/>
+            </w:tblPr>
+            <w:tblGrid>
+              <w:gridCol w:w="2640"/>
+              <w:gridCol w:w="2640"/>
+              <w:gridCol w:w="2640"/>
+            </w:tblGrid>
+            <w:tr>
+              <w:trPr>
+                <w:tblHeader w:val="on"/>
+              </w:trPr>
+              <w:tc>
+                <w:tcPr/>
+                <w:p>
+                  <w:pPr>
+                    <w:pStyle w:val="Compact"/>
+                    <w:jc w:val="center"/>
+                  </w:pPr>
+                  <w:r>
+                    <w:t xml:space="preserve">Mean baseline characteristic</w:t>
+                  </w:r>
+                </w:p>
+              </w:tc>
+              <w:tc>
+                <w:tcPr/>
+                <w:p>
+                  <w:pPr>
+                    <w:pStyle w:val="Compact"/>
+                    <w:jc w:val="center"/>
+                  </w:pPr>
+                  <w:r>
+                    <w:t xml:space="preserve">Quitters (</w:t>
+                  </w:r>
+                  <m:oMath>
+                    <m:r>
+                      <m:t>A</m:t>
+                    </m:r>
+                    <m:r>
+                      <m:rPr>
+                        <m:sty m:val="p"/>
+                      </m:rPr>
+                      <m:t>=</m:t>
+                    </m:r>
+                    <m:r>
+                      <m:t>1</m:t>
+                    </m:r>
+                  </m:oMath>
+                  <w:r>
+                    <w:t xml:space="preserve">)</w:t>
+                  </w:r>
+                </w:p>
+              </w:tc>
+              <w:tc>
+                <w:tcPr/>
+                <w:p>
+                  <w:pPr>
+                    <w:pStyle w:val="Compact"/>
+                    <w:jc w:val="center"/>
+                  </w:pPr>
+                  <w:r>
+                    <w:t xml:space="preserve">Non-quitters (</w:t>
+                  </w:r>
+                  <m:oMath>
+                    <m:r>
+                      <m:t>A</m:t>
+                    </m:r>
+                    <m:r>
+                      <m:rPr>
+                        <m:sty m:val="p"/>
+                      </m:rPr>
+                      <m:t>=</m:t>
+                    </m:r>
+                    <m:r>
+                      <m:t>0</m:t>
+                    </m:r>
+                  </m:oMath>
+                  <w:r>
+                    <w:t xml:space="preserve">)</w:t>
+                  </w:r>
+                </w:p>
+              </w:tc>
+            </w:tr>
+            <w:tr>
+              <w:tc>
+                <w:tcPr/>
+                <w:p>
+                  <w:pPr>
+                    <w:pStyle w:val="Compact"/>
+                    <w:jc w:val="center"/>
+                  </w:pPr>
+                  <w:r>
+                    <w:t xml:space="preserve">Age, years</w:t>
+                  </w:r>
+                </w:p>
+              </w:tc>
+              <w:tc>
+                <w:tcPr/>
+                <w:p>
+                  <w:pPr>
+                    <w:pStyle w:val="Compact"/>
+                    <w:jc w:val="center"/>
+                  </w:pPr>
+                  <w:r>
+                    <w:t xml:space="preserve">46.2</w:t>
+                  </w:r>
+                </w:p>
+              </w:tc>
+              <w:tc>
+                <w:tcPr/>
+                <w:p>
+                  <w:pPr>
+                    <w:pStyle w:val="Compact"/>
+                    <w:jc w:val="center"/>
+                  </w:pPr>
+                  <w:r>
+                    <w:t xml:space="preserve">42.8</w:t>
+                  </w:r>
+                </w:p>
+              </w:tc>
+            </w:tr>
+            <w:tr>
+              <w:tc>
+                <w:tcPr/>
+                <w:p>
+                  <w:pPr>
+                    <w:pStyle w:val="Compact"/>
+                    <w:jc w:val="center"/>
+                  </w:pPr>
+                  <w:r>
+                    <w:t xml:space="preserve">Men, %</w:t>
+                  </w:r>
+                </w:p>
+              </w:tc>
+              <w:tc>
+                <w:tcPr/>
+                <w:p>
+                  <w:pPr>
+                    <w:pStyle w:val="Compact"/>
+                    <w:jc w:val="center"/>
+                  </w:pPr>
+                  <w:r>
+                    <w:t xml:space="preserve">54.6</w:t>
+                  </w:r>
+                </w:p>
+              </w:tc>
+              <w:tc>
+                <w:tcPr/>
+                <w:p>
+                  <w:pPr>
+                    <w:pStyle w:val="Compact"/>
+                    <w:jc w:val="center"/>
+                  </w:pPr>
+                  <w:r>
+                    <w:t xml:space="preserve">46.6</w:t>
+                  </w:r>
+                </w:p>
+              </w:tc>
+            </w:tr>
+            <w:tr>
+              <w:tc>
+                <w:tcPr/>
+                <w:p>
+                  <w:pPr>
+                    <w:pStyle w:val="Compact"/>
+                    <w:jc w:val="center"/>
+                  </w:pPr>
+                  <w:r>
+                    <w:t xml:space="preserve">White, %</w:t>
+                  </w:r>
+                </w:p>
+              </w:tc>
+              <w:tc>
+                <w:tcPr/>
+                <w:p>
+                  <w:pPr>
+                    <w:pStyle w:val="Compact"/>
+                    <w:jc w:val="center"/>
+                  </w:pPr>
+                  <w:r>
+                    <w:t xml:space="preserve">91.1</w:t>
+                  </w:r>
+                </w:p>
+              </w:tc>
+              <w:tc>
+                <w:tcPr/>
+                <w:p>
+                  <w:pPr>
+                    <w:pStyle w:val="Compact"/>
+                    <w:jc w:val="center"/>
+                  </w:pPr>
+                  <w:r>
+                    <w:t xml:space="preserve">85.4</w:t>
+                  </w:r>
+                </w:p>
+              </w:tc>
+            </w:tr>
+            <w:tr>
+              <w:tc>
+                <w:tcPr/>
+                <w:p>
+                  <w:pPr>
+                    <w:pStyle w:val="Compact"/>
+                    <w:jc w:val="center"/>
+                  </w:pPr>
+                  <w:r>
+                    <w:t xml:space="preserve">University, %</w:t>
+                  </w:r>
+                </w:p>
+              </w:tc>
+              <w:tc>
+                <w:tcPr/>
+                <w:p>
+                  <w:pPr>
+                    <w:pStyle w:val="Compact"/>
+                    <w:jc w:val="center"/>
+                  </w:pPr>
+                  <w:r>
+                    <w:t xml:space="preserve">15.4</w:t>
+                  </w:r>
+                </w:p>
+              </w:tc>
+              <w:tc>
+                <w:tcPr/>
+                <w:p>
+                  <w:pPr>
+                    <w:pStyle w:val="Compact"/>
+                    <w:jc w:val="center"/>
+                  </w:pPr>
+                  <w:r>
+                    <w:t xml:space="preserve">9.9</w:t>
+                  </w:r>
+                </w:p>
+              </w:tc>
+            </w:tr>
+            <w:tr>
+              <w:tc>
+                <w:tcPr/>
+                <w:p>
+                  <w:pPr>
+                    <w:pStyle w:val="Compact"/>
+                    <w:jc w:val="center"/>
+                  </w:pPr>
+                  <w:r>
+                    <w:t xml:space="preserve">Weight, kg</w:t>
+                  </w:r>
+                </w:p>
+              </w:tc>
+              <w:tc>
+                <w:tcPr/>
+                <w:p>
+                  <w:pPr>
+                    <w:pStyle w:val="Compact"/>
+                    <w:jc w:val="center"/>
+                  </w:pPr>
+                  <w:r>
+                    <w:t xml:space="preserve">72.4</w:t>
+                  </w:r>
+                </w:p>
+              </w:tc>
+              <w:tc>
+                <w:tcPr/>
+                <w:p>
+                  <w:pPr>
+                    <w:pStyle w:val="Compact"/>
+                    <w:jc w:val="center"/>
+                  </w:pPr>
+                  <w:r>
+                    <w:t xml:space="preserve">70.3</w:t>
+                  </w:r>
+                </w:p>
+              </w:tc>
+            </w:tr>
+            <w:tr>
+              <w:tc>
+                <w:tcPr/>
+                <w:p>
+                  <w:pPr>
+                    <w:pStyle w:val="Compact"/>
+                    <w:jc w:val="center"/>
+                  </w:pPr>
+                  <w:r>
+                    <w:t xml:space="preserve">Cigarettes/day</w:t>
+                  </w:r>
+                </w:p>
+              </w:tc>
+              <w:tc>
+                <w:tcPr/>
+                <w:p>
+                  <w:pPr>
+                    <w:pStyle w:val="Compact"/>
+                    <w:jc w:val="center"/>
+                  </w:pPr>
+                  <w:r>
+                    <w:t xml:space="preserve">18.6</w:t>
+                  </w:r>
+                </w:p>
+              </w:tc>
+              <w:tc>
+                <w:tcPr/>
+                <w:p>
+                  <w:pPr>
+                    <w:pStyle w:val="Compact"/>
+                    <w:jc w:val="center"/>
+                  </w:pPr>
+                  <w:r>
+                    <w:t xml:space="preserve">21.2</w:t>
+                  </w:r>
+                </w:p>
+              </w:tc>
+            </w:tr>
+            <w:tr>
+              <w:tc>
+                <w:tcPr/>
+                <w:p>
+                  <w:pPr>
+                    <w:pStyle w:val="Compact"/>
+                    <w:jc w:val="center"/>
+                  </w:pPr>
+                  <w:r>
+                    <w:t xml:space="preserve">Years smoking</w:t>
+                  </w:r>
+                </w:p>
+              </w:tc>
+              <w:tc>
+                <w:tcPr/>
+                <w:p>
+                  <w:pPr>
+                    <w:pStyle w:val="Compact"/>
+                    <w:jc w:val="center"/>
+                  </w:pPr>
+                  <w:r>
+                    <w:t xml:space="preserve">26.0</w:t>
+                  </w:r>
+                </w:p>
+              </w:tc>
+              <w:tc>
+                <w:tcPr/>
+                <w:p>
+                  <w:pPr>
+                    <w:pStyle w:val="Compact"/>
+                    <w:jc w:val="center"/>
+                  </w:pPr>
+                  <w:r>
+                    <w:t xml:space="preserve">24.1</w:t>
+                  </w:r>
+                </w:p>
+              </w:tc>
+            </w:tr>
+            <w:tr>
+              <w:tc>
+                <w:tcPr/>
+                <w:p>
+                  <w:pPr>
+                    <w:pStyle w:val="Compact"/>
+                    <w:jc w:val="center"/>
+                  </w:pPr>
+                  <w:r>
+                    <w:t xml:space="preserve">Little exercise, %</w:t>
+                  </w:r>
+                </w:p>
+              </w:tc>
+              <w:tc>
+                <w:tcPr/>
+                <w:p>
+                  <w:pPr>
+                    <w:pStyle w:val="Compact"/>
+                    <w:jc w:val="center"/>
+                  </w:pPr>
+                  <w:r>
+                    <w:t xml:space="preserve">40.7</w:t>
+                  </w:r>
+                </w:p>
+              </w:tc>
+              <w:tc>
+                <w:tcPr/>
+                <w:p>
+                  <w:pPr>
+                    <w:pStyle w:val="Compact"/>
+                    <w:jc w:val="center"/>
+                  </w:pPr>
+                  <w:r>
+                    <w:t xml:space="preserve">37.9</w:t>
+                  </w:r>
+                </w:p>
+              </w:tc>
+            </w:tr>
+            <w:tr>
+              <w:tc>
+                <w:tcPr/>
+                <w:p>
+                  <w:pPr>
+                    <w:pStyle w:val="Compact"/>
+                    <w:jc w:val="center"/>
+                  </w:pPr>
+                  <w:r>
+                    <w:t xml:space="preserve">Inactive life, %</w:t>
+                  </w:r>
+                </w:p>
+              </w:tc>
+              <w:tc>
+                <w:tcPr/>
+                <w:p>
+                  <w:pPr>
+                    <w:pStyle w:val="Compact"/>
+                    <w:jc w:val="center"/>
+                  </w:pPr>
+                  <w:r>
+                    <w:t xml:space="preserve">11.2</w:t>
+                  </w:r>
+                </w:p>
+              </w:tc>
+              <w:tc>
+                <w:tcPr/>
+                <w:p>
+                  <w:pPr>
+                    <w:pStyle w:val="Compact"/>
+                    <w:jc w:val="center"/>
+                  </w:pPr>
+                  <w:r>
+                    <w:t xml:space="preserve">8.9</w:t>
+                  </w:r>
+                </w:p>
+              </w:tc>
+            </w:tr>
+          </w:tbl>
+          <w:bookmarkEnd w:id="14"/>
+          <w:p/>
         </w:tc>
       </w:tr>
     </w:tbl>
@@ -1375,8 +1434,8 @@
         </w:pict>
       </w:r>
     </w:p>
-    <w:bookmarkEnd w:id="14"/>
-    <w:bookmarkStart w:id="18" w:name="measured-confounders"/>
+    <w:bookmarkEnd w:id="15"/>
+    <w:bookmarkStart w:id="20" w:name="measured-confounders"/>
     <w:p>
       <w:pPr>
         <w:pStyle w:val="Heading3"/>
@@ -1385,216 +1444,265 @@
         <w:t xml:space="preserve">1.4 Measured Confounders</w:t>
       </w:r>
     </w:p>
-    <w:p>
-      <w:pPr>
-        <w:pStyle w:val="FirstParagraph"/>
-      </w:pPr>
-      <w:r>
-        <w:t xml:space="preserve">We assume that these 9 baseline variables, collected in the vector</w:t>
-      </w:r>
-      <w:r>
-        <w:t xml:space="preserve"> </w:t>
-      </w:r>
-      <m:oMath>
-        <m:r>
-          <m:t>L</m:t>
-        </m:r>
-      </m:oMath>
-      <w:r>
-        <w:t xml:space="preserve">, suffice to adjust for confounding:</w:t>
-      </w:r>
-    </w:p>
-    <w:p>
-      <w:pPr>
-        <w:pStyle w:val="Compact"/>
-        <w:numPr>
-          <w:ilvl w:val="0"/>
-          <w:numId w:val="1002"/>
-        </w:numPr>
-      </w:pPr>
-      <w:r>
-        <w:t xml:space="preserve">Sex (0: male, 1: female)</w:t>
-      </w:r>
-    </w:p>
-    <w:p>
-      <w:pPr>
-        <w:pStyle w:val="Compact"/>
-        <w:numPr>
-          <w:ilvl w:val="0"/>
-          <w:numId w:val="1002"/>
-        </w:numPr>
-      </w:pPr>
-      <w:r>
-        <w:t xml:space="preserve">Age (years)</w:t>
-      </w:r>
-    </w:p>
-    <w:p>
-      <w:pPr>
-        <w:pStyle w:val="Compact"/>
-        <w:numPr>
-          <w:ilvl w:val="0"/>
-          <w:numId w:val="1002"/>
-        </w:numPr>
-      </w:pPr>
-      <w:r>
-        <w:t xml:space="preserve">Race (0: white, 1: other)</w:t>
-      </w:r>
-    </w:p>
-    <w:p>
-      <w:pPr>
-        <w:pStyle w:val="Compact"/>
-        <w:numPr>
-          <w:ilvl w:val="0"/>
-          <w:numId w:val="1002"/>
-        </w:numPr>
-      </w:pPr>
-      <w:r>
-        <w:t xml:space="preserve">Education (5 categories)</w:t>
-      </w:r>
-    </w:p>
-    <w:p>
-      <w:pPr>
-        <w:pStyle w:val="Compact"/>
-        <w:numPr>
-          <w:ilvl w:val="0"/>
-          <w:numId w:val="1002"/>
-        </w:numPr>
-      </w:pPr>
-      <w:r>
-        <w:t xml:space="preserve">Intensity of smoking (cigarettes per day)</w:t>
-      </w:r>
-    </w:p>
-    <w:p>
-      <w:pPr>
-        <w:pStyle w:val="Compact"/>
-        <w:numPr>
-          <w:ilvl w:val="0"/>
-          <w:numId w:val="1002"/>
-        </w:numPr>
-      </w:pPr>
-      <w:r>
-        <w:t xml:space="preserve">Duration of smoking (years)</w:t>
-      </w:r>
-    </w:p>
-    <w:p>
-      <w:pPr>
-        <w:pStyle w:val="Compact"/>
-        <w:numPr>
-          <w:ilvl w:val="0"/>
-          <w:numId w:val="1002"/>
-        </w:numPr>
-      </w:pPr>
-      <w:r>
-        <w:t xml:space="preserve">Physical activity in daily life (3 categories)</w:t>
-      </w:r>
-    </w:p>
-    <w:p>
-      <w:pPr>
-        <w:pStyle w:val="Compact"/>
-        <w:numPr>
-          <w:ilvl w:val="0"/>
-          <w:numId w:val="1002"/>
-        </w:numPr>
-      </w:pPr>
-      <w:r>
-        <w:t xml:space="preserve">Recreational exercise (3 categories)</w:t>
-      </w:r>
-    </w:p>
-    <w:p>
-      <w:pPr>
-        <w:pStyle w:val="Compact"/>
-        <w:numPr>
-          <w:ilvl w:val="0"/>
-          <w:numId w:val="1002"/>
-        </w:numPr>
-      </w:pPr>
-      <w:r>
-        <w:t xml:space="preserve">Weight (kg)</w:t>
-      </w:r>
-    </w:p>
-    <w:p>
-      <w:pPr>
-        <w:pStyle w:val="FirstParagraph"/>
-      </w:pPr>
-      <w:r>
-        <w:rPr>
-          <w:b/>
-          <w:bCs/>
-        </w:rPr>
-        <w:t xml:space="preserve">Assumption</w:t>
-      </w:r>
-      <w:r>
-        <w:t xml:space="preserve">: conditional exchangeability given</w:t>
-      </w:r>
-      <w:r>
-        <w:t xml:space="preserve"> </w:t>
-      </w:r>
-      <m:oMath>
-        <m:r>
-          <m:t>L</m:t>
-        </m:r>
-      </m:oMath>
-      <w:r>
-        <w:t xml:space="preserve">:</w:t>
-      </w:r>
-    </w:p>
-    <w:p>
-      <w:pPr>
-        <w:pStyle w:val="BodyText"/>
-      </w:pPr>
-      <m:oMathPara>
-        <m:oMathParaPr>
-          <m:jc m:val="center"/>
-        </m:oMathParaPr>
-        <m:oMath>
-          <m:sSup>
-            <m:e>
-              <m:r>
-                <m:t>Y</m:t>
-              </m:r>
-            </m:e>
-            <m:sup>
-              <m:r>
-                <m:t>a</m:t>
-              </m:r>
-            </m:sup>
-          </m:sSup>
-          <m:r>
-            <m:rPr>
-              <m:sty m:val="p"/>
-            </m:rPr>
-            <m:t>⟂</m:t>
-          </m:r>
-          <m:r>
-            <m:t>​</m:t>
-          </m:r>
-          <m:r>
-            <m:t>​</m:t>
-          </m:r>
-          <m:r>
-            <m:t>​</m:t>
-          </m:r>
-          <m:r>
-            <m:rPr>
-              <m:sty m:val="p"/>
-            </m:rPr>
-            <m:t>⟂</m:t>
-          </m:r>
-          <m:r>
-            <m:t>A</m:t>
-          </m:r>
-          <m:r>
-            <m:rPr>
-              <m:sty m:val="p"/>
-            </m:rPr>
-            <m:t>∣</m:t>
-          </m:r>
-          <m:r>
-            <m:t>L</m:t>
-          </m:r>
-        </m:oMath>
-      </m:oMathPara>
-    </w:p>
+    <w:tbl>
+      <w:tblPr>
+        <w:tblStyle w:val="Table"/>
+        <w:tblInd w:w="164" w:type="dxa"/>
+        <w:tblBorders>
+          <w:left w:val="single" w:sz="24" w:space="0" w:color="909090"/>
+        </w:tblBorders>
+        <w:tblCellMar>
+          <w:left w:w="0" w:type="dxa"/>
+          <w:right w:w="0" w:type="dxa"/>
+        </w:tblCellMar>
+        <w:tblLook w:firstRow="0" w:lastRow="0" w:firstColumn="0" w:lastColumn="0" w:noHBand="0" w:noVBand="0" w:val="0000"/>
+      </w:tblPr>
+      <w:tblGrid>
+        <w:gridCol w:w="7920"/>
+      </w:tblGrid>
+      <w:tr>
+        <w:trPr>
+          <w:cantSplit/>
+        </w:trPr>
+        <w:tc>
+          <w:tcPr>
+            <w:tcMar>
+              <w:left w:w="144" w:type="dxa"/>
+            </w:tcMar>
+          </w:tcPr>
+          <w:p>
+            <w:pPr>
+              <w:pStyle w:val="FirstParagraph"/>
+            </w:pPr>
+            <w:pPr>
+              <w:spacing w:before="16" w:after="64"/>
+            </w:pPr>
+          </w:p>
+          <w:bookmarkStart w:id="16" w:name="exm-nhefs-confounders"/>
+          <w:p>
+            <w:pPr>
+              <w:pStyle w:val="BodyText"/>
+            </w:pPr>
+            <w:r>
+              <w:rPr>
+                <w:b/>
+                <w:bCs/>
+              </w:rPr>
+              <w:t xml:space="preserve">Example 3 (NHEFS: Measured Confounders)</w:t>
+            </w:r>
+            <w:r>
+              <w:t xml:space="preserve"> </w:t>
+            </w:r>
+            <w:r>
+              <w:t xml:space="preserve">We assume that these 9 baseline variables, collected in the vector</w:t>
+            </w:r>
+            <w:r>
+              <w:t xml:space="preserve"> </w:t>
+            </w:r>
+            <m:oMath>
+              <m:r>
+                <m:t>L</m:t>
+              </m:r>
+            </m:oMath>
+            <w:r>
+              <w:t xml:space="preserve">, suffice to adjust for confounding:</w:t>
+            </w:r>
+          </w:p>
+          <w:p>
+            <w:pPr>
+              <w:pStyle w:val="Compact"/>
+              <w:numPr>
+                <w:ilvl w:val="0"/>
+                <w:numId w:val="1002"/>
+              </w:numPr>
+            </w:pPr>
+            <w:r>
+              <w:t xml:space="preserve">Sex (0: male, 1: female)</w:t>
+            </w:r>
+          </w:p>
+          <w:p>
+            <w:pPr>
+              <w:pStyle w:val="Compact"/>
+              <w:numPr>
+                <w:ilvl w:val="0"/>
+                <w:numId w:val="1002"/>
+              </w:numPr>
+            </w:pPr>
+            <w:r>
+              <w:t xml:space="preserve">Age (years)</w:t>
+            </w:r>
+          </w:p>
+          <w:p>
+            <w:pPr>
+              <w:pStyle w:val="Compact"/>
+              <w:numPr>
+                <w:ilvl w:val="0"/>
+                <w:numId w:val="1002"/>
+              </w:numPr>
+            </w:pPr>
+            <w:r>
+              <w:t xml:space="preserve">Race (0: white, 1: other)</w:t>
+            </w:r>
+          </w:p>
+          <w:p>
+            <w:pPr>
+              <w:pStyle w:val="Compact"/>
+              <w:numPr>
+                <w:ilvl w:val="0"/>
+                <w:numId w:val="1002"/>
+              </w:numPr>
+            </w:pPr>
+            <w:r>
+              <w:t xml:space="preserve">Education (5 categories)</w:t>
+            </w:r>
+          </w:p>
+          <w:p>
+            <w:pPr>
+              <w:pStyle w:val="Compact"/>
+              <w:numPr>
+                <w:ilvl w:val="0"/>
+                <w:numId w:val="1002"/>
+              </w:numPr>
+            </w:pPr>
+            <w:r>
+              <w:t xml:space="preserve">Intensity of smoking (cigarettes per day)</w:t>
+            </w:r>
+          </w:p>
+          <w:p>
+            <w:pPr>
+              <w:pStyle w:val="Compact"/>
+              <w:numPr>
+                <w:ilvl w:val="0"/>
+                <w:numId w:val="1002"/>
+              </w:numPr>
+            </w:pPr>
+            <w:r>
+              <w:t xml:space="preserve">Duration of smoking (years)</w:t>
+            </w:r>
+          </w:p>
+          <w:p>
+            <w:pPr>
+              <w:pStyle w:val="Compact"/>
+              <w:numPr>
+                <w:ilvl w:val="0"/>
+                <w:numId w:val="1002"/>
+              </w:numPr>
+            </w:pPr>
+            <w:r>
+              <w:t xml:space="preserve">Physical activity in daily life (3 categories)</w:t>
+            </w:r>
+          </w:p>
+          <w:p>
+            <w:pPr>
+              <w:pStyle w:val="Compact"/>
+              <w:numPr>
+                <w:ilvl w:val="0"/>
+                <w:numId w:val="1002"/>
+              </w:numPr>
+            </w:pPr>
+            <w:r>
+              <w:t xml:space="preserve">Recreational exercise (3 categories)</w:t>
+            </w:r>
+          </w:p>
+          <w:p>
+            <w:pPr>
+              <w:pStyle w:val="Compact"/>
+              <w:numPr>
+                <w:ilvl w:val="0"/>
+                <w:numId w:val="1002"/>
+              </w:numPr>
+            </w:pPr>
+            <w:r>
+              <w:t xml:space="preserve">Weight (kg)</w:t>
+            </w:r>
+          </w:p>
+          <w:p>
+            <w:pPr>
+              <w:pStyle w:val="FirstParagraph"/>
+            </w:pPr>
+            <w:r>
+              <w:rPr>
+                <w:b/>
+                <w:bCs/>
+              </w:rPr>
+              <w:t xml:space="preserve">Assumption</w:t>
+            </w:r>
+            <w:r>
+              <w:t xml:space="preserve">: conditional exchangeability given</w:t>
+            </w:r>
+            <w:r>
+              <w:t xml:space="preserve"> </w:t>
+            </w:r>
+            <m:oMath>
+              <m:r>
+                <m:t>L</m:t>
+              </m:r>
+            </m:oMath>
+            <w:r>
+              <w:t xml:space="preserve">:</w:t>
+            </w:r>
+          </w:p>
+          <w:p>
+            <w:pPr>
+              <w:pStyle w:val="BodyText"/>
+            </w:pPr>
+            <m:oMathPara>
+              <m:oMathParaPr>
+                <m:jc m:val="center"/>
+              </m:oMathParaPr>
+              <m:oMath>
+                <m:sSup>
+                  <m:e>
+                    <m:r>
+                      <m:t>Y</m:t>
+                    </m:r>
+                  </m:e>
+                  <m:sup>
+                    <m:r>
+                      <m:t>a</m:t>
+                    </m:r>
+                  </m:sup>
+                </m:sSup>
+                <m:r>
+                  <m:rPr>
+                    <m:sty m:val="p"/>
+                  </m:rPr>
+                  <m:t>⟂</m:t>
+                </m:r>
+                <m:r>
+                  <m:t>​</m:t>
+                </m:r>
+                <m:r>
+                  <m:t>​</m:t>
+                </m:r>
+                <m:r>
+                  <m:t>​</m:t>
+                </m:r>
+                <m:r>
+                  <m:rPr>
+                    <m:sty m:val="p"/>
+                  </m:rPr>
+                  <m:t>⟂</m:t>
+                </m:r>
+                <m:r>
+                  <m:t>A</m:t>
+                </m:r>
+                <m:r>
+                  <m:rPr>
+                    <m:sty m:val="p"/>
+                  </m:rPr>
+                  <m:t>∣</m:t>
+                </m:r>
+                <m:r>
+                  <m:t>L</m:t>
+                </m:r>
+              </m:oMath>
+            </m:oMathPara>
+          </w:p>
+          <w:bookmarkEnd w:id="16"/>
+        </w:tc>
+      </w:tr>
+    </w:tbl>
     <w:p>
       <w:pPr>
         <w:pStyle w:val="FirstParagraph"/>
@@ -1659,18 +1767,18 @@
                 <wp:inline>
                   <wp:extent cx="152400" cy="152400"/>
                   <wp:effectExtent b="0" l="0" r="0" t="0"/>
-                  <wp:docPr descr="" title="" id="16" name="Picture"/>
+                  <wp:docPr descr="" title="" id="18" name="Picture"/>
                   <a:graphic>
                     <a:graphicData uri="http://schemas.openxmlformats.org/drawingml/2006/picture">
                       <pic:pic>
                         <pic:nvPicPr>
-                          <pic:cNvPr descr="/opt/quarto/share/formats/docx/note.png" id="17" name="Picture"/>
+                          <pic:cNvPr descr="/opt/quarto/share/formats/docx/note.png" id="19" name="Picture"/>
                           <pic:cNvPicPr>
                             <a:picLocks noChangeArrowheads="1" noChangeAspect="1"/>
                           </pic:cNvPicPr>
                         </pic:nvPicPr>
                         <pic:blipFill>
-                          <a:blip r:embed="rId15"/>
+                          <a:blip r:embed="rId17"/>
                           <a:stretch>
                             <a:fillRect/>
                           </a:stretch>
@@ -1862,9 +1970,9 @@
         </w:tc>
       </w:tr>
     </w:tbl>
-    <w:bookmarkEnd w:id="18"/>
-    <w:bookmarkEnd w:id="19"/>
-    <w:bookmarkStart w:id="34" w:name="X26c79ae1b329cf39aab80703dcc64b44717c376"/>
+    <w:bookmarkEnd w:id="20"/>
+    <w:bookmarkEnd w:id="21"/>
+    <w:bookmarkStart w:id="37" w:name="X26c79ae1b329cf39aab80703dcc64b44717c376"/>
     <w:p>
       <w:pPr>
         <w:pStyle w:val="Heading2"/>
@@ -1884,12 +1992,12 @@
       <w:pPr>
         <w:pStyle w:val="FirstParagraph"/>
       </w:pPr>
-      <w:ins w:id="34" w:author="PR Preview" w:date="2024-01-01T00:00:00Z">
+      <w:ins w:id="21" w:author="PR Preview" w:date="2024-01-01T00:00:00Z">
         <w:r>
           <w:t xml:space="preserve">IP weighting creates a pseudo-population in which the arrow from</w:t>
         </w:r>
       </w:ins>
-      <w:ins w:id="34" w:author="PR Preview" w:date="2024-01-01T00:00:00Z">
+      <w:ins w:id="21" w:author="PR Preview" w:date="2024-01-01T00:00:00Z">
         <w:r>
           <w:t xml:space="preserve"> </w:t>
         </w:r>
@@ -1899,17 +2007,17 @@
           <m:t>L</m:t>
         </m:r>
       </m:oMath>
-      <w:ins w:id="34" w:author="PR Preview" w:date="2024-01-01T00:00:00Z">
+      <w:ins w:id="21" w:author="PR Preview" w:date="2024-01-01T00:00:00Z">
         <w:r>
           <w:t xml:space="preserve"> </w:t>
         </w:r>
       </w:ins>
-      <w:ins w:id="34" w:author="PR Preview" w:date="2024-01-01T00:00:00Z">
+      <w:ins w:id="21" w:author="PR Preview" w:date="2024-01-01T00:00:00Z">
         <w:r>
           <w:t xml:space="preserve">to</w:t>
         </w:r>
       </w:ins>
-      <w:ins w:id="34" w:author="PR Preview" w:date="2024-01-01T00:00:00Z">
+      <w:ins w:id="21" w:author="PR Preview" w:date="2024-01-01T00:00:00Z">
         <w:r>
           <w:t xml:space="preserve"> </w:t>
         </w:r>
@@ -1919,12 +2027,12 @@
           <m:t>A</m:t>
         </m:r>
       </m:oMath>
-      <w:ins w:id="34" w:author="PR Preview" w:date="2024-01-01T00:00:00Z">
+      <w:ins w:id="21" w:author="PR Preview" w:date="2024-01-01T00:00:00Z">
         <w:r>
           <w:t xml:space="preserve"> </w:t>
         </w:r>
       </w:ins>
-      <w:ins w:id="34" w:author="PR Preview" w:date="2024-01-01T00:00:00Z">
+      <w:ins w:id="21" w:author="PR Preview" w:date="2024-01-01T00:00:00Z">
         <w:r>
           <w:t xml:space="preserve">is removed.</w:t>
         </w:r>
@@ -1964,7 +2072,7 @@
               <w:spacing w:before="16" w:after="64"/>
             </w:pPr>
           </w:p>
-          <w:bookmarkStart w:id="20" w:name="prp-pseudo-population"/>
+          <w:bookmarkStart w:id="22" w:name="prp-pseudo-population"/>
           <w:p>
             <w:pPr>
               <w:pStyle w:val="BodyText"/>
@@ -2400,7 +2508,7 @@
               <w:t xml:space="preserve">association is causation in the pseudo-population.</w:t>
             </w:r>
           </w:p>
-          <w:bookmarkEnd w:id="20"/>
+          <w:bookmarkEnd w:id="22"/>
         </w:tc>
       </w:tr>
     </w:tbl>
@@ -2411,7 +2519,7 @@
         </w:pict>
       </w:r>
     </w:p>
-    <w:bookmarkStart w:id="22" w:name="ip-weights-definition"/>
+    <w:bookmarkStart w:id="24" w:name="ip-weights-definition"/>
     <w:p>
       <w:pPr>
         <w:pStyle w:val="Heading3"/>
@@ -2454,7 +2562,7 @@
               <w:spacing w:before="16" w:after="64"/>
             </w:pPr>
           </w:p>
-          <w:bookmarkStart w:id="21" w:name="def-ip-weights"/>
+          <w:bookmarkStart w:id="23" w:name="def-ip-weights"/>
           <w:p>
             <w:pPr>
               <w:pStyle w:val="BodyText"/>
@@ -2937,7 +3045,7 @@
               <w:t xml:space="preserve">needs to be estimated.</w:t>
             </w:r>
           </w:p>
-          <w:bookmarkEnd w:id="21"/>
+          <w:bookmarkEnd w:id="23"/>
         </w:tc>
       </w:tr>
     </w:tbl>
@@ -3145,8 +3253,8 @@
         </w:pict>
       </w:r>
     </w:p>
-    <w:bookmarkEnd w:id="22"/>
-    <w:bookmarkStart w:id="23" w:name="why-modeling-is-needed"/>
+    <w:bookmarkEnd w:id="24"/>
+    <w:bookmarkStart w:id="26" w:name="why-modeling-is-needed"/>
     <w:p>
       <w:pPr>
         <w:pStyle w:val="Heading3"/>
@@ -3155,148 +3263,197 @@
         <w:t xml:space="preserve">2.2 Why Modeling Is Needed</w:t>
       </w:r>
     </w:p>
+    <w:tbl>
+      <w:tblPr>
+        <w:tblStyle w:val="Table"/>
+        <w:tblInd w:w="164" w:type="dxa"/>
+        <w:tblBorders>
+          <w:left w:val="single" w:sz="24" w:space="0" w:color="909090"/>
+        </w:tblBorders>
+        <w:tblCellMar>
+          <w:left w:w="0" w:type="dxa"/>
+          <w:right w:w="0" w:type="dxa"/>
+        </w:tblCellMar>
+        <w:tblLook w:firstRow="0" w:lastRow="0" w:firstColumn="0" w:lastColumn="0" w:noHBand="0" w:noVBand="0" w:val="0000"/>
+      </w:tblPr>
+      <w:tblGrid>
+        <w:gridCol w:w="7920"/>
+      </w:tblGrid>
+      <w:tr>
+        <w:trPr>
+          <w:cantSplit/>
+        </w:trPr>
+        <w:tc>
+          <w:tcPr>
+            <w:tcMar>
+              <w:left w:w="144" w:type="dxa"/>
+            </w:tcMar>
+          </w:tcPr>
+          <w:p>
+            <w:pPr>
+              <w:pStyle w:val="FirstParagraph"/>
+            </w:pPr>
+            <w:pPr>
+              <w:spacing w:before="16" w:after="64"/>
+            </w:pPr>
+          </w:p>
+          <w:bookmarkStart w:id="25" w:name="rem-why-model-weights"/>
+          <w:p>
+            <w:pPr>
+              <w:pStyle w:val="BodyText"/>
+            </w:pPr>
+            <w:r>
+              <w:rPr>
+                <w:i/>
+                <w:iCs/>
+              </w:rPr>
+              <w:t xml:space="preserve">Remark 1</w:t>
+            </w:r>
+            <w:r>
+              <w:t xml:space="preserve"> (Nonparametric Weights Are Infeasible Here). </w:t>
+            </w:r>
+            <w:r>
+              <w:t xml:space="preserve">In Section 2.4,</w:t>
+            </w:r>
+            <w:r>
+              <w:t xml:space="preserve"> </w:t>
+            </w:r>
+            <m:oMath>
+              <m:r>
+                <m:rPr>
+                  <m:sty m:val="p"/>
+                </m:rPr>
+                <m:t>Pr</m:t>
+              </m:r>
+              <m:r>
+                <m:rPr>
+                  <m:sty m:val="p"/>
+                </m:rPr>
+                <m:t>[</m:t>
+              </m:r>
+              <m:r>
+                <m:t>A</m:t>
+              </m:r>
+              <m:r>
+                <m:rPr>
+                  <m:sty m:val="p"/>
+                </m:rPr>
+                <m:t>=</m:t>
+              </m:r>
+              <m:r>
+                <m:t>1</m:t>
+              </m:r>
+              <m:r>
+                <m:rPr>
+                  <m:sty m:val="p"/>
+                </m:rPr>
+                <m:t>∣</m:t>
+              </m:r>
+              <m:r>
+                <m:t>L</m:t>
+              </m:r>
+              <m:r>
+                <m:rPr>
+                  <m:sty m:val="p"/>
+                </m:rPr>
+                <m:t>]</m:t>
+              </m:r>
+            </m:oMath>
+            <w:r>
+              <w:t xml:space="preserve"> </w:t>
+            </w:r>
+            <w:r>
+              <w:t xml:space="preserve">was estimated nonparametrically, by the proportion treated within each stratum of</w:t>
+            </w:r>
+            <w:r>
+              <w:t xml:space="preserve"> </w:t>
+            </w:r>
+            <m:oMath>
+              <m:r>
+                <m:t>L</m:t>
+              </m:r>
+            </m:oMath>
+            <w:r>
+              <w:t xml:space="preserve">.</w:t>
+            </w:r>
+            <w:r>
+              <w:t xml:space="preserve"> </w:t>
+            </w:r>
+            <w:r>
+              <w:t xml:space="preserve">That is impossible here:</w:t>
+            </w:r>
+          </w:p>
+          <w:p>
+            <w:pPr>
+              <w:pStyle w:val="Compact"/>
+              <w:numPr>
+                <w:ilvl w:val="0"/>
+                <w:numId w:val="1007"/>
+              </w:numPr>
+            </w:pPr>
+            <w:r>
+              <w:t xml:space="preserve">Even recoding all 9 confounders except age to at most 6 categories each gives a tree with over 2 million branches.</w:t>
+            </w:r>
+          </w:p>
+          <w:p>
+            <w:pPr>
+              <w:pStyle w:val="Compact"/>
+              <w:numPr>
+                <w:ilvl w:val="0"/>
+                <w:numId w:val="1007"/>
+              </w:numPr>
+            </w:pPr>
+            <w:r>
+              <w:t xml:space="preserve">With the actual ranges of smoking intensity, duration, and weight, there are many millions of strata.</w:t>
+            </w:r>
+          </w:p>
+          <w:p>
+            <w:pPr>
+              <w:pStyle w:val="Compact"/>
+              <w:numPr>
+                <w:ilvl w:val="0"/>
+                <w:numId w:val="1007"/>
+              </w:numPr>
+            </w:pPr>
+            <w:r>
+              <w:t xml:space="preserve">1566 individuals cannot yield meaningful stratum-specific estimates across millions of strata.</w:t>
+            </w:r>
+          </w:p>
+          <w:p>
+            <w:pPr>
+              <w:pStyle w:val="FirstParagraph"/>
+            </w:pPr>
+            <w:r>
+              <w:t xml:space="preserve">This is the curse of dimensionality introduced in Chapter 10, so we resort to a model.</w:t>
+            </w:r>
+          </w:p>
+          <w:bookmarkEnd w:id="25"/>
+        </w:tc>
+      </w:tr>
+    </w:tbl>
+    <w:p>
+      <w:r>
+        <w:pict>
+          <v:rect style="width:0;height:1.5pt" o:hralign="center" o:hrstd="t" o:hr="t"/>
+        </w:pict>
+      </w:r>
+    </w:p>
+    <w:bookmarkEnd w:id="26"/>
+    <w:bookmarkStart w:id="28" w:name="the-treatment-model"/>
+    <w:p>
+      <w:pPr>
+        <w:pStyle w:val="Heading3"/>
+      </w:pPr>
+      <w:r>
+        <w:t xml:space="preserve">2.3 The Treatment Model</w:t>
+      </w:r>
+    </w:p>
+    <w:bookmarkStart w:id="27" w:name="alg-estimate-ip-weights"/>
     <w:p>
       <w:pPr>
         <w:pStyle w:val="FirstParagraph"/>
       </w:pPr>
-      <w:r>
-        <w:t xml:space="preserve">In Section 2.4,</w:t>
-      </w:r>
-      <w:r>
-        <w:t xml:space="preserve"> </w:t>
-      </w:r>
-      <m:oMath>
-        <m:r>
-          <m:rPr>
-            <m:sty m:val="p"/>
-          </m:rPr>
-          <m:t>Pr</m:t>
-        </m:r>
-        <m:r>
-          <m:rPr>
-            <m:sty m:val="p"/>
-          </m:rPr>
-          <m:t>[</m:t>
-        </m:r>
-        <m:r>
-          <m:t>A</m:t>
-        </m:r>
-        <m:r>
-          <m:rPr>
-            <m:sty m:val="p"/>
-          </m:rPr>
-          <m:t>=</m:t>
-        </m:r>
-        <m:r>
-          <m:t>1</m:t>
-        </m:r>
-        <m:r>
-          <m:rPr>
-            <m:sty m:val="p"/>
-          </m:rPr>
-          <m:t>∣</m:t>
-        </m:r>
-        <m:r>
-          <m:t>L</m:t>
-        </m:r>
-        <m:r>
-          <m:rPr>
-            <m:sty m:val="p"/>
-          </m:rPr>
-          <m:t>]</m:t>
-        </m:r>
-      </m:oMath>
-      <w:r>
-        <w:t xml:space="preserve"> </w:t>
-      </w:r>
-      <w:r>
-        <w:t xml:space="preserve">was estimated nonparametrically, by the proportion treated within each stratum of</w:t>
-      </w:r>
-      <w:r>
-        <w:t xml:space="preserve"> </w:t>
-      </w:r>
-      <m:oMath>
-        <m:r>
-          <m:t>L</m:t>
-        </m:r>
-      </m:oMath>
-      <w:r>
-        <w:t xml:space="preserve">.</w:t>
-      </w:r>
-      <w:r>
-        <w:t xml:space="preserve"> </w:t>
-      </w:r>
-      <w:r>
-        <w:t xml:space="preserve">That is impossible here:</w:t>
-      </w:r>
-    </w:p>
-    <w:p>
-      <w:pPr>
-        <w:pStyle w:val="Compact"/>
-        <w:numPr>
-          <w:ilvl w:val="0"/>
-          <w:numId w:val="1007"/>
-        </w:numPr>
-      </w:pPr>
-      <w:r>
-        <w:t xml:space="preserve">Even recoding all 9 confounders except age to at most 6 categories each gives a tree with over 2 million branches.</w:t>
-      </w:r>
-    </w:p>
-    <w:p>
-      <w:pPr>
-        <w:pStyle w:val="Compact"/>
-        <w:numPr>
-          <w:ilvl w:val="0"/>
-          <w:numId w:val="1007"/>
-        </w:numPr>
-      </w:pPr>
-      <w:r>
-        <w:t xml:space="preserve">With the actual ranges of smoking intensity, duration, and weight, there are many millions of strata.</w:t>
-      </w:r>
-    </w:p>
-    <w:p>
-      <w:pPr>
-        <w:pStyle w:val="Compact"/>
-        <w:numPr>
-          <w:ilvl w:val="0"/>
-          <w:numId w:val="1007"/>
-        </w:numPr>
-      </w:pPr>
-      <w:r>
-        <w:t xml:space="preserve">1566 individuals cannot yield meaningful stratum-specific estimates across millions of strata.</w:t>
-      </w:r>
-    </w:p>
-    <w:p>
-      <w:pPr>
-        <w:pStyle w:val="FirstParagraph"/>
-      </w:pPr>
-      <w:r>
-        <w:t xml:space="preserve">This is the curse of dimensionality introduced in Chapter 10, so we resort to a model.</w:t>
-      </w:r>
-    </w:p>
-    <w:p>
-      <w:r>
-        <w:pict>
-          <v:rect style="width:0;height:1.5pt" o:hralign="center" o:hrstd="t" o:hr="t"/>
-        </w:pict>
-      </w:r>
-    </w:p>
-    <w:bookmarkEnd w:id="23"/>
-    <w:bookmarkStart w:id="25" w:name="the-treatment-model"/>
-    <w:p>
-      <w:pPr>
-        <w:pStyle w:val="Heading3"/>
-      </w:pPr>
-      <w:r>
-        <w:t xml:space="preserve">2.3 The Treatment Model</w:t>
-      </w:r>
-    </w:p>
-    <w:bookmarkStart w:id="24" w:name="alg-estimate-ip-weights"/>
-    <w:p>
-      <w:pPr>
-        <w:pStyle w:val="FirstParagraph"/>
-      </w:pPr>
-      <w:ins w:id="1047" w:author="PR Preview" w:date="2024-01-01T00:00:00Z">
+      <w:ins w:id="1029" w:author="PR Preview" w:date="2024-01-01T00:00:00Z">
         <w:r>
           <w:rPr>
             <w:b/>
@@ -3305,12 +3462,12 @@
           <w:t xml:space="preserve">Algorithm 1 (Estimating IP Weights with a Treatment Model)</w:t>
         </w:r>
       </w:ins>
-      <w:ins w:id="1047" w:author="PR Preview" w:date="2024-01-01T00:00:00Z">
+      <w:ins w:id="1029" w:author="PR Preview" w:date="2024-01-01T00:00:00Z">
         <w:r>
           <w:t xml:space="preserve"> </w:t>
         </w:r>
       </w:ins>
-      <w:ins w:id="1047" w:author="PR Preview" w:date="2024-01-01T00:00:00Z">
+      <w:ins w:id="1029" w:author="PR Preview" w:date="2024-01-01T00:00:00Z">
         <w:r>
           <w:t xml:space="preserve"> </w:t>
         </w:r>
@@ -3318,7 +3475,6 @@
     </w:p>
     <w:p>
       <w:pPr>
-        <w:pStyle w:val="Compact"/>
         <w:numPr>
           <w:ilvl w:val="0"/>
           <w:numId w:val="1008"/>
@@ -3404,13 +3560,12 @@
     </w:p>
     <w:p>
       <w:pPr>
-        <w:pStyle w:val="Compact"/>
         <w:numPr>
           <w:ilvl w:val="0"/>
           <w:numId w:val="1008"/>
         </w:numPr>
       </w:pPr>
-      <w:ins w:id="51" w:author="PR Preview" w:date="2024-01-01T00:00:00Z">
+      <w:ins w:id="33" w:author="PR Preview" w:date="2024-01-01T00:00:00Z">
         <w:r>
           <w:t xml:space="preserve">For each individual, compute</w:t>
         </w:r>
@@ -3644,17 +3799,17 @@
           <m:t>]</m:t>
         </m:r>
       </m:oMath>
-      <w:ins w:id="53" w:author="PR Preview" w:date="2024-01-01T00:00:00Z">
+      <w:ins w:id="35" w:author="PR Preview" w:date="2024-01-01T00:00:00Z">
         <w:r>
           <w:t xml:space="preserve"> </w:t>
         </w:r>
       </w:ins>
-      <w:ins w:id="53" w:author="PR Preview" w:date="2024-01-01T00:00:00Z">
+      <w:ins w:id="35" w:author="PR Preview" w:date="2024-01-01T00:00:00Z">
         <w:r>
           <w:t xml:space="preserve">if</w:t>
         </w:r>
       </w:ins>
-      <w:ins w:id="53" w:author="PR Preview" w:date="2024-01-01T00:00:00Z">
+      <w:ins w:id="35" w:author="PR Preview" w:date="2024-01-01T00:00:00Z">
         <w:r>
           <w:t xml:space="preserve"> </w:t>
         </w:r>
@@ -3673,7 +3828,7 @@
           <m:t>0</m:t>
         </m:r>
       </m:oMath>
-      <w:ins w:id="53" w:author="PR Preview" w:date="2024-01-01T00:00:00Z">
+      <w:ins w:id="35" w:author="PR Preview" w:date="2024-01-01T00:00:00Z">
         <w:r>
           <w:t xml:space="preserve">.</w:t>
         </w:r>
@@ -3681,18 +3836,17 @@
     </w:p>
     <w:p>
       <w:pPr>
-        <w:pStyle w:val="Compact"/>
         <w:numPr>
           <w:ilvl w:val="0"/>
           <w:numId w:val="1008"/>
         </w:numPr>
       </w:pPr>
-      <w:ins w:id="54" w:author="PR Preview" w:date="2024-01-01T00:00:00Z">
+      <w:ins w:id="36" w:author="PR Preview" w:date="2024-01-01T00:00:00Z">
         <w:r>
           <w:t xml:space="preserve">Set</w:t>
         </w:r>
       </w:ins>
-      <w:ins w:id="54" w:author="PR Preview" w:date="2024-01-01T00:00:00Z">
+      <w:ins w:id="36" w:author="PR Preview" w:date="2024-01-01T00:00:00Z">
         <w:r>
           <w:t xml:space="preserve"> </w:t>
         </w:r>
@@ -3767,13 +3921,13 @@
           <m:t>)</m:t>
         </m:r>
       </m:oMath>
-      <w:ins w:id="54" w:author="PR Preview" w:date="2024-01-01T00:00:00Z">
+      <w:ins w:id="36" w:author="PR Preview" w:date="2024-01-01T00:00:00Z">
         <w:r>
           <w:t xml:space="preserve">.</w:t>
         </w:r>
       </w:ins>
     </w:p>
-    <w:bookmarkEnd w:id="24"/>
+    <w:bookmarkEnd w:id="27"/>
     <w:p>
       <w:pPr>
         <w:pStyle w:val="FirstParagraph"/>
@@ -3882,8 +4036,8 @@
         </w:pict>
       </w:r>
     </w:p>
-    <w:bookmarkEnd w:id="25"/>
-    <w:bookmarkStart w:id="28" w:name="X769832556f4f0e733779e589d8bcc3c98c535f9"/>
+    <w:bookmarkEnd w:id="28"/>
+    <w:bookmarkStart w:id="31" w:name="X769832556f4f0e733779e589d8bcc3c98c535f9"/>
     <w:p>
       <w:pPr>
         <w:pStyle w:val="Heading3"/>
@@ -3984,12 +4138,12 @@
       <w:pPr>
         <w:pStyle w:val="FirstParagraph"/>
       </w:pPr>
-      <w:ins w:id="60" w:author="PR Preview" w:date="2024-01-01T00:00:00Z">
+      <w:ins w:id="42" w:author="PR Preview" w:date="2024-01-01T00:00:00Z">
         <w:r>
           <w:t xml:space="preserve">by weighted least squares with weights</w:t>
         </w:r>
       </w:ins>
-      <w:ins w:id="60" w:author="PR Preview" w:date="2024-01-01T00:00:00Z">
+      <w:ins w:id="42" w:author="PR Preview" w:date="2024-01-01T00:00:00Z">
         <w:r>
           <w:t xml:space="preserve"> </w:t>
         </w:r>
@@ -4015,7 +4169,7 @@
           </m:sup>
         </m:sSup>
       </m:oMath>
-      <w:ins w:id="60" w:author="PR Preview" w:date="2024-01-01T00:00:00Z">
+      <w:ins w:id="42" w:author="PR Preview" w:date="2024-01-01T00:00:00Z">
         <w:r>
           <w:t xml:space="preserve">.</w:t>
         </w:r>
@@ -4055,7 +4209,7 @@
               <w:spacing w:before="16" w:after="64"/>
             </w:pPr>
           </w:p>
-          <w:bookmarkStart w:id="26" w:name="def-weighted-least-squares"/>
+          <w:bookmarkStart w:id="29" w:name="def-weighted-least-squares"/>
           <w:p>
             <w:pPr>
               <w:pStyle w:val="BodyText"/>
@@ -4399,7 +4553,7 @@
               </m:oMath>
             </m:oMathPara>
           </w:p>
-          <w:bookmarkEnd w:id="26"/>
+          <w:bookmarkEnd w:id="29"/>
         </w:tc>
       </w:tr>
     </w:tbl>
@@ -5053,7 +5207,7 @@
               <w:spacing w:before="16" w:after="64"/>
             </w:pPr>
           </w:p>
-          <w:bookmarkStart w:id="27" w:name="exm-nhefs-ipw"/>
+          <w:bookmarkStart w:id="30" w:name="exm-nhefs-ipw"/>
           <w:p>
             <w:pPr>
               <w:pStyle w:val="BodyText"/>
@@ -5063,7 +5217,7 @@
                 <w:b/>
                 <w:bCs/>
               </w:rPr>
-              <w:t xml:space="preserve">Example 3 (NHEFS: Nonstabilized IP Weighting)</w:t>
+              <w:t xml:space="preserve">Example 4 (NHEFS: Nonstabilized IP Weighting)</w:t>
             </w:r>
             <w:r>
               <w:t xml:space="preserve"> </w:t>
@@ -5179,7 +5333,7 @@
               <w:t xml:space="preserve">Compare with the unadjusted difference of 2.5 kg.</w:t>
             </w:r>
           </w:p>
-          <w:bookmarkEnd w:id="27"/>
+          <w:bookmarkEnd w:id="30"/>
         </w:tc>
       </w:tr>
     </w:tbl>
@@ -5198,8 +5352,8 @@
         </w:pict>
       </w:r>
     </w:p>
-    <w:bookmarkEnd w:id="28"/>
-    <w:bookmarkStart w:id="33" w:name="X465bf72047e5e9d757ab7c7ef0f658173e39e2a"/>
+    <w:bookmarkEnd w:id="31"/>
+    <w:bookmarkStart w:id="36" w:name="X465bf72047e5e9d757ab7c7ef0f658173e39e2a"/>
     <w:p>
       <w:pPr>
         <w:pStyle w:val="Heading3"/>
@@ -5242,7 +5396,7 @@
               <w:spacing w:before="16" w:after="64"/>
             </w:pPr>
           </w:p>
-          <w:bookmarkStart w:id="29" w:name="rem-ipw-confidence-intervals"/>
+          <w:bookmarkStart w:id="32" w:name="rem-ipw-confidence-intervals"/>
           <w:p>
             <w:pPr>
               <w:pStyle w:val="BodyText"/>
@@ -5252,7 +5406,7 @@
                 <w:i/>
                 <w:iCs/>
               </w:rPr>
-              <w:t xml:space="preserve">Remark 1</w:t>
+              <w:t xml:space="preserve">Remark 2</w:t>
             </w:r>
             <w:r>
               <w:t xml:space="preserve"> (Confidence Intervals Must Account for the Weighting). </w:t>
@@ -5389,7 +5543,7 @@
               <w:t xml:space="preserve">All confidence intervals for IP weighted estimates in this chapter are of this conservative kind.</w:t>
             </w:r>
           </w:p>
-          <w:bookmarkEnd w:id="29"/>
+          <w:bookmarkEnd w:id="32"/>
         </w:tc>
       </w:tr>
     </w:tbl>
@@ -5554,18 +5708,18 @@
                 <wp:inline>
                   <wp:extent cx="152400" cy="152400"/>
                   <wp:effectExtent b="0" l="0" r="0" t="0"/>
-                  <wp:docPr descr="" title="" id="30" name="Picture"/>
+                  <wp:docPr descr="" title="" id="33" name="Picture"/>
                   <a:graphic>
                     <a:graphicData uri="http://schemas.openxmlformats.org/drawingml/2006/picture">
                       <pic:pic>
                         <pic:nvPicPr>
-                          <pic:cNvPr descr="/opt/quarto/share/formats/docx/note.png" id="31" name="Picture"/>
+                          <pic:cNvPr descr="/opt/quarto/share/formats/docx/note.png" id="34" name="Picture"/>
                           <pic:cNvPicPr>
                             <a:picLocks noChangeArrowheads="1" noChangeAspect="1"/>
                           </pic:cNvPicPr>
                         </pic:nvPicPr>
                         <pic:blipFill>
-                          <a:blip r:embed="rId15"/>
+                          <a:blip r:embed="rId17"/>
                           <a:stretch>
                             <a:fillRect/>
                           </a:stretch>
@@ -5711,7 +5865,7 @@
               <w:spacing w:before="16" w:after="64"/>
             </w:pPr>
           </w:p>
-          <w:bookmarkStart w:id="32" w:name="def-ht-hajek"/>
+          <w:bookmarkStart w:id="35" w:name="def-ht-hajek"/>
           <w:p>
             <w:pPr>
               <w:pStyle w:val="BodyText"/>
@@ -6192,7 +6346,7 @@
               <w:t xml:space="preserve">is the Hajek estimator.</w:t>
             </w:r>
           </w:p>
-          <w:bookmarkEnd w:id="32"/>
+          <w:bookmarkEnd w:id="35"/>
         </w:tc>
       </w:tr>
     </w:tbl>
@@ -7835,9 +7989,9 @@
         <w:t xml:space="preserve">has no causal interpretation.</w:t>
       </w:r>
     </w:p>
-    <w:bookmarkEnd w:id="33"/>
-    <w:bookmarkEnd w:id="34"/>
-    <w:bookmarkStart w:id="45" w:name="stabilized-ip-weights-pp.-167-169"/>
+    <w:bookmarkEnd w:id="36"/>
+    <w:bookmarkEnd w:id="37"/>
+    <w:bookmarkStart w:id="50" w:name="stabilized-ip-weights-pp.-167-169"/>
     <w:p>
       <w:pPr>
         <w:pStyle w:val="Heading2"/>
@@ -7939,239 +8093,293 @@
         <w:t xml:space="preserve">are only one way to get there.</w:t>
       </w:r>
     </w:p>
-    <w:p>
-      <w:pPr>
-        <w:pStyle w:val="Compact"/>
-        <w:numPr>
-          <w:ilvl w:val="0"/>
-          <w:numId w:val="1014"/>
-        </w:numPr>
-      </w:pPr>
-      <w:r>
-        <w:t xml:space="preserve">With weights</w:t>
-      </w:r>
-      <w:r>
-        <w:t xml:space="preserve"> </w:t>
-      </w:r>
-      <m:oMath>
-        <m:r>
-          <m:t>1</m:t>
-        </m:r>
-        <m:r>
-          <m:rPr>
-            <m:sty m:val="p"/>
-          </m:rPr>
-          <m:t>/</m:t>
-        </m:r>
-        <m:r>
-          <m:t>f</m:t>
-        </m:r>
-        <m:r>
-          <m:rPr>
-            <m:sty m:val="p"/>
-          </m:rPr>
-          <m:t>(</m:t>
-        </m:r>
-        <m:r>
-          <m:t>A</m:t>
-        </m:r>
-        <m:r>
-          <m:rPr>
-            <m:sty m:val="p"/>
-          </m:rPr>
-          <m:t>∣</m:t>
-        </m:r>
-        <m:r>
-          <m:t>L</m:t>
-        </m:r>
-        <m:r>
-          <m:rPr>
-            <m:sty m:val="p"/>
-          </m:rPr>
-          <m:t>)</m:t>
-        </m:r>
-      </m:oMath>
-      <w:r>
-        <w:t xml:space="preserve">, a dichotomous treatment yields a pseudo-population twice the size of the study population (mean weight 2): one treated copy and one untreated copy.</w:t>
-      </w:r>
-    </w:p>
-    <w:p>
-      <w:pPr>
-        <w:pStyle w:val="Compact"/>
-        <w:numPr>
-          <w:ilvl w:val="0"/>
-          <w:numId w:val="1014"/>
-        </w:numPr>
-      </w:pPr>
-      <w:r>
-        <w:t xml:space="preserve">With weights</w:t>
-      </w:r>
-      <w:r>
-        <w:t xml:space="preserve"> </w:t>
-      </w:r>
-      <m:oMath>
-        <m:r>
-          <m:t>0.5</m:t>
-        </m:r>
-        <m:r>
-          <m:rPr>
-            <m:sty m:val="p"/>
-          </m:rPr>
-          <m:t>/</m:t>
-        </m:r>
-        <m:r>
-          <m:t>f</m:t>
-        </m:r>
-        <m:r>
-          <m:rPr>
-            <m:sty m:val="p"/>
-          </m:rPr>
-          <m:t>(</m:t>
-        </m:r>
-        <m:r>
-          <m:t>A</m:t>
-        </m:r>
-        <m:r>
-          <m:rPr>
-            <m:sty m:val="p"/>
-          </m:rPr>
-          <m:t>∣</m:t>
-        </m:r>
-        <m:r>
-          <m:t>L</m:t>
-        </m:r>
-        <m:r>
-          <m:rPr>
-            <m:sty m:val="p"/>
-          </m:rPr>
-          <m:t>)</m:t>
-        </m:r>
-      </m:oMath>
-      <w:r>
-        <w:t xml:space="preserve">, everyone has probability 0.5 of each treatment level regardless of</w:t>
-      </w:r>
-      <w:r>
-        <w:t xml:space="preserve"> </w:t>
-      </w:r>
-      <m:oMath>
-        <m:r>
-          <m:t>L</m:t>
-        </m:r>
-      </m:oMath>
-      <w:r>
-        <w:t xml:space="preserve">;</w:t>
-      </w:r>
-      <w:r>
-        <w:t xml:space="preserve"> </w:t>
-      </w:r>
-      <w:r>
-        <w:t xml:space="preserve">this pseudo-population is the same size as the study population (mean weight 1).</w:t>
-      </w:r>
-    </w:p>
-    <w:p>
-      <w:pPr>
-        <w:pStyle w:val="Compact"/>
-        <w:numPr>
-          <w:ilvl w:val="0"/>
-          <w:numId w:val="1014"/>
-        </w:numPr>
-      </w:pPr>
-      <w:r>
-        <w:t xml:space="preserve">More generally, any weights</w:t>
-      </w:r>
-      <w:r>
-        <w:t xml:space="preserve"> </w:t>
-      </w:r>
-      <m:oMath>
-        <m:r>
-          <m:t>p</m:t>
-        </m:r>
-        <m:r>
-          <m:rPr>
-            <m:sty m:val="p"/>
-          </m:rPr>
-          <m:t>/</m:t>
-        </m:r>
-        <m:r>
-          <m:t>f</m:t>
-        </m:r>
-        <m:r>
-          <m:rPr>
-            <m:sty m:val="p"/>
-          </m:rPr>
-          <m:t>(</m:t>
-        </m:r>
-        <m:r>
-          <m:t>A</m:t>
-        </m:r>
-        <m:r>
-          <m:rPr>
-            <m:sty m:val="p"/>
-          </m:rPr>
-          <m:t>∣</m:t>
-        </m:r>
-        <m:r>
-          <m:t>L</m:t>
-        </m:r>
-        <m:r>
-          <m:rPr>
-            <m:sty m:val="p"/>
-          </m:rPr>
-          <m:t>)</m:t>
-        </m:r>
-      </m:oMath>
-      <w:r>
-        <w:t xml:space="preserve"> </w:t>
-      </w:r>
-      <w:r>
-        <w:t xml:space="preserve">with</w:t>
-      </w:r>
-      <w:r>
-        <w:t xml:space="preserve"> </w:t>
-      </w:r>
-      <m:oMath>
-        <m:r>
-          <m:t>0</m:t>
-        </m:r>
-        <m:r>
-          <m:rPr>
-            <m:sty m:val="p"/>
-          </m:rPr>
-          <m:t>&lt;</m:t>
-        </m:r>
-        <m:r>
-          <m:t>p</m:t>
-        </m:r>
-        <m:r>
-          <m:rPr>
-            <m:sty m:val="p"/>
-          </m:rPr>
-          <m:t>≤</m:t>
-        </m:r>
-        <m:r>
-          <m:t>1</m:t>
-        </m:r>
-      </m:oMath>
-      <w:r>
-        <w:t xml:space="preserve"> </w:t>
-      </w:r>
-      <w:r>
-        <w:t xml:space="preserve">give the</w:t>
-      </w:r>
-      <w:r>
-        <w:t xml:space="preserve"> </w:t>
-      </w:r>
-      <w:r>
-        <w:rPr>
-          <w:b/>
-          <w:bCs/>
-        </w:rPr>
-        <w:t xml:space="preserve">same effect estimate</w:t>
-      </w:r>
-      <w:r>
-        <w:t xml:space="preserve">.</w:t>
-      </w:r>
-    </w:p>
+    <w:tbl>
+      <w:tblPr>
+        <w:tblStyle w:val="Table"/>
+        <w:tblInd w:w="164" w:type="dxa"/>
+        <w:tblBorders>
+          <w:left w:val="single" w:sz="24" w:space="0" w:color="909090"/>
+        </w:tblBorders>
+        <w:tblCellMar>
+          <w:left w:w="0" w:type="dxa"/>
+          <w:right w:w="0" w:type="dxa"/>
+        </w:tblCellMar>
+        <w:tblLook w:firstRow="0" w:lastRow="0" w:firstColumn="0" w:lastColumn="0" w:noHBand="0" w:noVBand="0" w:val="0000"/>
+      </w:tblPr>
+      <w:tblGrid>
+        <w:gridCol w:w="7920"/>
+      </w:tblGrid>
+      <w:tr>
+        <w:trPr>
+          <w:cantSplit/>
+        </w:trPr>
+        <w:tc>
+          <w:tcPr>
+            <w:tcMar>
+              <w:left w:w="144" w:type="dxa"/>
+            </w:tcMar>
+          </w:tcPr>
+          <w:p>
+            <w:pPr>
+              <w:pStyle w:val="BodyText"/>
+            </w:pPr>
+            <w:pPr>
+              <w:spacing w:before="16" w:after="64"/>
+            </w:pPr>
+          </w:p>
+          <w:bookmarkStart w:id="38" w:name="rem-other-weights"/>
+          <w:p>
+            <w:pPr>
+              <w:pStyle w:val="BodyText"/>
+            </w:pPr>
+            <w:r>
+              <w:rPr>
+                <w:i/>
+                <w:iCs/>
+              </w:rPr>
+              <w:t xml:space="preserve">Remark 3</w:t>
+            </w:r>
+            <w:r>
+              <w:t xml:space="preserve"> (Other Weights Give the Same Pseudo-Population Contrast). </w:t>
+            </w:r>
+          </w:p>
+          <w:p>
+            <w:pPr>
+              <w:pStyle w:val="Compact"/>
+              <w:numPr>
+                <w:ilvl w:val="0"/>
+                <w:numId w:val="1014"/>
+              </w:numPr>
+            </w:pPr>
+            <w:r>
+              <w:t xml:space="preserve">With weights</w:t>
+            </w:r>
+            <w:r>
+              <w:t xml:space="preserve"> </w:t>
+            </w:r>
+            <m:oMath>
+              <m:r>
+                <m:t>1</m:t>
+              </m:r>
+              <m:r>
+                <m:rPr>
+                  <m:sty m:val="p"/>
+                </m:rPr>
+                <m:t>/</m:t>
+              </m:r>
+              <m:r>
+                <m:t>f</m:t>
+              </m:r>
+              <m:r>
+                <m:rPr>
+                  <m:sty m:val="p"/>
+                </m:rPr>
+                <m:t>(</m:t>
+              </m:r>
+              <m:r>
+                <m:t>A</m:t>
+              </m:r>
+              <m:r>
+                <m:rPr>
+                  <m:sty m:val="p"/>
+                </m:rPr>
+                <m:t>∣</m:t>
+              </m:r>
+              <m:r>
+                <m:t>L</m:t>
+              </m:r>
+              <m:r>
+                <m:rPr>
+                  <m:sty m:val="p"/>
+                </m:rPr>
+                <m:t>)</m:t>
+              </m:r>
+            </m:oMath>
+            <w:r>
+              <w:t xml:space="preserve">, a dichotomous treatment yields a pseudo-population twice the size of the study population (mean weight 2): one treated copy and one untreated copy.</w:t>
+            </w:r>
+          </w:p>
+          <w:p>
+            <w:pPr>
+              <w:pStyle w:val="Compact"/>
+              <w:numPr>
+                <w:ilvl w:val="0"/>
+                <w:numId w:val="1014"/>
+              </w:numPr>
+            </w:pPr>
+            <w:r>
+              <w:t xml:space="preserve">With weights</w:t>
+            </w:r>
+            <w:r>
+              <w:t xml:space="preserve"> </w:t>
+            </w:r>
+            <m:oMath>
+              <m:r>
+                <m:t>0.5</m:t>
+              </m:r>
+              <m:r>
+                <m:rPr>
+                  <m:sty m:val="p"/>
+                </m:rPr>
+                <m:t>/</m:t>
+              </m:r>
+              <m:r>
+                <m:t>f</m:t>
+              </m:r>
+              <m:r>
+                <m:rPr>
+                  <m:sty m:val="p"/>
+                </m:rPr>
+                <m:t>(</m:t>
+              </m:r>
+              <m:r>
+                <m:t>A</m:t>
+              </m:r>
+              <m:r>
+                <m:rPr>
+                  <m:sty m:val="p"/>
+                </m:rPr>
+                <m:t>∣</m:t>
+              </m:r>
+              <m:r>
+                <m:t>L</m:t>
+              </m:r>
+              <m:r>
+                <m:rPr>
+                  <m:sty m:val="p"/>
+                </m:rPr>
+                <m:t>)</m:t>
+              </m:r>
+            </m:oMath>
+            <w:r>
+              <w:t xml:space="preserve">, everyone has probability 0.5 of each treatment level regardless of</w:t>
+            </w:r>
+            <w:r>
+              <w:t xml:space="preserve"> </w:t>
+            </w:r>
+            <m:oMath>
+              <m:r>
+                <m:t>L</m:t>
+              </m:r>
+            </m:oMath>
+            <w:r>
+              <w:t xml:space="preserve">;</w:t>
+            </w:r>
+            <w:r>
+              <w:t xml:space="preserve"> </w:t>
+            </w:r>
+            <w:r>
+              <w:t xml:space="preserve">this pseudo-population is the same size as the study population (mean weight 1).</w:t>
+            </w:r>
+          </w:p>
+          <w:p>
+            <w:pPr>
+              <w:pStyle w:val="Compact"/>
+              <w:numPr>
+                <w:ilvl w:val="0"/>
+                <w:numId w:val="1014"/>
+              </w:numPr>
+            </w:pPr>
+            <w:r>
+              <w:t xml:space="preserve">More generally, any weights</w:t>
+            </w:r>
+            <w:r>
+              <w:t xml:space="preserve"> </w:t>
+            </w:r>
+            <m:oMath>
+              <m:r>
+                <m:t>p</m:t>
+              </m:r>
+              <m:r>
+                <m:rPr>
+                  <m:sty m:val="p"/>
+                </m:rPr>
+                <m:t>/</m:t>
+              </m:r>
+              <m:r>
+                <m:t>f</m:t>
+              </m:r>
+              <m:r>
+                <m:rPr>
+                  <m:sty m:val="p"/>
+                </m:rPr>
+                <m:t>(</m:t>
+              </m:r>
+              <m:r>
+                <m:t>A</m:t>
+              </m:r>
+              <m:r>
+                <m:rPr>
+                  <m:sty m:val="p"/>
+                </m:rPr>
+                <m:t>∣</m:t>
+              </m:r>
+              <m:r>
+                <m:t>L</m:t>
+              </m:r>
+              <m:r>
+                <m:rPr>
+                  <m:sty m:val="p"/>
+                </m:rPr>
+                <m:t>)</m:t>
+              </m:r>
+            </m:oMath>
+            <w:r>
+              <w:t xml:space="preserve"> </w:t>
+            </w:r>
+            <w:r>
+              <w:t xml:space="preserve">with</w:t>
+            </w:r>
+            <w:r>
+              <w:t xml:space="preserve"> </w:t>
+            </w:r>
+            <m:oMath>
+              <m:r>
+                <m:t>0</m:t>
+              </m:r>
+              <m:r>
+                <m:rPr>
+                  <m:sty m:val="p"/>
+                </m:rPr>
+                <m:t>&lt;</m:t>
+              </m:r>
+              <m:r>
+                <m:t>p</m:t>
+              </m:r>
+              <m:r>
+                <m:rPr>
+                  <m:sty m:val="p"/>
+                </m:rPr>
+                <m:t>≤</m:t>
+              </m:r>
+              <m:r>
+                <m:t>1</m:t>
+              </m:r>
+            </m:oMath>
+            <w:r>
+              <w:t xml:space="preserve"> </w:t>
+            </w:r>
+            <w:r>
+              <w:t xml:space="preserve">give the</w:t>
+            </w:r>
+            <w:r>
+              <w:t xml:space="preserve"> </w:t>
+            </w:r>
+            <w:r>
+              <w:rPr>
+                <w:b/>
+                <w:bCs/>
+              </w:rPr>
+              <w:t xml:space="preserve">same effect estimate</w:t>
+            </w:r>
+            <w:r>
+              <w:t xml:space="preserve">.</w:t>
+            </w:r>
+          </w:p>
+          <w:bookmarkEnd w:id="38"/>
+        </w:tc>
+      </w:tr>
+    </w:tbl>
     <w:p>
       <w:r>
         <w:pict>
@@ -8179,7 +8387,7 @@
         </w:pict>
       </w:r>
     </w:p>
-    <w:bookmarkStart w:id="36" w:name="Xb874ec628c6dbc2d02a1384eafb4cba951bf3d2"/>
+    <w:bookmarkStart w:id="40" w:name="Xb874ec628c6dbc2d02a1384eafb4cba951bf3d2"/>
     <w:p>
       <w:pPr>
         <w:pStyle w:val="Heading3"/>
@@ -8222,7 +8430,7 @@
               <w:spacing w:before="16" w:after="64"/>
             </w:pPr>
           </w:p>
-          <w:bookmarkStart w:id="35" w:name="prp-rescaled-weights"/>
+          <w:bookmarkStart w:id="39" w:name="prp-rescaled-weights"/>
           <w:p>
             <w:pPr>
               <w:pStyle w:val="BodyText"/>
@@ -8372,7 +8580,7 @@
               <w:t xml:space="preserve">so the difference between treatment levels is unchanged too.</w:t>
             </w:r>
           </w:p>
-          <w:bookmarkEnd w:id="35"/>
+          <w:bookmarkEnd w:id="39"/>
         </w:tc>
       </w:tr>
     </w:tbl>
@@ -8380,7 +8588,7 @@
       <w:pPr>
         <w:pStyle w:val="BodyText"/>
       </w:pPr>
-      <w:ins w:id="85" w:author="PR Preview" w:date="2024-01-01T00:00:00Z">
+      <w:ins w:id="64" w:author="PR Preview" w:date="2024-01-01T00:00:00Z">
         <w:r>
           <w:t xml:space="preserve"> </w:t>
         </w:r>
@@ -9131,8 +9339,8 @@
         </w:pict>
       </w:r>
     </w:p>
-    <w:bookmarkEnd w:id="36"/>
-    <w:bookmarkStart w:id="38" w:name="stabilized-weights"/>
+    <w:bookmarkEnd w:id="40"/>
+    <w:bookmarkStart w:id="42" w:name="stabilized-weights"/>
     <w:p>
       <w:pPr>
         <w:pStyle w:val="Heading3"/>
@@ -9295,7 +9503,7 @@
               <w:spacing w:before="16" w:after="64"/>
             </w:pPr>
           </w:p>
-          <w:bookmarkStart w:id="37" w:name="def-stabilized-weights"/>
+          <w:bookmarkStart w:id="41" w:name="def-stabilized-weights"/>
           <w:p>
             <w:pPr>
               <w:pStyle w:val="BodyText"/>
@@ -9932,7 +10140,7 @@
               <w:t xml:space="preserve">.</w:t>
             </w:r>
           </w:p>
-          <w:bookmarkEnd w:id="37"/>
+          <w:bookmarkEnd w:id="41"/>
         </w:tc>
       </w:tr>
     </w:tbl>
@@ -10327,8 +10535,8 @@
         </w:pict>
       </w:r>
     </w:p>
-    <w:bookmarkEnd w:id="38"/>
-    <w:bookmarkStart w:id="40" w:name="estimation"/>
+    <w:bookmarkEnd w:id="42"/>
+    <w:bookmarkStart w:id="45" w:name="estimation"/>
     <w:p>
       <w:pPr>
         <w:pStyle w:val="Heading3"/>
@@ -10336,6 +10544,31 @@
       <w:r>
         <w:t xml:space="preserve">3.3 Estimation</w:t>
       </w:r>
+    </w:p>
+    <w:bookmarkStart w:id="43" w:name="alg-estimate-stabilized-weights"/>
+    <w:p>
+      <w:pPr>
+        <w:pStyle w:val="FirstParagraph"/>
+      </w:pPr>
+      <w:ins w:id="1073" w:author="PR Preview" w:date="2024-01-01T00:00:00Z">
+        <w:r>
+          <w:rPr>
+            <w:b/>
+            <w:bCs/>
+          </w:rPr>
+          <w:t xml:space="preserve">Algorithm 2 (Estimating Stabilized IP Weights)</w:t>
+        </w:r>
+      </w:ins>
+      <w:ins w:id="1073" w:author="PR Preview" w:date="2024-01-01T00:00:00Z">
+        <w:r>
+          <w:t xml:space="preserve"> </w:t>
+        </w:r>
+      </w:ins>
+      <w:ins w:id="1073" w:author="PR Preview" w:date="2024-01-01T00:00:00Z">
+        <w:r>
+          <w:t xml:space="preserve"> </w:t>
+        </w:r>
+      </w:ins>
     </w:p>
     <w:p>
       <w:pPr>
@@ -10819,6 +11052,198 @@
       </w:r>
       <w:r>
         <w:t xml:space="preserve">for non-quitters.</w:t>
+      </w:r>
+    </w:p>
+    <w:bookmarkEnd w:id="43"/>
+    <w:tbl>
+      <w:tblPr>
+        <w:tblStyle w:val="Table"/>
+        <w:tblInd w:w="164" w:type="dxa"/>
+        <w:tblBorders>
+          <w:left w:val="single" w:sz="24" w:space="0" w:color="909090"/>
+        </w:tblBorders>
+        <w:tblCellMar>
+          <w:left w:w="0" w:type="dxa"/>
+          <w:right w:w="0" w:type="dxa"/>
+        </w:tblCellMar>
+        <w:tblLook w:firstRow="0" w:lastRow="0" w:firstColumn="0" w:lastColumn="0" w:noHBand="0" w:noVBand="0" w:val="0000"/>
+      </w:tblPr>
+      <w:tblGrid>
+        <w:gridCol w:w="7920"/>
+      </w:tblGrid>
+      <w:tr>
+        <w:trPr>
+          <w:cantSplit/>
+        </w:trPr>
+        <w:tc>
+          <w:tcPr>
+            <w:tcMar>
+              <w:left w:w="144" w:type="dxa"/>
+            </w:tcMar>
+          </w:tcPr>
+          <w:p>
+            <w:pPr>
+              <w:pStyle w:val="FirstParagraph"/>
+            </w:pPr>
+            <w:pPr>
+              <w:spacing w:before="16" w:after="64"/>
+            </w:pPr>
+          </w:p>
+          <w:bookmarkStart w:id="44" w:name="exm-nhefs-sw"/>
+          <w:p>
+            <w:pPr>
+              <w:pStyle w:val="BodyText"/>
+            </w:pPr>
+            <w:r>
+              <w:rPr>
+                <w:b/>
+                <w:bCs/>
+              </w:rPr>
+              <w:t xml:space="preserve">Example 5 (NHEFS: Stabilized IP Weighting)</w:t>
+            </w:r>
+            <w:r>
+              <w:t xml:space="preserve"> </w:t>
+            </w:r>
+            <w:r>
+              <w:t xml:space="preserve"> </w:t>
+            </w:r>
+          </w:p>
+          <w:p>
+            <w:pPr>
+              <w:pStyle w:val="Compact"/>
+              <w:numPr>
+                <w:ilvl w:val="0"/>
+                <w:numId w:val="1017"/>
+              </w:numPr>
+            </w:pPr>
+            <w:r>
+              <w:t xml:space="preserve">Estimated</w:t>
+            </w:r>
+            <w:r>
+              <w:t xml:space="preserve"> </w:t>
+            </w:r>
+            <m:oMath>
+              <m:sSup>
+                <m:e>
+                  <m:acc>
+                    <m:accPr>
+                      <m:chr m:val="̂"/>
+                    </m:accPr>
+                    <m:e>
+                      <m:r>
+                        <m:t>S</m:t>
+                      </m:r>
+                      <m:r>
+                        <m:t>W</m:t>
+                      </m:r>
+                    </m:e>
+                  </m:acc>
+                </m:e>
+                <m:sup>
+                  <m:r>
+                    <m:t>A</m:t>
+                  </m:r>
+                </m:sup>
+              </m:sSup>
+            </m:oMath>
+            <w:r>
+              <w:t xml:space="preserve"> </w:t>
+            </w:r>
+            <w:r>
+              <w:t xml:space="preserve">ranged from 0.33 to 4.30, with mean 1.00 (versus 1.05 to 16.7, mean 2.00, for</w:t>
+            </w:r>
+            <w:r>
+              <w:t xml:space="preserve"> </w:t>
+            </w:r>
+            <m:oMath>
+              <m:sSup>
+                <m:e>
+                  <m:acc>
+                    <m:accPr>
+                      <m:chr m:val="̂"/>
+                    </m:accPr>
+                    <m:e>
+                      <m:r>
+                        <m:t>W</m:t>
+                      </m:r>
+                    </m:e>
+                  </m:acc>
+                </m:e>
+                <m:sup>
+                  <m:r>
+                    <m:t>A</m:t>
+                  </m:r>
+                </m:sup>
+              </m:sSup>
+            </m:oMath>
+            <w:r>
+              <w:t xml:space="preserve">).</w:t>
+            </w:r>
+          </w:p>
+          <w:p>
+            <w:pPr>
+              <w:pStyle w:val="Compact"/>
+              <w:numPr>
+                <w:ilvl w:val="0"/>
+                <w:numId w:val="1017"/>
+              </w:numPr>
+            </w:pPr>
+            <m:oMath>
+              <m:sSub>
+                <m:e>
+                  <m:acc>
+                    <m:accPr>
+                      <m:chr m:val="̂"/>
+                    </m:accPr>
+                    <m:e>
+                      <m:r>
+                        <m:t>θ</m:t>
+                      </m:r>
+                    </m:e>
+                  </m:acc>
+                </m:e>
+                <m:sub>
+                  <m:r>
+                    <m:t>1</m:t>
+                  </m:r>
+                </m:sub>
+              </m:sSub>
+              <m:r>
+                <m:rPr>
+                  <m:sty m:val="p"/>
+                </m:rPr>
+                <m:t>=</m:t>
+              </m:r>
+              <m:r>
+                <m:t>3.4</m:t>
+              </m:r>
+            </m:oMath>
+            <w:r>
+              <w:t xml:space="preserve"> </w:t>
+            </w:r>
+            <w:r>
+              <w:t xml:space="preserve">kg (95% CI: 2.4, 4.5), the same estimate as with the nonstabilized weights.</w:t>
+            </w:r>
+          </w:p>
+          <w:bookmarkEnd w:id="44"/>
+        </w:tc>
+      </w:tr>
+    </w:tbl>
+    <w:p>
+      <w:r>
+        <w:pict>
+          <v:rect style="width:0;height:1.5pt" o:hralign="center" o:hrstd="t" o:hr="t"/>
+        </w:pict>
+      </w:r>
+    </w:p>
+    <w:bookmarkEnd w:id="45"/>
+    <w:bookmarkStart w:id="49" w:name="why-stabilize"/>
+    <w:p>
+      <w:pPr>
+        <w:pStyle w:val="Heading3"/>
+      </w:pPr>
+      <w:r>
+        <w:t xml:space="preserve">3.4 Why Stabilize?</w:t>
       </w:r>
     </w:p>
     <w:tbl>
@@ -10855,208 +11280,17 @@
               <w:spacing w:before="16" w:after="64"/>
             </w:pPr>
           </w:p>
-          <w:bookmarkStart w:id="39" w:name="exm-nhefs-sw"/>
+          <w:bookmarkStart w:id="46" w:name="rem-why-stabilize"/>
           <w:p>
             <w:pPr>
               <w:pStyle w:val="BodyText"/>
             </w:pPr>
             <w:r>
               <w:rPr>
-                <w:b/>
-                <w:bCs/>
-              </w:rPr>
-              <w:t xml:space="preserve">Example 4 (NHEFS: Stabilized IP Weighting)</w:t>
-            </w:r>
-            <w:r>
-              <w:t xml:space="preserve"> </w:t>
-            </w:r>
-            <w:r>
-              <w:t xml:space="preserve"> </w:t>
-            </w:r>
-          </w:p>
-          <w:p>
-            <w:pPr>
-              <w:pStyle w:val="Compact"/>
-              <w:numPr>
-                <w:ilvl w:val="0"/>
-                <w:numId w:val="1017"/>
-              </w:numPr>
-            </w:pPr>
-            <w:r>
-              <w:t xml:space="preserve">Estimated</w:t>
-            </w:r>
-            <w:r>
-              <w:t xml:space="preserve"> </w:t>
-            </w:r>
-            <m:oMath>
-              <m:sSup>
-                <m:e>
-                  <m:acc>
-                    <m:accPr>
-                      <m:chr m:val="̂"/>
-                    </m:accPr>
-                    <m:e>
-                      <m:r>
-                        <m:t>S</m:t>
-                      </m:r>
-                      <m:r>
-                        <m:t>W</m:t>
-                      </m:r>
-                    </m:e>
-                  </m:acc>
-                </m:e>
-                <m:sup>
-                  <m:r>
-                    <m:t>A</m:t>
-                  </m:r>
-                </m:sup>
-              </m:sSup>
-            </m:oMath>
-            <w:r>
-              <w:t xml:space="preserve"> </w:t>
-            </w:r>
-            <w:r>
-              <w:t xml:space="preserve">ranged from 0.33 to 4.30, with mean 1.00 (versus 1.05 to 16.7, mean 2.00, for</w:t>
-            </w:r>
-            <w:r>
-              <w:t xml:space="preserve"> </w:t>
-            </w:r>
-            <m:oMath>
-              <m:sSup>
-                <m:e>
-                  <m:acc>
-                    <m:accPr>
-                      <m:chr m:val="̂"/>
-                    </m:accPr>
-                    <m:e>
-                      <m:r>
-                        <m:t>W</m:t>
-                      </m:r>
-                    </m:e>
-                  </m:acc>
-                </m:e>
-                <m:sup>
-                  <m:r>
-                    <m:t>A</m:t>
-                  </m:r>
-                </m:sup>
-              </m:sSup>
-            </m:oMath>
-            <w:r>
-              <w:t xml:space="preserve">).</w:t>
-            </w:r>
-          </w:p>
-          <w:p>
-            <w:pPr>
-              <w:pStyle w:val="Compact"/>
-              <w:numPr>
-                <w:ilvl w:val="0"/>
-                <w:numId w:val="1017"/>
-              </w:numPr>
-            </w:pPr>
-            <m:oMath>
-              <m:sSub>
-                <m:e>
-                  <m:acc>
-                    <m:accPr>
-                      <m:chr m:val="̂"/>
-                    </m:accPr>
-                    <m:e>
-                      <m:r>
-                        <m:t>θ</m:t>
-                      </m:r>
-                    </m:e>
-                  </m:acc>
-                </m:e>
-                <m:sub>
-                  <m:r>
-                    <m:t>1</m:t>
-                  </m:r>
-                </m:sub>
-              </m:sSub>
-              <m:r>
-                <m:rPr>
-                  <m:sty m:val="p"/>
-                </m:rPr>
-                <m:t>=</m:t>
-              </m:r>
-              <m:r>
-                <m:t>3.4</m:t>
-              </m:r>
-            </m:oMath>
-            <w:r>
-              <w:t xml:space="preserve"> </w:t>
-            </w:r>
-            <w:r>
-              <w:t xml:space="preserve">kg (95% CI: 2.4, 4.5), the same estimate as with the nonstabilized weights.</w:t>
-            </w:r>
-          </w:p>
-          <w:bookmarkEnd w:id="39"/>
-        </w:tc>
-      </w:tr>
-    </w:tbl>
-    <w:p>
-      <w:r>
-        <w:pict>
-          <v:rect style="width:0;height:1.5pt" o:hralign="center" o:hrstd="t" o:hr="t"/>
-        </w:pict>
-      </w:r>
-    </w:p>
-    <w:bookmarkEnd w:id="40"/>
-    <w:bookmarkStart w:id="44" w:name="why-stabilize"/>
-    <w:p>
-      <w:pPr>
-        <w:pStyle w:val="Heading3"/>
-      </w:pPr>
-      <w:r>
-        <w:t xml:space="preserve">3.4 Why Stabilize?</w:t>
-      </w:r>
-    </w:p>
-    <w:tbl>
-      <w:tblPr>
-        <w:tblStyle w:val="Table"/>
-        <w:tblInd w:w="164" w:type="dxa"/>
-        <w:tblBorders>
-          <w:left w:val="single" w:sz="24" w:space="0" w:color="909090"/>
-        </w:tblBorders>
-        <w:tblCellMar>
-          <w:left w:w="0" w:type="dxa"/>
-          <w:right w:w="0" w:type="dxa"/>
-        </w:tblCellMar>
-        <w:tblLook w:firstRow="0" w:lastRow="0" w:firstColumn="0" w:lastColumn="0" w:noHBand="0" w:noVBand="0" w:val="0000"/>
-      </w:tblPr>
-      <w:tblGrid>
-        <w:gridCol w:w="7920"/>
-      </w:tblGrid>
-      <w:tr>
-        <w:trPr>
-          <w:cantSplit/>
-        </w:trPr>
-        <w:tc>
-          <w:tcPr>
-            <w:tcMar>
-              <w:left w:w="144" w:type="dxa"/>
-            </w:tcMar>
-          </w:tcPr>
-          <w:p>
-            <w:pPr>
-              <w:pStyle w:val="FirstParagraph"/>
-            </w:pPr>
-            <w:pPr>
-              <w:spacing w:before="16" w:after="64"/>
-            </w:pPr>
-          </w:p>
-          <w:bookmarkStart w:id="41" w:name="rem-why-stabilize"/>
-          <w:p>
-            <w:pPr>
-              <w:pStyle w:val="BodyText"/>
-            </w:pPr>
-            <w:r>
-              <w:rPr>
                 <w:i/>
                 <w:iCs/>
               </w:rPr>
-              <w:t xml:space="preserve">Remark 2</w:t>
+              <w:t xml:space="preserve">Remark 4</w:t>
             </w:r>
             <w:r>
               <w:t xml:space="preserve"> (When Stabilization Helps). </w:t>
@@ -11232,7 +11466,7 @@
               <w:t xml:space="preserve">With time-varying or continuous treatments the weighted model cannot be saturated, and stabilized weights are used (Section 12.4).</w:t>
             </w:r>
           </w:p>
-          <w:bookmarkEnd w:id="41"/>
+          <w:bookmarkEnd w:id="46"/>
         </w:tc>
       </w:tr>
     </w:tbl>
@@ -11284,18 +11518,18 @@
                 <wp:inline>
                   <wp:extent cx="152400" cy="152400"/>
                   <wp:effectExtent b="0" l="0" r="0" t="0"/>
-                  <wp:docPr descr="" title="" id="42" name="Picture"/>
+                  <wp:docPr descr="" title="" id="47" name="Picture"/>
                   <a:graphic>
                     <a:graphicData uri="http://schemas.openxmlformats.org/drawingml/2006/picture">
                       <pic:pic>
                         <pic:nvPicPr>
-                          <pic:cNvPr descr="/opt/quarto/share/formats/docx/note.png" id="43" name="Picture"/>
+                          <pic:cNvPr descr="/opt/quarto/share/formats/docx/note.png" id="48" name="Picture"/>
                           <pic:cNvPicPr>
                             <a:picLocks noChangeArrowheads="1" noChangeAspect="1"/>
                           </pic:cNvPicPr>
                         </pic:nvPicPr>
                         <pic:blipFill>
-                          <a:blip r:embed="rId15"/>
+                          <a:blip r:embed="rId17"/>
                           <a:stretch>
                             <a:fillRect/>
                           </a:stretch>
@@ -11568,9 +11802,9 @@
         </w:tc>
       </w:tr>
     </w:tbl>
-    <w:bookmarkEnd w:id="44"/>
-    <w:bookmarkEnd w:id="45"/>
-    <w:bookmarkStart w:id="59" w:name="marginal-structural-models-pp.-169-171"/>
+    <w:bookmarkEnd w:id="49"/>
+    <w:bookmarkEnd w:id="50"/>
+    <w:bookmarkStart w:id="70" w:name="marginal-structural-models-pp.-169-171"/>
     <w:p>
       <w:pPr>
         <w:pStyle w:val="Heading2"/>
@@ -11620,7 +11854,7 @@
               <w:spacing w:before="16" w:after="64"/>
             </w:pPr>
           </w:p>
-          <w:bookmarkStart w:id="46" w:name="def-msm"/>
+          <w:bookmarkStart w:id="51" w:name="def-msm"/>
           <w:p>
             <w:pPr>
               <w:pStyle w:val="BodyText"/>
@@ -11766,7 +12000,7 @@
               <w:t xml:space="preserve">is counterfactual (generally unobserved), the model cannot be fit directly to the data of any real-world study.</w:t>
             </w:r>
           </w:p>
-          <w:bookmarkEnd w:id="46"/>
+          <w:bookmarkEnd w:id="51"/>
         </w:tc>
       </w:tr>
     </w:tbl>
@@ -11774,7 +12008,7 @@
       <w:pPr>
         <w:pStyle w:val="BodyText"/>
       </w:pPr>
-      <w:ins w:id="102" w:author="PR Preview" w:date="2024-01-01T00:00:00Z">
+      <w:ins w:id="82" w:author="PR Preview" w:date="2024-01-01T00:00:00Z">
         <w:r>
           <w:t xml:space="preserve"> </w:t>
         </w:r>
@@ -11814,7 +12048,7 @@
               <w:spacing w:before="16" w:after="64"/>
             </w:pPr>
           </w:p>
-          <w:bookmarkStart w:id="47" w:name="prp-msm-parameter-causal"/>
+          <w:bookmarkStart w:id="52" w:name="prp-msm-parameter-causal"/>
           <w:p>
             <w:pPr>
               <w:pStyle w:val="BodyText"/>
@@ -12044,7 +12278,7 @@
               </m:oMath>
             </m:oMathPara>
           </w:p>
-          <w:bookmarkEnd w:id="47"/>
+          <w:bookmarkEnd w:id="52"/>
         </w:tc>
       </w:tr>
     </w:tbl>
@@ -12052,7 +12286,7 @@
       <w:pPr>
         <w:pStyle w:val="FirstParagraph"/>
       </w:pPr>
-      <w:ins w:id="103" w:author="PR Preview" w:date="2024-01-01T00:00:00Z">
+      <w:ins w:id="83" w:author="PR Preview" w:date="2024-01-01T00:00:00Z">
         <w:r>
           <w:t xml:space="preserve"> </w:t>
         </w:r>
@@ -12478,35 +12712,26 @@
         </w:pict>
       </w:r>
     </w:p>
-    <w:bookmarkStart w:id="49" w:name="Xe84582f68f8c1f71091cc7201b90d5a3c2b7dcb"/>
-    <w:p>
-      <w:pPr>
-        <w:pStyle w:val="Heading3"/>
-      </w:pPr>
-      <w:r>
-        <w:t xml:space="preserve">4.1 Fitting a Marginal Structural Model by IP Weighting</w:t>
-      </w:r>
-    </w:p>
-    <w:bookmarkStart w:id="48" w:name="alg-fit-msm-ipw"/>
+    <w:bookmarkStart w:id="53" w:name="alg-fit-msm-ipw"/>
     <w:p>
       <w:pPr>
         <w:pStyle w:val="FirstParagraph"/>
       </w:pPr>
-      <w:ins w:id="1107" w:author="PR Preview" w:date="2024-01-01T00:00:00Z">
+      <w:ins w:id="86" w:author="PR Preview" w:date="2024-01-01T00:00:00Z">
         <w:r>
           <w:rPr>
             <w:b/>
             <w:bCs/>
           </w:rPr>
-          <w:t xml:space="preserve">Algorithm 2 (Fitting a Marginal Structural Model by IP Weighting)</w:t>
+          <w:t xml:space="preserve">Algorithm 3 (Fitting a Marginal Structural Model by IP Weighting)</w:t>
         </w:r>
       </w:ins>
-      <w:ins w:id="1107" w:author="PR Preview" w:date="2024-01-01T00:00:00Z">
+      <w:ins w:id="86" w:author="PR Preview" w:date="2024-01-01T00:00:00Z">
         <w:r>
           <w:t xml:space="preserve"> </w:t>
         </w:r>
       </w:ins>
-      <w:ins w:id="1107" w:author="PR Preview" w:date="2024-01-01T00:00:00Z">
+      <w:ins w:id="86" w:author="PR Preview" w:date="2024-01-01T00:00:00Z">
         <w:r>
           <w:t xml:space="preserve"> </w:t>
         </w:r>
@@ -12802,120 +13027,137 @@
         <w:t xml:space="preserve">.</w:t>
       </w:r>
     </w:p>
-    <w:bookmarkEnd w:id="48"/>
-    <w:p>
-      <w:pPr>
-        <w:pStyle w:val="FirstParagraph"/>
-      </w:pPr>
-      <w:r>
-        <w:rPr>
-          <w:b/>
-          <w:bCs/>
-        </w:rPr>
-        <w:t xml:space="preserve">Pseudo-code</w:t>
-      </w:r>
-      <w:r>
-        <w:t xml:space="preserve">:</w:t>
-      </w:r>
-    </w:p>
-    <w:p>
-      <w:pPr>
-        <w:pStyle w:val="SourceCode"/>
-      </w:pPr>
-      <w:r>
-        <w:rPr>
-          <w:rStyle w:val="CommentTok"/>
-        </w:rPr>
-        <w:t xml:space="preserve"># weighted least squares; use robust (sandwich) standard errors</w:t>
-      </w:r>
-      <w:r>
-        <w:br/>
-      </w:r>
-      <w:r>
-        <w:rPr>
-          <w:rStyle w:val="NormalTok"/>
-        </w:rPr>
-        <w:t xml:space="preserve">fit </w:t>
-      </w:r>
-      <w:r>
-        <w:rPr>
-          <w:rStyle w:val="OtherTok"/>
-        </w:rPr>
-        <w:t xml:space="preserve">&lt;-</w:t>
-      </w:r>
-      <w:r>
-        <w:rPr>
-          <w:rStyle w:val="NormalTok"/>
-        </w:rPr>
-        <w:t xml:space="preserve"> </w:t>
-      </w:r>
-      <w:r>
-        <w:rPr>
-          <w:rStyle w:val="FunctionTok"/>
-        </w:rPr>
-        <w:t xml:space="preserve">lm</w:t>
-      </w:r>
-      <w:r>
-        <w:rPr>
-          <w:rStyle w:val="NormalTok"/>
-        </w:rPr>
-        <w:t xml:space="preserve">(weight_change </w:t>
-      </w:r>
-      <w:r>
-        <w:rPr>
-          <w:rStyle w:val="SpecialCharTok"/>
-        </w:rPr>
-        <w:t xml:space="preserve">~</w:t>
-      </w:r>
-      <w:r>
-        <w:rPr>
-          <w:rStyle w:val="NormalTok"/>
-        </w:rPr>
-        <w:t xml:space="preserve"> quit_smoking,</w:t>
-      </w:r>
-      <w:r>
-        <w:br/>
-      </w:r>
-      <w:r>
-        <w:rPr>
-          <w:rStyle w:val="NormalTok"/>
-        </w:rPr>
-        <w:t xml:space="preserve">          </w:t>
-      </w:r>
-      <w:r>
-        <w:rPr>
-          <w:rStyle w:val="AttributeTok"/>
-        </w:rPr>
-        <w:t xml:space="preserve">weights =</w:t>
-      </w:r>
-      <w:r>
-        <w:rPr>
-          <w:rStyle w:val="NormalTok"/>
-        </w:rPr>
-        <w:t xml:space="preserve"> stabilized_weights,</w:t>
-      </w:r>
-      <w:r>
-        <w:br/>
-      </w:r>
-      <w:r>
-        <w:rPr>
-          <w:rStyle w:val="NormalTok"/>
-        </w:rPr>
-        <w:t xml:space="preserve">          </w:t>
-      </w:r>
-      <w:r>
-        <w:rPr>
-          <w:rStyle w:val="AttributeTok"/>
-        </w:rPr>
-        <w:t xml:space="preserve">data =</w:t>
-      </w:r>
-      <w:r>
-        <w:rPr>
-          <w:rStyle w:val="NormalTok"/>
-        </w:rPr>
-        <w:t xml:space="preserve"> nhefs)</w:t>
-      </w:r>
-    </w:p>
+    <w:bookmarkEnd w:id="53"/>
+    <w:tbl>
+      <w:tblPr>
+        <w:tblStyle w:val="Table"/>
+        <w:tblW w:type="pct" w:w="5000"/>
+        <w:tblLayout w:type="fixed"/>
+        <w:tblLook w:firstRow="0" w:lastRow="0" w:firstColumn="0" w:lastColumn="0" w:noHBand="0" w:noVBand="0" w:val="0000"/>
+      </w:tblPr>
+      <w:tblGrid>
+        <w:gridCol w:w="7920"/>
+      </w:tblGrid>
+      <w:tr>
+        <w:tc>
+          <w:tcPr/>
+          <w:bookmarkStart w:id="54" w:name="lst-msm-wls"/>
+          <w:p>
+            <w:pPr>
+              <w:jc w:val="center"/>
+            </w:pPr>
+            <w:pPr>
+              <w:jc w:val="left"/>
+              <w:spacing w:before="200"/>
+              <w:pStyle w:val="ImageCaption"/>
+            </w:pPr>
+            <w:r>
+              <w:t xml:space="preserve">Listing 1: Pseudo-code for fitting a marginal structural model by IP weighted least squares.</w:t>
+            </w:r>
+          </w:p>
+          <w:p>
+            <w:pPr>
+              <w:pStyle w:val="SourceCode"/>
+              <w:jc w:val="center"/>
+            </w:pPr>
+            <w:r>
+              <w:rPr>
+                <w:rStyle w:val="CommentTok"/>
+              </w:rPr>
+              <w:t xml:space="preserve"># weighted least squares; use robust (sandwich) standard errors</w:t>
+            </w:r>
+            <w:r>
+              <w:br/>
+            </w:r>
+            <w:r>
+              <w:rPr>
+                <w:rStyle w:val="NormalTok"/>
+              </w:rPr>
+              <w:t xml:space="preserve">fit </w:t>
+            </w:r>
+            <w:r>
+              <w:rPr>
+                <w:rStyle w:val="OtherTok"/>
+              </w:rPr>
+              <w:t xml:space="preserve">&lt;-</w:t>
+            </w:r>
+            <w:r>
+              <w:rPr>
+                <w:rStyle w:val="NormalTok"/>
+              </w:rPr>
+              <w:t xml:space="preserve"> </w:t>
+            </w:r>
+            <w:r>
+              <w:rPr>
+                <w:rStyle w:val="FunctionTok"/>
+              </w:rPr>
+              <w:t xml:space="preserve">lm</w:t>
+            </w:r>
+            <w:r>
+              <w:rPr>
+                <w:rStyle w:val="NormalTok"/>
+              </w:rPr>
+              <w:t xml:space="preserve">(weight_change </w:t>
+            </w:r>
+            <w:r>
+              <w:rPr>
+                <w:rStyle w:val="SpecialCharTok"/>
+              </w:rPr>
+              <w:t xml:space="preserve">~</w:t>
+            </w:r>
+            <w:r>
+              <w:rPr>
+                <w:rStyle w:val="NormalTok"/>
+              </w:rPr>
+              <w:t xml:space="preserve"> quit_smoking,</w:t>
+            </w:r>
+            <w:r>
+              <w:br/>
+            </w:r>
+            <w:r>
+              <w:rPr>
+                <w:rStyle w:val="NormalTok"/>
+              </w:rPr>
+              <w:t xml:space="preserve">          </w:t>
+            </w:r>
+            <w:r>
+              <w:rPr>
+                <w:rStyle w:val="AttributeTok"/>
+              </w:rPr>
+              <w:t xml:space="preserve">weights =</w:t>
+            </w:r>
+            <w:r>
+              <w:rPr>
+                <w:rStyle w:val="NormalTok"/>
+              </w:rPr>
+              <w:t xml:space="preserve"> stabilized_weights,</w:t>
+            </w:r>
+            <w:r>
+              <w:br/>
+            </w:r>
+            <w:r>
+              <w:rPr>
+                <w:rStyle w:val="NormalTok"/>
+              </w:rPr>
+              <w:t xml:space="preserve">          </w:t>
+            </w:r>
+            <w:r>
+              <w:rPr>
+                <w:rStyle w:val="AttributeTok"/>
+              </w:rPr>
+              <w:t xml:space="preserve">data =</w:t>
+            </w:r>
+            <w:r>
+              <w:rPr>
+                <w:rStyle w:val="NormalTok"/>
+              </w:rPr>
+              <w:t xml:space="preserve"> nhefs)</w:t>
+            </w:r>
+          </w:p>
+          <w:bookmarkEnd w:id="54"/>
+        </w:tc>
+      </w:tr>
+    </w:tbl>
     <w:p>
       <w:pPr>
         <w:pStyle w:val="FirstParagraph"/>
@@ -13488,15 +13730,16 @@
         </w:pict>
       </w:r>
     </w:p>
-    <w:bookmarkEnd w:id="49"/>
-    <w:bookmarkStart w:id="51" w:name="X12296c4f520172fb40d8d6c4d99ed3c0f68f274"/>
+    <w:bookmarkStart w:id="56" w:name="X12296c4f520172fb40d8d6c4d99ed3c0f68f274"/>
     <w:p>
       <w:pPr>
         <w:pStyle w:val="Heading3"/>
       </w:pPr>
-      <w:r>
-        <w:t xml:space="preserve">4.2 Continuous Treatment: Change in Smoking Intensity</w:t>
-      </w:r>
+      <w:ins w:id="93" w:author="PR Preview" w:date="2024-01-01T00:00:00Z">
+        <w:r>
+          <w:t xml:space="preserve">4.1 Continuous Treatment: Change in Smoking Intensity</w:t>
+        </w:r>
+      </w:ins>
     </w:p>
     <w:p>
       <w:pPr>
@@ -13740,7 +13983,7 @@
               <w:spacing w:before="16" w:after="64"/>
             </w:pPr>
           </w:p>
-          <w:bookmarkStart w:id="50" w:name="def-msm-continuous"/>
+          <w:bookmarkStart w:id="55" w:name="def-msm-continuous"/>
           <w:p>
             <w:pPr>
               <w:pStyle w:val="BodyText"/>
@@ -13938,7 +14181,7 @@
               <w:t xml:space="preserve">is the mean weight gain with no change in smoking intensity.</w:t>
             </w:r>
           </w:p>
-          <w:bookmarkEnd w:id="50"/>
+          <w:bookmarkEnd w:id="55"/>
         </w:tc>
       </w:tr>
     </w:tbl>
@@ -13949,15 +14192,17 @@
         </w:pict>
       </w:r>
     </w:p>
-    <w:bookmarkEnd w:id="51"/>
-    <w:bookmarkStart w:id="53" w:name="Xbc3f19534599f45786ca228b19d146f3357f540"/>
+    <w:bookmarkEnd w:id="56"/>
+    <w:bookmarkStart w:id="58" w:name="Xbc3f19534599f45786ca228b19d146f3357f540"/>
     <w:p>
       <w:pPr>
         <w:pStyle w:val="Heading3"/>
       </w:pPr>
-      <w:r>
-        <w:t xml:space="preserve">4.3 Effect of Increasing Intensity by 20 Cigarettes/Day</w:t>
-      </w:r>
+      <w:ins w:id="97" w:author="PR Preview" w:date="2024-01-01T00:00:00Z">
+        <w:r>
+          <w:t xml:space="preserve">4.2 Effect of Increasing Intensity by 20 Cigarettes/Day</w:t>
+        </w:r>
+      </w:ins>
     </w:p>
     <w:tbl>
       <w:tblPr>
@@ -13993,7 +14238,7 @@
               <w:spacing w:before="16" w:after="64"/>
             </w:pPr>
           </w:p>
-          <w:bookmarkStart w:id="52" w:name="exm-msm-20-cigarettes"/>
+          <w:bookmarkStart w:id="57" w:name="exm-msm-20-cigarettes"/>
           <w:p>
             <w:pPr>
               <w:pStyle w:val="BodyText"/>
@@ -14003,31 +14248,27 @@
                 <w:b/>
                 <w:bCs/>
               </w:rPr>
-              <w:t xml:space="preserve">Example 5 (Effect of 20 More Cigarettes per Day under</w:t>
-            </w:r>
-            <w:r>
-              <w:rPr>
-                <w:b/>
-                <w:bCs/>
-              </w:rPr>
+              <w:t xml:space="preserve">Example 6 (Effect of 20 More Cigarettes per Day)</w:t>
+            </w:r>
+            <w:r>
+              <w:t xml:space="preserve"> </w:t>
+            </w:r>
+            <w:r>
+              <w:t xml:space="preserve">Under the model of</w:t>
+            </w:r>
+            <w:r>
               <w:t xml:space="preserve"> </w:t>
             </w:r>
             <w:hyperlink w:anchor="def-msm-continuous">
               <w:r>
                 <w:rPr>
                   <w:rStyle w:val="Hyperlink"/>
-                  <w:b/>
-                  <w:bCs/>
                 </w:rPr>
                 <w:t xml:space="preserve">Definition 6</w:t>
               </w:r>
             </w:hyperlink>
             <w:r>
-              <w:rPr>
-                <w:b/>
-                <w:bCs/>
-              </w:rPr>
-              <w:t xml:space="preserve">)</w:t>
+              <w:t xml:space="preserve">,</w:t>
             </w:r>
           </w:p>
           <w:p>
@@ -14378,7 +14619,7 @@
               </m:oMath>
             </m:oMathPara>
           </w:p>
-          <w:bookmarkEnd w:id="52"/>
+          <w:bookmarkEnd w:id="57"/>
         </w:tc>
       </w:tr>
     </w:tbl>
@@ -14567,15 +14808,17 @@
         </w:pict>
       </w:r>
     </w:p>
-    <w:bookmarkEnd w:id="53"/>
-    <w:bookmarkStart w:id="55" w:name="weights-for-a-continuous-treatment"/>
+    <w:bookmarkEnd w:id="58"/>
+    <w:bookmarkStart w:id="66" w:name="weights-for-a-continuous-treatment"/>
     <w:p>
       <w:pPr>
         <w:pStyle w:val="Heading3"/>
       </w:pPr>
-      <w:r>
-        <w:t xml:space="preserve">4.4 Weights for a Continuous Treatment</w:t>
-      </w:r>
+      <w:ins w:id="100" w:author="PR Preview" w:date="2024-01-01T00:00:00Z">
+        <w:r>
+          <w:t xml:space="preserve">4.3 Weights for a Continuous Treatment</w:t>
+        </w:r>
+      </w:ins>
     </w:p>
     <w:p>
       <w:pPr>
@@ -14664,280 +14907,444 @@
         <w:t xml:space="preserve">is high-dimensional.</w:t>
       </w:r>
     </w:p>
-    <w:p>
-      <w:pPr>
-        <w:pStyle w:val="BodyText"/>
-      </w:pPr>
-      <w:r>
-        <w:t xml:space="preserve">In the NHEFS analysis:</w:t>
-      </w:r>
-    </w:p>
-    <w:p>
-      <w:pPr>
-        <w:pStyle w:val="Compact"/>
-        <w:numPr>
-          <w:ilvl w:val="0"/>
-          <w:numId w:val="1022"/>
-        </w:numPr>
-      </w:pPr>
-      <m:oMath>
-        <m:r>
-          <m:t>f</m:t>
-        </m:r>
-        <m:r>
-          <m:rPr>
-            <m:sty m:val="p"/>
-          </m:rPr>
-          <m:t>(</m:t>
-        </m:r>
-        <m:r>
-          <m:t>A</m:t>
-        </m:r>
-        <m:r>
-          <m:rPr>
-            <m:sty m:val="p"/>
-          </m:rPr>
-          <m:t>∣</m:t>
-        </m:r>
-        <m:r>
-          <m:t>L</m:t>
-        </m:r>
-        <m:r>
-          <m:rPr>
-            <m:sty m:val="p"/>
-          </m:rPr>
-          <m:t>)</m:t>
-        </m:r>
-      </m:oMath>
-      <w:r>
-        <w:t xml:space="preserve">: normal with mean</w:t>
-      </w:r>
-      <w:r>
-        <w:t xml:space="preserve"> </w:t>
-      </w:r>
-      <m:oMath>
-        <m:sSub>
-          <m:e>
-            <m:r>
-              <m:t>μ</m:t>
-            </m:r>
-          </m:e>
-          <m:sub>
-            <m:r>
-              <m:t>L</m:t>
-            </m:r>
-          </m:sub>
-        </m:sSub>
-        <m:r>
-          <m:rPr>
-            <m:sty m:val="p"/>
-          </m:rPr>
-          <m:t>=</m:t>
-        </m:r>
-        <m:r>
-          <m:rPr>
-            <m:nor/>
-            <m:sty m:val="p"/>
-          </m:rPr>
-          <m:t>E</m:t>
-        </m:r>
-        <m:d>
-          <m:dPr>
-            <m:begChr m:val="["/>
-            <m:sepChr m:val=""/>
-            <m:endChr m:val="]"/>
-            <m:grow/>
-          </m:dPr>
-          <m:e>
-            <m:r>
-              <m:t>A</m:t>
-            </m:r>
-            <m:r>
-              <m:rPr>
-                <m:sty m:val="p"/>
-              </m:rPr>
-              <m:t>∣</m:t>
-            </m:r>
-            <m:r>
-              <m:t>L</m:t>
-            </m:r>
-          </m:e>
-        </m:d>
-      </m:oMath>
-      <w:r>
-        <w:t xml:space="preserve"> </w:t>
-      </w:r>
-      <w:r>
-        <w:t xml:space="preserve">(estimated by linear regression) and constant variance</w:t>
-      </w:r>
-      <w:r>
-        <w:t xml:space="preserve"> </w:t>
-      </w:r>
-      <m:oMath>
-        <m:sSup>
-          <m:e>
-            <m:r>
-              <m:t>σ</m:t>
-            </m:r>
-          </m:e>
-          <m:sup>
-            <m:r>
-              <m:t>2</m:t>
-            </m:r>
-          </m:sup>
-        </m:sSup>
-      </m:oMath>
-      <w:r>
-        <w:t xml:space="preserve"> </w:t>
-      </w:r>
-      <w:r>
-        <w:t xml:space="preserve">(the residual variance);</w:t>
-      </w:r>
-    </w:p>
-    <w:p>
-      <w:pPr>
-        <w:pStyle w:val="Compact"/>
-        <w:numPr>
-          <w:ilvl w:val="0"/>
-          <w:numId w:val="1022"/>
-        </w:numPr>
-      </w:pPr>
-      <m:oMath>
-        <m:r>
-          <m:t>f</m:t>
-        </m:r>
-        <m:r>
-          <m:rPr>
-            <m:sty m:val="p"/>
-          </m:rPr>
-          <m:t>(</m:t>
-        </m:r>
-        <m:r>
-          <m:t>A</m:t>
-        </m:r>
-        <m:r>
-          <m:rPr>
-            <m:sty m:val="p"/>
-          </m:rPr>
-          <m:t>)</m:t>
-        </m:r>
-      </m:oMath>
-      <w:r>
-        <w:t xml:space="preserve"> </w:t>
-      </w:r>
-      <w:r>
-        <w:t xml:space="preserve">in the numerator: also normal;</w:t>
-      </w:r>
-    </w:p>
-    <w:p>
-      <w:pPr>
-        <w:pStyle w:val="Compact"/>
-        <w:numPr>
-          <w:ilvl w:val="0"/>
-          <w:numId w:val="1022"/>
-        </w:numPr>
-      </w:pPr>
-      <w:r>
-        <w:t xml:space="preserve">estimated</w:t>
-      </w:r>
-      <w:r>
-        <w:t xml:space="preserve"> </w:t>
-      </w:r>
-      <m:oMath>
-        <m:sSup>
-          <m:e>
-            <m:acc>
-              <m:accPr>
-                <m:chr m:val="̂"/>
-              </m:accPr>
-              <m:e>
-                <m:r>
-                  <m:t>S</m:t>
-                </m:r>
-                <m:r>
-                  <m:t>W</m:t>
-                </m:r>
-              </m:e>
-            </m:acc>
-          </m:e>
-          <m:sup>
-            <m:r>
-              <m:t>A</m:t>
-            </m:r>
-          </m:sup>
-        </m:sSup>
-      </m:oMath>
-      <w:r>
-        <w:t xml:space="preserve"> </w:t>
-      </w:r>
-      <w:r>
-        <w:t xml:space="preserve">ranged from 0.19 to 5.10, with mean 1.00.</w:t>
-      </w:r>
-    </w:p>
+    <w:tbl>
+      <w:tblPr>
+        <w:tblStyle w:val="Table"/>
+        <w:tblInd w:w="164" w:type="dxa"/>
+        <w:tblBorders>
+          <w:left w:val="single" w:sz="24" w:space="0" w:color="909090"/>
+        </w:tblBorders>
+        <w:tblCellMar>
+          <w:left w:w="0" w:type="dxa"/>
+          <w:right w:w="0" w:type="dxa"/>
+        </w:tblCellMar>
+        <w:tblLook w:firstRow="0" w:lastRow="0" w:firstColumn="0" w:lastColumn="0" w:noHBand="0" w:noVBand="0" w:val="0000"/>
+      </w:tblPr>
+      <w:tblGrid>
+        <w:gridCol w:w="7920"/>
+      </w:tblGrid>
+      <w:tr>
+        <w:trPr>
+          <w:cantSplit/>
+        </w:trPr>
+        <w:tc>
+          <w:tcPr>
+            <w:tcMar>
+              <w:left w:w="144" w:type="dxa"/>
+            </w:tcMar>
+          </w:tcPr>
+          <w:p>
+            <w:pPr>
+              <w:pStyle w:val="BodyText"/>
+            </w:pPr>
+            <w:pPr>
+              <w:spacing w:before="16" w:after="64"/>
+            </w:pPr>
+          </w:p>
+          <w:bookmarkStart w:id="59" w:name="exm-nhefs-continuous-weights"/>
+          <w:p>
+            <w:pPr>
+              <w:pStyle w:val="BodyText"/>
+            </w:pPr>
+            <w:r>
+              <w:rPr>
+                <w:b/>
+                <w:bCs/>
+              </w:rPr>
+              <w:t xml:space="preserve">Example 7 (NHEFS: Weights for Change in Smoking Intensity)</w:t>
+            </w:r>
+            <w:r>
+              <w:t xml:space="preserve"> </w:t>
+            </w:r>
+            <w:r>
+              <w:t xml:space="preserve"> </w:t>
+            </w:r>
+          </w:p>
+          <w:p>
+            <w:pPr>
+              <w:pStyle w:val="Compact"/>
+              <w:numPr>
+                <w:ilvl w:val="0"/>
+                <w:numId w:val="1022"/>
+              </w:numPr>
+            </w:pPr>
+            <m:oMath>
+              <m:r>
+                <m:t>f</m:t>
+              </m:r>
+              <m:r>
+                <m:rPr>
+                  <m:sty m:val="p"/>
+                </m:rPr>
+                <m:t>(</m:t>
+              </m:r>
+              <m:r>
+                <m:t>A</m:t>
+              </m:r>
+              <m:r>
+                <m:rPr>
+                  <m:sty m:val="p"/>
+                </m:rPr>
+                <m:t>∣</m:t>
+              </m:r>
+              <m:r>
+                <m:t>L</m:t>
+              </m:r>
+              <m:r>
+                <m:rPr>
+                  <m:sty m:val="p"/>
+                </m:rPr>
+                <m:t>)</m:t>
+              </m:r>
+            </m:oMath>
+            <w:r>
+              <w:t xml:space="preserve">: normal with mean</w:t>
+            </w:r>
+            <w:r>
+              <w:t xml:space="preserve"> </w:t>
+            </w:r>
+            <m:oMath>
+              <m:sSub>
+                <m:e>
+                  <m:r>
+                    <m:t>μ</m:t>
+                  </m:r>
+                </m:e>
+                <m:sub>
+                  <m:r>
+                    <m:t>L</m:t>
+                  </m:r>
+                </m:sub>
+              </m:sSub>
+              <m:r>
+                <m:rPr>
+                  <m:sty m:val="p"/>
+                </m:rPr>
+                <m:t>=</m:t>
+              </m:r>
+              <m:r>
+                <m:rPr>
+                  <m:nor/>
+                  <m:sty m:val="p"/>
+                </m:rPr>
+                <m:t>E</m:t>
+              </m:r>
+              <m:d>
+                <m:dPr>
+                  <m:begChr m:val="["/>
+                  <m:sepChr m:val=""/>
+                  <m:endChr m:val="]"/>
+                  <m:grow/>
+                </m:dPr>
+                <m:e>
+                  <m:r>
+                    <m:t>A</m:t>
+                  </m:r>
+                  <m:r>
+                    <m:rPr>
+                      <m:sty m:val="p"/>
+                    </m:rPr>
+                    <m:t>∣</m:t>
+                  </m:r>
+                  <m:r>
+                    <m:t>L</m:t>
+                  </m:r>
+                </m:e>
+              </m:d>
+            </m:oMath>
+            <w:r>
+              <w:t xml:space="preserve"> </w:t>
+            </w:r>
+            <w:r>
+              <w:t xml:space="preserve">(estimated by linear regression) and constant variance</w:t>
+            </w:r>
+            <w:r>
+              <w:t xml:space="preserve"> </w:t>
+            </w:r>
+            <m:oMath>
+              <m:sSup>
+                <m:e>
+                  <m:r>
+                    <m:t>σ</m:t>
+                  </m:r>
+                </m:e>
+                <m:sup>
+                  <m:r>
+                    <m:t>2</m:t>
+                  </m:r>
+                </m:sup>
+              </m:sSup>
+            </m:oMath>
+            <w:r>
+              <w:t xml:space="preserve"> </w:t>
+            </w:r>
+            <w:r>
+              <w:t xml:space="preserve">(the residual variance);</w:t>
+            </w:r>
+          </w:p>
+          <w:p>
+            <w:pPr>
+              <w:pStyle w:val="Compact"/>
+              <w:numPr>
+                <w:ilvl w:val="0"/>
+                <w:numId w:val="1022"/>
+              </w:numPr>
+            </w:pPr>
+            <m:oMath>
+              <m:r>
+                <m:t>f</m:t>
+              </m:r>
+              <m:r>
+                <m:rPr>
+                  <m:sty m:val="p"/>
+                </m:rPr>
+                <m:t>(</m:t>
+              </m:r>
+              <m:r>
+                <m:t>A</m:t>
+              </m:r>
+              <m:r>
+                <m:rPr>
+                  <m:sty m:val="p"/>
+                </m:rPr>
+                <m:t>)</m:t>
+              </m:r>
+            </m:oMath>
+            <w:r>
+              <w:t xml:space="preserve"> </w:t>
+            </w:r>
+            <w:r>
+              <w:t xml:space="preserve">in the numerator: also normal;</w:t>
+            </w:r>
+          </w:p>
+          <w:p>
+            <w:pPr>
+              <w:pStyle w:val="Compact"/>
+              <w:numPr>
+                <w:ilvl w:val="0"/>
+                <w:numId w:val="1022"/>
+              </w:numPr>
+            </w:pPr>
+            <w:r>
+              <w:t xml:space="preserve">estimated</w:t>
+            </w:r>
+            <w:r>
+              <w:t xml:space="preserve"> </w:t>
+            </w:r>
+            <m:oMath>
+              <m:sSup>
+                <m:e>
+                  <m:acc>
+                    <m:accPr>
+                      <m:chr m:val="̂"/>
+                    </m:accPr>
+                    <m:e>
+                      <m:r>
+                        <m:t>S</m:t>
+                      </m:r>
+                      <m:r>
+                        <m:t>W</m:t>
+                      </m:r>
+                    </m:e>
+                  </m:acc>
+                </m:e>
+                <m:sup>
+                  <m:r>
+                    <m:t>A</m:t>
+                  </m:r>
+                </m:sup>
+              </m:sSup>
+            </m:oMath>
+            <w:r>
+              <w:t xml:space="preserve"> </w:t>
+            </w:r>
+            <w:r>
+              <w:t xml:space="preserve">ranged from 0.19 to 5.10, with mean 1.00.</w:t>
+            </w:r>
+          </w:p>
+          <w:bookmarkEnd w:id="59"/>
+        </w:tc>
+      </w:tr>
+    </w:tbl>
     <w:p>
       <w:pPr>
         <w:pStyle w:val="FirstParagraph"/>
       </w:pPr>
-      <w:r>
-        <w:t xml:space="preserve">IP weighting for continuous treatments is often dangerous: the estimates can change a great deal with the choice of model or algorithm for the conditional density</w:t>
-      </w:r>
-      <w:r>
-        <w:t xml:space="preserve"> </w:t>
-      </w:r>
-      <m:oMath>
-        <m:r>
-          <m:t>f</m:t>
-        </m:r>
-        <m:r>
-          <m:rPr>
-            <m:sty m:val="p"/>
-          </m:rPr>
-          <m:t>(</m:t>
-        </m:r>
-        <m:r>
-          <m:t>A</m:t>
-        </m:r>
-        <m:r>
-          <m:rPr>
-            <m:sty m:val="p"/>
-          </m:rPr>
-          <m:t>∣</m:t>
-        </m:r>
-        <m:r>
-          <m:t>L</m:t>
-        </m:r>
-        <m:r>
-          <m:rPr>
-            <m:sty m:val="p"/>
-          </m:rPr>
-          <m:t>)</m:t>
-        </m:r>
-      </m:oMath>
-      <w:r>
-        <w:t xml:space="preserve">.</w:t>
-      </w:r>
-      <w:r>
-        <w:t xml:space="preserve"> </w:t>
-      </w:r>
-      <w:r>
-        <w:t xml:space="preserve">The constant-variance assumption seemed reasonable after inspecting a residuals plot, and other choices (e.g., a truncated normal with heteroscedasticity) gave similar estimates.</w:t>
-      </w:r>
-      <w:r>
-        <w:t xml:space="preserve"> </w:t>
-      </w:r>
-      <w:r>
-        <w:t xml:space="preserve">Finding more stable ways to estimate these weights is ongoing research</w:t>
-      </w:r>
-      <w:r>
-        <w:t xml:space="preserve"> </w:t>
-      </w:r>
-      <w:r>
-        <w:t xml:space="preserve">(Hernán and Robins 2020, chap. 12, pp. 170-171)</w:t>
-      </w:r>
-      <w:r>
-        <w:t xml:space="preserve">.</w:t>
-      </w:r>
+      <w:ins w:id="102" w:author="PR Preview" w:date="2024-01-01T00:00:00Z">
+        <w:r>
+          <w:t xml:space="preserve"> </w:t>
+        </w:r>
+      </w:ins>
     </w:p>
+    <w:tbl>
+      <w:tblPr>
+        <w:tblStyle w:val="Table"/>
+        <w:tblLook w:firstRow="0" w:lastRow="0" w:firstColumn="0" w:lastColumn="0" w:noHBand="0" w:noVBand="0" w:val="0000"/>
+        <w:tblBorders>
+          <w:top w:val="single" w:sz="4" w:space="0" w:color="EB9113"/>
+          <w:left w:val="single" w:sz="24" w:space="0" w:color="EB9113"/>
+          <w:bottom w:val="single" w:sz="4" w:space="0" w:color="EB9113"/>
+          <w:right w:val="single" w:sz="4" w:space="0" w:color="EB9113"/>
+        </w:tblBorders>
+        <w:tblCellMar>
+          <w:left w:w="144" w:type="dxa"/>
+          <w:right w:w="144" w:type="dxa"/>
+        </w:tblCellMar>
+        <w:tblLook w:firstRow="0" w:lastRow="0" w:firstColumn="0" w:lastColumn="0" w:noHBand="0" w:noVBand="0" w:val="0000"/>
+      </w:tblPr>
+      <w:tr>
+        <w:trPr>
+          <w:cantSplit/>
+        </w:trPr>
+        <w:tc>
+          <w:tcPr>
+            <w:shd w:color="auto" w:fill="fcefdc" w:val="clear"/>
+            <w:tcMar>
+              <w:top w:w="92" w:type="dxa"/>
+              <w:bottom w:w="92" w:type="dxa"/>
+            </w:tcMar>
+          </w:tcPr>
+          <w:p>
+            <w:pPr>
+              <w:pStyle w:val="BodyText"/>
+            </w:pPr>
+            <w:pPr>
+              <w:spacing w:before="0" w:after="0"/>
+              <w:textAlignment w:val="center"/>
+            </w:pPr>
+            <w:r>
+              <w:drawing>
+                <wp:inline>
+                  <wp:extent cx="152400" cy="152400"/>
+                  <wp:effectExtent b="0" l="0" r="0" t="0"/>
+                  <wp:docPr descr="" title="" id="61" name="Picture"/>
+                  <a:graphic>
+                    <a:graphicData uri="http://schemas.openxmlformats.org/drawingml/2006/picture">
+                      <pic:pic>
+                        <pic:nvPicPr>
+                          <pic:cNvPr descr="/opt/quarto/share/formats/docx/warning.png" id="62" name="Picture"/>
+                          <pic:cNvPicPr>
+                            <a:picLocks noChangeArrowheads="1" noChangeAspect="1"/>
+                          </pic:cNvPicPr>
+                        </pic:nvPicPr>
+                        <pic:blipFill>
+                          <a:blip r:embed="rId60"/>
+                          <a:stretch>
+                            <a:fillRect/>
+                          </a:stretch>
+                        </pic:blipFill>
+                        <pic:spPr bwMode="auto">
+                          <a:xfrm>
+                            <a:off x="0" y="0"/>
+                            <a:ext cx="152400" cy="152400"/>
+                          </a:xfrm>
+                          <a:prstGeom prst="rect">
+                            <a:avLst/>
+                          </a:prstGeom>
+                          <a:noFill/>
+                          <a:ln w="9525">
+                            <a:noFill/>
+                            <a:headEnd/>
+                            <a:tailEnd/>
+                          </a:ln>
+                        </pic:spPr>
+                      </pic:pic>
+                    </a:graphicData>
+                  </a:graphic>
+                </wp:inline>
+              </w:drawing>
+            </w:r>
+            <w:r>
+              <w:t xml:space="preserve"> </w:t>
+            </w:r>
+            <w:r>
+              <w:t xml:space="preserve"> </w:t>
+            </w:r>
+            <w:r>
+              <w:t xml:space="preserve">IP Weights for Continuous Treatments Are Fragile</w:t>
+            </w:r>
+          </w:p>
+        </w:tc>
+      </w:tr>
+      <w:tr>
+        <w:trPr>
+          <w:cantSplit/>
+        </w:trPr>
+        <w:tc>
+          <w:tcPr>
+            <w:tcMar>
+              <w:top w:w="108" w:type="dxa"/>
+              <w:bottom w:w="108" w:type="dxa"/>
+            </w:tcMar>
+          </w:tcPr>
+          <w:p>
+            <w:pPr>
+              <w:pStyle w:val="BodyText"/>
+            </w:pPr>
+            <w:r>
+              <w:t xml:space="preserve">IP weighting for continuous treatments is often dangerous: the estimates can change a great deal with the choice of model or algorithm for the conditional density</w:t>
+            </w:r>
+            <w:r>
+              <w:t xml:space="preserve"> </w:t>
+            </w:r>
+            <m:oMath>
+              <m:r>
+                <m:t>f</m:t>
+              </m:r>
+              <m:r>
+                <m:rPr>
+                  <m:sty m:val="p"/>
+                </m:rPr>
+                <m:t>(</m:t>
+              </m:r>
+              <m:r>
+                <m:t>A</m:t>
+              </m:r>
+              <m:r>
+                <m:rPr>
+                  <m:sty m:val="p"/>
+                </m:rPr>
+                <m:t>∣</m:t>
+              </m:r>
+              <m:r>
+                <m:t>L</m:t>
+              </m:r>
+              <m:r>
+                <m:rPr>
+                  <m:sty m:val="p"/>
+                </m:rPr>
+                <m:t>)</m:t>
+              </m:r>
+            </m:oMath>
+            <w:r>
+              <w:t xml:space="preserve">.</w:t>
+            </w:r>
+            <w:r>
+              <w:t xml:space="preserve"> </w:t>
+            </w:r>
+            <w:r>
+              <w:t xml:space="preserve">The constant-variance assumption seemed reasonable after inspecting a residuals plot, and other choices (e.g., a truncated normal with heteroscedasticity) gave similar estimates.</w:t>
+            </w:r>
+            <w:r>
+              <w:t xml:space="preserve"> </w:t>
+            </w:r>
+            <w:r>
+              <w:t xml:space="preserve">Finding more stable ways to estimate these weights is ongoing research</w:t>
+            </w:r>
+            <w:r>
+              <w:t xml:space="preserve"> </w:t>
+            </w:r>
+            <w:r>
+              <w:t xml:space="preserve">(Hernán and Robins 2020, chap. 12, pp. 170-171)</w:t>
+            </w:r>
+            <w:r>
+              <w:t xml:space="preserve">.</w:t>
+            </w:r>
+          </w:p>
+          <w:p/>
+        </w:tc>
+      </w:tr>
+    </w:tbl>
     <w:p>
       <w:r>
         <w:pict>
@@ -14979,7 +15386,7 @@
               <w:spacing w:before="16" w:after="64"/>
             </w:pPr>
           </w:p>
-          <w:bookmarkStart w:id="54" w:name="exm-nhefs-continuous"/>
+          <w:bookmarkStart w:id="63" w:name="exm-nhefs-continuous"/>
           <w:p>
             <w:pPr>
               <w:pStyle w:val="BodyText"/>
@@ -14989,7 +15396,7 @@
                 <w:b/>
                 <w:bCs/>
               </w:rPr>
-              <w:t xml:space="preserve">Example 6 (NHEFS: Change in Smoking Intensity)</w:t>
+              <w:t xml:space="preserve">Example 8 (NHEFS: Change in Smoking Intensity)</w:t>
             </w:r>
             <w:r>
               <w:t xml:space="preserve"> </w:t>
@@ -15438,7 +15845,7 @@
               </w:tc>
             </w:tr>
           </w:tbl>
-          <w:bookmarkEnd w:id="54"/>
+          <w:bookmarkEnd w:id="63"/>
         </w:tc>
       </w:tr>
     </w:tbl>
@@ -15446,99 +15853,363 @@
       <w:pPr>
         <w:pStyle w:val="BodyText"/>
       </w:pPr>
-      <w:r>
-        <w:t xml:space="preserve">The book reports these quantities from the unrounded coefficients.</w:t>
-      </w:r>
-      <w:r>
-        <w:t xml:space="preserve"> </w:t>
-      </w:r>
-      <w:r>
-        <w:t xml:space="preserve">Plugging in the</w:t>
-      </w:r>
-      <w:r>
-        <w:t xml:space="preserve"> </w:t>
-      </w:r>
-      <w:r>
-        <w:rPr>
-          <w:b/>
-          <w:bCs/>
-        </w:rPr>
-        <w:t xml:space="preserve">rounded</w:t>
-      </w:r>
-      <w:r>
-        <w:t xml:space="preserve"> </w:t>
-      </w:r>
-      <w:r>
-        <w:t xml:space="preserve">coefficients gives a slightly different value:</w:t>
-      </w:r>
+      <w:ins w:id="104" w:author="PR Preview" w:date="2024-01-01T00:00:00Z">
+        <w:r>
+          <w:t xml:space="preserve"> </w:t>
+        </w:r>
+      </w:ins>
     </w:p>
-    <w:p>
-      <w:pPr>
-        <w:pStyle w:val="BodyText"/>
-      </w:pPr>
-      <m:oMathPara>
-        <m:oMathParaPr>
-          <m:jc m:val="center"/>
-        </m:oMathParaPr>
-        <m:oMath>
-          <m:eqArr>
-            <m:e>
-              <m:sSub>
-                <m:e>
-                  <m:acc>
-                    <m:accPr>
-                      <m:chr m:val="̂"/>
-                    </m:accPr>
-                    <m:e>
-                      <m:r>
-                        <m:t>β</m:t>
-                      </m:r>
-                    </m:e>
-                  </m:acc>
-                </m:e>
-                <m:sub>
-                  <m:r>
-                    <m:t>0</m:t>
-                  </m:r>
-                </m:sub>
-              </m:sSub>
-              <m:r>
-                <m:rPr>
-                  <m:sty m:val="p"/>
-                </m:rPr>
-                <m:t>+</m:t>
-              </m:r>
-              <m:r>
-                <m:t>20</m:t>
-              </m:r>
-              <m:sSub>
-                <m:e>
-                  <m:acc>
-                    <m:accPr>
-                      <m:chr m:val="̂"/>
-                    </m:accPr>
-                    <m:e>
-                      <m:r>
-                        <m:t>β</m:t>
-                      </m:r>
-                    </m:e>
-                  </m:acc>
-                </m:e>
-                <m:sub>
-                  <m:r>
-                    <m:t>1</m:t>
-                  </m:r>
-                </m:sub>
-              </m:sSub>
-              <m:r>
-                <m:rPr>
-                  <m:sty m:val="p"/>
-                </m:rPr>
-                <m:t>+</m:t>
-              </m:r>
-              <m:r>
-                <m:t>400</m:t>
-              </m:r>
+    <w:tbl>
+      <w:tblPr>
+        <w:tblStyle w:val="Table"/>
+        <w:tblLook w:firstRow="0" w:lastRow="0" w:firstColumn="0" w:lastColumn="0" w:noHBand="0" w:noVBand="0" w:val="0000"/>
+        <w:tblBorders>
+          <w:top w:val="single" w:sz="4" w:space="0" w:color="EB9113"/>
+          <w:left w:val="single" w:sz="24" w:space="0" w:color="EB9113"/>
+          <w:bottom w:val="single" w:sz="4" w:space="0" w:color="EB9113"/>
+          <w:right w:val="single" w:sz="4" w:space="0" w:color="EB9113"/>
+        </w:tblBorders>
+        <w:tblCellMar>
+          <w:left w:w="144" w:type="dxa"/>
+          <w:right w:w="144" w:type="dxa"/>
+        </w:tblCellMar>
+        <w:tblLook w:firstRow="0" w:lastRow="0" w:firstColumn="0" w:lastColumn="0" w:noHBand="0" w:noVBand="0" w:val="0000"/>
+      </w:tblPr>
+      <w:tr>
+        <w:trPr>
+          <w:cantSplit/>
+        </w:trPr>
+        <w:tc>
+          <w:tcPr>
+            <w:shd w:color="auto" w:fill="fcefdc" w:val="clear"/>
+            <w:tcMar>
+              <w:top w:w="92" w:type="dxa"/>
+              <w:bottom w:w="92" w:type="dxa"/>
+            </w:tcMar>
+          </w:tcPr>
+          <w:p>
+            <w:pPr>
+              <w:pStyle w:val="BodyText"/>
+            </w:pPr>
+            <w:pPr>
+              <w:spacing w:before="0" w:after="0"/>
+              <w:textAlignment w:val="center"/>
+            </w:pPr>
+            <w:r>
+              <w:drawing>
+                <wp:inline>
+                  <wp:extent cx="152400" cy="152400"/>
+                  <wp:effectExtent b="0" l="0" r="0" t="0"/>
+                  <wp:docPr descr="" title="" id="64" name="Picture"/>
+                  <a:graphic>
+                    <a:graphicData uri="http://schemas.openxmlformats.org/drawingml/2006/picture">
+                      <pic:pic>
+                        <pic:nvPicPr>
+                          <pic:cNvPr descr="/opt/quarto/share/formats/docx/warning.png" id="65" name="Picture"/>
+                          <pic:cNvPicPr>
+                            <a:picLocks noChangeArrowheads="1" noChangeAspect="1"/>
+                          </pic:cNvPicPr>
+                        </pic:nvPicPr>
+                        <pic:blipFill>
+                          <a:blip r:embed="rId60"/>
+                          <a:stretch>
+                            <a:fillRect/>
+                          </a:stretch>
+                        </pic:blipFill>
+                        <pic:spPr bwMode="auto">
+                          <a:xfrm>
+                            <a:off x="0" y="0"/>
+                            <a:ext cx="152400" cy="152400"/>
+                          </a:xfrm>
+                          <a:prstGeom prst="rect">
+                            <a:avLst/>
+                          </a:prstGeom>
+                          <a:noFill/>
+                          <a:ln w="9525">
+                            <a:noFill/>
+                            <a:headEnd/>
+                            <a:tailEnd/>
+                          </a:ln>
+                        </pic:spPr>
+                      </pic:pic>
+                    </a:graphicData>
+                  </a:graphic>
+                </wp:inline>
+              </w:drawing>
+            </w:r>
+            <w:r>
+              <w:t xml:space="preserve"> </w:t>
+            </w:r>
+            <w:r>
+              <w:t xml:space="preserve"> </w:t>
+            </w:r>
+            <w:r>
+              <w:t xml:space="preserve">Rounded Coefficients</w:t>
+            </w:r>
+          </w:p>
+        </w:tc>
+      </w:tr>
+      <w:tr>
+        <w:trPr>
+          <w:cantSplit/>
+        </w:trPr>
+        <w:tc>
+          <w:tcPr>
+            <w:tcMar>
+              <w:top w:w="108" w:type="dxa"/>
+              <w:bottom w:w="108" w:type="dxa"/>
+            </w:tcMar>
+          </w:tcPr>
+          <w:p>
+            <w:pPr>
+              <w:pStyle w:val="BodyText"/>
+            </w:pPr>
+            <w:r>
+              <w:t xml:space="preserve">The book reports these quantities from the unrounded coefficients.</w:t>
+            </w:r>
+            <w:r>
+              <w:t xml:space="preserve"> </w:t>
+            </w:r>
+            <w:r>
+              <w:t xml:space="preserve">Plugging in the</w:t>
+            </w:r>
+            <w:r>
+              <w:t xml:space="preserve"> </w:t>
+            </w:r>
+            <w:r>
+              <w:rPr>
+                <w:b/>
+                <w:bCs/>
+              </w:rPr>
+              <w:t xml:space="preserve">rounded</w:t>
+            </w:r>
+            <w:r>
+              <w:t xml:space="preserve"> </w:t>
+            </w:r>
+            <w:r>
+              <w:t xml:space="preserve">coefficients gives a slightly different value:</w:t>
+            </w:r>
+          </w:p>
+          <w:p>
+            <w:pPr>
+              <w:pStyle w:val="BodyText"/>
+            </w:pPr>
+            <m:oMathPara>
+              <m:oMathParaPr>
+                <m:jc m:val="center"/>
+              </m:oMathParaPr>
+              <m:oMath>
+                <m:eqArr>
+                  <m:e>
+                    <m:sSub>
+                      <m:e>
+                        <m:acc>
+                          <m:accPr>
+                            <m:chr m:val="̂"/>
+                          </m:accPr>
+                          <m:e>
+                            <m:r>
+                              <m:t>β</m:t>
+                            </m:r>
+                          </m:e>
+                        </m:acc>
+                      </m:e>
+                      <m:sub>
+                        <m:r>
+                          <m:t>0</m:t>
+                        </m:r>
+                      </m:sub>
+                    </m:sSub>
+                    <m:r>
+                      <m:rPr>
+                        <m:sty m:val="p"/>
+                      </m:rPr>
+                      <m:t>+</m:t>
+                    </m:r>
+                    <m:r>
+                      <m:t>20</m:t>
+                    </m:r>
+                    <m:sSub>
+                      <m:e>
+                        <m:acc>
+                          <m:accPr>
+                            <m:chr m:val="̂"/>
+                          </m:accPr>
+                          <m:e>
+                            <m:r>
+                              <m:t>β</m:t>
+                            </m:r>
+                          </m:e>
+                        </m:acc>
+                      </m:e>
+                      <m:sub>
+                        <m:r>
+                          <m:t>1</m:t>
+                        </m:r>
+                      </m:sub>
+                    </m:sSub>
+                    <m:r>
+                      <m:rPr>
+                        <m:sty m:val="p"/>
+                      </m:rPr>
+                      <m:t>+</m:t>
+                    </m:r>
+                    <m:r>
+                      <m:t>400</m:t>
+                    </m:r>
+                    <m:sSub>
+                      <m:e>
+                        <m:acc>
+                          <m:accPr>
+                            <m:chr m:val="̂"/>
+                          </m:accPr>
+                          <m:e>
+                            <m:r>
+                              <m:t>β</m:t>
+                            </m:r>
+                          </m:e>
+                        </m:acc>
+                      </m:e>
+                      <m:sub>
+                        <m:r>
+                          <m:t>2</m:t>
+                        </m:r>
+                      </m:sub>
+                    </m:sSub>
+                    <m:r>
+                      <m:t>&amp;</m:t>
+                    </m:r>
+                    <m:r>
+                      <m:rPr>
+                        <m:sty m:val="p"/>
+                      </m:rPr>
+                      <m:t>=</m:t>
+                    </m:r>
+                    <m:r>
+                      <m:t>2.005</m:t>
+                    </m:r>
+                    <m:r>
+                      <m:rPr>
+                        <m:sty m:val="p"/>
+                      </m:rPr>
+                      <m:t>+</m:t>
+                    </m:r>
+                    <m:r>
+                      <m:t>20</m:t>
+                    </m:r>
+                    <m:r>
+                      <m:rPr>
+                        <m:sty m:val="p"/>
+                      </m:rPr>
+                      <m:t>(</m:t>
+                    </m:r>
+                    <m:r>
+                      <m:rPr>
+                        <m:sty m:val="p"/>
+                      </m:rPr>
+                      <m:t>−</m:t>
+                    </m:r>
+                    <m:r>
+                      <m:t>0.109</m:t>
+                    </m:r>
+                    <m:r>
+                      <m:rPr>
+                        <m:sty m:val="p"/>
+                      </m:rPr>
+                      <m:t>)</m:t>
+                    </m:r>
+                    <m:r>
+                      <m:rPr>
+                        <m:sty m:val="p"/>
+                      </m:rPr>
+                      <m:t>+</m:t>
+                    </m:r>
+                    <m:r>
+                      <m:t>400</m:t>
+                    </m:r>
+                    <m:r>
+                      <m:rPr>
+                        <m:sty m:val="p"/>
+                      </m:rPr>
+                      <m:t>(</m:t>
+                    </m:r>
+                    <m:r>
+                      <m:t>0.003</m:t>
+                    </m:r>
+                    <m:r>
+                      <m:rPr>
+                        <m:sty m:val="p"/>
+                      </m:rPr>
+                      <m:t>)</m:t>
+                    </m:r>
+                  </m:e>
+                  <m:e>
+                    <m:r>
+                      <m:t>&amp;</m:t>
+                    </m:r>
+                    <m:r>
+                      <m:rPr>
+                        <m:sty m:val="p"/>
+                      </m:rPr>
+                      <m:t>=</m:t>
+                    </m:r>
+                    <m:r>
+                      <m:t>2.005</m:t>
+                    </m:r>
+                    <m:r>
+                      <m:rPr>
+                        <m:sty m:val="p"/>
+                      </m:rPr>
+                      <m:t>−</m:t>
+                    </m:r>
+                    <m:r>
+                      <m:t>2.180</m:t>
+                    </m:r>
+                    <m:r>
+                      <m:rPr>
+                        <m:sty m:val="p"/>
+                      </m:rPr>
+                      <m:t>+</m:t>
+                    </m:r>
+                    <m:r>
+                      <m:t>1.200</m:t>
+                    </m:r>
+                  </m:e>
+                  <m:e>
+                    <m:r>
+                      <m:t>&amp;</m:t>
+                    </m:r>
+                    <m:r>
+                      <m:rPr>
+                        <m:sty m:val="p"/>
+                      </m:rPr>
+                      <m:t>=</m:t>
+                    </m:r>
+                    <m:r>
+                      <m:t>1.025</m:t>
+                    </m:r>
+                    <m:r>
+                      <m:rPr>
+                        <m:sty m:val="p"/>
+                      </m:rPr>
+                      <m:t>,</m:t>
+                    </m:r>
+                  </m:e>
+                </m:eqArr>
+              </m:oMath>
+            </m:oMathPara>
+          </w:p>
+          <w:p>
+            <w:pPr>
+              <w:pStyle w:val="FirstParagraph"/>
+            </w:pPr>
+            <w:r>
+              <w:t xml:space="preserve">because</w:t>
+            </w:r>
+            <w:r>
+              <w:t xml:space="preserve"> </w:t>
+            </w:r>
+            <m:oMath>
               <m:sSub>
                 <m:e>
                   <m:acc>
@@ -15559,181 +16230,32 @@
                 </m:sub>
               </m:sSub>
               <m:r>
-                <m:t>&amp;</m:t>
-              </m:r>
-              <m:r>
                 <m:rPr>
                   <m:sty m:val="p"/>
                 </m:rPr>
                 <m:t>=</m:t>
               </m:r>
               <m:r>
-                <m:t>2.005</m:t>
-              </m:r>
-              <m:r>
-                <m:rPr>
-                  <m:sty m:val="p"/>
-                </m:rPr>
-                <m:t>+</m:t>
-              </m:r>
-              <m:r>
-                <m:t>20</m:t>
-              </m:r>
-              <m:r>
-                <m:rPr>
-                  <m:sty m:val="p"/>
-                </m:rPr>
-                <m:t>(</m:t>
-              </m:r>
-              <m:r>
-                <m:rPr>
-                  <m:sty m:val="p"/>
-                </m:rPr>
-                <m:t>−</m:t>
-              </m:r>
-              <m:r>
-                <m:t>0.109</m:t>
-              </m:r>
-              <m:r>
-                <m:rPr>
-                  <m:sty m:val="p"/>
-                </m:rPr>
-                <m:t>)</m:t>
-              </m:r>
-              <m:r>
-                <m:rPr>
-                  <m:sty m:val="p"/>
-                </m:rPr>
-                <m:t>+</m:t>
-              </m:r>
-              <m:r>
-                <m:t>400</m:t>
-              </m:r>
-              <m:r>
-                <m:rPr>
-                  <m:sty m:val="p"/>
-                </m:rPr>
-                <m:t>(</m:t>
-              </m:r>
-              <m:r>
                 <m:t>0.003</m:t>
               </m:r>
-              <m:r>
-                <m:rPr>
-                  <m:sty m:val="p"/>
-                </m:rPr>
-                <m:t>)</m:t>
-              </m:r>
-            </m:e>
-            <m:e>
-              <m:r>
-                <m:t>&amp;</m:t>
-              </m:r>
-              <m:r>
-                <m:rPr>
-                  <m:sty m:val="p"/>
-                </m:rPr>
-                <m:t>=</m:t>
-              </m:r>
-              <m:r>
-                <m:t>2.005</m:t>
-              </m:r>
-              <m:r>
-                <m:rPr>
-                  <m:sty m:val="p"/>
-                </m:rPr>
-                <m:t>−</m:t>
-              </m:r>
-              <m:r>
-                <m:t>2.180</m:t>
-              </m:r>
-              <m:r>
-                <m:rPr>
-                  <m:sty m:val="p"/>
-                </m:rPr>
-                <m:t>+</m:t>
-              </m:r>
-              <m:r>
-                <m:t>1.200</m:t>
-              </m:r>
-            </m:e>
-            <m:e>
-              <m:r>
-                <m:t>&amp;</m:t>
-              </m:r>
-              <m:r>
-                <m:rPr>
-                  <m:sty m:val="p"/>
-                </m:rPr>
-                <m:t>=</m:t>
-              </m:r>
-              <m:r>
-                <m:t>1.025</m:t>
-              </m:r>
-              <m:r>
-                <m:rPr>
-                  <m:sty m:val="p"/>
-                </m:rPr>
-                <m:t>,</m:t>
-              </m:r>
-            </m:e>
-          </m:eqArr>
-        </m:oMath>
-      </m:oMathPara>
-    </w:p>
-    <w:p>
-      <w:pPr>
-        <w:pStyle w:val="FirstParagraph"/>
-      </w:pPr>
-      <w:r>
-        <w:t xml:space="preserve">because</w:t>
-      </w:r>
-      <w:r>
-        <w:t xml:space="preserve"> </w:t>
-      </w:r>
-      <m:oMath>
-        <m:sSub>
-          <m:e>
-            <m:acc>
-              <m:accPr>
-                <m:chr m:val="̂"/>
-              </m:accPr>
-              <m:e>
-                <m:r>
-                  <m:t>β</m:t>
-                </m:r>
-              </m:e>
-            </m:acc>
-          </m:e>
-          <m:sub>
-            <m:r>
-              <m:t>2</m:t>
-            </m:r>
-          </m:sub>
-        </m:sSub>
-        <m:r>
-          <m:rPr>
-            <m:sty m:val="p"/>
-          </m:rPr>
-          <m:t>=</m:t>
-        </m:r>
-        <m:r>
-          <m:t>0.003</m:t>
-        </m:r>
-      </m:oMath>
-      <w:r>
-        <w:t xml:space="preserve"> </w:t>
-      </w:r>
-      <w:r>
-        <w:t xml:space="preserve">is rounded and is multiplied by 400.</w:t>
-      </w:r>
-      <w:r>
-        <w:t xml:space="preserve"> </w:t>
-      </w:r>
-      <w:r>
-        <w:t xml:space="preserve">Use the reported 0.9 kg, not this back-of-the-envelope value.</w:t>
-      </w:r>
-    </w:p>
+            </m:oMath>
+            <w:r>
+              <w:t xml:space="preserve"> </w:t>
+            </w:r>
+            <w:r>
+              <w:t xml:space="preserve">is rounded and is multiplied by 400.</w:t>
+            </w:r>
+            <w:r>
+              <w:t xml:space="preserve"> </w:t>
+            </w:r>
+            <w:r>
+              <w:t xml:space="preserve">Use the reported 0.9 kg, not this back-of-the-envelope value.</w:t>
+            </w:r>
+          </w:p>
+          <w:p/>
+        </w:tc>
+      </w:tr>
+    </w:tbl>
     <w:p>
       <w:r>
         <w:pict>
@@ -15741,15 +16263,17 @@
         </w:pict>
       </w:r>
     </w:p>
-    <w:bookmarkEnd w:id="55"/>
-    <w:bookmarkStart w:id="58" w:name="Xf1b7fce8ba51efc151a1f2d69077bf7491d4647"/>
+    <w:bookmarkEnd w:id="66"/>
+    <w:bookmarkStart w:id="69" w:name="Xf1b7fce8ba51efc151a1f2d69077bf7491d4647"/>
     <w:p>
       <w:pPr>
         <w:pStyle w:val="Heading3"/>
       </w:pPr>
-      <w:r>
-        <w:t xml:space="preserve">4.5 Dichotomous Outcome: Marginal Structural Logistic Model</w:t>
-      </w:r>
+      <w:ins w:id="106" w:author="PR Preview" w:date="2024-01-01T00:00:00Z">
+        <w:r>
+          <w:t xml:space="preserve">4.4 Dichotomous Outcome: Marginal Structural Logistic Model</w:t>
+        </w:r>
+      </w:ins>
     </w:p>
     <w:tbl>
       <w:tblPr>
@@ -15785,7 +16309,7 @@
               <w:spacing w:before="16" w:after="64"/>
             </w:pPr>
           </w:p>
-          <w:bookmarkStart w:id="56" w:name="def-msm-logistic"/>
+          <w:bookmarkStart w:id="67" w:name="def-msm-logistic"/>
           <w:p>
             <w:pPr>
               <w:pStyle w:val="BodyText"/>
@@ -16130,7 +16654,7 @@
               <w:t xml:space="preserve">to the IP weighted pseudo-population.</w:t>
             </w:r>
           </w:p>
-          <w:bookmarkEnd w:id="56"/>
+          <w:bookmarkEnd w:id="67"/>
         </w:tc>
       </w:tr>
     </w:tbl>
@@ -16138,7 +16662,7 @@
       <w:pPr>
         <w:pStyle w:val="BodyText"/>
       </w:pPr>
-      <w:ins w:id="136" w:author="PR Preview" w:date="2024-01-01T00:00:00Z">
+      <w:ins w:id="107" w:author="PR Preview" w:date="2024-01-01T00:00:00Z">
         <w:r>
           <w:t xml:space="preserve"> </w:t>
         </w:r>
@@ -16178,7 +16702,7 @@
               <w:spacing w:before="16" w:after="64"/>
             </w:pPr>
           </w:p>
-          <w:bookmarkStart w:id="57" w:name="exm-nhefs-death"/>
+          <w:bookmarkStart w:id="68" w:name="exm-nhefs-death"/>
           <w:p>
             <w:pPr>
               <w:pStyle w:val="BodyText"/>
@@ -16188,7 +16712,7 @@
                 <w:b/>
                 <w:bCs/>
               </w:rPr>
-              <w:t xml:space="preserve">Example 7 (NHEFS: Quitting Smoking and Death by 1992)</w:t>
+              <w:t xml:space="preserve">Example 9 (NHEFS: Quitting Smoking and Death by 1992)</w:t>
             </w:r>
             <w:r>
               <w:t xml:space="preserve"> </w:t>
@@ -16281,7 +16805,7 @@
               <w:t xml:space="preserve">(95% CI: 0.8, 1.4).</w:t>
             </w:r>
           </w:p>
-          <w:bookmarkEnd w:id="57"/>
+          <w:bookmarkEnd w:id="68"/>
         </w:tc>
       </w:tr>
     </w:tbl>
@@ -16308,9 +16832,9 @@
         <w:t xml:space="preserve">.</w:t>
       </w:r>
     </w:p>
-    <w:bookmarkEnd w:id="58"/>
-    <w:bookmarkEnd w:id="59"/>
-    <w:bookmarkStart w:id="67" w:name="X05a1492e695e00799298d26bd4a65ffb0c6b129"/>
+    <w:bookmarkEnd w:id="69"/>
+    <w:bookmarkEnd w:id="70"/>
+    <w:bookmarkStart w:id="83" w:name="X05a1492e695e00799298d26bd4a65ffb0c6b129"/>
     <w:p>
       <w:pPr>
         <w:pStyle w:val="Heading2"/>
@@ -16404,7 +16928,7 @@
               <w:spacing w:before="16" w:after="64"/>
             </w:pPr>
           </w:p>
-          <w:bookmarkStart w:id="60" w:name="def-msm-effect-modification"/>
+          <w:bookmarkStart w:id="71" w:name="def-msm-effect-modification"/>
           <w:p>
             <w:pPr>
               <w:pStyle w:val="BodyText"/>
@@ -17317,7 +17841,7 @@
               </m:oMath>
             </m:oMathPara>
           </w:p>
-          <w:bookmarkEnd w:id="60"/>
+          <w:bookmarkEnd w:id="71"/>
         </w:tc>
       </w:tr>
     </w:tbl>
@@ -17432,7 +17956,7 @@
         </w:pict>
       </w:r>
     </w:p>
-    <w:bookmarkStart w:id="62" w:name="fitting-the-model"/>
+    <w:bookmarkStart w:id="74" w:name="fitting-the-model"/>
     <w:p>
       <w:pPr>
         <w:pStyle w:val="Heading3"/>
@@ -17440,6 +17964,31 @@
       <w:r>
         <w:t xml:space="preserve">5.1 Fitting the Model</w:t>
       </w:r>
+    </w:p>
+    <w:bookmarkStart w:id="72" w:name="alg-fit-msm-effect-modifier"/>
+    <w:p>
+      <w:pPr>
+        <w:pStyle w:val="FirstParagraph"/>
+      </w:pPr>
+      <w:ins w:id="1116" w:author="PR Preview" w:date="2024-01-01T00:00:00Z">
+        <w:r>
+          <w:rPr>
+            <w:b/>
+            <w:bCs/>
+          </w:rPr>
+          <w:t xml:space="preserve">Algorithm 4 (Fitting a Marginal Structural Model with an Effect Modifier)</w:t>
+        </w:r>
+      </w:ins>
+      <w:ins w:id="1116" w:author="PR Preview" w:date="2024-01-01T00:00:00Z">
+        <w:r>
+          <w:t xml:space="preserve"> </w:t>
+        </w:r>
+      </w:ins>
+      <w:ins w:id="1116" w:author="PR Preview" w:date="2024-01-01T00:00:00Z">
+        <w:r>
+          <w:t xml:space="preserve"> </w:t>
+        </w:r>
+      </w:ins>
     </w:p>
     <w:p>
       <w:pPr>
@@ -17697,12 +18246,12 @@
           <w:numId w:val="1023"/>
         </w:numPr>
       </w:pPr>
-      <w:ins w:id="147" w:author="PR Preview" w:date="2024-01-01T00:00:00Z">
+      <w:ins w:id="119" w:author="PR Preview" w:date="2024-01-01T00:00:00Z">
         <w:r>
           <w:t xml:space="preserve">Because the model is within levels of</w:t>
         </w:r>
       </w:ins>
-      <w:ins w:id="147" w:author="PR Preview" w:date="2024-01-01T00:00:00Z">
+      <w:ins w:id="119" w:author="PR Preview" w:date="2024-01-01T00:00:00Z">
         <w:r>
           <w:t xml:space="preserve"> </w:t>
         </w:r>
@@ -17712,12 +18261,12 @@
           <m:t>V</m:t>
         </m:r>
       </m:oMath>
-      <w:ins w:id="147" w:author="PR Preview" w:date="2024-01-01T00:00:00Z">
+      <w:ins w:id="119" w:author="PR Preview" w:date="2024-01-01T00:00:00Z">
         <w:r>
           <w:t xml:space="preserve">, the numerator can be</w:t>
         </w:r>
       </w:ins>
-      <w:ins w:id="147" w:author="PR Preview" w:date="2024-01-01T00:00:00Z">
+      <w:ins w:id="119" w:author="PR Preview" w:date="2024-01-01T00:00:00Z">
         <w:r>
           <w:t xml:space="preserve"> </w:t>
         </w:r>
@@ -17751,12 +18300,336 @@
           <m:t>]</m:t>
         </m:r>
       </m:oMath>
-      <w:ins w:id="147" w:author="PR Preview" w:date="2024-01-01T00:00:00Z">
+      <w:ins w:id="119" w:author="PR Preview" w:date="2024-01-01T00:00:00Z">
+        <w:r>
+          <w:t xml:space="preserve">.</w:t>
+        </w:r>
+      </w:ins>
+    </w:p>
+    <w:bookmarkEnd w:id="72"/>
+    <w:tbl>
+      <w:tblPr>
+        <w:tblStyle w:val="Table"/>
+        <w:tblInd w:w="164" w:type="dxa"/>
+        <w:tblBorders>
+          <w:left w:val="single" w:sz="24" w:space="0" w:color="909090"/>
+        </w:tblBorders>
+        <w:tblCellMar>
+          <w:left w:w="0" w:type="dxa"/>
+          <w:right w:w="0" w:type="dxa"/>
+        </w:tblCellMar>
+        <w:tblLook w:firstRow="0" w:lastRow="0" w:firstColumn="0" w:lastColumn="0" w:noHBand="0" w:noVBand="0" w:val="0000"/>
+      </w:tblPr>
+      <w:tblGrid>
+        <w:gridCol w:w="7920"/>
+      </w:tblGrid>
+      <w:tr>
+        <w:trPr>
+          <w:cantSplit/>
+        </w:trPr>
+        <w:tc>
+          <w:tcPr>
+            <w:tcMar>
+              <w:left w:w="144" w:type="dxa"/>
+            </w:tcMar>
+          </w:tcPr>
+          <w:p>
+            <w:pPr>
+              <w:pStyle w:val="FirstParagraph"/>
+            </w:pPr>
+            <w:pPr>
+              <w:spacing w:before="16" w:after="64"/>
+            </w:pPr>
+          </w:p>
+          <w:bookmarkStart w:id="73" w:name="def-stabilized-weights-v"/>
+          <w:p>
+            <w:pPr>
+              <w:pStyle w:val="BodyText"/>
+            </w:pPr>
+            <w:r>
+              <w:rPr>
+                <w:b/>
+                <w:bCs/>
+              </w:rPr>
+              <w:t xml:space="preserve">Definition 9 (Stabilized IP Weights Given</w:t>
+            </w:r>
+            <w:r>
+              <w:rPr>
+                <w:b/>
+                <w:bCs/>
+              </w:rPr>
+              <w:t xml:space="preserve"> </w:t>
+            </w:r>
+            <m:oMath>
+              <m:r>
+                <m:t>V</m:t>
+              </m:r>
+            </m:oMath>
+            <w:r>
+              <w:rPr>
+                <w:b/>
+                <w:bCs/>
+              </w:rPr>
+              <w:t xml:space="preserve">)</w:t>
+            </w:r>
+          </w:p>
+          <w:p>
+            <w:pPr>
+              <w:pStyle w:val="BodyText"/>
+            </w:pPr>
+            <m:oMathPara>
+              <m:oMathParaPr>
+                <m:jc m:val="center"/>
+              </m:oMathParaPr>
+              <m:oMath>
+                <m:r>
+                  <m:t>S</m:t>
+                </m:r>
+                <m:sSup>
+                  <m:e>
+                    <m:r>
+                      <m:t>W</m:t>
+                    </m:r>
+                  </m:e>
+                  <m:sup>
+                    <m:r>
+                      <m:t>A</m:t>
+                    </m:r>
+                  </m:sup>
+                </m:sSup>
+                <m:r>
+                  <m:rPr>
+                    <m:sty m:val="p"/>
+                  </m:rPr>
+                  <m:t>(</m:t>
+                </m:r>
+                <m:r>
+                  <m:t>V</m:t>
+                </m:r>
+                <m:r>
+                  <m:rPr>
+                    <m:sty m:val="p"/>
+                  </m:rPr>
+                  <m:t>)</m:t>
+                </m:r>
+                <m:limUpp>
+                  <m:e>
+                    <m:r>
+                      <m:rPr>
+                        <m:sty m:val="p"/>
+                      </m:rPr>
+                      <m:t>=</m:t>
+                    </m:r>
+                  </m:e>
+                  <m:lim>
+                    <m:r>
+                      <m:rPr>
+                        <m:nor/>
+                        <m:sty m:val="p"/>
+                      </m:rPr>
+                      <m:t>def</m:t>
+                    </m:r>
+                  </m:lim>
+                </m:limUpp>
+                <m:f>
+                  <m:fPr>
+                    <m:type m:val="bar"/>
+                  </m:fPr>
+                  <m:num>
+                    <m:r>
+                      <m:t>f</m:t>
+                    </m:r>
+                    <m:r>
+                      <m:rPr>
+                        <m:sty m:val="p"/>
+                      </m:rPr>
+                      <m:t>[</m:t>
+                    </m:r>
+                    <m:r>
+                      <m:t>A</m:t>
+                    </m:r>
+                    <m:r>
+                      <m:rPr>
+                        <m:sty m:val="p"/>
+                      </m:rPr>
+                      <m:t>∣</m:t>
+                    </m:r>
+                    <m:r>
+                      <m:t>V</m:t>
+                    </m:r>
+                    <m:r>
+                      <m:rPr>
+                        <m:sty m:val="p"/>
+                      </m:rPr>
+                      <m:t>]</m:t>
+                    </m:r>
+                  </m:num>
+                  <m:den>
+                    <m:r>
+                      <m:t>f</m:t>
+                    </m:r>
+                    <m:r>
+                      <m:rPr>
+                        <m:sty m:val="p"/>
+                      </m:rPr>
+                      <m:t>[</m:t>
+                    </m:r>
+                    <m:r>
+                      <m:t>A</m:t>
+                    </m:r>
+                    <m:r>
+                      <m:rPr>
+                        <m:sty m:val="p"/>
+                      </m:rPr>
+                      <m:t>∣</m:t>
+                    </m:r>
+                    <m:r>
+                      <m:t>L</m:t>
+                    </m:r>
+                    <m:r>
+                      <m:rPr>
+                        <m:sty m:val="p"/>
+                      </m:rPr>
+                      <m:t>]</m:t>
+                    </m:r>
+                  </m:den>
+                </m:f>
+              </m:oMath>
+            </m:oMathPara>
+          </w:p>
+          <w:p>
+            <w:pPr>
+              <w:pStyle w:val="FirstParagraph"/>
+            </w:pPr>
+            <w:r>
+              <w:t xml:space="preserve">They are estimated like</w:t>
+            </w:r>
+            <w:r>
+              <w:t xml:space="preserve"> </w:t>
+            </w:r>
+            <m:oMath>
+              <m:r>
+                <m:t>S</m:t>
+              </m:r>
+              <m:sSup>
+                <m:e>
+                  <m:r>
+                    <m:t>W</m:t>
+                  </m:r>
+                </m:e>
+                <m:sup>
+                  <m:r>
+                    <m:t>A</m:t>
+                  </m:r>
+                </m:sup>
+              </m:sSup>
+            </m:oMath>
+            <w:r>
+              <w:t xml:space="preserve">, but with</w:t>
+            </w:r>
+            <w:r>
+              <w:t xml:space="preserve"> </w:t>
+            </w:r>
+            <m:oMath>
+              <m:r>
+                <m:t>V</m:t>
+              </m:r>
+            </m:oMath>
+            <w:r>
+              <w:t xml:space="preserve"> </w:t>
+            </w:r>
+            <w:r>
+              <w:t xml:space="preserve">added to the numerator’s logistic model.</w:t>
+            </w:r>
+          </w:p>
+          <w:bookmarkEnd w:id="73"/>
+        </w:tc>
+      </w:tr>
+    </w:tbl>
+    <w:p>
+      <w:pPr>
+        <w:pStyle w:val="BodyText"/>
+      </w:pPr>
+      <w:ins w:id="120" w:author="PR Preview" w:date="2024-01-01T00:00:00Z">
+        <w:r>
+          <w:t xml:space="preserve">Either</w:t>
+        </w:r>
+      </w:ins>
+      <w:ins w:id="120" w:author="PR Preview" w:date="2024-01-01T00:00:00Z">
         <w:r>
           <w:t xml:space="preserve"> </w:t>
         </w:r>
       </w:ins>
-      <w:ins w:id="147" w:author="PR Preview" w:date="2024-01-01T00:00:00Z">
+      <m:oMath>
+        <m:r>
+          <m:t>S</m:t>
+        </m:r>
+        <m:sSup>
+          <m:e>
+            <m:r>
+              <m:t>W</m:t>
+            </m:r>
+          </m:e>
+          <m:sup>
+            <m:r>
+              <m:t>A</m:t>
+            </m:r>
+          </m:sup>
+        </m:sSup>
+      </m:oMath>
+      <w:ins w:id="120" w:author="PR Preview" w:date="2024-01-01T00:00:00Z">
+        <w:r>
+          <w:t xml:space="preserve"> </w:t>
+        </w:r>
+      </w:ins>
+      <w:ins w:id="120" w:author="PR Preview" w:date="2024-01-01T00:00:00Z">
+        <w:r>
+          <w:t xml:space="preserve">or</w:t>
+        </w:r>
+      </w:ins>
+      <w:ins w:id="120" w:author="PR Preview" w:date="2024-01-01T00:00:00Z">
+        <w:r>
+          <w:t xml:space="preserve"> </w:t>
+        </w:r>
+      </w:ins>
+      <m:oMath>
+        <m:r>
+          <m:t>S</m:t>
+        </m:r>
+        <m:sSup>
+          <m:e>
+            <m:r>
+              <m:t>W</m:t>
+            </m:r>
+          </m:e>
+          <m:sup>
+            <m:r>
+              <m:t>A</m:t>
+            </m:r>
+          </m:sup>
+        </m:sSup>
+        <m:r>
+          <m:rPr>
+            <m:sty m:val="p"/>
+          </m:rPr>
+          <m:t>(</m:t>
+        </m:r>
+        <m:r>
+          <m:t>V</m:t>
+        </m:r>
+        <m:r>
+          <m:rPr>
+            <m:sty m:val="p"/>
+          </m:rPr>
+          <m:t>)</m:t>
+        </m:r>
+      </m:oMath>
+      <w:ins w:id="120" w:author="PR Preview" w:date="2024-01-01T00:00:00Z">
+        <w:r>
+          <w:t xml:space="preserve"> </w:t>
+        </w:r>
+      </w:ins>
+      <w:ins w:id="120" w:author="PR Preview" w:date="2024-01-01T00:00:00Z">
         <w:r>
           <w:t xml:space="preserve">(</w:t>
         </w:r>
@@ -17769,11 +18642,170 @@
           <w:t xml:space="preserve">Definition 9</w:t>
         </w:r>
       </w:hyperlink>
-      <w:ins w:id="147" w:author="PR Preview" w:date="2024-01-01T00:00:00Z">
+      <w:ins w:id="120" w:author="PR Preview" w:date="2024-01-01T00:00:00Z">
         <w:r>
-          <w:t xml:space="preserve">).</w:t>
+          <w:t xml:space="preserve">) can be used to fit the model.</w:t>
         </w:r>
       </w:ins>
+    </w:p>
+    <w:p>
+      <w:pPr>
+        <w:pStyle w:val="BodyText"/>
+      </w:pPr>
+      <m:oMath>
+        <m:r>
+          <m:t>S</m:t>
+        </m:r>
+        <m:sSup>
+          <m:e>
+            <m:r>
+              <m:t>W</m:t>
+            </m:r>
+          </m:e>
+          <m:sup>
+            <m:r>
+              <m:t>A</m:t>
+            </m:r>
+          </m:sup>
+        </m:sSup>
+        <m:r>
+          <m:rPr>
+            <m:sty m:val="p"/>
+          </m:rPr>
+          <m:t>(</m:t>
+        </m:r>
+        <m:r>
+          <m:t>V</m:t>
+        </m:r>
+        <m:r>
+          <m:rPr>
+            <m:sty m:val="p"/>
+          </m:rPr>
+          <m:t>)</m:t>
+        </m:r>
+      </m:oMath>
+      <w:r>
+        <w:t xml:space="preserve"> </w:t>
+      </w:r>
+      <w:r>
+        <w:t xml:space="preserve">generally gives narrower confidence intervals than</w:t>
+      </w:r>
+      <w:r>
+        <w:t xml:space="preserve"> </w:t>
+      </w:r>
+      <m:oMath>
+        <m:r>
+          <m:t>S</m:t>
+        </m:r>
+        <m:sSup>
+          <m:e>
+            <m:r>
+              <m:t>W</m:t>
+            </m:r>
+          </m:e>
+          <m:sup>
+            <m:r>
+              <m:t>A</m:t>
+            </m:r>
+          </m:sup>
+        </m:sSup>
+      </m:oMath>
+      <w:r>
+        <w:t xml:space="preserve">;</w:t>
+      </w:r>
+      <w:r>
+        <w:t xml:space="preserve"> </w:t>
+      </w:r>
+      <w:r>
+        <w:t xml:space="preserve">some intuition is that the variance of</w:t>
+      </w:r>
+      <w:r>
+        <w:t xml:space="preserve"> </w:t>
+      </w:r>
+      <m:oMath>
+        <m:r>
+          <m:t>S</m:t>
+        </m:r>
+        <m:sSup>
+          <m:e>
+            <m:r>
+              <m:t>W</m:t>
+            </m:r>
+          </m:e>
+          <m:sup>
+            <m:r>
+              <m:t>A</m:t>
+            </m:r>
+          </m:sup>
+        </m:sSup>
+        <m:r>
+          <m:rPr>
+            <m:sty m:val="p"/>
+          </m:rPr>
+          <m:t>(</m:t>
+        </m:r>
+        <m:r>
+          <m:t>V</m:t>
+        </m:r>
+        <m:r>
+          <m:rPr>
+            <m:sty m:val="p"/>
+          </m:rPr>
+          <m:t>)</m:t>
+        </m:r>
+      </m:oMath>
+      <w:r>
+        <w:t xml:space="preserve"> </w:t>
+      </w:r>
+      <w:r>
+        <w:t xml:space="preserve">is smaller than that of</w:t>
+      </w:r>
+      <w:r>
+        <w:t xml:space="preserve"> </w:t>
+      </w:r>
+      <m:oMath>
+        <m:r>
+          <m:t>S</m:t>
+        </m:r>
+        <m:sSup>
+          <m:e>
+            <m:r>
+              <m:t>W</m:t>
+            </m:r>
+          </m:e>
+          <m:sup>
+            <m:r>
+              <m:t>A</m:t>
+            </m:r>
+          </m:sup>
+        </m:sSup>
+      </m:oMath>
+      <w:r>
+        <w:t xml:space="preserve"> </w:t>
+      </w:r>
+      <w:r>
+        <w:t xml:space="preserve">(Hernán and Robins 2020, chap. 12, pp. 171-172)</w:t>
+      </w:r>
+      <w:r>
+        <w:t xml:space="preserve">.</w:t>
+      </w:r>
+    </w:p>
+    <w:p>
+      <w:r>
+        <w:pict>
+          <v:rect style="width:0;height:1.5pt" o:hralign="center" o:hrstd="t" o:hr="t"/>
+        </w:pict>
+      </w:r>
+    </w:p>
+    <w:bookmarkEnd w:id="74"/>
+    <w:bookmarkStart w:id="76" w:name="example-effect-modification-by-sex"/>
+    <w:p>
+      <w:pPr>
+        <w:pStyle w:val="Heading3"/>
+      </w:pPr>
+      <w:r>
+        <w:t xml:space="preserve">5.2 Example: Effect Modification by Sex</w:t>
+      </w:r>
     </w:p>
     <w:tbl>
       <w:tblPr>
@@ -17809,7 +18841,7 @@
               <w:spacing w:before="16" w:after="64"/>
             </w:pPr>
           </w:p>
-          <w:bookmarkStart w:id="61" w:name="def-stabilized-weights-v"/>
+          <w:bookmarkStart w:id="75" w:name="exm-nhefs-sex"/>
           <w:p>
             <w:pPr>
               <w:pStyle w:val="BodyText"/>
@@ -17819,13 +18851,15 @@
                 <w:b/>
                 <w:bCs/>
               </w:rPr>
-              <w:t xml:space="preserve">Definition 9 (Stabilized IP Weights Given</w:t>
-            </w:r>
-            <w:r>
-              <w:rPr>
-                <w:b/>
-                <w:bCs/>
-              </w:rPr>
+              <w:t xml:space="preserve">Example 10 (NHEFS: Does the Effect of Quitting Vary by Sex?)</w:t>
+            </w:r>
+            <w:r>
+              <w:t xml:space="preserve"> </w:t>
+            </w:r>
+            <w:r>
+              <w:t xml:space="preserve">Let</w:t>
+            </w:r>
+            <w:r>
               <w:t xml:space="preserve"> </w:t>
             </w:r>
             <m:oMath>
@@ -17834,343 +18868,105 @@
               </m:r>
             </m:oMath>
             <w:r>
-              <w:rPr>
-                <w:b/>
-                <w:bCs/>
-              </w:rPr>
-              <w:t xml:space="preserve">)</w:t>
+              <w:t xml:space="preserve"> </w:t>
+            </w:r>
+            <w:r>
+              <w:t xml:space="preserve">= sex (0: male, 1: female).</w:t>
+            </w:r>
+            <w:r>
+              <w:t xml:space="preserve"> </w:t>
+            </w:r>
+            <w:r>
+              <w:t xml:space="preserve">The 95% confidence interval for</w:t>
+            </w:r>
+            <w:r>
+              <w:t xml:space="preserve"> </w:t>
+            </w:r>
+            <m:oMath>
+              <m:sSub>
+                <m:e>
+                  <m:acc>
+                    <m:accPr>
+                      <m:chr m:val="̂"/>
+                    </m:accPr>
+                    <m:e>
+                      <m:r>
+                        <m:t>θ</m:t>
+                      </m:r>
+                    </m:e>
+                  </m:acc>
+                </m:e>
+                <m:sub>
+                  <m:r>
+                    <m:t>2</m:t>
+                  </m:r>
+                </m:sub>
+              </m:sSub>
+            </m:oMath>
+            <w:r>
+              <w:t xml:space="preserve"> </w:t>
+            </w:r>
+            <w:r>
+              <w:t xml:space="preserve">(the product-term coefficient) was</w:t>
+            </w:r>
+            <w:r>
+              <w:t xml:space="preserve"> </w:t>
+            </w:r>
+            <m:oMath>
+              <m:r>
+                <m:rPr>
+                  <m:sty m:val="p"/>
+                </m:rPr>
+                <m:t>(</m:t>
+              </m:r>
+              <m:r>
+                <m:rPr>
+                  <m:sty m:val="p"/>
+                </m:rPr>
+                <m:t>−</m:t>
+              </m:r>
+              <m:r>
+                <m:t>2.2</m:t>
+              </m:r>
+              <m:r>
+                <m:rPr>
+                  <m:sty m:val="p"/>
+                </m:rPr>
+                <m:t>,</m:t>
+              </m:r>
+              <m:r>
+                <m:t>1.9</m:t>
+              </m:r>
+              <m:r>
+                <m:rPr>
+                  <m:sty m:val="p"/>
+                </m:rPr>
+                <m:t>)</m:t>
+              </m:r>
+            </m:oMath>
+            <w:r>
+              <w:t xml:space="preserve">: no strong evidence of additive effect modification by sex.</w:t>
             </w:r>
           </w:p>
-          <w:p>
-            <w:pPr>
-              <w:pStyle w:val="BodyText"/>
-            </w:pPr>
-            <m:oMathPara>
-              <m:oMathParaPr>
-                <m:jc m:val="center"/>
-              </m:oMathParaPr>
-              <m:oMath>
-                <m:r>
-                  <m:t>S</m:t>
-                </m:r>
-                <m:sSup>
-                  <m:e>
-                    <m:r>
-                      <m:t>W</m:t>
-                    </m:r>
-                  </m:e>
-                  <m:sup>
-                    <m:r>
-                      <m:t>A</m:t>
-                    </m:r>
-                  </m:sup>
-                </m:sSup>
-                <m:r>
-                  <m:rPr>
-                    <m:sty m:val="p"/>
-                  </m:rPr>
-                  <m:t>(</m:t>
-                </m:r>
-                <m:r>
-                  <m:t>V</m:t>
-                </m:r>
-                <m:r>
-                  <m:rPr>
-                    <m:sty m:val="p"/>
-                  </m:rPr>
-                  <m:t>)</m:t>
-                </m:r>
-                <m:limUpp>
-                  <m:e>
-                    <m:r>
-                      <m:rPr>
-                        <m:sty m:val="p"/>
-                      </m:rPr>
-                      <m:t>=</m:t>
-                    </m:r>
-                  </m:e>
-                  <m:lim>
-                    <m:r>
-                      <m:rPr>
-                        <m:nor/>
-                        <m:sty m:val="p"/>
-                      </m:rPr>
-                      <m:t>def</m:t>
-                    </m:r>
-                  </m:lim>
-                </m:limUpp>
-                <m:f>
-                  <m:fPr>
-                    <m:type m:val="bar"/>
-                  </m:fPr>
-                  <m:num>
-                    <m:r>
-                      <m:t>f</m:t>
-                    </m:r>
-                    <m:r>
-                      <m:rPr>
-                        <m:sty m:val="p"/>
-                      </m:rPr>
-                      <m:t>[</m:t>
-                    </m:r>
-                    <m:r>
-                      <m:t>A</m:t>
-                    </m:r>
-                    <m:r>
-                      <m:rPr>
-                        <m:sty m:val="p"/>
-                      </m:rPr>
-                      <m:t>∣</m:t>
-                    </m:r>
-                    <m:r>
-                      <m:t>V</m:t>
-                    </m:r>
-                    <m:r>
-                      <m:rPr>
-                        <m:sty m:val="p"/>
-                      </m:rPr>
-                      <m:t>]</m:t>
-                    </m:r>
-                  </m:num>
-                  <m:den>
-                    <m:r>
-                      <m:t>f</m:t>
-                    </m:r>
-                    <m:r>
-                      <m:rPr>
-                        <m:sty m:val="p"/>
-                      </m:rPr>
-                      <m:t>[</m:t>
-                    </m:r>
-                    <m:r>
-                      <m:t>A</m:t>
-                    </m:r>
-                    <m:r>
-                      <m:rPr>
-                        <m:sty m:val="p"/>
-                      </m:rPr>
-                      <m:t>∣</m:t>
-                    </m:r>
-                    <m:r>
-                      <m:t>L</m:t>
-                    </m:r>
-                    <m:r>
-                      <m:rPr>
-                        <m:sty m:val="p"/>
-                      </m:rPr>
-                      <m:t>]</m:t>
-                    </m:r>
-                  </m:den>
-                </m:f>
-              </m:oMath>
-            </m:oMathPara>
-          </w:p>
-          <w:p>
-            <w:pPr>
-              <w:pStyle w:val="FirstParagraph"/>
-            </w:pPr>
-            <w:r>
-              <w:t xml:space="preserve">They are estimated like</w:t>
-            </w:r>
-            <w:r>
-              <w:t xml:space="preserve"> </w:t>
-            </w:r>
-            <m:oMath>
-              <m:r>
-                <m:t>S</m:t>
-              </m:r>
-              <m:sSup>
-                <m:e>
-                  <m:r>
-                    <m:t>W</m:t>
-                  </m:r>
-                </m:e>
-                <m:sup>
-                  <m:r>
-                    <m:t>A</m:t>
-                  </m:r>
-                </m:sup>
-              </m:sSup>
-            </m:oMath>
-            <w:r>
-              <w:t xml:space="preserve">, but with</w:t>
-            </w:r>
-            <w:r>
-              <w:t xml:space="preserve"> </w:t>
-            </w:r>
-            <m:oMath>
-              <m:r>
-                <m:t>V</m:t>
-              </m:r>
-            </m:oMath>
-            <w:r>
-              <w:t xml:space="preserve"> </w:t>
-            </w:r>
-            <w:r>
-              <w:t xml:space="preserve">added to the numerator’s logistic model.</w:t>
-            </w:r>
-          </w:p>
-          <w:bookmarkEnd w:id="61"/>
+          <w:bookmarkEnd w:id="75"/>
         </w:tc>
       </w:tr>
     </w:tbl>
     <w:p>
-      <w:pPr>
-        <w:pStyle w:val="BodyText"/>
-      </w:pPr>
-      <m:oMath>
-        <m:r>
-          <m:t>S</m:t>
-        </m:r>
-        <m:sSup>
-          <m:e>
-            <m:r>
-              <m:t>W</m:t>
-            </m:r>
-          </m:e>
-          <m:sup>
-            <m:r>
-              <m:t>A</m:t>
-            </m:r>
-          </m:sup>
-        </m:sSup>
-        <m:r>
-          <m:rPr>
-            <m:sty m:val="p"/>
-          </m:rPr>
-          <m:t>(</m:t>
-        </m:r>
-        <m:r>
-          <m:t>V</m:t>
-        </m:r>
-        <m:r>
-          <m:rPr>
-            <m:sty m:val="p"/>
-          </m:rPr>
-          <m:t>)</m:t>
-        </m:r>
-      </m:oMath>
-      <w:r>
-        <w:t xml:space="preserve"> </w:t>
-      </w:r>
-      <w:r>
-        <w:t xml:space="preserve">generally gives narrower confidence intervals than</w:t>
-      </w:r>
-      <w:r>
-        <w:t xml:space="preserve"> </w:t>
-      </w:r>
-      <m:oMath>
-        <m:r>
-          <m:t>S</m:t>
-        </m:r>
-        <m:sSup>
-          <m:e>
-            <m:r>
-              <m:t>W</m:t>
-            </m:r>
-          </m:e>
-          <m:sup>
-            <m:r>
-              <m:t>A</m:t>
-            </m:r>
-          </m:sup>
-        </m:sSup>
-      </m:oMath>
-      <w:r>
-        <w:t xml:space="preserve">;</w:t>
-      </w:r>
-      <w:r>
-        <w:t xml:space="preserve"> </w:t>
-      </w:r>
-      <w:r>
-        <w:t xml:space="preserve">some intuition is that the variance of</w:t>
-      </w:r>
-      <w:r>
-        <w:t xml:space="preserve"> </w:t>
-      </w:r>
-      <m:oMath>
-        <m:r>
-          <m:t>S</m:t>
-        </m:r>
-        <m:sSup>
-          <m:e>
-            <m:r>
-              <m:t>W</m:t>
-            </m:r>
-          </m:e>
-          <m:sup>
-            <m:r>
-              <m:t>A</m:t>
-            </m:r>
-          </m:sup>
-        </m:sSup>
-        <m:r>
-          <m:rPr>
-            <m:sty m:val="p"/>
-          </m:rPr>
-          <m:t>(</m:t>
-        </m:r>
-        <m:r>
-          <m:t>V</m:t>
-        </m:r>
-        <m:r>
-          <m:rPr>
-            <m:sty m:val="p"/>
-          </m:rPr>
-          <m:t>)</m:t>
-        </m:r>
-      </m:oMath>
-      <w:r>
-        <w:t xml:space="preserve"> </w:t>
-      </w:r>
-      <w:r>
-        <w:t xml:space="preserve">is smaller than that of</w:t>
-      </w:r>
-      <w:r>
-        <w:t xml:space="preserve"> </w:t>
-      </w:r>
-      <m:oMath>
-        <m:r>
-          <m:t>S</m:t>
-        </m:r>
-        <m:sSup>
-          <m:e>
-            <m:r>
-              <m:t>W</m:t>
-            </m:r>
-          </m:e>
-          <m:sup>
-            <m:r>
-              <m:t>A</m:t>
-            </m:r>
-          </m:sup>
-        </m:sSup>
-      </m:oMath>
-      <w:r>
-        <w:t xml:space="preserve"> </w:t>
-      </w:r>
-      <w:r>
-        <w:t xml:space="preserve">(Hernán and Robins 2020, chap. 12, pp. 171-172)</w:t>
-      </w:r>
-      <w:r>
-        <w:t xml:space="preserve">.</w:t>
-      </w:r>
-    </w:p>
-    <w:p>
       <w:r>
         <w:pict>
           <v:rect style="width:0;height:1.5pt" o:hralign="center" o:hrstd="t" o:hr="t"/>
         </w:pict>
       </w:r>
     </w:p>
-    <w:bookmarkEnd w:id="62"/>
-    <w:bookmarkStart w:id="64" w:name="example-effect-modification-by-sex"/>
+    <w:bookmarkEnd w:id="76"/>
+    <w:bookmarkStart w:id="82" w:name="which-covariates-to-put-in-the-model"/>
     <w:p>
       <w:pPr>
         <w:pStyle w:val="Heading3"/>
       </w:pPr>
       <w:r>
-        <w:t xml:space="preserve">5.2 Example: Effect Modification by Sex</w:t>
+        <w:t xml:space="preserve">5.3 Which Covariates to Put in the Model?</w:t>
       </w:r>
     </w:p>
     <w:tbl>
@@ -18207,23 +19003,73 @@
               <w:spacing w:before="16" w:after="64"/>
             </w:pPr>
           </w:p>
-          <w:bookmarkStart w:id="63" w:name="exm-nhefs-sex"/>
+          <w:bookmarkStart w:id="77" w:name="rem-which-covariates"/>
           <w:p>
             <w:pPr>
               <w:pStyle w:val="BodyText"/>
             </w:pPr>
             <w:r>
               <w:rPr>
+                <w:i/>
+                <w:iCs/>
+              </w:rPr>
+              <w:t xml:space="preserve">Remark 5</w:t>
+            </w:r>
+            <w:r>
+              <w:t xml:space="preserve"> (Choosing the Covariates of a Marginal Structural Model). </w:t>
+            </w:r>
+          </w:p>
+          <w:p>
+            <w:pPr>
+              <w:pStyle w:val="Compact"/>
+              <w:numPr>
+                <w:ilvl w:val="0"/>
+                <w:numId w:val="1024"/>
+              </w:numPr>
+            </w:pPr>
+            <w:r>
+              <w:t xml:space="preserve">The subset</w:t>
+            </w:r>
+            <w:r>
+              <w:t xml:space="preserve"> </w:t>
+            </w:r>
+            <m:oMath>
+              <m:r>
+                <m:t>V</m:t>
+              </m:r>
+            </m:oMath>
+            <w:r>
+              <w:t xml:space="preserve"> </w:t>
+            </w:r>
+            <w:r>
+              <w:t xml:space="preserve">of</w:t>
+            </w:r>
+            <w:r>
+              <w:t xml:space="preserve"> </w:t>
+            </w:r>
+            <m:oMath>
+              <m:r>
+                <m:t>L</m:t>
+              </m:r>
+            </m:oMath>
+            <w:r>
+              <w:t xml:space="preserve"> </w:t>
+            </w:r>
+            <w:r>
+              <w:t xml:space="preserve">included in the marginal structural model should reflect only</w:t>
+            </w:r>
+            <w:r>
+              <w:t xml:space="preserve"> </w:t>
+            </w:r>
+            <w:r>
+              <w:rPr>
                 <w:b/>
                 <w:bCs/>
               </w:rPr>
-              <w:t xml:space="preserve">Example 8 (NHEFS: Does the Effect of Quitting Vary by Sex?)</w:t>
-            </w:r>
-            <w:r>
-              <w:t xml:space="preserve"> </w:t>
-            </w:r>
-            <w:r>
-              <w:t xml:space="preserve">Let</w:t>
+              <w:t xml:space="preserve">substantive interest</w:t>
+            </w:r>
+            <w:r>
+              <w:t xml:space="preserve">: include</w:t>
             </w:r>
             <w:r>
               <w:t xml:space="preserve"> </w:t>
@@ -18237,231 +19083,697 @@
               <w:t xml:space="preserve"> </w:t>
             </w:r>
             <w:r>
-              <w:t xml:space="preserve">= sex (0: male, 1: female).</w:t>
-            </w:r>
-            <w:r>
-              <w:t xml:space="preserve"> </w:t>
-            </w:r>
-            <w:r>
-              <w:t xml:space="preserve">The 95% confidence interval for</w:t>
+              <w:t xml:space="preserve">if you believe it may modify the effect and you care more about effects within levels of</w:t>
             </w:r>
             <w:r>
               <w:t xml:space="preserve"> </w:t>
             </w:r>
             <m:oMath>
-              <m:sSub>
-                <m:e>
-                  <m:acc>
-                    <m:accPr>
-                      <m:chr m:val="̂"/>
-                    </m:accPr>
-                    <m:e>
-                      <m:r>
-                        <m:t>θ</m:t>
-                      </m:r>
-                    </m:e>
-                  </m:acc>
-                </m:e>
-                <m:sub>
-                  <m:r>
-                    <m:t>2</m:t>
-                  </m:r>
-                </m:sub>
-              </m:sSub>
+              <m:r>
+                <m:t>V</m:t>
+              </m:r>
             </m:oMath>
             <w:r>
               <w:t xml:space="preserve"> </w:t>
             </w:r>
             <w:r>
-              <w:t xml:space="preserve">(the product-term coefficient) was</w:t>
+              <w:t xml:space="preserve">than in the whole population.</w:t>
+            </w:r>
+          </w:p>
+          <w:p>
+            <w:pPr>
+              <w:pStyle w:val="Compact"/>
+              <w:numPr>
+                <w:ilvl w:val="0"/>
+                <w:numId w:val="1024"/>
+              </w:numPr>
+            </w:pPr>
+            <w:r>
+              <w:t xml:space="preserve">If all of</w:t>
             </w:r>
             <w:r>
               <w:t xml:space="preserve"> </w:t>
             </w:r>
             <m:oMath>
               <m:r>
-                <m:rPr>
-                  <m:sty m:val="p"/>
-                </m:rPr>
-                <m:t>(</m:t>
-              </m:r>
-              <m:r>
-                <m:rPr>
-                  <m:sty m:val="p"/>
-                </m:rPr>
-                <m:t>−</m:t>
-              </m:r>
-              <m:r>
-                <m:t>2.2</m:t>
-              </m:r>
-              <m:r>
-                <m:rPr>
-                  <m:sty m:val="p"/>
-                </m:rPr>
-                <m:t>,</m:t>
-              </m:r>
-              <m:r>
-                <m:t>1.9</m:t>
-              </m:r>
-              <m:r>
-                <m:rPr>
-                  <m:sty m:val="p"/>
-                </m:rPr>
-                <m:t>)</m:t>
+                <m:t>L</m:t>
               </m:r>
             </m:oMath>
             <w:r>
-              <w:t xml:space="preserve">: no strong evidence of additive effect modification by sex.</w:t>
+              <w:t xml:space="preserve"> </w:t>
+            </w:r>
+            <w:r>
+              <w:t xml:space="preserve">is included, IP weighting is unnecessary.</w:t>
             </w:r>
           </w:p>
-          <w:bookmarkEnd w:id="63"/>
+          <w:bookmarkEnd w:id="77"/>
         </w:tc>
       </w:tr>
     </w:tbl>
     <w:p>
+      <w:pPr>
+        <w:pStyle w:val="FirstParagraph"/>
+      </w:pPr>
+      <w:ins w:id="126" w:author="PR Preview" w:date="2024-01-01T00:00:00Z">
+        <w:r>
+          <w:t xml:space="preserve"> </w:t>
+        </w:r>
+      </w:ins>
+    </w:p>
+    <w:tbl>
+      <w:tblPr>
+        <w:tblStyle w:val="Table"/>
+        <w:tblInd w:w="164" w:type="dxa"/>
+        <w:tblBorders>
+          <w:left w:val="single" w:sz="24" w:space="0" w:color="909090"/>
+        </w:tblBorders>
+        <w:tblCellMar>
+          <w:left w:w="0" w:type="dxa"/>
+          <w:right w:w="0" w:type="dxa"/>
+        </w:tblCellMar>
+        <w:tblLook w:firstRow="0" w:lastRow="0" w:firstColumn="0" w:lastColumn="0" w:noHBand="0" w:noVBand="0" w:val="0000"/>
+      </w:tblPr>
+      <w:tblGrid>
+        <w:gridCol w:w="7920"/>
+      </w:tblGrid>
+      <w:tr>
+        <w:trPr>
+          <w:cantSplit/>
+        </w:trPr>
+        <w:tc>
+          <w:tcPr>
+            <w:tcMar>
+              <w:left w:w="144" w:type="dxa"/>
+            </w:tcMar>
+          </w:tcPr>
+          <w:p>
+            <w:pPr>
+              <w:pStyle w:val="BodyText"/>
+            </w:pPr>
+            <w:pPr>
+              <w:spacing w:before="16" w:after="64"/>
+            </w:pPr>
+          </w:p>
+          <w:bookmarkStart w:id="78" w:name="def-faux-msm"/>
+          <w:p>
+            <w:pPr>
+              <w:pStyle w:val="BodyText"/>
+            </w:pPr>
+            <w:r>
+              <w:rPr>
+                <w:b/>
+                <w:bCs/>
+              </w:rPr>
+              <w:t xml:space="preserve">Definition 10 (Faux Marginal Structural Model)</w:t>
+            </w:r>
+            <w:r>
+              <w:t xml:space="preserve"> </w:t>
+            </w:r>
+            <w:r>
+              <w:t xml:space="preserve">A marginal structural model that includes all of</w:t>
+            </w:r>
+            <w:r>
+              <w:t xml:space="preserve"> </w:t>
+            </w:r>
+            <m:oMath>
+              <m:r>
+                <m:t>L</m:t>
+              </m:r>
+            </m:oMath>
+            <w:r>
+              <w:t xml:space="preserve"> </w:t>
+            </w:r>
+            <w:r>
+              <w:t xml:space="preserve">as covariates has</w:t>
+            </w:r>
+            <w:r>
+              <w:t xml:space="preserve"> </w:t>
+            </w:r>
+            <m:oMath>
+              <m:r>
+                <m:t>S</m:t>
+              </m:r>
+              <m:sSup>
+                <m:e>
+                  <m:r>
+                    <m:t>W</m:t>
+                  </m:r>
+                </m:e>
+                <m:sup>
+                  <m:r>
+                    <m:t>A</m:t>
+                  </m:r>
+                </m:sup>
+              </m:sSup>
+              <m:r>
+                <m:rPr>
+                  <m:sty m:val="p"/>
+                </m:rPr>
+                <m:t>(</m:t>
+              </m:r>
+              <m:r>
+                <m:t>L</m:t>
+              </m:r>
+              <m:r>
+                <m:rPr>
+                  <m:sty m:val="p"/>
+                </m:rPr>
+                <m:t>)</m:t>
+              </m:r>
+              <m:r>
+                <m:rPr>
+                  <m:sty m:val="p"/>
+                </m:rPr>
+                <m:t>=</m:t>
+              </m:r>
+              <m:r>
+                <m:t>1</m:t>
+              </m:r>
+            </m:oMath>
+            <w:r>
+              <w:t xml:space="preserve">, so no weighting is done:</w:t>
+            </w:r>
+            <w:r>
+              <w:t xml:space="preserve"> </w:t>
+            </w:r>
+            <w:r>
+              <w:t xml:space="preserve">it is the unweighted outcome regression that fully adjusts for</w:t>
+            </w:r>
+            <w:r>
+              <w:t xml:space="preserve"> </w:t>
+            </w:r>
+            <m:oMath>
+              <m:r>
+                <m:t>L</m:t>
+              </m:r>
+            </m:oMath>
+            <w:r>
+              <w:t xml:space="preserve"> </w:t>
+            </w:r>
+            <w:r>
+              <w:t xml:space="preserve">(Chapter 15).</w:t>
+            </w:r>
+            <w:r>
+              <w:t xml:space="preserve"> </w:t>
+            </w:r>
+            <w:r>
+              <w:t xml:space="preserve">The book calls this, half-jokingly, a</w:t>
+            </w:r>
+            <w:r>
+              <w:t xml:space="preserve"> </w:t>
+            </w:r>
+            <w:r>
+              <w:rPr>
+                <w:b/>
+                <w:bCs/>
+              </w:rPr>
+              <w:t xml:space="preserve">faux marginal structural model</w:t>
+            </w:r>
+            <w:r>
+              <w:t xml:space="preserve">.</w:t>
+            </w:r>
+          </w:p>
+          <w:bookmarkEnd w:id="78"/>
+        </w:tc>
+      </w:tr>
+    </w:tbl>
+    <w:p>
+      <w:pPr>
+        <w:pStyle w:val="BodyText"/>
+      </w:pPr>
+      <w:ins w:id="127" w:author="PR Preview" w:date="2024-01-01T00:00:00Z">
+        <w:r>
+          <w:t xml:space="preserve"> </w:t>
+        </w:r>
+      </w:ins>
+    </w:p>
+    <w:tbl>
+      <w:tblPr>
+        <w:tblStyle w:val="Table"/>
+        <w:tblLook w:firstRow="0" w:lastRow="0" w:firstColumn="0" w:lastColumn="0" w:noHBand="0" w:noVBand="0" w:val="0000"/>
+        <w:tblBorders>
+          <w:top w:val="single" w:sz="4" w:space="0" w:color="00A047"/>
+          <w:left w:val="single" w:sz="24" w:space="0" w:color="00A047"/>
+          <w:bottom w:val="single" w:sz="4" w:space="0" w:color="00A047"/>
+          <w:right w:val="single" w:sz="4" w:space="0" w:color="00A047"/>
+        </w:tblBorders>
+        <w:tblCellMar>
+          <w:left w:w="144" w:type="dxa"/>
+          <w:right w:w="144" w:type="dxa"/>
+        </w:tblCellMar>
+        <w:tblLook w:firstRow="0" w:lastRow="0" w:firstColumn="0" w:lastColumn="0" w:noHBand="0" w:noVBand="0" w:val="0000"/>
+      </w:tblPr>
+      <w:tr>
+        <w:trPr>
+          <w:cantSplit/>
+        </w:trPr>
+        <w:tc>
+          <w:tcPr>
+            <w:shd w:color="auto" w:fill="ccf1e3" w:val="clear"/>
+            <w:tcMar>
+              <w:top w:w="92" w:type="dxa"/>
+              <w:bottom w:w="92" w:type="dxa"/>
+            </w:tcMar>
+          </w:tcPr>
+          <w:p>
+            <w:pPr>
+              <w:pStyle w:val="BodyText"/>
+            </w:pPr>
+            <w:pPr>
+              <w:spacing w:before="0" w:after="0"/>
+              <w:textAlignment w:val="center"/>
+            </w:pPr>
+            <w:r>
+              <w:drawing>
+                <wp:inline>
+                  <wp:extent cx="152400" cy="152400"/>
+                  <wp:effectExtent b="0" l="0" r="0" t="0"/>
+                  <wp:docPr descr="" title="" id="80" name="Picture"/>
+                  <a:graphic>
+                    <a:graphicData uri="http://schemas.openxmlformats.org/drawingml/2006/picture">
+                      <pic:pic>
+                        <pic:nvPicPr>
+                          <pic:cNvPr descr="/opt/quarto/share/formats/docx/tip.png" id="81" name="Picture"/>
+                          <pic:cNvPicPr>
+                            <a:picLocks noChangeArrowheads="1" noChangeAspect="1"/>
+                          </pic:cNvPicPr>
+                        </pic:nvPicPr>
+                        <pic:blipFill>
+                          <a:blip r:embed="rId79"/>
+                          <a:stretch>
+                            <a:fillRect/>
+                          </a:stretch>
+                        </pic:blipFill>
+                        <pic:spPr bwMode="auto">
+                          <a:xfrm>
+                            <a:off x="0" y="0"/>
+                            <a:ext cx="152400" cy="152400"/>
+                          </a:xfrm>
+                          <a:prstGeom prst="rect">
+                            <a:avLst/>
+                          </a:prstGeom>
+                          <a:noFill/>
+                          <a:ln w="9525">
+                            <a:noFill/>
+                            <a:headEnd/>
+                            <a:tailEnd/>
+                          </a:ln>
+                        </pic:spPr>
+                      </pic:pic>
+                    </a:graphicData>
+                  </a:graphic>
+                </wp:inline>
+              </w:drawing>
+            </w:r>
+            <w:r>
+              <w:t xml:space="preserve"> </w:t>
+            </w:r>
+            <w:r>
+              <w:t xml:space="preserve"> </w:t>
+            </w:r>
+            <w:r>
+              <w:t xml:space="preserve">Confounding and Effect Modification Use Different Tools</w:t>
+            </w:r>
+          </w:p>
+        </w:tc>
+      </w:tr>
+      <w:tr>
+        <w:trPr>
+          <w:cantSplit/>
+        </w:trPr>
+        <w:tc>
+          <w:tcPr>
+            <w:tcMar>
+              <w:top w:w="108" w:type="dxa"/>
+              <w:bottom w:w="108" w:type="dxa"/>
+            </w:tcMar>
+          </w:tcPr>
+          <w:p>
+            <w:pPr>
+              <w:pStyle w:val="BodyText"/>
+            </w:pPr>
+            <w:r>
+              <w:rPr>
+                <w:b/>
+                <w:bCs/>
+              </w:rPr>
+              <w:t xml:space="preserve">Teaching point</w:t>
+            </w:r>
+            <w:r>
+              <w:t xml:space="preserve">: confounding and effect modification are logically distinct, but students often conflate them because stratification (Chapter 4) and regression (Chapter 15) are used for both.</w:t>
+            </w:r>
+            <w:r>
+              <w:t xml:space="preserve"> </w:t>
+            </w:r>
+            <w:r>
+              <w:t xml:space="preserve">With marginal structural models the two tasks use distinct tools: IP weighting for confounder adjustment, and treatment-covariate product terms in the model for effect modification</w:t>
+            </w:r>
+            <w:r>
+              <w:t xml:space="preserve"> </w:t>
+            </w:r>
+            <w:r>
+              <w:t xml:space="preserve">(Hernán and Robins 2020, chap. 12, p. 172)</w:t>
+            </w:r>
+            <w:r>
+              <w:t xml:space="preserve">.</w:t>
+            </w:r>
+          </w:p>
+          <w:p>
+            <w:pPr>
+              <w:pStyle w:val="BodyText"/>
+            </w:pPr>
+            <w:r>
+              <w:rPr>
+                <w:b/>
+                <w:bCs/>
+              </w:rPr>
+              <w:t xml:space="preserve">Interaction versus effect modification</w:t>
+            </w:r>
+            <w:r>
+              <w:t xml:space="preserve">: to study the interaction between two treatments</w:t>
+            </w:r>
+            <w:r>
+              <w:t xml:space="preserve"> </w:t>
+            </w:r>
+            <m:oMath>
+              <m:r>
+                <m:t>A</m:t>
+              </m:r>
+            </m:oMath>
+            <w:r>
+              <w:t xml:space="preserve"> </w:t>
+            </w:r>
+            <w:r>
+              <w:t xml:space="preserve">and</w:t>
+            </w:r>
+            <w:r>
+              <w:t xml:space="preserve"> </w:t>
+            </w:r>
+            <m:oMath>
+              <m:r>
+                <m:t>B</m:t>
+              </m:r>
+            </m:oMath>
+            <w:r>
+              <w:t xml:space="preserve"> </w:t>
+            </w:r>
+            <w:r>
+              <w:t xml:space="preserve">(Chapter 5), include parameters for both in the marginal structural model, use the joint probability of both treatments in the denominator of the IP weights, and assume exchangeability, positivity, and consistency for both</w:t>
+            </w:r>
+            <w:r>
+              <w:t xml:space="preserve"> </w:t>
+            </w:r>
+            <m:oMath>
+              <m:r>
+                <m:t>A</m:t>
+              </m:r>
+            </m:oMath>
+            <w:r>
+              <w:t xml:space="preserve"> </w:t>
+            </w:r>
+            <w:r>
+              <w:t xml:space="preserve">and</w:t>
+            </w:r>
+            <w:r>
+              <w:t xml:space="preserve"> </w:t>
+            </w:r>
+            <m:oMath>
+              <m:r>
+                <m:t>B</m:t>
+              </m:r>
+            </m:oMath>
+            <w:r>
+              <w:t xml:space="preserve">.</w:t>
+            </w:r>
+          </w:p>
+          <w:p/>
+        </w:tc>
+      </w:tr>
+    </w:tbl>
+    <w:bookmarkEnd w:id="82"/>
+    <w:bookmarkEnd w:id="83"/>
+    <w:bookmarkStart w:id="97" w:name="censoring-and-missing-data-pp.-172-174"/>
+    <w:p>
+      <w:pPr>
+        <w:pStyle w:val="Heading2"/>
+      </w:pPr>
+      <w:r>
+        <w:t xml:space="preserve">6 12.6 Censoring and Missing Data (pp. 172-174)</w:t>
+      </w:r>
+    </w:p>
+    <w:p>
       <w:r>
         <w:pict>
           <v:rect style="width:0;height:1.5pt" o:hralign="center" o:hrstd="t" o:hr="t"/>
         </w:pict>
       </w:r>
     </w:p>
-    <w:bookmarkEnd w:id="64"/>
-    <w:bookmarkStart w:id="66" w:name="which-covariates-to-put-in-the-model"/>
+    <w:p>
+      <w:pPr>
+        <w:pStyle w:val="FirstParagraph"/>
+      </w:pPr>
+      <w:r>
+        <w:t xml:space="preserve">The analysis so far used the 1566 individuals with a 1982 weight measurement.</w:t>
+      </w:r>
+      <w:r>
+        <w:t xml:space="preserve"> </w:t>
+      </w:r>
+      <w:r>
+        <w:t xml:space="preserve">Another 63 eligible individuals were excluded because their 1982 weight was unknown.</w:t>
+      </w:r>
+    </w:p>
+    <w:tbl>
+      <w:tblPr>
+        <w:tblStyle w:val="Table"/>
+        <w:tblInd w:w="164" w:type="dxa"/>
+        <w:tblBorders>
+          <w:left w:val="single" w:sz="24" w:space="0" w:color="909090"/>
+        </w:tblBorders>
+        <w:tblCellMar>
+          <w:left w:w="0" w:type="dxa"/>
+          <w:right w:w="0" w:type="dxa"/>
+        </w:tblCellMar>
+        <w:tblLook w:firstRow="0" w:lastRow="0" w:firstColumn="0" w:lastColumn="0" w:noHBand="0" w:noVBand="0" w:val="0000"/>
+      </w:tblPr>
+      <w:tblGrid>
+        <w:gridCol w:w="7920"/>
+      </w:tblGrid>
+      <w:tr>
+        <w:trPr>
+          <w:cantSplit/>
+        </w:trPr>
+        <w:tc>
+          <w:tcPr>
+            <w:tcMar>
+              <w:left w:w="144" w:type="dxa"/>
+            </w:tcMar>
+          </w:tcPr>
+          <w:p>
+            <w:pPr>
+              <w:pStyle w:val="BodyText"/>
+            </w:pPr>
+            <w:pPr>
+              <w:spacing w:before="16" w:after="64"/>
+            </w:pPr>
+          </w:p>
+          <w:bookmarkStart w:id="84" w:name="def-censoring-indicator"/>
+          <w:p>
+            <w:pPr>
+              <w:pStyle w:val="BodyText"/>
+            </w:pPr>
+            <w:r>
+              <w:rPr>
+                <w:b/>
+                <w:bCs/>
+              </w:rPr>
+              <w:t xml:space="preserve">Definition 11 (Censoring Indicator)</w:t>
+            </w:r>
+            <w:r>
+              <w:t xml:space="preserve"> </w:t>
+            </w:r>
+            <w:r>
+              <w:t xml:space="preserve">The</w:t>
+            </w:r>
+            <w:r>
+              <w:t xml:space="preserve"> </w:t>
+            </w:r>
+            <w:r>
+              <w:rPr>
+                <w:b/>
+                <w:bCs/>
+              </w:rPr>
+              <w:t xml:space="preserve">censoring indicator</w:t>
+            </w:r>
+            <w:r>
+              <w:t xml:space="preserve"> </w:t>
+            </w:r>
+            <m:oMath>
+              <m:r>
+                <m:t>C</m:t>
+              </m:r>
+            </m:oMath>
+            <w:r>
+              <w:t xml:space="preserve"> </w:t>
+            </w:r>
+            <w:r>
+              <w:t xml:space="preserve">equals 1 if an individual’s outcome is unmeasured (censored) and 0 if it is measured.</w:t>
+            </w:r>
+          </w:p>
+          <w:bookmarkEnd w:id="84"/>
+        </w:tc>
+      </w:tr>
+    </w:tbl>
+    <w:p>
+      <w:pPr>
+        <w:pStyle w:val="BodyText"/>
+      </w:pPr>
+      <w:ins w:id="131" w:author="PR Preview" w:date="2024-01-01T00:00:00Z">
+        <w:r>
+          <w:t xml:space="preserve">The analyses of Sections 12.2-12.4 actually fit</w:t>
+        </w:r>
+      </w:ins>
+    </w:p>
+    <w:p>
+      <w:pPr>
+        <w:pStyle w:val="BodyText"/>
+      </w:pPr>
+      <m:oMathPara>
+        <m:oMathParaPr>
+          <m:jc m:val="center"/>
+        </m:oMathParaPr>
+        <m:oMath>
+          <m:r>
+            <m:rPr>
+              <m:nor/>
+              <m:sty m:val="p"/>
+            </m:rPr>
+            <m:t>E</m:t>
+          </m:r>
+          <m:d>
+            <m:dPr>
+              <m:begChr m:val="["/>
+              <m:sepChr m:val=""/>
+              <m:endChr m:val="]"/>
+              <m:grow/>
+            </m:dPr>
+            <m:e>
+              <m:r>
+                <m:t>Y</m:t>
+              </m:r>
+              <m:r>
+                <m:rPr>
+                  <m:sty m:val="p"/>
+                </m:rPr>
+                <m:t>∣</m:t>
+              </m:r>
+              <m:r>
+                <m:t>A</m:t>
+              </m:r>
+              <m:r>
+                <m:rPr>
+                  <m:sty m:val="p"/>
+                </m:rPr>
+                <m:t>,</m:t>
+              </m:r>
+              <m:r>
+                <m:t>C</m:t>
+              </m:r>
+              <m:r>
+                <m:rPr>
+                  <m:sty m:val="p"/>
+                </m:rPr>
+                <m:t>=</m:t>
+              </m:r>
+              <m:r>
+                <m:t>0</m:t>
+              </m:r>
+            </m:e>
+          </m:d>
+          <m:r>
+            <m:rPr>
+              <m:sty m:val="p"/>
+            </m:rPr>
+            <m:t>=</m:t>
+          </m:r>
+          <m:sSub>
+            <m:e>
+              <m:r>
+                <m:t>θ</m:t>
+              </m:r>
+            </m:e>
+            <m:sub>
+              <m:r>
+                <m:t>0</m:t>
+              </m:r>
+            </m:sub>
+          </m:sSub>
+          <m:r>
+            <m:rPr>
+              <m:sty m:val="p"/>
+            </m:rPr>
+            <m:t>+</m:t>
+          </m:r>
+          <m:sSub>
+            <m:e>
+              <m:r>
+                <m:t>θ</m:t>
+              </m:r>
+            </m:e>
+            <m:sub>
+              <m:r>
+                <m:t>1</m:t>
+              </m:r>
+            </m:sub>
+          </m:sSub>
+          <m:r>
+            <m:t>A</m:t>
+          </m:r>
+        </m:oMath>
+      </m:oMathPara>
+    </w:p>
+    <w:p>
+      <w:pPr>
+        <w:pStyle w:val="FirstParagraph"/>
+      </w:pPr>
+      <w:r>
+        <w:t xml:space="preserve">among individuals with</w:t>
+      </w:r>
+      <w:r>
+        <w:t xml:space="preserve"> </w:t>
+      </w:r>
+      <m:oMath>
+        <m:r>
+          <m:t>C</m:t>
+        </m:r>
+        <m:r>
+          <m:rPr>
+            <m:sty m:val="p"/>
+          </m:rPr>
+          <m:t>=</m:t>
+        </m:r>
+        <m:r>
+          <m:t>0</m:t>
+        </m:r>
+      </m:oMath>
+      <w:r>
+        <w:t xml:space="preserve">.</w:t>
+      </w:r>
+    </w:p>
+    <w:p>
+      <w:r>
+        <w:pict>
+          <v:rect style="width:0;height:1.5pt" o:hralign="center" o:hrstd="t" o:hr="t"/>
+        </w:pict>
+      </w:r>
+    </w:p>
+    <w:bookmarkStart w:id="86" w:name="can-censoring-cause-selection-bias-here"/>
     <w:p>
       <w:pPr>
         <w:pStyle w:val="Heading3"/>
       </w:pPr>
       <w:r>
-        <w:t xml:space="preserve">5.3 Which Covariates to Put in the Model?</w:t>
-      </w:r>
-    </w:p>
-    <w:p>
-      <w:pPr>
-        <w:pStyle w:val="Compact"/>
-        <w:numPr>
-          <w:ilvl w:val="0"/>
-          <w:numId w:val="1024"/>
-        </w:numPr>
-      </w:pPr>
-      <w:r>
-        <w:t xml:space="preserve">The subset</w:t>
-      </w:r>
-      <w:r>
-        <w:t xml:space="preserve"> </w:t>
-      </w:r>
-      <m:oMath>
-        <m:r>
-          <m:t>V</m:t>
-        </m:r>
-      </m:oMath>
-      <w:r>
-        <w:t xml:space="preserve"> </w:t>
-      </w:r>
-      <w:r>
-        <w:t xml:space="preserve">of</w:t>
-      </w:r>
-      <w:r>
-        <w:t xml:space="preserve"> </w:t>
-      </w:r>
-      <m:oMath>
-        <m:r>
-          <m:t>L</m:t>
-        </m:r>
-      </m:oMath>
-      <w:r>
-        <w:t xml:space="preserve"> </w:t>
-      </w:r>
-      <w:r>
-        <w:t xml:space="preserve">included in the marginal structural model should reflect only</w:t>
-      </w:r>
-      <w:r>
-        <w:t xml:space="preserve"> </w:t>
-      </w:r>
-      <w:r>
-        <w:rPr>
-          <w:b/>
-          <w:bCs/>
-        </w:rPr>
-        <w:t xml:space="preserve">substantive interest</w:t>
-      </w:r>
-      <w:r>
-        <w:t xml:space="preserve">: include</w:t>
-      </w:r>
-      <w:r>
-        <w:t xml:space="preserve"> </w:t>
-      </w:r>
-      <m:oMath>
-        <m:r>
-          <m:t>V</m:t>
-        </m:r>
-      </m:oMath>
-      <w:r>
-        <w:t xml:space="preserve"> </w:t>
-      </w:r>
-      <w:r>
-        <w:t xml:space="preserve">if you believe it may modify the effect and you care more about effects within levels of</w:t>
-      </w:r>
-      <w:r>
-        <w:t xml:space="preserve"> </w:t>
-      </w:r>
-      <m:oMath>
-        <m:r>
-          <m:t>V</m:t>
-        </m:r>
-      </m:oMath>
-      <w:r>
-        <w:t xml:space="preserve"> </w:t>
-      </w:r>
-      <w:r>
-        <w:t xml:space="preserve">than in the whole population.</w:t>
-      </w:r>
-    </w:p>
-    <w:p>
-      <w:pPr>
-        <w:pStyle w:val="Compact"/>
-        <w:numPr>
-          <w:ilvl w:val="0"/>
-          <w:numId w:val="1024"/>
-        </w:numPr>
-      </w:pPr>
-      <w:ins w:id="154" w:author="PR Preview" w:date="2024-01-01T00:00:00Z">
-        <w:r>
-          <w:t xml:space="preserve">If all of</w:t>
-        </w:r>
-      </w:ins>
-      <w:ins w:id="154" w:author="PR Preview" w:date="2024-01-01T00:00:00Z">
-        <w:r>
-          <w:t xml:space="preserve"> </w:t>
-        </w:r>
-      </w:ins>
-      <m:oMath>
-        <m:r>
-          <m:t>L</m:t>
-        </m:r>
-      </m:oMath>
-      <w:ins w:id="154" w:author="PR Preview" w:date="2024-01-01T00:00:00Z">
-        <w:r>
-          <w:t xml:space="preserve"> </w:t>
-        </w:r>
-      </w:ins>
-      <w:ins w:id="154" w:author="PR Preview" w:date="2024-01-01T00:00:00Z">
-        <w:r>
-          <w:t xml:space="preserve">is included, IP weighting is unnecessary (</w:t>
-        </w:r>
-      </w:ins>
-      <w:hyperlink w:anchor="def-faux-msm">
-        <w:r>
-          <w:rPr>
-            <w:rStyle w:val="Hyperlink"/>
-          </w:rPr>
-          <w:t xml:space="preserve">Definition 10</w:t>
-        </w:r>
-      </w:hyperlink>
-      <w:ins w:id="154" w:author="PR Preview" w:date="2024-01-01T00:00:00Z">
-        <w:r>
-          <w:t xml:space="preserve">).</w:t>
-        </w:r>
-      </w:ins>
+        <w:t xml:space="preserve">6.1 Can Censoring Cause Selection Bias Here?</w:t>
+      </w:r>
     </w:p>
     <w:tbl>
       <w:tblPr>
@@ -18497,7 +19809,7 @@
               <w:spacing w:before="16" w:after="64"/>
             </w:pPr>
           </w:p>
-          <w:bookmarkStart w:id="65" w:name="def-faux-msm"/>
+          <w:bookmarkStart w:id="85" w:name="exm-nhefs-censoring-structure"/>
           <w:p>
             <w:pPr>
               <w:pStyle w:val="BodyText"/>
@@ -18507,582 +19819,111 @@
                 <w:b/>
                 <w:bCs/>
               </w:rPr>
-              <w:t xml:space="preserve">Definition 10 (Faux Marginal Structural Model)</w:t>
-            </w:r>
-            <w:r>
-              <w:t xml:space="preserve"> </w:t>
-            </w:r>
-            <w:r>
-              <w:t xml:space="preserve">A marginal structural model that includes all of</w:t>
+              <w:t xml:space="preserve">Example 11 (NHEFS: Censoring as a Possible Source of Selection Bias)</w:t>
+            </w:r>
+            <w:r>
+              <w:t xml:space="preserve"> </w:t>
+            </w:r>
+            <w:r>
+              <w:t xml:space="preserve">Restricting to uncensored individuals is expected to induce bias, even under the null, when</w:t>
             </w:r>
             <w:r>
               <w:t xml:space="preserve"> </w:t>
             </w:r>
             <m:oMath>
               <m:r>
-                <m:t>L</m:t>
+                <m:t>C</m:t>
               </m:r>
             </m:oMath>
             <w:r>
               <w:t xml:space="preserve"> </w:t>
             </w:r>
             <w:r>
-              <w:t xml:space="preserve">as covariates has</w:t>
+              <w:t xml:space="preserve">is a collider on a pathway between</w:t>
             </w:r>
             <w:r>
               <w:t xml:space="preserve"> </w:t>
             </w:r>
             <m:oMath>
               <m:r>
-                <m:t>S</m:t>
-              </m:r>
-              <m:sSup>
-                <m:e>
-                  <m:r>
-                    <m:t>W</m:t>
-                  </m:r>
-                </m:e>
-                <m:sup>
-                  <m:r>
-                    <m:t>A</m:t>
-                  </m:r>
-                </m:sup>
-              </m:sSup>
-              <m:r>
-                <m:rPr>
-                  <m:sty m:val="p"/>
-                </m:rPr>
-                <m:t>(</m:t>
-              </m:r>
-              <m:r>
-                <m:t>L</m:t>
-              </m:r>
-              <m:r>
-                <m:rPr>
-                  <m:sty m:val="p"/>
-                </m:rPr>
-                <m:t>)</m:t>
-              </m:r>
-              <m:r>
-                <m:rPr>
-                  <m:sty m:val="p"/>
-                </m:rPr>
-                <m:t>=</m:t>
-              </m:r>
-              <m:r>
-                <m:t>1</m:t>
+                <m:t>A</m:t>
               </m:r>
             </m:oMath>
             <w:r>
-              <w:t xml:space="preserve">, so no weighting is done:</w:t>
-            </w:r>
-            <w:r>
-              <w:t xml:space="preserve"> </w:t>
-            </w:r>
-            <w:r>
-              <w:t xml:space="preserve">it is the unweighted outcome regression that fully adjusts for</w:t>
+              <w:t xml:space="preserve"> </w:t>
+            </w:r>
+            <w:r>
+              <w:t xml:space="preserve">and</w:t>
             </w:r>
             <w:r>
               <w:t xml:space="preserve"> </w:t>
             </w:r>
             <m:oMath>
               <m:r>
-                <m:t>L</m:t>
+                <m:t>Y</m:t>
               </m:r>
             </m:oMath>
             <w:r>
-              <w:t xml:space="preserve"> </w:t>
-            </w:r>
-            <w:r>
-              <w:t xml:space="preserve">(Chapter 15).</w:t>
-            </w:r>
-            <w:r>
-              <w:t xml:space="preserve"> </w:t>
-            </w:r>
-            <w:r>
-              <w:t xml:space="preserve">The book calls this, half-jokingly, a</w:t>
-            </w:r>
-            <w:r>
-              <w:t xml:space="preserve"> </w:t>
-            </w:r>
-            <w:r>
-              <w:rPr>
-                <w:b/>
-                <w:bCs/>
-              </w:rPr>
-              <w:t xml:space="preserve">faux marginal structural model</w:t>
-            </w:r>
-            <w:r>
-              <w:t xml:space="preserve">.</w:t>
+              <w:t xml:space="preserve">, or a descendant of one (Figures 8.3-8.6).</w:t>
+            </w:r>
+            <w:r>
+              <w:t xml:space="preserve"> </w:t>
+            </w:r>
+            <w:r>
+              <w:t xml:space="preserve">The NHEFS data are consistent with that structure:</w:t>
             </w:r>
           </w:p>
-          <w:bookmarkEnd w:id="65"/>
+          <w:p>
+            <w:pPr>
+              <w:pStyle w:val="Compact"/>
+              <w:numPr>
+                <w:ilvl w:val="0"/>
+                <w:numId w:val="1025"/>
+              </w:numPr>
+            </w:pPr>
+            <w:r>
+              <w:t xml:space="preserve">treatment predicts censoring: 5.8% of quitters versus 3.2% of non-quitters were censored;</w:t>
+            </w:r>
+          </w:p>
+          <w:p>
+            <w:pPr>
+              <w:pStyle w:val="Compact"/>
+              <w:numPr>
+                <w:ilvl w:val="0"/>
+                <w:numId w:val="1025"/>
+              </w:numPr>
+            </w:pPr>
+            <w:r>
+              <w:t xml:space="preserve">a predictor of</w:t>
+            </w:r>
+            <w:r>
+              <w:t xml:space="preserve"> </w:t>
+            </w:r>
+            <m:oMath>
+              <m:r>
+                <m:t>Y</m:t>
+              </m:r>
+            </m:oMath>
+            <w:r>
+              <w:t xml:space="preserve"> </w:t>
+            </w:r>
+            <w:r>
+              <w:t xml:space="preserve">predicts censoring: mean baseline weight was 76.6 kg in the censored versus 70.8 kg in the uncensored.</w:t>
+            </w:r>
+          </w:p>
+          <w:bookmarkEnd w:id="85"/>
         </w:tc>
       </w:tr>
     </w:tbl>
     <w:p>
-      <w:pPr>
-        <w:pStyle w:val="BodyText"/>
-      </w:pPr>
-      <w:r>
-        <w:rPr>
-          <w:b/>
-          <w:bCs/>
-        </w:rPr>
-        <w:t xml:space="preserve">Teaching point</w:t>
-      </w:r>
-      <w:r>
-        <w:t xml:space="preserve">: confounding and effect modification are logically distinct, but students often conflate them because stratification (Chapter 4) and regression (Chapter 15) are used for both.</w:t>
-      </w:r>
-      <w:r>
-        <w:t xml:space="preserve"> </w:t>
-      </w:r>
-      <w:r>
-        <w:t xml:space="preserve">With marginal structural models the two tasks use distinct tools: IP weighting for confounder adjustment, and treatment-covariate product terms in the model for effect modification</w:t>
-      </w:r>
-      <w:r>
-        <w:t xml:space="preserve"> </w:t>
-      </w:r>
-      <w:r>
-        <w:t xml:space="preserve">(Hernán and Robins 2020, chap. 12, p. 172)</w:t>
-      </w:r>
-      <w:r>
-        <w:t xml:space="preserve">.</w:t>
-      </w:r>
-    </w:p>
-    <w:p>
-      <w:pPr>
-        <w:pStyle w:val="BodyText"/>
-      </w:pPr>
-      <w:r>
-        <w:rPr>
-          <w:b/>
-          <w:bCs/>
-        </w:rPr>
-        <w:t xml:space="preserve">Interaction versus effect modification</w:t>
-      </w:r>
-      <w:r>
-        <w:t xml:space="preserve">: to study the interaction between two treatments</w:t>
-      </w:r>
-      <w:r>
-        <w:t xml:space="preserve"> </w:t>
-      </w:r>
-      <m:oMath>
-        <m:r>
-          <m:t>A</m:t>
-        </m:r>
-      </m:oMath>
-      <w:r>
-        <w:t xml:space="preserve"> </w:t>
-      </w:r>
-      <w:r>
-        <w:t xml:space="preserve">and</w:t>
-      </w:r>
-      <w:r>
-        <w:t xml:space="preserve"> </w:t>
-      </w:r>
-      <m:oMath>
-        <m:r>
-          <m:t>B</m:t>
-        </m:r>
-      </m:oMath>
-      <w:r>
-        <w:t xml:space="preserve"> </w:t>
-      </w:r>
-      <w:r>
-        <w:t xml:space="preserve">(Chapter 5), include parameters for both in the marginal structural model, use the joint probability of both treatments in the denominator of the IP weights, and assume exchangeability, positivity, and consistency for both</w:t>
-      </w:r>
-      <w:r>
-        <w:t xml:space="preserve"> </w:t>
-      </w:r>
-      <m:oMath>
-        <m:r>
-          <m:t>A</m:t>
-        </m:r>
-      </m:oMath>
-      <w:r>
-        <w:t xml:space="preserve"> </w:t>
-      </w:r>
-      <w:r>
-        <w:t xml:space="preserve">and</w:t>
-      </w:r>
-      <w:r>
-        <w:t xml:space="preserve"> </w:t>
-      </w:r>
-      <m:oMath>
-        <m:r>
-          <m:t>B</m:t>
-        </m:r>
-      </m:oMath>
-      <w:r>
-        <w:t xml:space="preserve">.</w:t>
-      </w:r>
-    </w:p>
-    <w:bookmarkEnd w:id="66"/>
-    <w:bookmarkEnd w:id="67"/>
-    <w:bookmarkStart w:id="80" w:name="censoring-and-missing-data-pp.-172-174"/>
-    <w:p>
-      <w:pPr>
-        <w:pStyle w:val="Heading2"/>
-      </w:pPr>
-      <w:r>
-        <w:t xml:space="preserve">6 12.6 Censoring and Missing Data (pp. 172-174)</w:t>
-      </w:r>
-    </w:p>
-    <w:p>
       <w:r>
         <w:pict>
           <v:rect style="width:0;height:1.5pt" o:hralign="center" o:hrstd="t" o:hr="t"/>
         </w:pict>
       </w:r>
     </w:p>
-    <w:p>
-      <w:pPr>
-        <w:pStyle w:val="FirstParagraph"/>
-      </w:pPr>
-      <w:r>
-        <w:t xml:space="preserve">The analysis so far used the 1566 individuals with a 1982 weight measurement.</w:t>
-      </w:r>
-      <w:r>
-        <w:t xml:space="preserve"> </w:t>
-      </w:r>
-      <w:r>
-        <w:t xml:space="preserve">Another 63 eligible individuals were excluded because their 1982 weight was unknown.</w:t>
-      </w:r>
-    </w:p>
-    <w:tbl>
-      <w:tblPr>
-        <w:tblStyle w:val="Table"/>
-        <w:tblInd w:w="164" w:type="dxa"/>
-        <w:tblBorders>
-          <w:left w:val="single" w:sz="24" w:space="0" w:color="909090"/>
-        </w:tblBorders>
-        <w:tblCellMar>
-          <w:left w:w="0" w:type="dxa"/>
-          <w:right w:w="0" w:type="dxa"/>
-        </w:tblCellMar>
-        <w:tblLook w:firstRow="0" w:lastRow="0" w:firstColumn="0" w:lastColumn="0" w:noHBand="0" w:noVBand="0" w:val="0000"/>
-      </w:tblPr>
-      <w:tblGrid>
-        <w:gridCol w:w="7920"/>
-      </w:tblGrid>
-      <w:tr>
-        <w:trPr>
-          <w:cantSplit/>
-        </w:trPr>
-        <w:tc>
-          <w:tcPr>
-            <w:tcMar>
-              <w:left w:w="144" w:type="dxa"/>
-            </w:tcMar>
-          </w:tcPr>
-          <w:p>
-            <w:pPr>
-              <w:pStyle w:val="BodyText"/>
-            </w:pPr>
-            <w:pPr>
-              <w:spacing w:before="16" w:after="64"/>
-            </w:pPr>
-          </w:p>
-          <w:bookmarkStart w:id="68" w:name="def-censoring-indicator"/>
-          <w:p>
-            <w:pPr>
-              <w:pStyle w:val="BodyText"/>
-            </w:pPr>
-            <w:r>
-              <w:rPr>
-                <w:b/>
-                <w:bCs/>
-              </w:rPr>
-              <w:t xml:space="preserve">Definition 11 (Censoring Indicator)</w:t>
-            </w:r>
-            <w:r>
-              <w:t xml:space="preserve"> </w:t>
-            </w:r>
-            <w:r>
-              <w:t xml:space="preserve">The</w:t>
-            </w:r>
-            <w:r>
-              <w:t xml:space="preserve"> </w:t>
-            </w:r>
-            <w:r>
-              <w:rPr>
-                <w:b/>
-                <w:bCs/>
-              </w:rPr>
-              <w:t xml:space="preserve">censoring indicator</w:t>
-            </w:r>
-            <w:r>
-              <w:t xml:space="preserve"> </w:t>
-            </w:r>
-            <m:oMath>
-              <m:r>
-                <m:t>C</m:t>
-              </m:r>
-            </m:oMath>
-            <w:r>
-              <w:t xml:space="preserve"> </w:t>
-            </w:r>
-            <w:r>
-              <w:t xml:space="preserve">equals 1 if an individual’s outcome is unmeasured (censored) and 0 if it is measured.</w:t>
-            </w:r>
-          </w:p>
-          <w:bookmarkEnd w:id="68"/>
-        </w:tc>
-      </w:tr>
-    </w:tbl>
-    <w:p>
-      <w:pPr>
-        <w:pStyle w:val="BodyText"/>
-      </w:pPr>
-      <w:ins w:id="160" w:author="PR Preview" w:date="2024-01-01T00:00:00Z">
-        <w:r>
-          <w:t xml:space="preserve">The analyses of Sections 12.2-12.4 actually fit</w:t>
-        </w:r>
-      </w:ins>
-    </w:p>
-    <w:p>
-      <w:pPr>
-        <w:pStyle w:val="BodyText"/>
-      </w:pPr>
-      <m:oMathPara>
-        <m:oMathParaPr>
-          <m:jc m:val="center"/>
-        </m:oMathParaPr>
-        <m:oMath>
-          <m:r>
-            <m:rPr>
-              <m:nor/>
-              <m:sty m:val="p"/>
-            </m:rPr>
-            <m:t>E</m:t>
-          </m:r>
-          <m:d>
-            <m:dPr>
-              <m:begChr m:val="["/>
-              <m:sepChr m:val=""/>
-              <m:endChr m:val="]"/>
-              <m:grow/>
-            </m:dPr>
-            <m:e>
-              <m:r>
-                <m:t>Y</m:t>
-              </m:r>
-              <m:r>
-                <m:rPr>
-                  <m:sty m:val="p"/>
-                </m:rPr>
-                <m:t>∣</m:t>
-              </m:r>
-              <m:r>
-                <m:t>A</m:t>
-              </m:r>
-              <m:r>
-                <m:rPr>
-                  <m:sty m:val="p"/>
-                </m:rPr>
-                <m:t>,</m:t>
-              </m:r>
-              <m:r>
-                <m:t>C</m:t>
-              </m:r>
-              <m:r>
-                <m:rPr>
-                  <m:sty m:val="p"/>
-                </m:rPr>
-                <m:t>=</m:t>
-              </m:r>
-              <m:r>
-                <m:t>0</m:t>
-              </m:r>
-            </m:e>
-          </m:d>
-          <m:r>
-            <m:rPr>
-              <m:sty m:val="p"/>
-            </m:rPr>
-            <m:t>=</m:t>
-          </m:r>
-          <m:sSub>
-            <m:e>
-              <m:r>
-                <m:t>θ</m:t>
-              </m:r>
-            </m:e>
-            <m:sub>
-              <m:r>
-                <m:t>0</m:t>
-              </m:r>
-            </m:sub>
-          </m:sSub>
-          <m:r>
-            <m:rPr>
-              <m:sty m:val="p"/>
-            </m:rPr>
-            <m:t>+</m:t>
-          </m:r>
-          <m:sSub>
-            <m:e>
-              <m:r>
-                <m:t>θ</m:t>
-              </m:r>
-            </m:e>
-            <m:sub>
-              <m:r>
-                <m:t>1</m:t>
-              </m:r>
-            </m:sub>
-          </m:sSub>
-          <m:r>
-            <m:t>A</m:t>
-          </m:r>
-        </m:oMath>
-      </m:oMathPara>
-    </w:p>
-    <w:p>
-      <w:pPr>
-        <w:pStyle w:val="FirstParagraph"/>
-      </w:pPr>
-      <w:r>
-        <w:t xml:space="preserve">among individuals with</w:t>
-      </w:r>
-      <w:r>
-        <w:t xml:space="preserve"> </w:t>
-      </w:r>
-      <m:oMath>
-        <m:r>
-          <m:t>C</m:t>
-        </m:r>
-        <m:r>
-          <m:rPr>
-            <m:sty m:val="p"/>
-          </m:rPr>
-          <m:t>=</m:t>
-        </m:r>
-        <m:r>
-          <m:t>0</m:t>
-        </m:r>
-      </m:oMath>
-      <w:r>
-        <w:t xml:space="preserve">.</w:t>
-      </w:r>
-    </w:p>
-    <w:p>
-      <w:r>
-        <w:pict>
-          <v:rect style="width:0;height:1.5pt" o:hralign="center" o:hrstd="t" o:hr="t"/>
-        </w:pict>
-      </w:r>
-    </w:p>
-    <w:bookmarkStart w:id="69" w:name="can-censoring-cause-selection-bias-here"/>
-    <w:p>
-      <w:pPr>
-        <w:pStyle w:val="Heading3"/>
-      </w:pPr>
-      <w:r>
-        <w:t xml:space="preserve">6.1 Can Censoring Cause Selection Bias Here?</w:t>
-      </w:r>
-    </w:p>
-    <w:p>
-      <w:pPr>
-        <w:pStyle w:val="FirstParagraph"/>
-      </w:pPr>
-      <w:r>
-        <w:t xml:space="preserve">Restricting to uncensored individuals is expected to induce bias, even under the null, when</w:t>
-      </w:r>
-      <w:r>
-        <w:t xml:space="preserve"> </w:t>
-      </w:r>
-      <m:oMath>
-        <m:r>
-          <m:t>C</m:t>
-        </m:r>
-      </m:oMath>
-      <w:r>
-        <w:t xml:space="preserve"> </w:t>
-      </w:r>
-      <w:r>
-        <w:t xml:space="preserve">is a collider on a pathway between</w:t>
-      </w:r>
-      <w:r>
-        <w:t xml:space="preserve"> </w:t>
-      </w:r>
-      <m:oMath>
-        <m:r>
-          <m:t>A</m:t>
-        </m:r>
-      </m:oMath>
-      <w:r>
-        <w:t xml:space="preserve"> </w:t>
-      </w:r>
-      <w:r>
-        <w:t xml:space="preserve">and</w:t>
-      </w:r>
-      <w:r>
-        <w:t xml:space="preserve"> </w:t>
-      </w:r>
-      <m:oMath>
-        <m:r>
-          <m:t>Y</m:t>
-        </m:r>
-      </m:oMath>
-      <w:r>
-        <w:t xml:space="preserve">, or a descendant of one (Figures 8.3-8.6).</w:t>
-      </w:r>
-      <w:r>
-        <w:t xml:space="preserve"> </w:t>
-      </w:r>
-      <w:r>
-        <w:t xml:space="preserve">The NHEFS data are consistent with that structure:</w:t>
-      </w:r>
-    </w:p>
-    <w:p>
-      <w:pPr>
-        <w:pStyle w:val="Compact"/>
-        <w:numPr>
-          <w:ilvl w:val="0"/>
-          <w:numId w:val="1025"/>
-        </w:numPr>
-      </w:pPr>
-      <w:r>
-        <w:t xml:space="preserve">treatment predicts censoring: 5.8% of quitters versus 3.2% of non-quitters were censored;</w:t>
-      </w:r>
-    </w:p>
-    <w:p>
-      <w:pPr>
-        <w:pStyle w:val="Compact"/>
-        <w:numPr>
-          <w:ilvl w:val="0"/>
-          <w:numId w:val="1025"/>
-        </w:numPr>
-      </w:pPr>
-      <w:r>
-        <w:t xml:space="preserve">a predictor of</w:t>
-      </w:r>
-      <w:r>
-        <w:t xml:space="preserve"> </w:t>
-      </w:r>
-      <m:oMath>
-        <m:r>
-          <m:t>Y</m:t>
-        </m:r>
-      </m:oMath>
-      <w:r>
-        <w:t xml:space="preserve"> </w:t>
-      </w:r>
-      <w:r>
-        <w:t xml:space="preserve">predicts censoring: mean baseline weight was 76.6 kg in the censored versus 70.8 kg in the uncensored.</w:t>
-      </w:r>
-    </w:p>
-    <w:p>
-      <w:r>
-        <w:pict>
-          <v:rect style="width:0;height:1.5pt" o:hralign="center" o:hrstd="t" o:hr="t"/>
-        </w:pict>
-      </w:r>
-    </w:p>
-    <w:bookmarkEnd w:id="69"/>
-    <w:bookmarkStart w:id="71" w:name="the-target-a-joint-effect"/>
+    <w:bookmarkEnd w:id="86"/>
+    <w:bookmarkStart w:id="88" w:name="the-target-a-joint-effect"/>
     <w:p>
       <w:pPr>
         <w:pStyle w:val="Heading3"/>
@@ -19125,7 +19966,7 @@
               <w:spacing w:before="16" w:after="64"/>
             </w:pPr>
           </w:p>
-          <w:bookmarkStart w:id="70" w:name="def-effect-without-censoring"/>
+          <w:bookmarkStart w:id="87" w:name="def-effect-without-censoring"/>
           <w:p>
             <w:pPr>
               <w:pStyle w:val="BodyText"/>
@@ -19330,7 +20171,7 @@
               <w:t xml:space="preserve">(Chapter 8).</w:t>
             </w:r>
           </w:p>
-          <w:bookmarkEnd w:id="70"/>
+          <w:bookmarkEnd w:id="87"/>
         </w:tc>
       </w:tr>
     </w:tbl>
@@ -19338,12 +20179,12 @@
       <w:pPr>
         <w:pStyle w:val="BodyText"/>
       </w:pPr>
-      <w:ins w:id="170" w:author="PR Preview" w:date="2024-01-01T00:00:00Z">
+      <w:ins w:id="138" w:author="PR Preview" w:date="2024-01-01T00:00:00Z">
         <w:r>
           <w:t xml:space="preserve">The superscript</w:t>
         </w:r>
       </w:ins>
-      <w:ins w:id="170" w:author="PR Preview" w:date="2024-01-01T00:00:00Z">
+      <w:ins w:id="138" w:author="PR Preview" w:date="2024-01-01T00:00:00Z">
         <w:r>
           <w:t xml:space="preserve"> </w:t>
         </w:r>
@@ -19362,27 +20203,27 @@
           <m:t>0</m:t>
         </m:r>
       </m:oMath>
-      <w:ins w:id="170" w:author="PR Preview" w:date="2024-01-01T00:00:00Z">
+      <w:ins w:id="138" w:author="PR Preview" w:date="2024-01-01T00:00:00Z">
         <w:r>
           <w:t xml:space="preserve"> </w:t>
         </w:r>
       </w:ins>
-      <w:ins w:id="170" w:author="PR Preview" w:date="2024-01-01T00:00:00Z">
+      <w:ins w:id="138" w:author="PR Preview" w:date="2024-01-01T00:00:00Z">
         <w:r>
           <w:t xml:space="preserve">makes explicit what many investigators mean by</w:t>
         </w:r>
       </w:ins>
-      <w:ins w:id="170" w:author="PR Preview" w:date="2024-01-01T00:00:00Z">
+      <w:ins w:id="138" w:author="PR Preview" w:date="2024-01-01T00:00:00Z">
         <w:r>
           <w:t xml:space="preserve"> </w:t>
         </w:r>
       </w:ins>
-      <w:ins w:id="170" w:author="PR Preview" w:date="2024-01-01T00:00:00Z">
+      <w:ins w:id="138" w:author="PR Preview" w:date="2024-01-01T00:00:00Z">
         <w:r>
           <w:t xml:space="preserve">“the causal effect of</w:t>
         </w:r>
       </w:ins>
-      <w:ins w:id="170" w:author="PR Preview" w:date="2024-01-01T00:00:00Z">
+      <w:ins w:id="138" w:author="PR Preview" w:date="2024-01-01T00:00:00Z">
         <w:r>
           <w:t xml:space="preserve"> </w:t>
         </w:r>
@@ -19392,17 +20233,17 @@
           <m:t>A</m:t>
         </m:r>
       </m:oMath>
-      <w:ins w:id="170" w:author="PR Preview" w:date="2024-01-01T00:00:00Z">
+      <w:ins w:id="138" w:author="PR Preview" w:date="2024-01-01T00:00:00Z">
         <w:r>
           <w:t xml:space="preserve">”</w:t>
         </w:r>
       </w:ins>
-      <w:ins w:id="170" w:author="PR Preview" w:date="2024-01-01T00:00:00Z">
+      <w:ins w:id="138" w:author="PR Preview" w:date="2024-01-01T00:00:00Z">
         <w:r>
           <w:t xml:space="preserve"> </w:t>
         </w:r>
       </w:ins>
-      <w:ins w:id="170" w:author="PR Preview" w:date="2024-01-01T00:00:00Z">
+      <w:ins w:id="138" w:author="PR Preview" w:date="2024-01-01T00:00:00Z">
         <w:r>
           <w:t xml:space="preserve">even when they omit it.</w:t>
         </w:r>
@@ -19415,8 +20256,8 @@
         </w:pict>
       </w:r>
     </w:p>
-    <w:bookmarkEnd w:id="71"/>
-    <w:bookmarkStart w:id="74" w:name="ip-weights-for-treatment-and-censoring"/>
+    <w:bookmarkEnd w:id="88"/>
+    <w:bookmarkStart w:id="91" w:name="ip-weights-for-treatment-and-censoring"/>
     <w:p>
       <w:pPr>
         <w:pStyle w:val="Heading3"/>
@@ -19459,7 +20300,7 @@
               <w:spacing w:before="16" w:after="64"/>
             </w:pPr>
           </w:p>
-          <w:bookmarkStart w:id="72" w:name="def-censoring-weights"/>
+          <w:bookmarkStart w:id="89" w:name="def-censoring-weights"/>
           <w:p>
             <w:pPr>
               <w:pStyle w:val="BodyText"/>
@@ -19925,7 +20766,7 @@
               <w:t xml:space="preserve">.</w:t>
             </w:r>
           </w:p>
-          <w:bookmarkEnd w:id="72"/>
+          <w:bookmarkEnd w:id="89"/>
         </w:tc>
       </w:tr>
     </w:tbl>
@@ -19933,7 +20774,7 @@
       <w:pPr>
         <w:pStyle w:val="BodyText"/>
       </w:pPr>
-      <w:ins w:id="173" w:author="PR Preview" w:date="2024-01-01T00:00:00Z">
+      <w:ins w:id="141" w:author="PR Preview" w:date="2024-01-01T00:00:00Z">
         <w:r>
           <w:t xml:space="preserve"> </w:t>
         </w:r>
@@ -19973,7 +20814,7 @@
               <w:spacing w:before="16" w:after="64"/>
             </w:pPr>
           </w:p>
-          <w:bookmarkStart w:id="73" w:name="def-identifiability-a-c"/>
+          <w:bookmarkStart w:id="90" w:name="def-identifiability-a-c"/>
           <w:p>
             <w:pPr>
               <w:pStyle w:val="BodyText"/>
@@ -20029,7 +20870,58 @@
               <w:t xml:space="preserve"> </w:t>
             </w:r>
             <w:r>
-              <w:t xml:space="preserve"> </w:t>
+              <w:t xml:space="preserve">The</w:t>
+            </w:r>
+            <w:r>
+              <w:t xml:space="preserve"> </w:t>
+            </w:r>
+            <w:r>
+              <w:rPr>
+                <w:b/>
+                <w:bCs/>
+              </w:rPr>
+              <w:t xml:space="preserve">identifiability conditions</w:t>
+            </w:r>
+            <w:r>
+              <w:t xml:space="preserve"> </w:t>
+            </w:r>
+            <w:r>
+              <w:t xml:space="preserve">for the joint treatment</w:t>
+            </w:r>
+            <w:r>
+              <w:t xml:space="preserve"> </w:t>
+            </w:r>
+            <m:oMath>
+              <m:r>
+                <m:rPr>
+                  <m:sty m:val="p"/>
+                </m:rPr>
+                <m:t>(</m:t>
+              </m:r>
+              <m:r>
+                <m:t>A</m:t>
+              </m:r>
+              <m:r>
+                <m:rPr>
+                  <m:sty m:val="p"/>
+                </m:rPr>
+                <m:t>,</m:t>
+              </m:r>
+              <m:r>
+                <m:t>C</m:t>
+              </m:r>
+              <m:r>
+                <m:rPr>
+                  <m:sty m:val="p"/>
+                </m:rPr>
+                <m:t>)</m:t>
+              </m:r>
+            </m:oMath>
+            <w:r>
+              <w:t xml:space="preserve"> </w:t>
+            </w:r>
+            <w:r>
+              <w:t xml:space="preserve">are:</w:t>
             </w:r>
           </w:p>
           <w:p>
@@ -20210,7 +21102,7 @@
               <w:t xml:space="preserve">consistency.</w:t>
             </w:r>
           </w:p>
-          <w:bookmarkEnd w:id="73"/>
+          <w:bookmarkEnd w:id="90"/>
         </w:tc>
       </w:tr>
     </w:tbl>
@@ -20503,8 +21395,8 @@
         </w:pict>
       </w:r>
     </w:p>
-    <w:bookmarkEnd w:id="74"/>
-    <w:bookmarkStart w:id="79" w:name="X81508dbc7775fc3418fcb3c6ff208d53f3a1f1e"/>
+    <w:bookmarkEnd w:id="91"/>
+    <w:bookmarkStart w:id="96" w:name="X81508dbc7775fc3418fcb3c6ff208d53f3a1f1e"/>
     <w:p>
       <w:pPr>
         <w:pStyle w:val="Heading3"/>
@@ -20547,7 +21439,7 @@
               <w:spacing w:before="16" w:after="64"/>
             </w:pPr>
           </w:p>
-          <w:bookmarkStart w:id="75" w:name="def-stabilized-censoring-weights"/>
+          <w:bookmarkStart w:id="92" w:name="def-stabilized-censoring-weights"/>
           <w:p>
             <w:pPr>
               <w:pStyle w:val="BodyText"/>
@@ -20853,7 +21745,7 @@
               </m:oMath>
             </m:oMathPara>
           </w:p>
-          <w:bookmarkEnd w:id="75"/>
+          <w:bookmarkEnd w:id="92"/>
         </w:tc>
       </w:tr>
     </w:tbl>
@@ -21343,12 +22235,16 @@
       <w:pPr>
         <w:pStyle w:val="BodyText"/>
       </w:pPr>
-      <w:r>
-        <w:t xml:space="preserve">With either, fit the weighted model</w:t>
-      </w:r>
-      <w:r>
-        <w:t xml:space="preserve"> </w:t>
-      </w:r>
+      <w:ins w:id="146" w:author="PR Preview" w:date="2024-01-01T00:00:00Z">
+        <w:r>
+          <w:t xml:space="preserve">With either, fit the weighted model</w:t>
+        </w:r>
+      </w:ins>
+      <w:ins w:id="146" w:author="PR Preview" w:date="2024-01-01T00:00:00Z">
+        <w:r>
+          <w:t xml:space="preserve"> </w:t>
+        </w:r>
+      </w:ins>
       <m:oMath>
         <m:r>
           <m:rPr>
@@ -21437,15 +22333,21 @@
           <m:t>A</m:t>
         </m:r>
       </m:oMath>
-      <w:r>
-        <w:t xml:space="preserve"> </w:t>
-      </w:r>
-      <w:r>
-        <w:t xml:space="preserve">to estimate the marginal structural model</w:t>
-      </w:r>
-      <w:r>
-        <w:t xml:space="preserve"> </w:t>
-      </w:r>
+      <w:ins w:id="146" w:author="PR Preview" w:date="2024-01-01T00:00:00Z">
+        <w:r>
+          <w:t xml:space="preserve"> </w:t>
+        </w:r>
+      </w:ins>
+      <w:ins w:id="146" w:author="PR Preview" w:date="2024-01-01T00:00:00Z">
+        <w:r>
+          <w:t xml:space="preserve">to estimate the marginal structural model</w:t>
+        </w:r>
+      </w:ins>
+      <w:ins w:id="146" w:author="PR Preview" w:date="2024-01-01T00:00:00Z">
+        <w:r>
+          <w:t xml:space="preserve"> </w:t>
+        </w:r>
+      </w:ins>
       <m:oMath>
         <m:r>
           <m:rPr>
@@ -21534,18 +22436,26 @@
           <m:t>a</m:t>
         </m:r>
       </m:oMath>
-      <w:r>
-        <w:t xml:space="preserve">;</w:t>
-      </w:r>
-      <w:r>
-        <w:t xml:space="preserve"> </w:t>
-      </w:r>
-      <w:r>
-        <w:t xml:space="preserve">the stabilized version uses</w:t>
-      </w:r>
-      <w:r>
-        <w:t xml:space="preserve"> </w:t>
-      </w:r>
+      <w:ins w:id="146" w:author="PR Preview" w:date="2024-01-01T00:00:00Z">
+        <w:r>
+          <w:t xml:space="preserve">;</w:t>
+        </w:r>
+      </w:ins>
+      <w:ins w:id="146" w:author="PR Preview" w:date="2024-01-01T00:00:00Z">
+        <w:r>
+          <w:t xml:space="preserve"> </w:t>
+        </w:r>
+      </w:ins>
+      <w:ins w:id="146" w:author="PR Preview" w:date="2024-01-01T00:00:00Z">
+        <w:r>
+          <w:t xml:space="preserve">the stabilized version uses</w:t>
+        </w:r>
+      </w:ins>
+      <w:ins w:id="146" w:author="PR Preview" w:date="2024-01-01T00:00:00Z">
+        <w:r>
+          <w:t xml:space="preserve"> </w:t>
+        </w:r>
+      </w:ins>
       <m:oMath>
         <m:r>
           <m:t>S</m:t>
@@ -21571,52 +22481,30 @@
             </m:r>
           </m:sup>
         </m:sSup>
-        <m:r>
-          <m:rPr>
-            <m:sty m:val="p"/>
-          </m:rPr>
-          <m:t>=</m:t>
-        </m:r>
-        <m:r>
-          <m:t>S</m:t>
-        </m:r>
-        <m:sSup>
-          <m:e>
-            <m:r>
-              <m:t>W</m:t>
-            </m:r>
-          </m:e>
-          <m:sup>
-            <m:r>
-              <m:t>A</m:t>
-            </m:r>
-          </m:sup>
-        </m:sSup>
-        <m:r>
-          <m:rPr>
-            <m:sty m:val="p"/>
-          </m:rPr>
-          <m:t>×</m:t>
-        </m:r>
-        <m:r>
-          <m:t>S</m:t>
-        </m:r>
-        <m:sSup>
-          <m:e>
-            <m:r>
-              <m:t>W</m:t>
-            </m:r>
-          </m:e>
-          <m:sup>
-            <m:r>
-              <m:t>C</m:t>
-            </m:r>
-          </m:sup>
-        </m:sSup>
       </m:oMath>
-      <w:r>
-        <w:t xml:space="preserve">.</w:t>
-      </w:r>
+      <w:ins w:id="146" w:author="PR Preview" w:date="2024-01-01T00:00:00Z">
+        <w:r>
+          <w:t xml:space="preserve"> </w:t>
+        </w:r>
+      </w:ins>
+      <w:ins w:id="146" w:author="PR Preview" w:date="2024-01-01T00:00:00Z">
+        <w:r>
+          <w:t xml:space="preserve">(</w:t>
+        </w:r>
+      </w:ins>
+      <w:hyperlink w:anchor="def-stabilized-censoring-weights">
+        <w:r>
+          <w:rPr>
+            <w:rStyle w:val="Hyperlink"/>
+          </w:rPr>
+          <w:t xml:space="preserve">Definition 15</w:t>
+        </w:r>
+      </w:hyperlink>
+      <w:ins w:id="146" w:author="PR Preview" w:date="2024-01-01T00:00:00Z">
+        <w:r>
+          <w:t xml:space="preserve">).</w:t>
+        </w:r>
+      </w:ins>
     </w:p>
     <w:p>
       <w:pPr>
@@ -21752,7 +22640,7 @@
               <w:spacing w:before="16" w:after="64"/>
             </w:pPr>
           </w:p>
-          <w:bookmarkStart w:id="76" w:name="exm-nhefs-censoring"/>
+          <w:bookmarkStart w:id="93" w:name="exm-nhefs-censoring"/>
           <w:p>
             <w:pPr>
               <w:pStyle w:val="BodyText"/>
@@ -21762,7 +22650,7 @@
                 <w:b/>
                 <w:bCs/>
               </w:rPr>
-              <w:t xml:space="preserve">Example 9 (NHEFS: Adjusting for Censoring)</w:t>
+              <w:t xml:space="preserve">Example 12 (NHEFS: Adjusting for Censoring)</w:t>
             </w:r>
             <w:r>
               <w:t xml:space="preserve"> </w:t>
@@ -22064,7 +22952,7 @@
               <w:t xml:space="preserve">alone (3.4 kg), so either censoring introduces no selection bias here, or the measured covariates are not enough to remove it.</w:t>
             </w:r>
           </w:p>
-          <w:bookmarkEnd w:id="76"/>
+          <w:bookmarkEnd w:id="93"/>
         </w:tc>
       </w:tr>
     </w:tbl>
@@ -22133,18 +23021,18 @@
                 <wp:inline>
                   <wp:extent cx="152400" cy="152400"/>
                   <wp:effectExtent b="0" l="0" r="0" t="0"/>
-                  <wp:docPr descr="" title="" id="77" name="Picture"/>
+                  <wp:docPr descr="" title="" id="94" name="Picture"/>
                   <a:graphic>
                     <a:graphicData uri="http://schemas.openxmlformats.org/drawingml/2006/picture">
                       <pic:pic>
                         <pic:nvPicPr>
-                          <pic:cNvPr descr="/opt/quarto/share/formats/docx/note.png" id="78" name="Picture"/>
+                          <pic:cNvPr descr="/opt/quarto/share/formats/docx/note.png" id="95" name="Picture"/>
                           <pic:cNvPicPr>
                             <a:picLocks noChangeArrowheads="1" noChangeAspect="1"/>
                           </pic:cNvPicPr>
                         </pic:nvPicPr>
                         <pic:blipFill>
-                          <a:blip r:embed="rId15"/>
+                          <a:blip r:embed="rId17"/>
                           <a:stretch>
                             <a:fillRect/>
                           </a:stretch>
@@ -24471,9 +25359,9 @@
         </w:tc>
       </w:tr>
     </w:tbl>
-    <w:bookmarkEnd w:id="79"/>
-    <w:bookmarkEnd w:id="80"/>
-    <w:bookmarkStart w:id="84" w:name="summary"/>
+    <w:bookmarkEnd w:id="96"/>
+    <w:bookmarkEnd w:id="97"/>
+    <w:bookmarkStart w:id="103" w:name="summary"/>
     <w:p>
       <w:pPr>
         <w:pStyle w:val="Heading2"/>
@@ -24944,69 +25832,159 @@
         <w:t xml:space="preserve">also adjusting for censoring 3.5 kg (95% CI: 2.5, 4.5).</w:t>
       </w:r>
     </w:p>
-    <w:p>
-      <w:pPr>
-        <w:pStyle w:val="BodyText"/>
-      </w:pPr>
-      <w:r>
-        <w:rPr>
-          <w:b/>
-          <w:bCs/>
-        </w:rPr>
-        <w:t xml:space="preserve">Cautions</w:t>
-      </w:r>
-      <w:r>
-        <w:t xml:space="preserve">:</w:t>
-      </w:r>
-    </w:p>
-    <w:p>
-      <w:pPr>
-        <w:pStyle w:val="Compact"/>
-        <w:numPr>
-          <w:ilvl w:val="0"/>
-          <w:numId w:val="1029"/>
-        </w:numPr>
-      </w:pPr>
-      <w:r>
-        <w:t xml:space="preserve">Requires a correctly specified model for treatment (and censoring)</w:t>
-      </w:r>
-    </w:p>
-    <w:p>
-      <w:pPr>
-        <w:pStyle w:val="Compact"/>
-        <w:numPr>
-          <w:ilvl w:val="0"/>
-          <w:numId w:val="1029"/>
-        </w:numPr>
-      </w:pPr>
-      <w:r>
-        <w:t xml:space="preserve">Positivity violations; parametric models assume random nonpositivity</w:t>
-      </w:r>
-    </w:p>
-    <w:p>
-      <w:pPr>
-        <w:pStyle w:val="Compact"/>
-        <w:numPr>
-          <w:ilvl w:val="0"/>
-          <w:numId w:val="1029"/>
-        </w:numPr>
-      </w:pPr>
-      <w:r>
-        <w:t xml:space="preserve">Weights for continuous treatments can be very sensitive to the density model</w:t>
-      </w:r>
-    </w:p>
-    <w:p>
-      <w:pPr>
-        <w:pStyle w:val="Compact"/>
-        <w:numPr>
-          <w:ilvl w:val="0"/>
-          <w:numId w:val="1029"/>
-        </w:numPr>
-      </w:pPr>
-      <w:r>
-        <w:t xml:space="preserve">Robust-variance confidence intervals are conservative</w:t>
-      </w:r>
-    </w:p>
+    <w:tbl>
+      <w:tblPr>
+        <w:tblStyle w:val="Table"/>
+        <w:tblLook w:firstRow="0" w:lastRow="0" w:firstColumn="0" w:lastColumn="0" w:noHBand="0" w:noVBand="0" w:val="0000"/>
+        <w:tblBorders>
+          <w:top w:val="single" w:sz="4" w:space="0" w:color="EB9113"/>
+          <w:left w:val="single" w:sz="24" w:space="0" w:color="EB9113"/>
+          <w:bottom w:val="single" w:sz="4" w:space="0" w:color="EB9113"/>
+          <w:right w:val="single" w:sz="4" w:space="0" w:color="EB9113"/>
+        </w:tblBorders>
+        <w:tblCellMar>
+          <w:left w:w="144" w:type="dxa"/>
+          <w:right w:w="144" w:type="dxa"/>
+        </w:tblCellMar>
+        <w:tblLook w:firstRow="0" w:lastRow="0" w:firstColumn="0" w:lastColumn="0" w:noHBand="0" w:noVBand="0" w:val="0000"/>
+      </w:tblPr>
+      <w:tr>
+        <w:trPr>
+          <w:cantSplit/>
+        </w:trPr>
+        <w:tc>
+          <w:tcPr>
+            <w:shd w:color="auto" w:fill="fcefdc" w:val="clear"/>
+            <w:tcMar>
+              <w:top w:w="92" w:type="dxa"/>
+              <w:bottom w:w="92" w:type="dxa"/>
+            </w:tcMar>
+          </w:tcPr>
+          <w:p>
+            <w:pPr>
+              <w:pStyle w:val="BodyText"/>
+            </w:pPr>
+            <w:pPr>
+              <w:spacing w:before="0" w:after="0"/>
+              <w:textAlignment w:val="center"/>
+            </w:pPr>
+            <w:r>
+              <w:drawing>
+                <wp:inline>
+                  <wp:extent cx="152400" cy="152400"/>
+                  <wp:effectExtent b="0" l="0" r="0" t="0"/>
+                  <wp:docPr descr="" title="" id="98" name="Picture"/>
+                  <a:graphic>
+                    <a:graphicData uri="http://schemas.openxmlformats.org/drawingml/2006/picture">
+                      <pic:pic>
+                        <pic:nvPicPr>
+                          <pic:cNvPr descr="/opt/quarto/share/formats/docx/warning.png" id="99" name="Picture"/>
+                          <pic:cNvPicPr>
+                            <a:picLocks noChangeArrowheads="1" noChangeAspect="1"/>
+                          </pic:cNvPicPr>
+                        </pic:nvPicPr>
+                        <pic:blipFill>
+                          <a:blip r:embed="rId60"/>
+                          <a:stretch>
+                            <a:fillRect/>
+                          </a:stretch>
+                        </pic:blipFill>
+                        <pic:spPr bwMode="auto">
+                          <a:xfrm>
+                            <a:off x="0" y="0"/>
+                            <a:ext cx="152400" cy="152400"/>
+                          </a:xfrm>
+                          <a:prstGeom prst="rect">
+                            <a:avLst/>
+                          </a:prstGeom>
+                          <a:noFill/>
+                          <a:ln w="9525">
+                            <a:noFill/>
+                            <a:headEnd/>
+                            <a:tailEnd/>
+                          </a:ln>
+                        </pic:spPr>
+                      </pic:pic>
+                    </a:graphicData>
+                  </a:graphic>
+                </wp:inline>
+              </w:drawing>
+            </w:r>
+            <w:r>
+              <w:t xml:space="preserve"> </w:t>
+            </w:r>
+            <w:r>
+              <w:t xml:space="preserve"> </w:t>
+            </w:r>
+            <w:r>
+              <w:t xml:space="preserve">Cautions</w:t>
+            </w:r>
+          </w:p>
+        </w:tc>
+      </w:tr>
+      <w:tr>
+        <w:trPr>
+          <w:cantSplit/>
+        </w:trPr>
+        <w:tc>
+          <w:tcPr>
+            <w:tcMar>
+              <w:top w:w="108" w:type="dxa"/>
+              <w:bottom w:w="108" w:type="dxa"/>
+            </w:tcMar>
+          </w:tcPr>
+          <w:p>
+            <w:pPr>
+              <w:pStyle w:val="Compact"/>
+              <w:numPr>
+                <w:ilvl w:val="0"/>
+                <w:numId w:val="1029"/>
+              </w:numPr>
+            </w:pPr>
+            <w:r>
+              <w:t xml:space="preserve">Requires a correctly specified model for treatment (and censoring)</w:t>
+            </w:r>
+          </w:p>
+          <w:p>
+            <w:pPr>
+              <w:pStyle w:val="Compact"/>
+              <w:numPr>
+                <w:ilvl w:val="0"/>
+                <w:numId w:val="1029"/>
+              </w:numPr>
+            </w:pPr>
+            <w:r>
+              <w:t xml:space="preserve">Positivity violations; parametric models assume random nonpositivity</w:t>
+            </w:r>
+          </w:p>
+          <w:p>
+            <w:pPr>
+              <w:pStyle w:val="Compact"/>
+              <w:numPr>
+                <w:ilvl w:val="0"/>
+                <w:numId w:val="1029"/>
+              </w:numPr>
+            </w:pPr>
+            <w:r>
+              <w:t xml:space="preserve">Weights for continuous treatments can be very sensitive to the density model</w:t>
+            </w:r>
+          </w:p>
+          <w:p>
+            <w:pPr>
+              <w:pStyle w:val="Compact"/>
+              <w:numPr>
+                <w:ilvl w:val="0"/>
+                <w:numId w:val="1029"/>
+              </w:numPr>
+            </w:pPr>
+            <w:r>
+              <w:t xml:space="preserve">Robust-variance confidence intervals are conservative</w:t>
+            </w:r>
+          </w:p>
+          <w:p/>
+        </w:tc>
+      </w:tr>
+    </w:tbl>
     <w:p>
       <w:pPr>
         <w:pStyle w:val="FirstParagraph"/>
@@ -25022,8 +26000,8 @@
         <w:t xml:space="preserve">: Chapter 13 estimates the same effect by standardization (the parametric g-formula), and Part III extends IP weighting and marginal structural models to time-varying treatments.</w:t>
       </w:r>
     </w:p>
-    <w:bookmarkStart w:id="83" w:name="refs"/>
-    <w:bookmarkStart w:id="82" w:name="ref-hernan2020causal"/>
+    <w:bookmarkStart w:id="102" w:name="refs"/>
+    <w:bookmarkStart w:id="101" w:name="ref-hernan2020causal"/>
     <w:p>
       <w:pPr>
         <w:pStyle w:val="Bibliography"/>
@@ -25047,7 +26025,7 @@
       <w:r>
         <w:t xml:space="preserve"> </w:t>
       </w:r>
-      <w:hyperlink r:id="rId81">
+      <w:hyperlink r:id="rId100">
         <w:r>
           <w:rPr>
             <w:rStyle w:val="Hyperlink"/>
@@ -25059,9 +26037,9 @@
         <w:t xml:space="preserve">.</w:t>
       </w:r>
     </w:p>
-    <w:bookmarkEnd w:id="82"/>
-    <w:bookmarkEnd w:id="83"/>
-    <w:bookmarkEnd w:id="84"/>
+    <w:bookmarkEnd w:id="101"/>
+    <w:bookmarkEnd w:id="102"/>
+    <w:bookmarkEnd w:id="103"/>
     <w:sectPr>
       <w:footnotePr>
         <w:numRestart w:val="eachSect"/>

--- a/pr-preview/pr-99/chapters/12-ip-weighting-marginal-structural-models-tracked-changes.docx
+++ b/pr-preview/pr-99/chapters/12-ip-weighting-marginal-structural-models-tracked-changes.docx
@@ -1831,6 +1831,9 @@
             <w:pPr>
               <w:pStyle w:val="BodyText"/>
             </w:pPr>
+            <w:pPr>
+              <w:spacing w:before="16"/>
+            </w:pPr>
             <w:r>
               <w:t xml:space="preserve">The smoking cessation example is convenient (no deep subject-matter knowledge required, public data) but carries a potential</w:t>
             </w:r>
@@ -1943,6 +1946,9 @@
           <w:p>
             <w:pPr>
               <w:pStyle w:val="FirstParagraph"/>
+            </w:pPr>
+            <w:pPr>
+              <w:spacing w:after="16"/>
             </w:pPr>
             <w:r>
               <w:t xml:space="preserve">A randomized trial would not have this problem, because treatment would be assigned at baseline and known even for people who did not reach the 1982 visit.</w:t>
@@ -15166,16 +15172,6 @@
         </w:tc>
       </w:tr>
     </w:tbl>
-    <w:p>
-      <w:pPr>
-        <w:pStyle w:val="FirstParagraph"/>
-      </w:pPr>
-      <w:ins w:id="102" w:author="PR Preview" w:date="2024-01-01T00:00:00Z">
-        <w:r>
-          <w:t xml:space="preserve"> </w:t>
-        </w:r>
-      </w:ins>
-    </w:p>
     <w:tbl>
       <w:tblPr>
         <w:tblStyle w:val="Table"/>
@@ -15206,7 +15202,7 @@
           </w:tcPr>
           <w:p>
             <w:pPr>
-              <w:pStyle w:val="BodyText"/>
+              <w:pStyle w:val="FirstParagraph"/>
             </w:pPr>
             <w:pPr>
               <w:spacing w:before="0" w:after="0"/>
@@ -15280,6 +15276,9 @@
           <w:p>
             <w:pPr>
               <w:pStyle w:val="BodyText"/>
+            </w:pPr>
+            <w:pPr>
+              <w:spacing w:before="16" w:after="16"/>
             </w:pPr>
             <w:r>
               <w:t xml:space="preserve">IP weighting for continuous treatments is often dangerous: the estimates can change a great deal with the choice of model or algorithm for the conditional density</w:t>
@@ -15849,16 +15848,6 @@
         </w:tc>
       </w:tr>
     </w:tbl>
-    <w:p>
-      <w:pPr>
-        <w:pStyle w:val="BodyText"/>
-      </w:pPr>
-      <w:ins w:id="104" w:author="PR Preview" w:date="2024-01-01T00:00:00Z">
-        <w:r>
-          <w:t xml:space="preserve"> </w:t>
-        </w:r>
-      </w:ins>
-    </w:p>
     <w:tbl>
       <w:tblPr>
         <w:tblStyle w:val="Table"/>
@@ -15964,6 +15953,9 @@
             <w:pPr>
               <w:pStyle w:val="BodyText"/>
             </w:pPr>
+            <w:pPr>
+              <w:spacing w:before="16" w:after="16"/>
+            </w:pPr>
             <w:r>
               <w:t xml:space="preserve">The book reports these quantities from the unrounded coefficients.</w:t>
             </w:r>
@@ -16269,7 +16261,7 @@
       <w:pPr>
         <w:pStyle w:val="Heading3"/>
       </w:pPr>
-      <w:ins w:id="106" w:author="PR Preview" w:date="2024-01-01T00:00:00Z">
+      <w:ins w:id="104" w:author="PR Preview" w:date="2024-01-01T00:00:00Z">
         <w:r>
           <w:t xml:space="preserve">4.4 Dichotomous Outcome: Marginal Structural Logistic Model</w:t>
         </w:r>
@@ -16662,7 +16654,7 @@
       <w:pPr>
         <w:pStyle w:val="BodyText"/>
       </w:pPr>
-      <w:ins w:id="107" w:author="PR Preview" w:date="2024-01-01T00:00:00Z">
+      <w:ins w:id="105" w:author="PR Preview" w:date="2024-01-01T00:00:00Z">
         <w:r>
           <w:t xml:space="preserve"> </w:t>
         </w:r>
@@ -17970,7 +17962,7 @@
       <w:pPr>
         <w:pStyle w:val="FirstParagraph"/>
       </w:pPr>
-      <w:ins w:id="1116" w:author="PR Preview" w:date="2024-01-01T00:00:00Z">
+      <w:ins w:id="1114" w:author="PR Preview" w:date="2024-01-01T00:00:00Z">
         <w:r>
           <w:rPr>
             <w:b/>
@@ -17979,12 +17971,12 @@
           <w:t xml:space="preserve">Algorithm 4 (Fitting a Marginal Structural Model with an Effect Modifier)</w:t>
         </w:r>
       </w:ins>
-      <w:ins w:id="1116" w:author="PR Preview" w:date="2024-01-01T00:00:00Z">
+      <w:ins w:id="1114" w:author="PR Preview" w:date="2024-01-01T00:00:00Z">
         <w:r>
           <w:t xml:space="preserve"> </w:t>
         </w:r>
       </w:ins>
-      <w:ins w:id="1116" w:author="PR Preview" w:date="2024-01-01T00:00:00Z">
+      <w:ins w:id="1114" w:author="PR Preview" w:date="2024-01-01T00:00:00Z">
         <w:r>
           <w:t xml:space="preserve"> </w:t>
         </w:r>
@@ -18246,12 +18238,12 @@
           <w:numId w:val="1023"/>
         </w:numPr>
       </w:pPr>
-      <w:ins w:id="119" w:author="PR Preview" w:date="2024-01-01T00:00:00Z">
+      <w:ins w:id="117" w:author="PR Preview" w:date="2024-01-01T00:00:00Z">
         <w:r>
           <w:t xml:space="preserve">Because the model is within levels of</w:t>
         </w:r>
       </w:ins>
-      <w:ins w:id="119" w:author="PR Preview" w:date="2024-01-01T00:00:00Z">
+      <w:ins w:id="117" w:author="PR Preview" w:date="2024-01-01T00:00:00Z">
         <w:r>
           <w:t xml:space="preserve"> </w:t>
         </w:r>
@@ -18261,12 +18253,12 @@
           <m:t>V</m:t>
         </m:r>
       </m:oMath>
-      <w:ins w:id="119" w:author="PR Preview" w:date="2024-01-01T00:00:00Z">
+      <w:ins w:id="117" w:author="PR Preview" w:date="2024-01-01T00:00:00Z">
         <w:r>
           <w:t xml:space="preserve">, the numerator can be</w:t>
         </w:r>
       </w:ins>
-      <w:ins w:id="119" w:author="PR Preview" w:date="2024-01-01T00:00:00Z">
+      <w:ins w:id="117" w:author="PR Preview" w:date="2024-01-01T00:00:00Z">
         <w:r>
           <w:t xml:space="preserve"> </w:t>
         </w:r>
@@ -18300,7 +18292,7 @@
           <m:t>]</m:t>
         </m:r>
       </m:oMath>
-      <w:ins w:id="119" w:author="PR Preview" w:date="2024-01-01T00:00:00Z">
+      <w:ins w:id="117" w:author="PR Preview" w:date="2024-01-01T00:00:00Z">
         <w:r>
           <w:t xml:space="preserve">.</w:t>
         </w:r>
@@ -18550,12 +18542,12 @@
       <w:pPr>
         <w:pStyle w:val="BodyText"/>
       </w:pPr>
-      <w:ins w:id="120" w:author="PR Preview" w:date="2024-01-01T00:00:00Z">
+      <w:ins w:id="118" w:author="PR Preview" w:date="2024-01-01T00:00:00Z">
         <w:r>
           <w:t xml:space="preserve">Either</w:t>
         </w:r>
       </w:ins>
-      <w:ins w:id="120" w:author="PR Preview" w:date="2024-01-01T00:00:00Z">
+      <w:ins w:id="118" w:author="PR Preview" w:date="2024-01-01T00:00:00Z">
         <w:r>
           <w:t xml:space="preserve"> </w:t>
         </w:r>
@@ -18577,17 +18569,17 @@
           </m:sup>
         </m:sSup>
       </m:oMath>
-      <w:ins w:id="120" w:author="PR Preview" w:date="2024-01-01T00:00:00Z">
+      <w:ins w:id="118" w:author="PR Preview" w:date="2024-01-01T00:00:00Z">
         <w:r>
           <w:t xml:space="preserve"> </w:t>
         </w:r>
       </w:ins>
-      <w:ins w:id="120" w:author="PR Preview" w:date="2024-01-01T00:00:00Z">
+      <w:ins w:id="118" w:author="PR Preview" w:date="2024-01-01T00:00:00Z">
         <w:r>
           <w:t xml:space="preserve">or</w:t>
         </w:r>
       </w:ins>
-      <w:ins w:id="120" w:author="PR Preview" w:date="2024-01-01T00:00:00Z">
+      <w:ins w:id="118" w:author="PR Preview" w:date="2024-01-01T00:00:00Z">
         <w:r>
           <w:t xml:space="preserve"> </w:t>
         </w:r>
@@ -18624,12 +18616,12 @@
           <m:t>)</m:t>
         </m:r>
       </m:oMath>
-      <w:ins w:id="120" w:author="PR Preview" w:date="2024-01-01T00:00:00Z">
+      <w:ins w:id="118" w:author="PR Preview" w:date="2024-01-01T00:00:00Z">
         <w:r>
           <w:t xml:space="preserve"> </w:t>
         </w:r>
       </w:ins>
-      <w:ins w:id="120" w:author="PR Preview" w:date="2024-01-01T00:00:00Z">
+      <w:ins w:id="118" w:author="PR Preview" w:date="2024-01-01T00:00:00Z">
         <w:r>
           <w:t xml:space="preserve">(</w:t>
         </w:r>
@@ -18642,7 +18634,7 @@
           <w:t xml:space="preserve">Definition 9</w:t>
         </w:r>
       </w:hyperlink>
-      <w:ins w:id="120" w:author="PR Preview" w:date="2024-01-01T00:00:00Z">
+      <w:ins w:id="118" w:author="PR Preview" w:date="2024-01-01T00:00:00Z">
         <w:r>
           <w:t xml:space="preserve">) can be used to fit the model.</w:t>
         </w:r>
@@ -19134,7 +19126,7 @@
       <w:pPr>
         <w:pStyle w:val="FirstParagraph"/>
       </w:pPr>
-      <w:ins w:id="126" w:author="PR Preview" w:date="2024-01-01T00:00:00Z">
+      <w:ins w:id="124" w:author="PR Preview" w:date="2024-01-01T00:00:00Z">
         <w:r>
           <w:t xml:space="preserve"> </w:t>
         </w:r>
@@ -19297,16 +19289,6 @@
         </w:tc>
       </w:tr>
     </w:tbl>
-    <w:p>
-      <w:pPr>
-        <w:pStyle w:val="BodyText"/>
-      </w:pPr>
-      <w:ins w:id="127" w:author="PR Preview" w:date="2024-01-01T00:00:00Z">
-        <w:r>
-          <w:t xml:space="preserve"> </w:t>
-        </w:r>
-      </w:ins>
-    </w:p>
     <w:tbl>
       <w:tblPr>
         <w:tblStyle w:val="Table"/>
@@ -19412,6 +19394,9 @@
             <w:pPr>
               <w:pStyle w:val="BodyText"/>
             </w:pPr>
+            <w:pPr>
+              <w:spacing w:before="16"/>
+            </w:pPr>
             <w:r>
               <w:rPr>
                 <w:b/>
@@ -19441,6 +19426,9 @@
           <w:p>
             <w:pPr>
               <w:pStyle w:val="BodyText"/>
+            </w:pPr>
+            <w:pPr>
+              <w:spacing w:after="16"/>
             </w:pPr>
             <w:r>
               <w:rPr>
@@ -19627,7 +19615,7 @@
       <w:pPr>
         <w:pStyle w:val="BodyText"/>
       </w:pPr>
-      <w:ins w:id="131" w:author="PR Preview" w:date="2024-01-01T00:00:00Z">
+      <w:ins w:id="128" w:author="PR Preview" w:date="2024-01-01T00:00:00Z">
         <w:r>
           <w:t xml:space="preserve">The analyses of Sections 12.2-12.4 actually fit</w:t>
         </w:r>
@@ -20179,12 +20167,12 @@
       <w:pPr>
         <w:pStyle w:val="BodyText"/>
       </w:pPr>
-      <w:ins w:id="138" w:author="PR Preview" w:date="2024-01-01T00:00:00Z">
+      <w:ins w:id="135" w:author="PR Preview" w:date="2024-01-01T00:00:00Z">
         <w:r>
           <w:t xml:space="preserve">The superscript</w:t>
         </w:r>
       </w:ins>
-      <w:ins w:id="138" w:author="PR Preview" w:date="2024-01-01T00:00:00Z">
+      <w:ins w:id="135" w:author="PR Preview" w:date="2024-01-01T00:00:00Z">
         <w:r>
           <w:t xml:space="preserve"> </w:t>
         </w:r>
@@ -20203,27 +20191,27 @@
           <m:t>0</m:t>
         </m:r>
       </m:oMath>
-      <w:ins w:id="138" w:author="PR Preview" w:date="2024-01-01T00:00:00Z">
+      <w:ins w:id="135" w:author="PR Preview" w:date="2024-01-01T00:00:00Z">
         <w:r>
           <w:t xml:space="preserve"> </w:t>
         </w:r>
       </w:ins>
-      <w:ins w:id="138" w:author="PR Preview" w:date="2024-01-01T00:00:00Z">
+      <w:ins w:id="135" w:author="PR Preview" w:date="2024-01-01T00:00:00Z">
         <w:r>
           <w:t xml:space="preserve">makes explicit what many investigators mean by</w:t>
         </w:r>
       </w:ins>
-      <w:ins w:id="138" w:author="PR Preview" w:date="2024-01-01T00:00:00Z">
+      <w:ins w:id="135" w:author="PR Preview" w:date="2024-01-01T00:00:00Z">
         <w:r>
           <w:t xml:space="preserve"> </w:t>
         </w:r>
       </w:ins>
-      <w:ins w:id="138" w:author="PR Preview" w:date="2024-01-01T00:00:00Z">
+      <w:ins w:id="135" w:author="PR Preview" w:date="2024-01-01T00:00:00Z">
         <w:r>
           <w:t xml:space="preserve">“the causal effect of</w:t>
         </w:r>
       </w:ins>
-      <w:ins w:id="138" w:author="PR Preview" w:date="2024-01-01T00:00:00Z">
+      <w:ins w:id="135" w:author="PR Preview" w:date="2024-01-01T00:00:00Z">
         <w:r>
           <w:t xml:space="preserve"> </w:t>
         </w:r>
@@ -20233,17 +20221,17 @@
           <m:t>A</m:t>
         </m:r>
       </m:oMath>
-      <w:ins w:id="138" w:author="PR Preview" w:date="2024-01-01T00:00:00Z">
+      <w:ins w:id="135" w:author="PR Preview" w:date="2024-01-01T00:00:00Z">
         <w:r>
           <w:t xml:space="preserve">”</w:t>
         </w:r>
       </w:ins>
-      <w:ins w:id="138" w:author="PR Preview" w:date="2024-01-01T00:00:00Z">
+      <w:ins w:id="135" w:author="PR Preview" w:date="2024-01-01T00:00:00Z">
         <w:r>
           <w:t xml:space="preserve"> </w:t>
         </w:r>
       </w:ins>
-      <w:ins w:id="138" w:author="PR Preview" w:date="2024-01-01T00:00:00Z">
+      <w:ins w:id="135" w:author="PR Preview" w:date="2024-01-01T00:00:00Z">
         <w:r>
           <w:t xml:space="preserve">even when they omit it.</w:t>
         </w:r>
@@ -20774,7 +20762,7 @@
       <w:pPr>
         <w:pStyle w:val="BodyText"/>
       </w:pPr>
-      <w:ins w:id="141" w:author="PR Preview" w:date="2024-01-01T00:00:00Z">
+      <w:ins w:id="138" w:author="PR Preview" w:date="2024-01-01T00:00:00Z">
         <w:r>
           <w:t xml:space="preserve"> </w:t>
         </w:r>
@@ -22235,12 +22223,12 @@
       <w:pPr>
         <w:pStyle w:val="BodyText"/>
       </w:pPr>
-      <w:ins w:id="146" w:author="PR Preview" w:date="2024-01-01T00:00:00Z">
+      <w:ins w:id="143" w:author="PR Preview" w:date="2024-01-01T00:00:00Z">
         <w:r>
           <w:t xml:space="preserve">With either, fit the weighted model</w:t>
         </w:r>
       </w:ins>
-      <w:ins w:id="146" w:author="PR Preview" w:date="2024-01-01T00:00:00Z">
+      <w:ins w:id="143" w:author="PR Preview" w:date="2024-01-01T00:00:00Z">
         <w:r>
           <w:t xml:space="preserve"> </w:t>
         </w:r>
@@ -22333,17 +22321,17 @@
           <m:t>A</m:t>
         </m:r>
       </m:oMath>
-      <w:ins w:id="146" w:author="PR Preview" w:date="2024-01-01T00:00:00Z">
+      <w:ins w:id="143" w:author="PR Preview" w:date="2024-01-01T00:00:00Z">
         <w:r>
           <w:t xml:space="preserve"> </w:t>
         </w:r>
       </w:ins>
-      <w:ins w:id="146" w:author="PR Preview" w:date="2024-01-01T00:00:00Z">
+      <w:ins w:id="143" w:author="PR Preview" w:date="2024-01-01T00:00:00Z">
         <w:r>
           <w:t xml:space="preserve">to estimate the marginal structural model</w:t>
         </w:r>
       </w:ins>
-      <w:ins w:id="146" w:author="PR Preview" w:date="2024-01-01T00:00:00Z">
+      <w:ins w:id="143" w:author="PR Preview" w:date="2024-01-01T00:00:00Z">
         <w:r>
           <w:t xml:space="preserve"> </w:t>
         </w:r>
@@ -22436,22 +22424,22 @@
           <m:t>a</m:t>
         </m:r>
       </m:oMath>
-      <w:ins w:id="146" w:author="PR Preview" w:date="2024-01-01T00:00:00Z">
+      <w:ins w:id="143" w:author="PR Preview" w:date="2024-01-01T00:00:00Z">
         <w:r>
           <w:t xml:space="preserve">;</w:t>
         </w:r>
       </w:ins>
-      <w:ins w:id="146" w:author="PR Preview" w:date="2024-01-01T00:00:00Z">
+      <w:ins w:id="143" w:author="PR Preview" w:date="2024-01-01T00:00:00Z">
         <w:r>
           <w:t xml:space="preserve"> </w:t>
         </w:r>
       </w:ins>
-      <w:ins w:id="146" w:author="PR Preview" w:date="2024-01-01T00:00:00Z">
+      <w:ins w:id="143" w:author="PR Preview" w:date="2024-01-01T00:00:00Z">
         <w:r>
           <w:t xml:space="preserve">the stabilized version uses</w:t>
         </w:r>
       </w:ins>
-      <w:ins w:id="146" w:author="PR Preview" w:date="2024-01-01T00:00:00Z">
+      <w:ins w:id="143" w:author="PR Preview" w:date="2024-01-01T00:00:00Z">
         <w:r>
           <w:t xml:space="preserve"> </w:t>
         </w:r>
@@ -22482,12 +22470,12 @@
           </m:sup>
         </m:sSup>
       </m:oMath>
-      <w:ins w:id="146" w:author="PR Preview" w:date="2024-01-01T00:00:00Z">
+      <w:ins w:id="143" w:author="PR Preview" w:date="2024-01-01T00:00:00Z">
         <w:r>
           <w:t xml:space="preserve"> </w:t>
         </w:r>
       </w:ins>
-      <w:ins w:id="146" w:author="PR Preview" w:date="2024-01-01T00:00:00Z">
+      <w:ins w:id="143" w:author="PR Preview" w:date="2024-01-01T00:00:00Z">
         <w:r>
           <w:t xml:space="preserve">(</w:t>
         </w:r>
@@ -22500,7 +22488,7 @@
           <w:t xml:space="preserve">Definition 15</w:t>
         </w:r>
       </w:hyperlink>
-      <w:ins w:id="146" w:author="PR Preview" w:date="2024-01-01T00:00:00Z">
+      <w:ins w:id="143" w:author="PR Preview" w:date="2024-01-01T00:00:00Z">
         <w:r>
           <w:t xml:space="preserve">).</w:t>
         </w:r>
@@ -23084,6 +23072,9 @@
           <w:p>
             <w:pPr>
               <w:pStyle w:val="BodyText"/>
+            </w:pPr>
+            <w:pPr>
+              <w:spacing w:before="16"/>
             </w:pPr>
             <w:r>
               <w:t xml:space="preserve">The stabilized weights</w:t>
@@ -24397,6 +24388,9 @@
           <w:p>
             <w:pPr>
               <w:pStyle w:val="BodyText"/>
+            </w:pPr>
+            <w:pPr>
+              <w:spacing w:after="16"/>
             </w:pPr>
             <w:r>
               <w:t xml:space="preserve">The Hajek mean is the solution</w:t>

--- a/pr-preview/pr-99/chapters/12-ip-weighting-marginal-structural-models-tracked-changes.docx
+++ b/pr-preview/pr-99/chapters/12-ip-weighting-marginal-structural-models-tracked-changes.docx
@@ -2734,7 +2734,7 @@
       </w:pPr>
       <w:ins w:id="1024" w:author="PR Preview" w:date="2024-01-01T00:00:00Z">
         <w:r>
-          <w:t xml:space="preserve">IP weighting creates a pseudo-population in which the arrow from</w:t>
+          <w:t xml:space="preserve">IP weighting reweights individuals so that</w:t>
         </w:r>
       </w:ins>
       <w:ins w:id="1024" w:author="PR Preview" w:date="2024-01-01T00:00:00Z">
@@ -2754,7 +2754,7 @@
       </w:ins>
       <w:ins w:id="1024" w:author="PR Preview" w:date="2024-01-01T00:00:00Z">
         <w:r>
-          <w:t xml:space="preserve">to</w:t>
+          <w:t xml:space="preserve">no longer predicts</w:t>
         </w:r>
       </w:ins>
       <w:ins w:id="1024" w:author="PR Preview" w:date="2024-01-01T00:00:00Z">
@@ -2769,12 +2769,7 @@
       </m:oMath>
       <w:ins w:id="1024" w:author="PR Preview" w:date="2024-01-01T00:00:00Z">
         <w:r>
-          <w:t xml:space="preserve"> </w:t>
-        </w:r>
-      </w:ins>
-      <w:ins w:id="1024" w:author="PR Preview" w:date="2024-01-01T00:00:00Z">
-        <w:r>
-          <w:t xml:space="preserve">is removed.</w:t>
+          <w:t xml:space="preserve">.</w:t>
         </w:r>
       </w:ins>
       <w:ins w:id="1024" w:author="PR Preview" w:date="2024-01-01T00:00:00Z">
@@ -2784,7 +2779,7 @@
       </w:ins>
       <w:ins w:id="1024" w:author="PR Preview" w:date="2024-01-01T00:00:00Z">
         <w:r>
-          <w:t xml:space="preserve">Chapter 2 built such a pseudo-population by hand (</w:t>
+          <w:t xml:space="preserve">Chapter 2 did this by hand (</w:t>
         </w:r>
       </w:ins>
       <w:hyperlink r:id="rId23">
@@ -2807,7 +2802,7 @@
       </w:ins>
       <w:ins w:id="1024" w:author="PR Preview" w:date="2024-01-01T00:00:00Z">
         <w:r>
-          <w:t xml:space="preserve">the next definition makes the idea precise for any positive weight.</w:t>
+          <w:t xml:space="preserve">the next definition makes the reweighted population precise for a general weight.</w:t>
         </w:r>
       </w:ins>
     </w:p>
@@ -2888,7 +2883,7 @@
                 <m:rPr>
                   <m:sty m:val="p"/>
                 </m:rPr>
-                <m:t>&gt;</m:t>
+                <m:t>≥</m:t>
               </m:r>
               <m:r>
                 <m:t>0</m:t>
@@ -2898,44 +2893,21 @@
               <w:t xml:space="preserve"> </w:t>
             </w:r>
             <w:r>
-              <w:t xml:space="preserve">that is a function of</w:t>
+              <w:t xml:space="preserve">that is a function of the observed variables, with</w:t>
             </w:r>
             <w:r>
               <w:t xml:space="preserve"> </w:t>
             </w:r>
             <m:oMath>
               <m:r>
-                <m:rPr>
-                  <m:sty m:val="p"/>
-                </m:rPr>
-                <m:t>(</m:t>
-              </m:r>
-              <m:r>
-                <m:t>L</m:t>
-              </m:r>
-              <m:r>
-                <m:rPr>
-                  <m:sty m:val="p"/>
-                </m:rPr>
-                <m:t>,</m:t>
-              </m:r>
-              <m:r>
-                <m:t>A</m:t>
-              </m:r>
-              <m:r>
-                <m:rPr>
-                  <m:sty m:val="p"/>
-                </m:rPr>
-                <m:t>)</m:t>
-              </m:r>
-            </m:oMath>
-            <w:r>
-              <w:t xml:space="preserve">, with</w:t>
-            </w:r>
-            <w:r>
-              <w:t xml:space="preserve"> </w:t>
-            </w:r>
-            <m:oMath>
+                <m:t>0</m:t>
+              </m:r>
+              <m:r>
+                <m:rPr>
+                  <m:sty m:val="p"/>
+                </m:rPr>
+                <m:t>&lt;</m:t>
+              </m:r>
               <m:r>
                 <m:rPr>
                   <m:nor/>
@@ -3081,126 +3053,33 @@
               </m:nary>
             </m:oMath>
             <w:r>
-              <w:t xml:space="preserve">, whose expected value is</w:t>
+              <w:t xml:space="preserve">.</w:t>
+            </w:r>
+            <w:r>
+              <w:t xml:space="preserve"> </w:t>
+            </w:r>
+            <w:r>
+              <w:t xml:space="preserve">Its distribution is defined by its expectations:</w:t>
+            </w:r>
+            <w:r>
+              <w:t xml:space="preserve"> </w:t>
+            </w:r>
+            <w:r>
+              <w:t xml:space="preserve">for any random variable</w:t>
             </w:r>
             <w:r>
               <w:t xml:space="preserve"> </w:t>
             </w:r>
             <m:oMath>
               <m:r>
-                <m:rPr>
-                  <m:nor/>
-                  <m:sty m:val="p"/>
-                </m:rPr>
-                <m:t>E</m:t>
-              </m:r>
-              <m:d>
-                <m:dPr>
-                  <m:begChr m:val="["/>
-                  <m:sepChr m:val=""/>
-                  <m:endChr m:val="]"/>
-                  <m:grow/>
-                </m:dPr>
-                <m:e>
-                  <m:r>
-                    <m:t>W</m:t>
-                  </m:r>
-                </m:e>
-              </m:d>
-              <m:r>
-                <m:rPr>
-                  <m:sty m:val="p"/>
-                </m:rPr>
-                <m:t>⋅</m:t>
-              </m:r>
-              <m:r>
-                <m:t>n</m:t>
+                <m:t>h</m:t>
               </m:r>
             </m:oMath>
             <w:r>
-              <w:t xml:space="preserve">.</w:t>
-            </w:r>
-            <w:r>
-              <w:t xml:space="preserve"> </w:t>
-            </w:r>
-            <w:r>
-              <w:t xml:space="preserve">Its distribution is defined by its expectations:</w:t>
-            </w:r>
-            <w:r>
-              <w:t xml:space="preserve"> </w:t>
-            </w:r>
-            <w:r>
-              <w:t xml:space="preserve">for any random variable</w:t>
-            </w:r>
-            <w:r>
-              <w:t xml:space="preserve"> </w:t>
-            </w:r>
-            <m:oMath>
-              <m:r>
-                <m:t>h</m:t>
-              </m:r>
-            </m:oMath>
-            <w:r>
-              <w:t xml:space="preserve"> </w:t>
-            </w:r>
-            <w:r>
-              <w:t xml:space="preserve">that is a function of</w:t>
-            </w:r>
-            <w:r>
-              <w:t xml:space="preserve"> </w:t>
-            </w:r>
-            <m:oMath>
-              <m:r>
-                <m:t>L</m:t>
-              </m:r>
-            </m:oMath>
-            <w:r>
-              <w:t xml:space="preserve">,</w:t>
-            </w:r>
-            <w:r>
-              <w:t xml:space="preserve"> </w:t>
-            </w:r>
-            <m:oMath>
-              <m:r>
-                <m:t>A</m:t>
-              </m:r>
-            </m:oMath>
-            <w:r>
-              <w:t xml:space="preserve">,</w:t>
-            </w:r>
-            <w:r>
-              <w:t xml:space="preserve"> </w:t>
-            </w:r>
-            <m:oMath>
-              <m:r>
-                <m:t>Y</m:t>
-              </m:r>
-            </m:oMath>
-            <w:r>
-              <w:t xml:space="preserve"> </w:t>
-            </w:r>
-            <w:r>
-              <w:t xml:space="preserve">and the counterfactual outcomes</w:t>
-            </w:r>
-            <w:r>
-              <w:t xml:space="preserve"> </w:t>
-            </w:r>
-            <m:oMath>
-              <m:sSup>
-                <m:e>
-                  <m:r>
-                    <m:t>Y</m:t>
-                  </m:r>
-                </m:e>
-                <m:sup>
-                  <m:r>
-                    <m:t>a</m:t>
-                  </m:r>
-                </m:sup>
-              </m:sSup>
-            </m:oMath>
-            <w:r>
-              <w:t xml:space="preserve">, with</w:t>
+              <w:t xml:space="preserve"> </w:t>
+            </w:r>
+            <w:r>
+              <w:t xml:space="preserve">that is a function of the observed variables and the counterfactual outcomes, with</w:t>
             </w:r>
             <w:r>
               <w:t xml:space="preserve"> </w:t>
@@ -3772,7 +3651,7 @@
       </w:pPr>
       <w:ins w:id="1025" w:author="PR Preview" w:date="2024-01-01T00:00:00Z">
         <w:r>
-          <w:t xml:space="preserve">Different weights create different pseudo-populations:</w:t>
+          <w:t xml:space="preserve">If the</w:t>
         </w:r>
       </w:ins>
       <w:ins w:id="1025" w:author="PR Preview" w:date="2024-01-01T00:00:00Z">
@@ -3781,6 +3660,217 @@
         </w:r>
       </w:ins>
       <m:oMath>
+        <m:r>
+          <m:t>n</m:t>
+        </m:r>
+      </m:oMath>
+      <w:ins w:id="1025" w:author="PR Preview" w:date="2024-01-01T00:00:00Z">
+        <w:r>
+          <w:t xml:space="preserve"> </w:t>
+        </w:r>
+      </w:ins>
+      <w:ins w:id="1025" w:author="PR Preview" w:date="2024-01-01T00:00:00Z">
+        <w:r>
+          <w:t xml:space="preserve">individuals are drawn independently from the population, so that each</w:t>
+        </w:r>
+      </w:ins>
+      <w:ins w:id="1025" w:author="PR Preview" w:date="2024-01-01T00:00:00Z">
+        <w:r>
+          <w:t xml:space="preserve"> </w:t>
+        </w:r>
+      </w:ins>
+      <m:oMath>
+        <m:sSub>
+          <m:e>
+            <m:r>
+              <m:t>W</m:t>
+            </m:r>
+          </m:e>
+          <m:sub>
+            <m:r>
+              <m:t>i</m:t>
+            </m:r>
+          </m:sub>
+        </m:sSub>
+      </m:oMath>
+      <w:ins w:id="1025" w:author="PR Preview" w:date="2024-01-01T00:00:00Z">
+        <w:r>
+          <w:t xml:space="preserve"> </w:t>
+        </w:r>
+      </w:ins>
+      <w:ins w:id="1025" w:author="PR Preview" w:date="2024-01-01T00:00:00Z">
+        <w:r>
+          <w:t xml:space="preserve">has the distribution of</w:t>
+        </w:r>
+      </w:ins>
+      <w:ins w:id="1025" w:author="PR Preview" w:date="2024-01-01T00:00:00Z">
+        <w:r>
+          <w:t xml:space="preserve"> </w:t>
+        </w:r>
+      </w:ins>
+      <m:oMath>
+        <m:r>
+          <m:t>W</m:t>
+        </m:r>
+      </m:oMath>
+      <w:ins w:id="1025" w:author="PR Preview" w:date="2024-01-01T00:00:00Z">
+        <w:r>
+          <w:t xml:space="preserve">, the expected size of the pseudo-population is</w:t>
+        </w:r>
+      </w:ins>
+      <w:ins w:id="1025" w:author="PR Preview" w:date="2024-01-01T00:00:00Z">
+        <w:r>
+          <w:t xml:space="preserve"> </w:t>
+        </w:r>
+      </w:ins>
+      <m:oMath>
+        <m:r>
+          <m:rPr>
+            <m:nor/>
+            <m:sty m:val="p"/>
+          </m:rPr>
+          <m:t>E</m:t>
+        </m:r>
+        <m:d>
+          <m:dPr>
+            <m:begChr m:val="["/>
+            <m:sepChr m:val=""/>
+            <m:endChr m:val="]"/>
+            <m:grow/>
+          </m:dPr>
+          <m:e>
+            <m:nary>
+              <m:naryPr>
+                <m:chr m:val="∑"/>
+                <m:limLoc m:val="undOvr"/>
+                <m:subHide m:val="off"/>
+                <m:supHide m:val="off"/>
+              </m:naryPr>
+              <m:sub>
+                <m:r>
+                  <m:t>i</m:t>
+                </m:r>
+                <m:r>
+                  <m:rPr>
+                    <m:sty m:val="p"/>
+                  </m:rPr>
+                  <m:t>=</m:t>
+                </m:r>
+                <m:r>
+                  <m:t>1</m:t>
+                </m:r>
+              </m:sub>
+              <m:sup>
+                <m:r>
+                  <m:t>n</m:t>
+                </m:r>
+              </m:sup>
+              <m:e>
+                <m:sSub>
+                  <m:e>
+                    <m:r>
+                      <m:t>W</m:t>
+                    </m:r>
+                  </m:e>
+                  <m:sub>
+                    <m:r>
+                      <m:t>i</m:t>
+                    </m:r>
+                  </m:sub>
+                </m:sSub>
+              </m:e>
+            </m:nary>
+          </m:e>
+        </m:d>
+        <m:r>
+          <m:rPr>
+            <m:sty m:val="p"/>
+          </m:rPr>
+          <m:t>=</m:t>
+        </m:r>
+        <m:r>
+          <m:rPr>
+            <m:nor/>
+            <m:sty m:val="p"/>
+          </m:rPr>
+          <m:t>E</m:t>
+        </m:r>
+        <m:d>
+          <m:dPr>
+            <m:begChr m:val="["/>
+            <m:sepChr m:val=""/>
+            <m:endChr m:val="]"/>
+            <m:grow/>
+          </m:dPr>
+          <m:e>
+            <m:r>
+              <m:t>W</m:t>
+            </m:r>
+          </m:e>
+        </m:d>
+        <m:r>
+          <m:rPr>
+            <m:sty m:val="p"/>
+          </m:rPr>
+          <m:t>⋅</m:t>
+        </m:r>
+        <m:r>
+          <m:t>n</m:t>
+        </m:r>
+      </m:oMath>
+      <w:ins w:id="1025" w:author="PR Preview" w:date="2024-01-01T00:00:00Z">
+        <w:r>
+          <w:t xml:space="preserve">.</w:t>
+        </w:r>
+      </w:ins>
+    </w:p>
+    <w:p>
+      <w:pPr>
+        <w:pStyle w:val="BodyText"/>
+      </w:pPr>
+      <w:ins w:id="1026" w:author="PR Preview" w:date="2024-01-01T00:00:00Z">
+        <w:r>
+          <w:t xml:space="preserve">Different weights create different pseudo-populations;</w:t>
+        </w:r>
+      </w:ins>
+      <w:ins w:id="1026" w:author="PR Preview" w:date="2024-01-01T00:00:00Z">
+        <w:r>
+          <w:t xml:space="preserve"> </w:t>
+        </w:r>
+      </w:ins>
+      <w:hyperlink w:anchor="prp-pseudo-population">
+        <w:r>
+          <w:rPr>
+            <w:rStyle w:val="Hyperlink"/>
+          </w:rPr>
+          <w:t xml:space="preserve">Proposition 1</w:t>
+        </w:r>
+      </w:hyperlink>
+      <w:ins w:id="1026" w:author="PR Preview" w:date="2024-01-01T00:00:00Z">
+        <w:r>
+          <w:t xml:space="preserve"> </w:t>
+        </w:r>
+      </w:ins>
+      <w:ins w:id="1026" w:author="PR Preview" w:date="2024-01-01T00:00:00Z">
+        <w:r>
+          <w:t xml:space="preserve">is about the IP weights</w:t>
+        </w:r>
+      </w:ins>
+      <w:ins w:id="1026" w:author="PR Preview" w:date="2024-01-01T00:00:00Z">
+        <w:r>
+          <w:t xml:space="preserve"> </w:t>
+        </w:r>
+      </w:ins>
+      <m:oMath>
+        <m:r>
+          <m:t>W</m:t>
+        </m:r>
+        <m:r>
+          <m:rPr>
+            <m:sty m:val="p"/>
+          </m:rPr>
+          <m:t>=</m:t>
+        </m:r>
         <m:sSup>
           <m:e>
             <m:r>
@@ -3794,153 +3884,17 @@
           </m:sup>
         </m:sSup>
       </m:oMath>
-      <w:ins w:id="1025" w:author="PR Preview" w:date="2024-01-01T00:00:00Z">
-        <w:r>
-          <w:t xml:space="preserve">, the stabilized weights</w:t>
-        </w:r>
-      </w:ins>
-      <w:ins w:id="1025" w:author="PR Preview" w:date="2024-01-01T00:00:00Z">
+      <w:ins w:id="1026" w:author="PR Preview" w:date="2024-01-01T00:00:00Z">
         <w:r>
           <w:t xml:space="preserve"> </w:t>
         </w:r>
       </w:ins>
-      <m:oMath>
-        <m:r>
-          <m:t>S</m:t>
-        </m:r>
-        <m:sSup>
-          <m:e>
-            <m:r>
-              <m:t>W</m:t>
-            </m:r>
-          </m:e>
-          <m:sup>
-            <m:r>
-              <m:t>A</m:t>
-            </m:r>
-          </m:sup>
-        </m:sSup>
-      </m:oMath>
-      <w:ins w:id="1025" w:author="PR Preview" w:date="2024-01-01T00:00:00Z">
-        <w:r>
-          <w:t xml:space="preserve">, and the rescaled weights</w:t>
-        </w:r>
-      </w:ins>
-      <w:ins w:id="1025" w:author="PR Preview" w:date="2024-01-01T00:00:00Z">
-        <w:r>
-          <w:t xml:space="preserve"> </w:t>
-        </w:r>
-      </w:ins>
-      <m:oMath>
-        <m:r>
-          <m:t>p</m:t>
-        </m:r>
-        <m:r>
-          <m:rPr>
-            <m:sty m:val="p"/>
-          </m:rPr>
-          <m:t>/</m:t>
-        </m:r>
-        <m:r>
-          <m:t>f</m:t>
-        </m:r>
-        <m:r>
-          <m:rPr>
-            <m:sty m:val="p"/>
-          </m:rPr>
-          <m:t>(</m:t>
-        </m:r>
-        <m:r>
-          <m:t>A</m:t>
-        </m:r>
-        <m:r>
-          <m:rPr>
-            <m:sty m:val="p"/>
-          </m:rPr>
-          <m:t>∣</m:t>
-        </m:r>
-        <m:r>
-          <m:t>L</m:t>
-        </m:r>
-        <m:r>
-          <m:rPr>
-            <m:sty m:val="p"/>
-          </m:rPr>
-          <m:t>)</m:t>
-        </m:r>
-      </m:oMath>
-      <w:ins w:id="1025" w:author="PR Preview" w:date="2024-01-01T00:00:00Z">
-        <w:r>
-          <w:t xml:space="preserve"> </w:t>
-        </w:r>
-      </w:ins>
-      <w:ins w:id="1025" w:author="PR Preview" w:date="2024-01-01T00:00:00Z">
-        <w:r>
-          <w:t xml:space="preserve">each give their own.</w:t>
-        </w:r>
-      </w:ins>
-      <w:ins w:id="1025" w:author="PR Preview" w:date="2024-01-01T00:00:00Z">
-        <w:r>
-          <w:t xml:space="preserve"> </w:t>
-        </w:r>
-      </w:ins>
-      <w:hyperlink w:anchor="prp-pseudo-population">
-        <w:r>
-          <w:rPr>
-            <w:rStyle w:val="Hyperlink"/>
-          </w:rPr>
-          <w:t xml:space="preserve">Proposition 1</w:t>
-        </w:r>
-      </w:hyperlink>
-      <w:ins w:id="1025" w:author="PR Preview" w:date="2024-01-01T00:00:00Z">
-        <w:r>
-          <w:t xml:space="preserve"> </w:t>
-        </w:r>
-      </w:ins>
-      <w:ins w:id="1025" w:author="PR Preview" w:date="2024-01-01T00:00:00Z">
-        <w:r>
-          <w:t xml:space="preserve">is about the IP weights</w:t>
-        </w:r>
-      </w:ins>
-      <w:ins w:id="1025" w:author="PR Preview" w:date="2024-01-01T00:00:00Z">
-        <w:r>
-          <w:t xml:space="preserve"> </w:t>
-        </w:r>
-      </w:ins>
-      <m:oMath>
-        <m:r>
-          <m:t>W</m:t>
-        </m:r>
-        <m:r>
-          <m:rPr>
-            <m:sty m:val="p"/>
-          </m:rPr>
-          <m:t>=</m:t>
-        </m:r>
-        <m:sSup>
-          <m:e>
-            <m:r>
-              <m:t>W</m:t>
-            </m:r>
-          </m:e>
-          <m:sup>
-            <m:r>
-              <m:t>A</m:t>
-            </m:r>
-          </m:sup>
-        </m:sSup>
-      </m:oMath>
-      <w:ins w:id="1025" w:author="PR Preview" w:date="2024-01-01T00:00:00Z">
-        <w:r>
-          <w:t xml:space="preserve"> </w:t>
-        </w:r>
-      </w:ins>
-      <w:ins w:id="1025" w:author="PR Preview" w:date="2024-01-01T00:00:00Z">
+      <w:ins w:id="1026" w:author="PR Preview" w:date="2024-01-01T00:00:00Z">
         <w:r>
           <w:t xml:space="preserve">of</w:t>
         </w:r>
       </w:ins>
-      <w:ins w:id="1025" w:author="PR Preview" w:date="2024-01-01T00:00:00Z">
+      <w:ins w:id="1026" w:author="PR Preview" w:date="2024-01-01T00:00:00Z">
         <w:r>
           <w:t xml:space="preserve"> </w:t>
         </w:r>
@@ -3953,7 +3907,7 @@
           <w:t xml:space="preserve">Definition 1</w:t>
         </w:r>
       </w:hyperlink>
-      <w:ins w:id="1025" w:author="PR Preview" w:date="2024-01-01T00:00:00Z">
+      <w:ins w:id="1026" w:author="PR Preview" w:date="2024-01-01T00:00:00Z">
         <w:r>
           <w:t xml:space="preserve">.</w:t>
         </w:r>
@@ -4480,7 +4434,21 @@
               <w:pStyle w:val="FirstParagraph"/>
             </w:pPr>
             <w:r>
-              <w:t xml:space="preserve">Then, in the pseudo-population:</w:t>
+              <w:t xml:space="preserve">Then, with</w:t>
+            </w:r>
+            <w:r>
+              <w:t xml:space="preserve"> </w:t>
+            </w:r>
+            <m:oMath>
+              <m:r>
+                <m:t>k</m:t>
+              </m:r>
+            </m:oMath>
+            <w:r>
+              <w:t xml:space="preserve"> </w:t>
+            </w:r>
+            <w:r>
+              <w:t xml:space="preserve">the number of treatment levels:</w:t>
             </w:r>
           </w:p>
           <w:p>
@@ -4493,6 +4461,64 @@
             </w:pPr>
             <m:oMath>
               <m:r>
+                <m:rPr>
+                  <m:nor/>
+                  <m:sty m:val="p"/>
+                </m:rPr>
+                <m:t>E</m:t>
+              </m:r>
+              <m:d>
+                <m:dPr>
+                  <m:begChr m:val="["/>
+                  <m:sepChr m:val=""/>
+                  <m:endChr m:val="]"/>
+                  <m:grow/>
+                </m:dPr>
+                <m:e>
+                  <m:sSup>
+                    <m:e>
+                      <m:r>
+                        <m:t>W</m:t>
+                      </m:r>
+                    </m:e>
+                    <m:sup>
+                      <m:r>
+                        <m:t>A</m:t>
+                      </m:r>
+                    </m:sup>
+                  </m:sSup>
+                </m:e>
+              </m:d>
+              <m:r>
+                <m:rPr>
+                  <m:sty m:val="p"/>
+                </m:rPr>
+                <m:t>=</m:t>
+              </m:r>
+              <m:r>
+                <m:t>k</m:t>
+              </m:r>
+            </m:oMath>
+            <w:r>
+              <w:t xml:space="preserve">;</w:t>
+            </w:r>
+          </w:p>
+          <w:p>
+            <w:pPr>
+              <w:pStyle w:val="Compact"/>
+              <w:numPr>
+                <w:ilvl w:val="0"/>
+                <w:numId w:val="1006"/>
+              </w:numPr>
+            </w:pPr>
+            <w:r>
+              <w:t xml:space="preserve">in the pseudo-population,</w:t>
+            </w:r>
+            <w:r>
+              <w:t xml:space="preserve"> </w:t>
+            </w:r>
+            <m:oMath>
+              <m:r>
                 <m:t>A</m:t>
               </m:r>
             </m:oMath>
@@ -4514,7 +4540,7 @@
               <w:t xml:space="preserve"> </w:t>
             </w:r>
             <w:r>
-              <w:t xml:space="preserve">are statistically independent, and</w:t>
+              <w:t xml:space="preserve">are statistically independent; and</w:t>
             </w:r>
           </w:p>
           <w:p>
@@ -4587,7 +4613,7 @@
               <w:t xml:space="preserve"> </w:t>
             </w:r>
             <w:r>
-              <w:t xml:space="preserve">equals the standardized mean</w:t>
+              <w:t xml:space="preserve">in the pseudo-population equals the standardized mean</w:t>
             </w:r>
             <w:r>
               <w:t xml:space="preserve"> </w:t>
@@ -4712,7 +4738,88 @@
               <w:pStyle w:val="FirstParagraph"/>
             </w:pPr>
             <w:r>
-              <w:t xml:space="preserve">These two properties need no exchangeability.</w:t>
+              <w:t xml:space="preserve">Here and in the proof, every sum over</w:t>
+            </w:r>
+            <w:r>
+              <w:t xml:space="preserve"> </w:t>
+            </w:r>
+            <m:oMath>
+              <m:r>
+                <m:t>l</m:t>
+              </m:r>
+            </m:oMath>
+            <w:r>
+              <w:t xml:space="preserve"> </w:t>
+            </w:r>
+            <w:r>
+              <w:t xml:space="preserve">runs over the values</w:t>
+            </w:r>
+            <w:r>
+              <w:t xml:space="preserve"> </w:t>
+            </w:r>
+            <m:oMath>
+              <m:r>
+                <m:t>l</m:t>
+              </m:r>
+            </m:oMath>
+            <w:r>
+              <w:t xml:space="preserve"> </w:t>
+            </w:r>
+            <w:r>
+              <w:t xml:space="preserve">with</w:t>
+            </w:r>
+            <w:r>
+              <w:t xml:space="preserve"> </w:t>
+            </w:r>
+            <m:oMath>
+              <m:r>
+                <m:rPr>
+                  <m:sty m:val="p"/>
+                </m:rPr>
+                <m:t>Pr</m:t>
+              </m:r>
+              <m:r>
+                <m:rPr>
+                  <m:sty m:val="p"/>
+                </m:rPr>
+                <m:t>[</m:t>
+              </m:r>
+              <m:r>
+                <m:t>L</m:t>
+              </m:r>
+              <m:r>
+                <m:rPr>
+                  <m:sty m:val="p"/>
+                </m:rPr>
+                <m:t>=</m:t>
+              </m:r>
+              <m:r>
+                <m:t>l</m:t>
+              </m:r>
+              <m:r>
+                <m:rPr>
+                  <m:sty m:val="p"/>
+                </m:rPr>
+                <m:t>]</m:t>
+              </m:r>
+              <m:r>
+                <m:rPr>
+                  <m:sty m:val="p"/>
+                </m:rPr>
+                <m:t>&gt;</m:t>
+              </m:r>
+              <m:r>
+                <m:t>0</m:t>
+              </m:r>
+            </m:oMath>
+            <w:r>
+              <w:t xml:space="preserve">.</w:t>
+            </w:r>
+            <w:r>
+              <w:t xml:space="preserve"> </w:t>
+            </w:r>
+            <w:r>
+              <w:t xml:space="preserve">These three properties need no exchangeability.</w:t>
             </w:r>
             <w:r>
               <w:t xml:space="preserve"> </w:t>
@@ -5242,7 +5349,7 @@
               <w:t xml:space="preserve">. </w:t>
             </w:r>
             <w:r>
-              <w:t xml:space="preserve">Let</w:t>
+              <w:t xml:space="preserve">As in the statement,</w:t>
             </w:r>
             <w:r>
               <w:t xml:space="preserve"> </w:t>
@@ -5256,7 +5363,7 @@
               <w:t xml:space="preserve"> </w:t>
             </w:r>
             <w:r>
-              <w:t xml:space="preserve">be the number of treatment levels.</w:t>
+              <w:t xml:space="preserve">is the number of treatment levels.</w:t>
             </w:r>
           </w:p>
           <w:p>
@@ -5268,7 +5375,7 @@
                 <w:b/>
                 <w:bCs/>
               </w:rPr>
-              <w:t xml:space="preserve">Step 0 (the weights cancel the treatment probability).</w:t>
+              <w:t xml:space="preserve">Step 0 (property 0: the weights cancel the treatment probability).</w:t>
             </w:r>
             <w:r>
               <w:t xml:space="preserve"> </w:t>
@@ -6379,7 +6486,7 @@
               </m:r>
             </m:oMath>
             <w:r>
-              <w:t xml:space="preserve">.</w:t>
+              <w:t xml:space="preserve">, which is property 0.</w:t>
             </w:r>
           </w:p>
           <w:p>
@@ -10933,7 +11040,93 @@
               </m:r>
             </m:oMath>
             <w:r>
-              <w:t xml:space="preserve">, which is</w:t>
+              <w:t xml:space="preserve"> </w:t>
+            </w:r>
+            <w:r>
+              <w:t xml:space="preserve">(using</w:t>
+            </w:r>
+            <w:r>
+              <w:t xml:space="preserve"> </w:t>
+            </w:r>
+            <m:oMath>
+              <m:sSub>
+                <m:e>
+                  <m:r>
+                    <m:rPr>
+                      <m:sty m:val="p"/>
+                    </m:rPr>
+                    <m:t>Pr</m:t>
+                  </m:r>
+                </m:e>
+                <m:sub>
+                  <m:r>
+                    <m:t>p</m:t>
+                  </m:r>
+                  <m:r>
+                    <m:t>s</m:t>
+                  </m:r>
+                </m:sub>
+              </m:sSub>
+              <m:r>
+                <m:rPr>
+                  <m:sty m:val="p"/>
+                </m:rPr>
+                <m:t>[</m:t>
+              </m:r>
+              <m:r>
+                <m:t>A</m:t>
+              </m:r>
+              <m:r>
+                <m:rPr>
+                  <m:sty m:val="p"/>
+                </m:rPr>
+                <m:t>=</m:t>
+              </m:r>
+              <m:sSup>
+                <m:e>
+                  <m:r>
+                    <m:t>a</m:t>
+                  </m:r>
+                </m:e>
+                <m:sup>
+                  <m:r>
+                    <m:rPr>
+                      <m:sty m:val="p"/>
+                    </m:rPr>
+                    <m:t>′</m:t>
+                  </m:r>
+                </m:sup>
+              </m:sSup>
+              <m:r>
+                <m:rPr>
+                  <m:sty m:val="p"/>
+                </m:rPr>
+                <m:t>]</m:t>
+              </m:r>
+              <m:r>
+                <m:rPr>
+                  <m:sty m:val="p"/>
+                </m:rPr>
+                <m:t>=</m:t>
+              </m:r>
+              <m:r>
+                <m:t>1</m:t>
+              </m:r>
+              <m:r>
+                <m:rPr>
+                  <m:sty m:val="p"/>
+                </m:rPr>
+                <m:t>/</m:t>
+              </m:r>
+              <m:r>
+                <m:t>k</m:t>
+              </m:r>
+            </m:oMath>
+            <w:r>
+              <w:t xml:space="preserve"> </w:t>
+            </w:r>
+            <w:r>
+              <w:t xml:space="preserve">from Property 1), which is</w:t>
             </w:r>
             <w:r>
               <w:t xml:space="preserve"> </w:t>
@@ -11259,32 +11452,30 @@
       <w:pPr>
         <w:pStyle w:val="BodyText"/>
       </w:pPr>
-      <w:ins w:id="1026" w:author="PR Preview" w:date="2024-01-01T00:00:00Z">
+      <w:ins w:id="1027" w:author="PR Preview" w:date="2024-01-01T00:00:00Z">
         <w:r>
-          <w:t xml:space="preserve">For</w:t>
+          <w:t xml:space="preserve">By</w:t>
         </w:r>
       </w:ins>
-      <w:ins w:id="1026" w:author="PR Preview" w:date="2024-01-01T00:00:00Z">
+      <w:ins w:id="1027" w:author="PR Preview" w:date="2024-01-01T00:00:00Z">
         <w:r>
           <w:t xml:space="preserve"> </w:t>
         </w:r>
       </w:ins>
-      <m:oMath>
-        <m:r>
-          <m:t>k</m:t>
-        </m:r>
-      </m:oMath>
-      <w:ins w:id="1026" w:author="PR Preview" w:date="2024-01-01T00:00:00Z">
+      <w:hyperlink w:anchor="prp-pseudo-population">
         <w:r>
-          <w:t xml:space="preserve"> </w:t>
+          <w:rPr>
+            <w:rStyle w:val="Hyperlink"/>
+          </w:rPr>
+          <w:t xml:space="preserve">Proposition 1</w:t>
+        </w:r>
+      </w:hyperlink>
+      <w:ins w:id="1027" w:author="PR Preview" w:date="2024-01-01T00:00:00Z">
+        <w:r>
+          <w:t xml:space="preserve">,</w:t>
         </w:r>
       </w:ins>
-      <w:ins w:id="1026" w:author="PR Preview" w:date="2024-01-01T00:00:00Z">
-        <w:r>
-          <w:t xml:space="preserve">treatment levels the mean IP weight is</w:t>
-        </w:r>
-      </w:ins>
-      <w:ins w:id="1026" w:author="PR Preview" w:date="2024-01-01T00:00:00Z">
+      <w:ins w:id="1027" w:author="PR Preview" w:date="2024-01-01T00:00:00Z">
         <w:r>
           <w:t xml:space="preserve"> </w:t>
         </w:r>
@@ -11329,47 +11520,32 @@
           <m:t>k</m:t>
         </m:r>
       </m:oMath>
-      <w:ins w:id="1026" w:author="PR Preview" w:date="2024-01-01T00:00:00Z">
+      <w:ins w:id="1027" w:author="PR Preview" w:date="2024-01-01T00:00:00Z">
+        <w:r>
+          <w:t xml:space="preserve">, so for a dichotomous treatment the expected size of this pseudo-population is</w:t>
+        </w:r>
+      </w:ins>
+      <w:ins w:id="1027" w:author="PR Preview" w:date="2024-01-01T00:00:00Z">
         <w:r>
           <w:t xml:space="preserve"> </w:t>
         </w:r>
       </w:ins>
-      <w:ins w:id="1026" w:author="PR Preview" w:date="2024-01-01T00:00:00Z">
+      <m:oMath>
+        <m:r>
+          <m:t>2</m:t>
+        </m:r>
+        <m:r>
+          <m:t>n</m:t>
+        </m:r>
+      </m:oMath>
+      <w:ins w:id="1027" w:author="PR Preview" w:date="2024-01-01T00:00:00Z">
         <w:r>
-          <w:t xml:space="preserve">(Step 0 of the proof of</w:t>
-        </w:r>
-      </w:ins>
-      <w:ins w:id="1026" w:author="PR Preview" w:date="2024-01-01T00:00:00Z">
-        <w:r>
-          <w:t xml:space="preserve"> </w:t>
-        </w:r>
-      </w:ins>
-      <w:hyperlink w:anchor="prp-pseudo-population">
-        <w:r>
-          <w:rPr>
-            <w:rStyle w:val="Hyperlink"/>
-          </w:rPr>
-          <w:t xml:space="preserve">Proposition 1</w:t>
-        </w:r>
-      </w:hyperlink>
-      <w:ins w:id="1026" w:author="PR Preview" w:date="2024-01-01T00:00:00Z">
-        <w:r>
-          <w:t xml:space="preserve">),</w:t>
-        </w:r>
-      </w:ins>
-      <w:ins w:id="1026" w:author="PR Preview" w:date="2024-01-01T00:00:00Z">
-        <w:r>
-          <w:t xml:space="preserve"> </w:t>
-        </w:r>
-      </w:ins>
-      <w:ins w:id="1026" w:author="PR Preview" w:date="2024-01-01T00:00:00Z">
-        <w:r>
-          <w:t xml:space="preserve">so for a dichotomous treatment this pseudo-population is twice the size of the study population, as in Chapter 2.</w:t>
+          <w:t xml:space="preserve">, twice the study population.</w:t>
         </w:r>
       </w:ins>
     </w:p>
     <w:p>
-      <w:ins w:id="1027" w:author="PR Preview" w:date="2024-01-01T00:00:00Z">
+      <w:ins w:id="1028" w:author="PR Preview" w:date="2024-01-01T00:00:00Z">
         <w:r>
           <w:pict>
             <v:rect style="width:0;height:1.5pt" o:hralign="center" o:hrstd="t" o:hr="t"/>
@@ -11577,7 +11753,7 @@
       <w:pPr>
         <w:pStyle w:val="FirstParagraph"/>
       </w:pPr>
-      <w:ins w:id="1031" w:author="PR Preview" w:date="2024-01-01T00:00:00Z">
+      <w:ins w:id="1032" w:author="PR Preview" w:date="2024-01-01T00:00:00Z">
         <w:r>
           <w:rPr>
             <w:b/>
@@ -11586,12 +11762,12 @@
           <w:t xml:space="preserve">Algorithm 1 (Estimating IP Weights with a Treatment Model)</w:t>
         </w:r>
       </w:ins>
-      <w:ins w:id="1031" w:author="PR Preview" w:date="2024-01-01T00:00:00Z">
+      <w:ins w:id="1032" w:author="PR Preview" w:date="2024-01-01T00:00:00Z">
         <w:r>
           <w:t xml:space="preserve"> </w:t>
         </w:r>
       </w:ins>
-      <w:ins w:id="1031" w:author="PR Preview" w:date="2024-01-01T00:00:00Z">
+      <w:ins w:id="1032" w:author="PR Preview" w:date="2024-01-01T00:00:00Z">
         <w:r>
           <w:t xml:space="preserve"> </w:t>
         </w:r>
@@ -11689,7 +11865,7 @@
           <w:numId w:val="1009"/>
         </w:numPr>
       </w:pPr>
-      <w:ins w:id="35" w:author="PR Preview" w:date="2024-01-01T00:00:00Z">
+      <w:ins w:id="36" w:author="PR Preview" w:date="2024-01-01T00:00:00Z">
         <w:r>
           <w:t xml:space="preserve">For each individual, compute</w:t>
         </w:r>
@@ -11923,17 +12099,17 @@
           <m:t>]</m:t>
         </m:r>
       </m:oMath>
-      <w:ins w:id="37" w:author="PR Preview" w:date="2024-01-01T00:00:00Z">
+      <w:ins w:id="38" w:author="PR Preview" w:date="2024-01-01T00:00:00Z">
         <w:r>
           <w:t xml:space="preserve"> </w:t>
         </w:r>
       </w:ins>
-      <w:ins w:id="37" w:author="PR Preview" w:date="2024-01-01T00:00:00Z">
+      <w:ins w:id="38" w:author="PR Preview" w:date="2024-01-01T00:00:00Z">
         <w:r>
           <w:t xml:space="preserve">if</w:t>
         </w:r>
       </w:ins>
-      <w:ins w:id="37" w:author="PR Preview" w:date="2024-01-01T00:00:00Z">
+      <w:ins w:id="38" w:author="PR Preview" w:date="2024-01-01T00:00:00Z">
         <w:r>
           <w:t xml:space="preserve"> </w:t>
         </w:r>
@@ -11952,7 +12128,7 @@
           <m:t>0</m:t>
         </m:r>
       </m:oMath>
-      <w:ins w:id="37" w:author="PR Preview" w:date="2024-01-01T00:00:00Z">
+      <w:ins w:id="38" w:author="PR Preview" w:date="2024-01-01T00:00:00Z">
         <w:r>
           <w:t xml:space="preserve">.</w:t>
         </w:r>
@@ -11965,12 +12141,12 @@
           <w:numId w:val="1009"/>
         </w:numPr>
       </w:pPr>
-      <w:ins w:id="38" w:author="PR Preview" w:date="2024-01-01T00:00:00Z">
+      <w:ins w:id="39" w:author="PR Preview" w:date="2024-01-01T00:00:00Z">
         <w:r>
           <w:t xml:space="preserve">Set</w:t>
         </w:r>
       </w:ins>
-      <w:ins w:id="38" w:author="PR Preview" w:date="2024-01-01T00:00:00Z">
+      <w:ins w:id="39" w:author="PR Preview" w:date="2024-01-01T00:00:00Z">
         <w:r>
           <w:t xml:space="preserve"> </w:t>
         </w:r>
@@ -12045,7 +12221,7 @@
           <m:t>)</m:t>
         </m:r>
       </m:oMath>
-      <w:ins w:id="38" w:author="PR Preview" w:date="2024-01-01T00:00:00Z">
+      <w:ins w:id="39" w:author="PR Preview" w:date="2024-01-01T00:00:00Z">
         <w:r>
           <w:t xml:space="preserve">.</w:t>
         </w:r>
@@ -12262,12 +12438,12 @@
       <w:pPr>
         <w:pStyle w:val="FirstParagraph"/>
       </w:pPr>
-      <w:ins w:id="44" w:author="PR Preview" w:date="2024-01-01T00:00:00Z">
+      <w:ins w:id="45" w:author="PR Preview" w:date="2024-01-01T00:00:00Z">
         <w:r>
           <w:t xml:space="preserve">by weighted least squares with weights</w:t>
         </w:r>
       </w:ins>
-      <w:ins w:id="44" w:author="PR Preview" w:date="2024-01-01T00:00:00Z">
+      <w:ins w:id="45" w:author="PR Preview" w:date="2024-01-01T00:00:00Z">
         <w:r>
           <w:t xml:space="preserve"> </w:t>
         </w:r>
@@ -12293,7 +12469,7 @@
           </m:sup>
         </m:sSup>
       </m:oMath>
-      <w:ins w:id="44" w:author="PR Preview" w:date="2024-01-01T00:00:00Z">
+      <w:ins w:id="45" w:author="PR Preview" w:date="2024-01-01T00:00:00Z">
         <w:r>
           <w:t xml:space="preserve">.</w:t>
         </w:r>
@@ -12685,12 +12861,12 @@
       <w:pPr>
         <w:pStyle w:val="FirstParagraph"/>
       </w:pPr>
-      <w:ins w:id="45" w:author="PR Preview" w:date="2024-01-01T00:00:00Z">
+      <w:ins w:id="46" w:author="PR Preview" w:date="2024-01-01T00:00:00Z">
         <w:r>
           <w:t xml:space="preserve">The model</w:t>
         </w:r>
       </w:ins>
-      <w:ins w:id="45" w:author="PR Preview" w:date="2024-01-01T00:00:00Z">
+      <w:ins w:id="46" w:author="PR Preview" w:date="2024-01-01T00:00:00Z">
         <w:r>
           <w:t xml:space="preserve"> </w:t>
         </w:r>
@@ -12765,17 +12941,17 @@
           <m:t>A</m:t>
         </m:r>
       </m:oMath>
-      <w:ins w:id="45" w:author="PR Preview" w:date="2024-01-01T00:00:00Z">
+      <w:ins w:id="46" w:author="PR Preview" w:date="2024-01-01T00:00:00Z">
         <w:r>
           <w:t xml:space="preserve"> </w:t>
         </w:r>
       </w:ins>
-      <w:ins w:id="45" w:author="PR Preview" w:date="2024-01-01T00:00:00Z">
+      <w:ins w:id="46" w:author="PR Preview" w:date="2024-01-01T00:00:00Z">
         <w:r>
           <w:t xml:space="preserve">is saturated: it has two parameters for the two quantities</w:t>
         </w:r>
       </w:ins>
-      <w:ins w:id="45" w:author="PR Preview" w:date="2024-01-01T00:00:00Z">
+      <w:ins w:id="46" w:author="PR Preview" w:date="2024-01-01T00:00:00Z">
         <w:r>
           <w:t xml:space="preserve"> </w:t>
         </w:r>
@@ -12820,17 +12996,17 @@
           </m:e>
         </m:d>
       </m:oMath>
-      <w:ins w:id="45" w:author="PR Preview" w:date="2024-01-01T00:00:00Z">
+      <w:ins w:id="46" w:author="PR Preview" w:date="2024-01-01T00:00:00Z">
         <w:r>
           <w:t xml:space="preserve"> </w:t>
         </w:r>
       </w:ins>
-      <w:ins w:id="45" w:author="PR Preview" w:date="2024-01-01T00:00:00Z">
+      <w:ins w:id="46" w:author="PR Preview" w:date="2024-01-01T00:00:00Z">
         <w:r>
           <w:t xml:space="preserve">and</w:t>
         </w:r>
       </w:ins>
-      <w:ins w:id="45" w:author="PR Preview" w:date="2024-01-01T00:00:00Z">
+      <w:ins w:id="46" w:author="PR Preview" w:date="2024-01-01T00:00:00Z">
         <w:r>
           <w:t xml:space="preserve"> </w:t>
         </w:r>
@@ -12875,12 +13051,12 @@
           </m:e>
         </m:d>
       </m:oMath>
-      <w:ins w:id="45" w:author="PR Preview" w:date="2024-01-01T00:00:00Z">
+      <w:ins w:id="46" w:author="PR Preview" w:date="2024-01-01T00:00:00Z">
         <w:r>
           <w:t xml:space="preserve">, and</w:t>
         </w:r>
       </w:ins>
-      <w:ins w:id="45" w:author="PR Preview" w:date="2024-01-01T00:00:00Z">
+      <w:ins w:id="46" w:author="PR Preview" w:date="2024-01-01T00:00:00Z">
         <w:r>
           <w:t xml:space="preserve"> </w:t>
         </w:r>
@@ -12987,22 +13163,22 @@
           </m:e>
         </m:d>
       </m:oMath>
-      <w:ins w:id="45" w:author="PR Preview" w:date="2024-01-01T00:00:00Z">
+      <w:ins w:id="46" w:author="PR Preview" w:date="2024-01-01T00:00:00Z">
         <w:r>
           <w:t xml:space="preserve">.</w:t>
         </w:r>
       </w:ins>
-      <w:ins w:id="45" w:author="PR Preview" w:date="2024-01-01T00:00:00Z">
+      <w:ins w:id="46" w:author="PR Preview" w:date="2024-01-01T00:00:00Z">
         <w:r>
           <w:t xml:space="preserve"> </w:t>
         </w:r>
       </w:ins>
-      <w:ins w:id="45" w:author="PR Preview" w:date="2024-01-01T00:00:00Z">
+      <w:ins w:id="46" w:author="PR Preview" w:date="2024-01-01T00:00:00Z">
         <w:r>
           <w:t xml:space="preserve">With</w:t>
         </w:r>
       </w:ins>
-      <w:ins w:id="45" w:author="PR Preview" w:date="2024-01-01T00:00:00Z">
+      <w:ins w:id="46" w:author="PR Preview" w:date="2024-01-01T00:00:00Z">
         <w:r>
           <w:t xml:space="preserve"> </w:t>
         </w:r>
@@ -13037,27 +13213,27 @@
           <m:t>1</m:t>
         </m:r>
       </m:oMath>
-      <w:ins w:id="45" w:author="PR Preview" w:date="2024-01-01T00:00:00Z">
+      <w:ins w:id="46" w:author="PR Preview" w:date="2024-01-01T00:00:00Z">
         <w:r>
           <w:t xml:space="preserve"> </w:t>
         </w:r>
       </w:ins>
-      <w:ins w:id="45" w:author="PR Preview" w:date="2024-01-01T00:00:00Z">
+      <w:ins w:id="46" w:author="PR Preview" w:date="2024-01-01T00:00:00Z">
         <w:r>
           <w:t xml:space="preserve">for everyone, weighted least squares reduces to the ordinary least squares of Chapter 11</w:t>
         </w:r>
       </w:ins>
-      <w:ins w:id="45" w:author="PR Preview" w:date="2024-01-01T00:00:00Z">
+      <w:ins w:id="46" w:author="PR Preview" w:date="2024-01-01T00:00:00Z">
         <w:r>
           <w:t xml:space="preserve"> </w:t>
         </w:r>
       </w:ins>
-      <w:ins w:id="45" w:author="PR Preview" w:date="2024-01-01T00:00:00Z">
+      <w:ins w:id="46" w:author="PR Preview" w:date="2024-01-01T00:00:00Z">
         <w:r>
           <w:t xml:space="preserve">(Hernán and Robins 2020, chap. 12, pp. 165-166)</w:t>
         </w:r>
       </w:ins>
-      <w:ins w:id="45" w:author="PR Preview" w:date="2024-01-01T00:00:00Z">
+      <w:ins w:id="46" w:author="PR Preview" w:date="2024-01-01T00:00:00Z">
         <w:r>
           <w:t xml:space="preserve">.</w:t>
         </w:r>
@@ -13067,7 +13243,7 @@
       <w:pPr>
         <w:pStyle w:val="BodyText"/>
       </w:pPr>
-      <w:ins w:id="46" w:author="PR Preview" w:date="2024-01-01T00:00:00Z">
+      <w:ins w:id="47" w:author="PR Preview" w:date="2024-01-01T00:00:00Z">
         <w:r>
           <w:t xml:space="preserve">If there is no confounding in the pseudo-population (</w:t>
         </w:r>
@@ -13080,12 +13256,12 @@
           <w:t xml:space="preserve">Definition 2</w:t>
         </w:r>
       </w:hyperlink>
-      <w:ins w:id="46" w:author="PR Preview" w:date="2024-01-01T00:00:00Z">
+      <w:ins w:id="47" w:author="PR Preview" w:date="2024-01-01T00:00:00Z">
         <w:r>
           <w:t xml:space="preserve">) and the model for</w:t>
         </w:r>
       </w:ins>
-      <w:ins w:id="46" w:author="PR Preview" w:date="2024-01-01T00:00:00Z">
+      <w:ins w:id="47" w:author="PR Preview" w:date="2024-01-01T00:00:00Z">
         <w:r>
           <w:t xml:space="preserve"> </w:t>
         </w:r>
@@ -13131,17 +13307,17 @@
           <m:t>]</m:t>
         </m:r>
       </m:oMath>
-      <w:ins w:id="46" w:author="PR Preview" w:date="2024-01-01T00:00:00Z">
+      <w:ins w:id="47" w:author="PR Preview" w:date="2024-01-01T00:00:00Z">
         <w:r>
           <w:t xml:space="preserve"> </w:t>
         </w:r>
       </w:ins>
-      <w:ins w:id="46" w:author="PR Preview" w:date="2024-01-01T00:00:00Z">
+      <w:ins w:id="47" w:author="PR Preview" w:date="2024-01-01T00:00:00Z">
         <w:r>
           <w:t xml:space="preserve">is correct, an unbiased estimator of</w:t>
         </w:r>
       </w:ins>
-      <w:ins w:id="46" w:author="PR Preview" w:date="2024-01-01T00:00:00Z">
+      <w:ins w:id="47" w:author="PR Preview" w:date="2024-01-01T00:00:00Z">
         <w:r>
           <w:t xml:space="preserve"> </w:t>
         </w:r>
@@ -13254,17 +13430,17 @@
           </m:e>
         </m:d>
       </m:oMath>
-      <w:ins w:id="46" w:author="PR Preview" w:date="2024-01-01T00:00:00Z">
+      <w:ins w:id="47" w:author="PR Preview" w:date="2024-01-01T00:00:00Z">
         <w:r>
           <w:t xml:space="preserve"> </w:t>
         </w:r>
       </w:ins>
-      <w:ins w:id="46" w:author="PR Preview" w:date="2024-01-01T00:00:00Z">
+      <w:ins w:id="47" w:author="PR Preview" w:date="2024-01-01T00:00:00Z">
         <w:r>
           <w:t xml:space="preserve">is also an unbiased estimator of</w:t>
         </w:r>
       </w:ins>
-      <w:ins w:id="46" w:author="PR Preview" w:date="2024-01-01T00:00:00Z">
+      <w:ins w:id="47" w:author="PR Preview" w:date="2024-01-01T00:00:00Z">
         <w:r>
           <w:t xml:space="preserve"> </w:t>
         </w:r>
@@ -13353,7 +13529,7 @@
           </m:e>
         </m:d>
       </m:oMath>
-      <w:ins w:id="46" w:author="PR Preview" w:date="2024-01-01T00:00:00Z">
+      <w:ins w:id="47" w:author="PR Preview" w:date="2024-01-01T00:00:00Z">
         <w:r>
           <w:t xml:space="preserve">.</w:t>
         </w:r>
@@ -13534,51 +13710,91 @@
       <w:pPr>
         <w:pStyle w:val="BodyText"/>
       </w:pPr>
-      <w:ins w:id="48" w:author="PR Preview" w:date="2024-01-01T00:00:00Z">
+      <w:ins w:id="49" w:author="PR Preview" w:date="2024-01-01T00:00:00Z">
         <w:r>
-          <w:t xml:space="preserve">The mean of the nonstabilized weights is about 2 because, for a dichotomous treatment, the pseudo-population created by</w:t>
+          <w:t xml:space="preserve">The mean of the nonstabilized weights is about 2 because</w:t>
         </w:r>
       </w:ins>
-      <w:ins w:id="48" w:author="PR Preview" w:date="2024-01-01T00:00:00Z">
+      <w:ins w:id="49" w:author="PR Preview" w:date="2024-01-01T00:00:00Z">
         <w:r>
           <w:t xml:space="preserve"> </w:t>
         </w:r>
       </w:ins>
       <m:oMath>
-        <m:sSup>
+        <m:r>
+          <m:rPr>
+            <m:nor/>
+            <m:sty m:val="p"/>
+          </m:rPr>
+          <m:t>E</m:t>
+        </m:r>
+        <m:d>
+          <m:dPr>
+            <m:begChr m:val="["/>
+            <m:sepChr m:val=""/>
+            <m:endChr m:val="]"/>
+            <m:grow/>
+          </m:dPr>
           <m:e>
-            <m:r>
-              <m:t>W</m:t>
-            </m:r>
+            <m:sSup>
+              <m:e>
+                <m:r>
+                  <m:t>W</m:t>
+                </m:r>
+              </m:e>
+              <m:sup>
+                <m:r>
+                  <m:t>A</m:t>
+                </m:r>
+              </m:sup>
+            </m:sSup>
           </m:e>
-          <m:sup>
-            <m:r>
-              <m:t>A</m:t>
-            </m:r>
-          </m:sup>
-        </m:sSup>
+        </m:d>
+        <m:r>
+          <m:rPr>
+            <m:sty m:val="p"/>
+          </m:rPr>
+          <m:t>=</m:t>
+        </m:r>
+        <m:r>
+          <m:t>k</m:t>
+        </m:r>
+        <m:r>
+          <m:rPr>
+            <m:sty m:val="p"/>
+          </m:rPr>
+          <m:t>=</m:t>
+        </m:r>
+        <m:r>
+          <m:t>2</m:t>
+        </m:r>
       </m:oMath>
-      <w:ins w:id="48" w:author="PR Preview" w:date="2024-01-01T00:00:00Z">
+      <w:ins w:id="49" w:author="PR Preview" w:date="2024-01-01T00:00:00Z">
         <w:r>
           <w:t xml:space="preserve"> </w:t>
         </w:r>
       </w:ins>
-      <w:ins w:id="48" w:author="PR Preview" w:date="2024-01-01T00:00:00Z">
+      <w:ins w:id="49" w:author="PR Preview" w:date="2024-01-01T00:00:00Z">
         <w:r>
-          <w:t xml:space="preserve">(</w:t>
+          <w:t xml:space="preserve">for a dichotomous treatment (property 0 of</w:t>
         </w:r>
       </w:ins>
-      <w:hyperlink w:anchor="def-pseudo-population">
+      <w:ins w:id="49" w:author="PR Preview" w:date="2024-01-01T00:00:00Z">
+        <w:r>
+          <w:t xml:space="preserve"> </w:t>
+        </w:r>
+      </w:ins>
+      <w:hyperlink w:anchor="prp-pseudo-population">
         <w:r>
           <w:rPr>
             <w:rStyle w:val="Hyperlink"/>
           </w:rPr>
-          <w:t xml:space="preserve">Definition 2</w:t>
+          <w:t xml:space="preserve">Proposition 1</w:t>
         </w:r>
       </w:hyperlink>
-      <w:ins w:id="48" w:author="PR Preview" w:date="2024-01-01T00:00:00Z">
+      <w:ins w:id="49" w:author="PR Preview" w:date="2024-01-01T00:00:00Z">
         <w:r>
-          <w:t xml:space="preserve">) is approximately twice the size of the study population: one copy in which everyone is treated and one in which everyone is untreated (Section 12.3).</w:t>
+          <w:t xml:space="preserve">).</w:t>
         </w:r>
       </w:ins>
     </w:p>
@@ -15463,12 +15679,16 @@
       <w:pPr>
         <w:pStyle w:val="FirstParagraph"/>
       </w:pPr>
-      <w:r>
-        <w:t xml:space="preserve">so the ratio equals the IP weighted mean</w:t>
-      </w:r>
-      <w:r>
-        <w:t xml:space="preserve"> </w:t>
-      </w:r>
+      <w:ins w:id="59" w:author="PR Preview" w:date="2024-01-01T00:00:00Z">
+        <w:r>
+          <w:t xml:space="preserve">so the ratio equals the IP weighted mean</w:t>
+        </w:r>
+      </w:ins>
+      <w:ins w:id="59" w:author="PR Preview" w:date="2024-01-01T00:00:00Z">
+        <w:r>
+          <w:t xml:space="preserve"> </w:t>
+        </w:r>
+      </w:ins>
       <m:oMath>
         <m:r>
           <m:rPr>
@@ -15553,12 +15773,16 @@
           </m:e>
         </m:d>
       </m:oMath>
-      <w:r>
-        <w:t xml:space="preserve">, which equals</w:t>
-      </w:r>
-      <w:r>
-        <w:t xml:space="preserve"> </w:t>
-      </w:r>
+      <w:ins w:id="59" w:author="PR Preview" w:date="2024-01-01T00:00:00Z">
+        <w:r>
+          <w:t xml:space="preserve">, which equals</w:t>
+        </w:r>
+      </w:ins>
+      <w:ins w:id="59" w:author="PR Preview" w:date="2024-01-01T00:00:00Z">
+        <w:r>
+          <w:t xml:space="preserve"> </w:t>
+        </w:r>
+      </w:ins>
       <m:oMath>
         <m:r>
           <m:rPr>
@@ -15590,12 +15814,16 @@
           </m:e>
         </m:d>
       </m:oMath>
-      <w:r>
-        <w:t xml:space="preserve"> </w:t>
-      </w:r>
-      <w:r>
-        <w:t xml:space="preserve">under exchangeability and positivity (Technical Point 3.1).</w:t>
-      </w:r>
+      <w:ins w:id="59" w:author="PR Preview" w:date="2024-01-01T00:00:00Z">
+        <w:r>
+          <w:t xml:space="preserve"> </w:t>
+        </w:r>
+      </w:ins>
+      <w:ins w:id="59" w:author="PR Preview" w:date="2024-01-01T00:00:00Z">
+        <w:r>
+          <w:t xml:space="preserve">under conditional exchangeability, positivity, and consistency (Technical Point 3.1).</w:t>
+        </w:r>
+      </w:ins>
     </w:p>
     <w:p>
       <w:pPr>
@@ -15706,19 +15934,25 @@
       <w:pPr>
         <w:pStyle w:val="BodyText"/>
       </w:pPr>
-      <w:r>
-        <w:rPr>
-          <w:b/>
-          <w:bCs/>
-        </w:rPr>
-        <w:t xml:space="preserve">Without positivity</w:t>
-      </w:r>
-      <w:r>
-        <w:t xml:space="preserve">: let</w:t>
-      </w:r>
-      <w:r>
-        <w:t xml:space="preserve"> </w:t>
-      </w:r>
+      <w:ins w:id="61" w:author="PR Preview" w:date="2024-01-01T00:00:00Z">
+        <w:r>
+          <w:rPr>
+            <w:b/>
+            <w:bCs/>
+          </w:rPr>
+          <w:t xml:space="preserve">Without positivity</w:t>
+        </w:r>
+      </w:ins>
+      <w:ins w:id="61" w:author="PR Preview" w:date="2024-01-01T00:00:00Z">
+        <w:r>
+          <w:t xml:space="preserve">: let</w:t>
+        </w:r>
+      </w:ins>
+      <w:ins w:id="61" w:author="PR Preview" w:date="2024-01-01T00:00:00Z">
+        <w:r>
+          <w:t xml:space="preserve"> </w:t>
+        </w:r>
+      </w:ins>
       <m:oMath>
         <m:r>
           <m:t>Q</m:t>
@@ -15823,18 +16057,26 @@
           <m:t>}</m:t>
         </m:r>
       </m:oMath>
-      <w:r>
-        <w:t xml:space="preserve">.</w:t>
-      </w:r>
-      <w:r>
-        <w:t xml:space="preserve"> </w:t>
-      </w:r>
-      <w:r>
-        <w:t xml:space="preserve">The Hajek ratio then equals</w:t>
-      </w:r>
-      <w:r>
-        <w:t xml:space="preserve"> </w:t>
-      </w:r>
+      <w:ins w:id="61" w:author="PR Preview" w:date="2024-01-01T00:00:00Z">
+        <w:r>
+          <w:t xml:space="preserve">.</w:t>
+        </w:r>
+      </w:ins>
+      <w:ins w:id="61" w:author="PR Preview" w:date="2024-01-01T00:00:00Z">
+        <w:r>
+          <w:t xml:space="preserve"> </w:t>
+        </w:r>
+      </w:ins>
+      <w:ins w:id="61" w:author="PR Preview" w:date="2024-01-01T00:00:00Z">
+        <w:r>
+          <w:t xml:space="preserve">The Hajek ratio then equals</w:t>
+        </w:r>
+      </w:ins>
+      <w:ins w:id="61" w:author="PR Preview" w:date="2024-01-01T00:00:00Z">
+        <w:r>
+          <w:t xml:space="preserve"> </w:t>
+        </w:r>
+      </w:ins>
       <m:oMath>
         <m:nary>
           <m:naryPr>
@@ -16009,12 +16251,16 @@
           <m:t>]</m:t>
         </m:r>
       </m:oMath>
-      <w:r>
-        <w:t xml:space="preserve">, which under exchangeability is</w:t>
-      </w:r>
-      <w:r>
-        <w:t xml:space="preserve"> </w:t>
-      </w:r>
+      <w:ins w:id="61" w:author="PR Preview" w:date="2024-01-01T00:00:00Z">
+        <w:r>
+          <w:t xml:space="preserve">, which under conditional exchangeability and consistency is</w:t>
+        </w:r>
+      </w:ins>
+      <w:ins w:id="61" w:author="PR Preview" w:date="2024-01-01T00:00:00Z">
+        <w:r>
+          <w:t xml:space="preserve"> </w:t>
+        </w:r>
+      </w:ins>
       <m:oMath>
         <m:r>
           <m:rPr>
@@ -16079,18 +16325,26 @@
           </m:e>
         </m:d>
       </m:oMath>
-      <w:r>
-        <w:t xml:space="preserve">.</w:t>
-      </w:r>
-      <w:r>
-        <w:t xml:space="preserve"> </w:t>
-      </w:r>
-      <w:r>
-        <w:t xml:space="preserve">Its denominator converges to</w:t>
-      </w:r>
-      <w:r>
-        <w:t xml:space="preserve"> </w:t>
-      </w:r>
+      <w:ins w:id="61" w:author="PR Preview" w:date="2024-01-01T00:00:00Z">
+        <w:r>
+          <w:t xml:space="preserve">.</w:t>
+        </w:r>
+      </w:ins>
+      <w:ins w:id="61" w:author="PR Preview" w:date="2024-01-01T00:00:00Z">
+        <w:r>
+          <w:t xml:space="preserve"> </w:t>
+        </w:r>
+      </w:ins>
+      <w:ins w:id="61" w:author="PR Preview" w:date="2024-01-01T00:00:00Z">
+        <w:r>
+          <w:t xml:space="preserve">Its denominator converges to</w:t>
+        </w:r>
+      </w:ins>
+      <w:ins w:id="61" w:author="PR Preview" w:date="2024-01-01T00:00:00Z">
+        <w:r>
+          <w:t xml:space="preserve"> </w:t>
+        </w:r>
+      </w:ins>
       <m:oMath>
         <m:r>
           <m:rPr>
@@ -16129,15 +16383,21 @@
           <m:t>]</m:t>
         </m:r>
       </m:oMath>
-      <w:r>
-        <w:t xml:space="preserve"> </w:t>
-      </w:r>
-      <w:r>
-        <w:t xml:space="preserve">rather than 1, so the ratio of the Horvitz-Thompson limit to the Hajek limit is</w:t>
-      </w:r>
-      <w:r>
-        <w:t xml:space="preserve"> </w:t>
-      </w:r>
+      <w:ins w:id="61" w:author="PR Preview" w:date="2024-01-01T00:00:00Z">
+        <w:r>
+          <w:t xml:space="preserve"> </w:t>
+        </w:r>
+      </w:ins>
+      <w:ins w:id="61" w:author="PR Preview" w:date="2024-01-01T00:00:00Z">
+        <w:r>
+          <w:t xml:space="preserve">rather than 1, so the ratio of the Horvitz-Thompson limit to the Hajek limit is</w:t>
+        </w:r>
+      </w:ins>
+      <w:ins w:id="61" w:author="PR Preview" w:date="2024-01-01T00:00:00Z">
+        <w:r>
+          <w:t xml:space="preserve"> </w:t>
+        </w:r>
+      </w:ins>
       <m:oMath>
         <m:r>
           <m:rPr>
@@ -16176,12 +16436,16 @@
           <m:t>]</m:t>
         </m:r>
       </m:oMath>
-      <w:r>
-        <w:t xml:space="preserve">, and the difference of Hajek estimators for</w:t>
-      </w:r>
-      <w:r>
-        <w:t xml:space="preserve"> </w:t>
-      </w:r>
+      <w:ins w:id="61" w:author="PR Preview" w:date="2024-01-01T00:00:00Z">
+        <w:r>
+          <w:t xml:space="preserve">, and the difference of Hajek estimators for</w:t>
+        </w:r>
+      </w:ins>
+      <w:ins w:id="61" w:author="PR Preview" w:date="2024-01-01T00:00:00Z">
+        <w:r>
+          <w:t xml:space="preserve"> </w:t>
+        </w:r>
+      </w:ins>
       <m:oMath>
         <m:r>
           <m:t>a</m:t>
@@ -16196,15 +16460,21 @@
           <m:t>1</m:t>
         </m:r>
       </m:oMath>
-      <w:r>
-        <w:t xml:space="preserve"> </w:t>
-      </w:r>
-      <w:r>
-        <w:t xml:space="preserve">versus</w:t>
-      </w:r>
-      <w:r>
-        <w:t xml:space="preserve"> </w:t>
-      </w:r>
+      <w:ins w:id="61" w:author="PR Preview" w:date="2024-01-01T00:00:00Z">
+        <w:r>
+          <w:t xml:space="preserve"> </w:t>
+        </w:r>
+      </w:ins>
+      <w:ins w:id="61" w:author="PR Preview" w:date="2024-01-01T00:00:00Z">
+        <w:r>
+          <w:t xml:space="preserve">versus</w:t>
+        </w:r>
+      </w:ins>
+      <w:ins w:id="61" w:author="PR Preview" w:date="2024-01-01T00:00:00Z">
+        <w:r>
+          <w:t xml:space="preserve"> </w:t>
+        </w:r>
+      </w:ins>
       <m:oMath>
         <m:r>
           <m:t>a</m:t>
@@ -16219,12 +16489,16 @@
           <m:t>0</m:t>
         </m:r>
       </m:oMath>
-      <w:r>
-        <w:t xml:space="preserve"> </w:t>
-      </w:r>
-      <w:r>
-        <w:t xml:space="preserve">has no causal interpretation.</w:t>
-      </w:r>
+      <w:ins w:id="61" w:author="PR Preview" w:date="2024-01-01T00:00:00Z">
+        <w:r>
+          <w:t xml:space="preserve"> </w:t>
+        </w:r>
+      </w:ins>
+      <w:ins w:id="61" w:author="PR Preview" w:date="2024-01-01T00:00:00Z">
+        <w:r>
+          <w:t xml:space="preserve">has no causal interpretation.</w:t>
+        </w:r>
+      </w:ins>
     </w:p>
     <w:bookmarkEnd w:id="39"/>
     <w:bookmarkEnd w:id="40"/>
@@ -16248,7 +16522,7 @@
       <w:pPr>
         <w:pStyle w:val="FirstParagraph"/>
       </w:pPr>
-      <w:ins w:id="63" w:author="PR Preview" w:date="2024-01-01T00:00:00Z">
+      <w:ins w:id="64" w:author="PR Preview" w:date="2024-01-01T00:00:00Z">
         <w:r>
           <w:t xml:space="preserve">The goal of IP weighting is a pseudo-population (</w:t>
         </w:r>
@@ -16261,12 +16535,12 @@
           <w:t xml:space="preserve">Definition 2</w:t>
         </w:r>
       </w:hyperlink>
-      <w:ins w:id="63" w:author="PR Preview" w:date="2024-01-01T00:00:00Z">
+      <w:ins w:id="64" w:author="PR Preview" w:date="2024-01-01T00:00:00Z">
         <w:r>
           <w:t xml:space="preserve">) in which</w:t>
         </w:r>
       </w:ins>
-      <w:ins w:id="63" w:author="PR Preview" w:date="2024-01-01T00:00:00Z">
+      <w:ins w:id="64" w:author="PR Preview" w:date="2024-01-01T00:00:00Z">
         <w:r>
           <w:t xml:space="preserve"> </w:t>
         </w:r>
@@ -16276,17 +16550,17 @@
           <m:t>L</m:t>
         </m:r>
       </m:oMath>
-      <w:ins w:id="63" w:author="PR Preview" w:date="2024-01-01T00:00:00Z">
+      <w:ins w:id="64" w:author="PR Preview" w:date="2024-01-01T00:00:00Z">
         <w:r>
           <w:t xml:space="preserve"> </w:t>
         </w:r>
       </w:ins>
-      <w:ins w:id="63" w:author="PR Preview" w:date="2024-01-01T00:00:00Z">
+      <w:ins w:id="64" w:author="PR Preview" w:date="2024-01-01T00:00:00Z">
         <w:r>
           <w:t xml:space="preserve">does not predict</w:t>
         </w:r>
       </w:ins>
-      <w:ins w:id="63" w:author="PR Preview" w:date="2024-01-01T00:00:00Z">
+      <w:ins w:id="64" w:author="PR Preview" w:date="2024-01-01T00:00:00Z">
         <w:r>
           <w:t xml:space="preserve"> </w:t>
         </w:r>
@@ -16296,22 +16570,22 @@
           <m:t>A</m:t>
         </m:r>
       </m:oMath>
-      <w:ins w:id="63" w:author="PR Preview" w:date="2024-01-01T00:00:00Z">
+      <w:ins w:id="64" w:author="PR Preview" w:date="2024-01-01T00:00:00Z">
         <w:r>
           <w:t xml:space="preserve">.</w:t>
         </w:r>
       </w:ins>
-      <w:ins w:id="63" w:author="PR Preview" w:date="2024-01-01T00:00:00Z">
+      <w:ins w:id="64" w:author="PR Preview" w:date="2024-01-01T00:00:00Z">
         <w:r>
           <w:t xml:space="preserve"> </w:t>
         </w:r>
       </w:ins>
-      <w:ins w:id="63" w:author="PR Preview" w:date="2024-01-01T00:00:00Z">
+      <w:ins w:id="64" w:author="PR Preview" w:date="2024-01-01T00:00:00Z">
         <w:r>
           <w:t xml:space="preserve">The weights</w:t>
         </w:r>
       </w:ins>
-      <w:ins w:id="63" w:author="PR Preview" w:date="2024-01-01T00:00:00Z">
+      <w:ins w:id="64" w:author="PR Preview" w:date="2024-01-01T00:00:00Z">
         <w:r>
           <w:t xml:space="preserve"> </w:t>
         </w:r>
@@ -16354,12 +16628,12 @@
           <m:t>)</m:t>
         </m:r>
       </m:oMath>
-      <w:ins w:id="63" w:author="PR Preview" w:date="2024-01-01T00:00:00Z">
+      <w:ins w:id="64" w:author="PR Preview" w:date="2024-01-01T00:00:00Z">
         <w:r>
           <w:t xml:space="preserve"> </w:t>
         </w:r>
       </w:ins>
-      <w:ins w:id="63" w:author="PR Preview" w:date="2024-01-01T00:00:00Z">
+      <w:ins w:id="64" w:author="PR Preview" w:date="2024-01-01T00:00:00Z">
         <w:r>
           <w:t xml:space="preserve">are only one way to get there.</w:t>
         </w:r>
@@ -16468,7 +16742,7 @@
               </m:r>
             </m:oMath>
             <w:r>
-              <w:t xml:space="preserve">, a dichotomous treatment yields a pseudo-population of size</w:t>
+              <w:t xml:space="preserve">, a dichotomous treatment yields a pseudo-population of expected size</w:t>
             </w:r>
             <w:r>
               <w:t xml:space="preserve"> </w:t>
@@ -16590,7 +16864,7 @@
               <w:t xml:space="preserve"> </w:t>
             </w:r>
             <w:r>
-              <w:t xml:space="preserve">this pseudo-population has size</w:t>
+              <w:t xml:space="preserve">this pseudo-population has expected size</w:t>
             </w:r>
             <w:r>
               <w:t xml:space="preserve"> </w:t>
@@ -16955,7 +17229,7 @@
       <w:pPr>
         <w:pStyle w:val="BodyText"/>
       </w:pPr>
-      <w:ins w:id="66" w:author="PR Preview" w:date="2024-01-01T00:00:00Z">
+      <w:ins w:id="67" w:author="PR Preview" w:date="2024-01-01T00:00:00Z">
         <w:r>
           <w:t xml:space="preserve"> </w:t>
         </w:r>
@@ -18515,273 +18789,12 @@
       <w:pPr>
         <w:pStyle w:val="BodyText"/>
       </w:pPr>
-      <w:r>
-        <w:t xml:space="preserve">Applied to the data of Figure 2.1, where</w:t>
-      </w:r>
-      <w:r>
-        <w:t xml:space="preserve"> </w:t>
-      </w:r>
-      <m:oMath>
-        <m:r>
-          <m:rPr>
-            <m:sty m:val="p"/>
-          </m:rPr>
-          <m:t>Pr</m:t>
-        </m:r>
-        <m:r>
-          <m:rPr>
-            <m:sty m:val="p"/>
-          </m:rPr>
-          <m:t>[</m:t>
-        </m:r>
-        <m:r>
-          <m:t>A</m:t>
-        </m:r>
-        <m:r>
-          <m:rPr>
-            <m:sty m:val="p"/>
-          </m:rPr>
-          <m:t>=</m:t>
-        </m:r>
-        <m:r>
-          <m:t>1</m:t>
-        </m:r>
-        <m:r>
-          <m:rPr>
-            <m:sty m:val="p"/>
-          </m:rPr>
-          <m:t>]</m:t>
-        </m:r>
-        <m:r>
-          <m:rPr>
-            <m:sty m:val="p"/>
-          </m:rPr>
-          <m:t>=</m:t>
-        </m:r>
-        <m:r>
-          <m:t>13</m:t>
-        </m:r>
-        <m:r>
-          <m:rPr>
-            <m:sty m:val="p"/>
-          </m:rPr>
-          <m:t>/</m:t>
-        </m:r>
-        <m:r>
-          <m:t>20</m:t>
-        </m:r>
-        <m:r>
-          <m:rPr>
-            <m:sty m:val="p"/>
-          </m:rPr>
-          <m:t>=</m:t>
-        </m:r>
-        <m:r>
-          <m:t>0.65</m:t>
-        </m:r>
-      </m:oMath>
-      <w:r>
-        <w:t xml:space="preserve"> </w:t>
-      </w:r>
-      <w:r>
-        <w:t xml:space="preserve">and</w:t>
-      </w:r>
-      <w:r>
-        <w:t xml:space="preserve"> </w:t>
-      </w:r>
-      <m:oMath>
-        <m:r>
-          <m:rPr>
-            <m:sty m:val="p"/>
-          </m:rPr>
-          <m:t>Pr</m:t>
-        </m:r>
-        <m:r>
-          <m:rPr>
-            <m:sty m:val="p"/>
-          </m:rPr>
-          <m:t>[</m:t>
-        </m:r>
-        <m:r>
-          <m:t>A</m:t>
-        </m:r>
-        <m:r>
-          <m:rPr>
-            <m:sty m:val="p"/>
-          </m:rPr>
-          <m:t>=</m:t>
-        </m:r>
-        <m:r>
-          <m:t>0</m:t>
-        </m:r>
-        <m:r>
-          <m:rPr>
-            <m:sty m:val="p"/>
-          </m:rPr>
-          <m:t>]</m:t>
-        </m:r>
-        <m:r>
-          <m:rPr>
-            <m:sty m:val="p"/>
-          </m:rPr>
-          <m:t>=</m:t>
-        </m:r>
-        <m:r>
-          <m:t>7</m:t>
-        </m:r>
-        <m:r>
-          <m:rPr>
-            <m:sty m:val="p"/>
-          </m:rPr>
-          <m:t>/</m:t>
-        </m:r>
-        <m:r>
-          <m:t>20</m:t>
-        </m:r>
-        <m:r>
-          <m:rPr>
-            <m:sty m:val="p"/>
-          </m:rPr>
-          <m:t>=</m:t>
-        </m:r>
-        <m:r>
-          <m:t>0.35</m:t>
-        </m:r>
-      </m:oMath>
-      <w:r>
-        <w:t xml:space="preserve">, the weights</w:t>
-      </w:r>
-      <w:r>
-        <w:t xml:space="preserve"> </w:t>
-      </w:r>
-      <m:oMath>
-        <m:r>
-          <m:t>f</m:t>
-        </m:r>
-        <m:r>
-          <m:rPr>
-            <m:sty m:val="p"/>
-          </m:rPr>
-          <m:t>(</m:t>
-        </m:r>
-        <m:r>
-          <m:t>A</m:t>
-        </m:r>
-        <m:r>
-          <m:rPr>
-            <m:sty m:val="p"/>
-          </m:rPr>
-          <m:t>)</m:t>
-        </m:r>
-        <m:r>
-          <m:rPr>
-            <m:sty m:val="p"/>
-          </m:rPr>
-          <m:t>/</m:t>
-        </m:r>
-        <m:r>
-          <m:t>f</m:t>
-        </m:r>
-        <m:r>
-          <m:rPr>
-            <m:sty m:val="p"/>
-          </m:rPr>
-          <m:t>(</m:t>
-        </m:r>
-        <m:r>
-          <m:t>A</m:t>
-        </m:r>
-        <m:r>
-          <m:rPr>
-            <m:sty m:val="p"/>
-          </m:rPr>
-          <m:t>∣</m:t>
-        </m:r>
-        <m:r>
-          <m:t>L</m:t>
-        </m:r>
-        <m:r>
-          <m:rPr>
-            <m:sty m:val="p"/>
-          </m:rPr>
-          <m:t>)</m:t>
-        </m:r>
-      </m:oMath>
-      <w:r>
-        <w:t xml:space="preserve"> </w:t>
-      </w:r>
-      <w:r>
-        <w:t xml:space="preserve">produce a pseudo-population (Figure 12.1 of the book) resembling a randomized experiment in which 65% of individuals are assigned to</w:t>
-      </w:r>
-      <w:r>
-        <w:t xml:space="preserve"> </w:t>
-      </w:r>
-      <m:oMath>
-        <m:r>
-          <m:t>A</m:t>
-        </m:r>
-        <m:r>
-          <m:rPr>
-            <m:sty m:val="p"/>
-          </m:rPr>
-          <m:t>=</m:t>
-        </m:r>
-        <m:r>
-          <m:t>1</m:t>
-        </m:r>
-      </m:oMath>
-      <w:r>
-        <w:t xml:space="preserve"> </w:t>
-      </w:r>
-      <w:r>
-        <w:t xml:space="preserve">and 35% to</w:t>
-      </w:r>
-      <w:r>
-        <w:t xml:space="preserve"> </w:t>
-      </w:r>
-      <m:oMath>
-        <m:r>
-          <m:t>A</m:t>
-        </m:r>
-        <m:r>
-          <m:rPr>
-            <m:sty m:val="p"/>
-          </m:rPr>
-          <m:t>=</m:t>
-        </m:r>
-        <m:r>
-          <m:t>0</m:t>
-        </m:r>
-      </m:oMath>
-      <w:r>
-        <w:t xml:space="preserve">.</w:t>
-      </w:r>
-      <w:r>
-        <w:t xml:space="preserve"> </w:t>
-      </w:r>
-      <w:r>
-        <w:t xml:space="preserve">Preserving the 65/35 ratio requires non-integer numbers of individuals in some branches, which is no problem mathematically</w:t>
-      </w:r>
-      <w:r>
-        <w:t xml:space="preserve"> </w:t>
-      </w:r>
-      <w:r>
-        <w:t xml:space="preserve">(Hernán and Robins 2020, chap. 12, p. 167)</w:t>
-      </w:r>
-      <w:r>
-        <w:t xml:space="preserve">.</w:t>
-      </w:r>
-    </w:p>
-    <w:p>
-      <w:pPr>
-        <w:pStyle w:val="BodyText"/>
-      </w:pPr>
-      <w:ins w:id="71" w:author="PR Preview" w:date="2024-01-01T00:00:00Z">
+      <w:ins w:id="1071" w:author="PR Preview" w:date="2024-01-01T00:00:00Z">
         <w:r>
-          <w:t xml:space="preserve">Because the pseudo-population created by</w:t>
+          <w:t xml:space="preserve">The stabilized weights</w:t>
         </w:r>
       </w:ins>
-      <w:ins w:id="71" w:author="PR Preview" w:date="2024-01-01T00:00:00Z">
+      <w:ins w:id="1071" w:author="PR Preview" w:date="2024-01-01T00:00:00Z">
         <w:r>
           <w:t xml:space="preserve"> </w:t>
         </w:r>
@@ -18803,14 +18816,14 @@
           </m:sup>
         </m:sSup>
       </m:oMath>
-      <w:ins w:id="71" w:author="PR Preview" w:date="2024-01-01T00:00:00Z">
+      <w:ins w:id="1071" w:author="PR Preview" w:date="2024-01-01T00:00:00Z">
         <w:r>
           <w:t xml:space="preserve"> </w:t>
         </w:r>
       </w:ins>
-      <w:ins w:id="71" w:author="PR Preview" w:date="2024-01-01T00:00:00Z">
+      <w:ins w:id="1071" w:author="PR Preview" w:date="2024-01-01T00:00:00Z">
         <w:r>
-          <w:t xml:space="preserve">(</w:t>
+          <w:t xml:space="preserve">create their own pseudo-population (</w:t>
         </w:r>
       </w:ins>
       <w:hyperlink w:anchor="def-pseudo-population">
@@ -18821,34 +18834,17 @@
           <w:t xml:space="preserve">Definition 2</w:t>
         </w:r>
       </w:hyperlink>
-      <w:ins w:id="71" w:author="PR Preview" w:date="2024-01-01T00:00:00Z">
+      <w:ins w:id="1071" w:author="PR Preview" w:date="2024-01-01T00:00:00Z">
         <w:r>
-          <w:t xml:space="preserve"> </w:t>
+          <w:t xml:space="preserve">), different from the one created by</w:t>
         </w:r>
       </w:ins>
-      <w:ins w:id="71" w:author="PR Preview" w:date="2024-01-01T00:00:00Z">
-        <w:r>
-          <w:t xml:space="preserve">with</w:t>
-        </w:r>
-      </w:ins>
-      <w:ins w:id="71" w:author="PR Preview" w:date="2024-01-01T00:00:00Z">
+      <w:ins w:id="1071" w:author="PR Preview" w:date="2024-01-01T00:00:00Z">
         <w:r>
           <w:t xml:space="preserve"> </w:t>
         </w:r>
       </w:ins>
       <m:oMath>
-        <m:r>
-          <m:t>W</m:t>
-        </m:r>
-        <m:r>
-          <m:rPr>
-            <m:sty m:val="p"/>
-          </m:rPr>
-          <m:t>=</m:t>
-        </m:r>
-        <m:r>
-          <m:t>S</m:t>
-        </m:r>
         <m:sSup>
           <m:e>
             <m:r>
@@ -18862,56 +18858,7 @@
           </m:sup>
         </m:sSup>
       </m:oMath>
-      <w:ins w:id="71" w:author="PR Preview" w:date="2024-01-01T00:00:00Z">
-        <w:r>
-          <w:t xml:space="preserve">) has the same size as the study population, the mean of the stabilized weights is</w:t>
-        </w:r>
-      </w:ins>
-      <w:ins w:id="71" w:author="PR Preview" w:date="2024-01-01T00:00:00Z">
-        <w:r>
-          <w:t xml:space="preserve"> </w:t>
-        </w:r>
-      </w:ins>
-      <w:ins w:id="71" w:author="PR Preview" w:date="2024-01-01T00:00:00Z">
-        <w:r>
-          <w:rPr>
-            <w:b/>
-            <w:bCs/>
-          </w:rPr>
-          <w:t xml:space="preserve">expected</w:t>
-        </w:r>
-      </w:ins>
-      <w:ins w:id="71" w:author="PR Preview" w:date="2024-01-01T00:00:00Z">
-        <w:r>
-          <w:t xml:space="preserve"> </w:t>
-        </w:r>
-      </w:ins>
-      <w:ins w:id="71" w:author="PR Preview" w:date="2024-01-01T00:00:00Z">
-        <w:r>
-          <w:t xml:space="preserve">to be 1.</w:t>
-        </w:r>
-      </w:ins>
-      <w:ins w:id="71" w:author="PR Preview" w:date="2024-01-01T00:00:00Z">
-        <w:r>
-          <w:t xml:space="preserve"> </w:t>
-        </w:r>
-      </w:ins>
-      <w:ins w:id="71" w:author="PR Preview" w:date="2024-01-01T00:00:00Z">
-        <w:r>
-          <w:t xml:space="preserve">In data analyses one should check this: a mean far from 1 suggests model misspecification or (near) violations of positivity</w:t>
-        </w:r>
-      </w:ins>
-      <w:ins w:id="71" w:author="PR Preview" w:date="2024-01-01T00:00:00Z">
-        <w:r>
-          <w:t xml:space="preserve"> </w:t>
-        </w:r>
-      </w:ins>
-      <w:ins w:id="71" w:author="PR Preview" w:date="2024-01-01T00:00:00Z">
-        <w:r>
-          <w:t xml:space="preserve">(Hernán and Robins 2020, chap. 12, p. 168)</w:t>
-        </w:r>
-      </w:ins>
-      <w:ins w:id="71" w:author="PR Preview" w:date="2024-01-01T00:00:00Z">
+      <w:ins w:id="1071" w:author="PR Preview" w:date="2024-01-01T00:00:00Z">
         <w:r>
           <w:t xml:space="preserve">.</w:t>
         </w:r>
@@ -18922,6 +18869,412 @@
         <w:pStyle w:val="BodyText"/>
       </w:pPr>
       <w:r>
+        <w:t xml:space="preserve">Applied to the data of Figure 2.1, where</w:t>
+      </w:r>
+      <w:r>
+        <w:t xml:space="preserve"> </w:t>
+      </w:r>
+      <m:oMath>
+        <m:r>
+          <m:rPr>
+            <m:sty m:val="p"/>
+          </m:rPr>
+          <m:t>Pr</m:t>
+        </m:r>
+        <m:r>
+          <m:rPr>
+            <m:sty m:val="p"/>
+          </m:rPr>
+          <m:t>[</m:t>
+        </m:r>
+        <m:r>
+          <m:t>A</m:t>
+        </m:r>
+        <m:r>
+          <m:rPr>
+            <m:sty m:val="p"/>
+          </m:rPr>
+          <m:t>=</m:t>
+        </m:r>
+        <m:r>
+          <m:t>1</m:t>
+        </m:r>
+        <m:r>
+          <m:rPr>
+            <m:sty m:val="p"/>
+          </m:rPr>
+          <m:t>]</m:t>
+        </m:r>
+        <m:r>
+          <m:rPr>
+            <m:sty m:val="p"/>
+          </m:rPr>
+          <m:t>=</m:t>
+        </m:r>
+        <m:r>
+          <m:t>13</m:t>
+        </m:r>
+        <m:r>
+          <m:rPr>
+            <m:sty m:val="p"/>
+          </m:rPr>
+          <m:t>/</m:t>
+        </m:r>
+        <m:r>
+          <m:t>20</m:t>
+        </m:r>
+        <m:r>
+          <m:rPr>
+            <m:sty m:val="p"/>
+          </m:rPr>
+          <m:t>=</m:t>
+        </m:r>
+        <m:r>
+          <m:t>0.65</m:t>
+        </m:r>
+      </m:oMath>
+      <w:r>
+        <w:t xml:space="preserve"> </w:t>
+      </w:r>
+      <w:r>
+        <w:t xml:space="preserve">and</w:t>
+      </w:r>
+      <w:r>
+        <w:t xml:space="preserve"> </w:t>
+      </w:r>
+      <m:oMath>
+        <m:r>
+          <m:rPr>
+            <m:sty m:val="p"/>
+          </m:rPr>
+          <m:t>Pr</m:t>
+        </m:r>
+        <m:r>
+          <m:rPr>
+            <m:sty m:val="p"/>
+          </m:rPr>
+          <m:t>[</m:t>
+        </m:r>
+        <m:r>
+          <m:t>A</m:t>
+        </m:r>
+        <m:r>
+          <m:rPr>
+            <m:sty m:val="p"/>
+          </m:rPr>
+          <m:t>=</m:t>
+        </m:r>
+        <m:r>
+          <m:t>0</m:t>
+        </m:r>
+        <m:r>
+          <m:rPr>
+            <m:sty m:val="p"/>
+          </m:rPr>
+          <m:t>]</m:t>
+        </m:r>
+        <m:r>
+          <m:rPr>
+            <m:sty m:val="p"/>
+          </m:rPr>
+          <m:t>=</m:t>
+        </m:r>
+        <m:r>
+          <m:t>7</m:t>
+        </m:r>
+        <m:r>
+          <m:rPr>
+            <m:sty m:val="p"/>
+          </m:rPr>
+          <m:t>/</m:t>
+        </m:r>
+        <m:r>
+          <m:t>20</m:t>
+        </m:r>
+        <m:r>
+          <m:rPr>
+            <m:sty m:val="p"/>
+          </m:rPr>
+          <m:t>=</m:t>
+        </m:r>
+        <m:r>
+          <m:t>0.35</m:t>
+        </m:r>
+      </m:oMath>
+      <w:r>
+        <w:t xml:space="preserve">, the weights</w:t>
+      </w:r>
+      <w:r>
+        <w:t xml:space="preserve"> </w:t>
+      </w:r>
+      <m:oMath>
+        <m:r>
+          <m:t>f</m:t>
+        </m:r>
+        <m:r>
+          <m:rPr>
+            <m:sty m:val="p"/>
+          </m:rPr>
+          <m:t>(</m:t>
+        </m:r>
+        <m:r>
+          <m:t>A</m:t>
+        </m:r>
+        <m:r>
+          <m:rPr>
+            <m:sty m:val="p"/>
+          </m:rPr>
+          <m:t>)</m:t>
+        </m:r>
+        <m:r>
+          <m:rPr>
+            <m:sty m:val="p"/>
+          </m:rPr>
+          <m:t>/</m:t>
+        </m:r>
+        <m:r>
+          <m:t>f</m:t>
+        </m:r>
+        <m:r>
+          <m:rPr>
+            <m:sty m:val="p"/>
+          </m:rPr>
+          <m:t>(</m:t>
+        </m:r>
+        <m:r>
+          <m:t>A</m:t>
+        </m:r>
+        <m:r>
+          <m:rPr>
+            <m:sty m:val="p"/>
+          </m:rPr>
+          <m:t>∣</m:t>
+        </m:r>
+        <m:r>
+          <m:t>L</m:t>
+        </m:r>
+        <m:r>
+          <m:rPr>
+            <m:sty m:val="p"/>
+          </m:rPr>
+          <m:t>)</m:t>
+        </m:r>
+      </m:oMath>
+      <w:r>
+        <w:t xml:space="preserve"> </w:t>
+      </w:r>
+      <w:r>
+        <w:t xml:space="preserve">produce a pseudo-population (Figure 12.1 of the book) resembling a randomized experiment in which 65% of individuals are assigned to</w:t>
+      </w:r>
+      <w:r>
+        <w:t xml:space="preserve"> </w:t>
+      </w:r>
+      <m:oMath>
+        <m:r>
+          <m:t>A</m:t>
+        </m:r>
+        <m:r>
+          <m:rPr>
+            <m:sty m:val="p"/>
+          </m:rPr>
+          <m:t>=</m:t>
+        </m:r>
+        <m:r>
+          <m:t>1</m:t>
+        </m:r>
+      </m:oMath>
+      <w:r>
+        <w:t xml:space="preserve"> </w:t>
+      </w:r>
+      <w:r>
+        <w:t xml:space="preserve">and 35% to</w:t>
+      </w:r>
+      <w:r>
+        <w:t xml:space="preserve"> </w:t>
+      </w:r>
+      <m:oMath>
+        <m:r>
+          <m:t>A</m:t>
+        </m:r>
+        <m:r>
+          <m:rPr>
+            <m:sty m:val="p"/>
+          </m:rPr>
+          <m:t>=</m:t>
+        </m:r>
+        <m:r>
+          <m:t>0</m:t>
+        </m:r>
+      </m:oMath>
+      <w:r>
+        <w:t xml:space="preserve">.</w:t>
+      </w:r>
+      <w:r>
+        <w:t xml:space="preserve"> </w:t>
+      </w:r>
+      <w:r>
+        <w:t xml:space="preserve">Preserving the 65/35 ratio requires non-integer numbers of individuals in some branches, which is no problem mathematically</w:t>
+      </w:r>
+      <w:r>
+        <w:t xml:space="preserve"> </w:t>
+      </w:r>
+      <w:r>
+        <w:t xml:space="preserve">(Hernán and Robins 2020, chap. 12, p. 167)</w:t>
+      </w:r>
+      <w:r>
+        <w:t xml:space="preserve">.</w:t>
+      </w:r>
+    </w:p>
+    <w:p>
+      <w:pPr>
+        <w:pStyle w:val="BodyText"/>
+      </w:pPr>
+      <w:ins w:id="73" w:author="PR Preview" w:date="2024-01-01T00:00:00Z">
+        <w:r>
+          <w:t xml:space="preserve">Because the pseudo-population created by</w:t>
+        </w:r>
+      </w:ins>
+      <w:ins w:id="73" w:author="PR Preview" w:date="2024-01-01T00:00:00Z">
+        <w:r>
+          <w:t xml:space="preserve"> </w:t>
+        </w:r>
+      </w:ins>
+      <m:oMath>
+        <m:r>
+          <m:t>S</m:t>
+        </m:r>
+        <m:sSup>
+          <m:e>
+            <m:r>
+              <m:t>W</m:t>
+            </m:r>
+          </m:e>
+          <m:sup>
+            <m:r>
+              <m:t>A</m:t>
+            </m:r>
+          </m:sup>
+        </m:sSup>
+      </m:oMath>
+      <w:ins w:id="73" w:author="PR Preview" w:date="2024-01-01T00:00:00Z">
+        <w:r>
+          <w:t xml:space="preserve"> </w:t>
+        </w:r>
+      </w:ins>
+      <w:ins w:id="73" w:author="PR Preview" w:date="2024-01-01T00:00:00Z">
+        <w:r>
+          <w:t xml:space="preserve">(</w:t>
+        </w:r>
+      </w:ins>
+      <w:hyperlink w:anchor="def-pseudo-population">
+        <w:r>
+          <w:rPr>
+            <w:rStyle w:val="Hyperlink"/>
+          </w:rPr>
+          <w:t xml:space="preserve">Definition 2</w:t>
+        </w:r>
+      </w:hyperlink>
+      <w:ins w:id="73" w:author="PR Preview" w:date="2024-01-01T00:00:00Z">
+        <w:r>
+          <w:t xml:space="preserve"> </w:t>
+        </w:r>
+      </w:ins>
+      <w:ins w:id="73" w:author="PR Preview" w:date="2024-01-01T00:00:00Z">
+        <w:r>
+          <w:t xml:space="preserve">with</w:t>
+        </w:r>
+      </w:ins>
+      <w:ins w:id="73" w:author="PR Preview" w:date="2024-01-01T00:00:00Z">
+        <w:r>
+          <w:t xml:space="preserve"> </w:t>
+        </w:r>
+      </w:ins>
+      <m:oMath>
+        <m:r>
+          <m:t>W</m:t>
+        </m:r>
+        <m:r>
+          <m:rPr>
+            <m:sty m:val="p"/>
+          </m:rPr>
+          <m:t>=</m:t>
+        </m:r>
+        <m:r>
+          <m:t>S</m:t>
+        </m:r>
+        <m:sSup>
+          <m:e>
+            <m:r>
+              <m:t>W</m:t>
+            </m:r>
+          </m:e>
+          <m:sup>
+            <m:r>
+              <m:t>A</m:t>
+            </m:r>
+          </m:sup>
+        </m:sSup>
+      </m:oMath>
+      <w:ins w:id="73" w:author="PR Preview" w:date="2024-01-01T00:00:00Z">
+        <w:r>
+          <w:t xml:space="preserve">) has the same size as the study population, the mean of the stabilized weights is</w:t>
+        </w:r>
+      </w:ins>
+      <w:ins w:id="73" w:author="PR Preview" w:date="2024-01-01T00:00:00Z">
+        <w:r>
+          <w:t xml:space="preserve"> </w:t>
+        </w:r>
+      </w:ins>
+      <w:ins w:id="73" w:author="PR Preview" w:date="2024-01-01T00:00:00Z">
+        <w:r>
+          <w:rPr>
+            <w:b/>
+            <w:bCs/>
+          </w:rPr>
+          <w:t xml:space="preserve">expected</w:t>
+        </w:r>
+      </w:ins>
+      <w:ins w:id="73" w:author="PR Preview" w:date="2024-01-01T00:00:00Z">
+        <w:r>
+          <w:t xml:space="preserve"> </w:t>
+        </w:r>
+      </w:ins>
+      <w:ins w:id="73" w:author="PR Preview" w:date="2024-01-01T00:00:00Z">
+        <w:r>
+          <w:t xml:space="preserve">to be 1.</w:t>
+        </w:r>
+      </w:ins>
+      <w:ins w:id="73" w:author="PR Preview" w:date="2024-01-01T00:00:00Z">
+        <w:r>
+          <w:t xml:space="preserve"> </w:t>
+        </w:r>
+      </w:ins>
+      <w:ins w:id="73" w:author="PR Preview" w:date="2024-01-01T00:00:00Z">
+        <w:r>
+          <w:t xml:space="preserve">In data analyses one should check this: a mean far from 1 suggests model misspecification or (near) violations of positivity</w:t>
+        </w:r>
+      </w:ins>
+      <w:ins w:id="73" w:author="PR Preview" w:date="2024-01-01T00:00:00Z">
+        <w:r>
+          <w:t xml:space="preserve"> </w:t>
+        </w:r>
+      </w:ins>
+      <w:ins w:id="73" w:author="PR Preview" w:date="2024-01-01T00:00:00Z">
+        <w:r>
+          <w:t xml:space="preserve">(Hernán and Robins 2020, chap. 12, p. 168)</w:t>
+        </w:r>
+      </w:ins>
+      <w:ins w:id="73" w:author="PR Preview" w:date="2024-01-01T00:00:00Z">
+        <w:r>
+          <w:t xml:space="preserve">.</w:t>
+        </w:r>
+      </w:ins>
+    </w:p>
+    <w:p>
+      <w:pPr>
+        <w:pStyle w:val="BodyText"/>
+      </w:pPr>
+      <w:r>
         <w:t xml:space="preserve">To estimate the average causal effect in the treated rather than in the whole population, use</w:t>
       </w:r>
       <w:r>
@@ -18997,7 +19350,7 @@
       <w:pPr>
         <w:pStyle w:val="FirstParagraph"/>
       </w:pPr>
-      <w:ins w:id="1075" w:author="PR Preview" w:date="2024-01-01T00:00:00Z">
+      <w:ins w:id="1077" w:author="PR Preview" w:date="2024-01-01T00:00:00Z">
         <w:r>
           <w:rPr>
             <w:b/>
@@ -19006,12 +19359,12 @@
           <w:t xml:space="preserve">Algorithm 2 (Estimating Stabilized IP Weights)</w:t>
         </w:r>
       </w:ins>
-      <w:ins w:id="1075" w:author="PR Preview" w:date="2024-01-01T00:00:00Z">
+      <w:ins w:id="1077" w:author="PR Preview" w:date="2024-01-01T00:00:00Z">
         <w:r>
           <w:t xml:space="preserve"> </w:t>
         </w:r>
       </w:ins>
-      <w:ins w:id="1075" w:author="PR Preview" w:date="2024-01-01T00:00:00Z">
+      <w:ins w:id="1077" w:author="PR Preview" w:date="2024-01-01T00:00:00Z">
         <w:r>
           <w:t xml:space="preserve"> </w:t>
         </w:r>
@@ -20455,7 +20808,7 @@
       <w:pPr>
         <w:pStyle w:val="BodyText"/>
       </w:pPr>
-      <w:ins w:id="84" w:author="PR Preview" w:date="2024-01-01T00:00:00Z">
+      <w:ins w:id="86" w:author="PR Preview" w:date="2024-01-01T00:00:00Z">
         <w:r>
           <w:t xml:space="preserve"> </w:t>
         </w:r>
@@ -20733,7 +21086,7 @@
       <w:pPr>
         <w:pStyle w:val="FirstParagraph"/>
       </w:pPr>
-      <w:ins w:id="85" w:author="PR Preview" w:date="2024-01-01T00:00:00Z">
+      <w:ins w:id="87" w:author="PR Preview" w:date="2024-01-01T00:00:00Z">
         <w:r>
           <w:t xml:space="preserve"> </w:t>
         </w:r>
@@ -21164,7 +21517,7 @@
       <w:pPr>
         <w:pStyle w:val="FirstParagraph"/>
       </w:pPr>
-      <w:ins w:id="88" w:author="PR Preview" w:date="2024-01-01T00:00:00Z">
+      <w:ins w:id="90" w:author="PR Preview" w:date="2024-01-01T00:00:00Z">
         <w:r>
           <w:rPr>
             <w:b/>
@@ -21173,12 +21526,12 @@
           <w:t xml:space="preserve">Algorithm 3 (Fitting a Marginal Structural Model by IP Weighting)</w:t>
         </w:r>
       </w:ins>
-      <w:ins w:id="88" w:author="PR Preview" w:date="2024-01-01T00:00:00Z">
+      <w:ins w:id="90" w:author="PR Preview" w:date="2024-01-01T00:00:00Z">
         <w:r>
           <w:t xml:space="preserve"> </w:t>
         </w:r>
       </w:ins>
-      <w:ins w:id="88" w:author="PR Preview" w:date="2024-01-01T00:00:00Z">
+      <w:ins w:id="90" w:author="PR Preview" w:date="2024-01-01T00:00:00Z">
         <w:r>
           <w:t xml:space="preserve"> </w:t>
         </w:r>
@@ -21192,7 +21545,7 @@
           <w:numId w:val="1022"/>
         </w:numPr>
       </w:pPr>
-      <w:ins w:id="89" w:author="PR Preview" w:date="2024-01-01T00:00:00Z">
+      <w:ins w:id="91" w:author="PR Preview" w:date="2024-01-01T00:00:00Z">
         <w:r>
           <w:t xml:space="preserve">Use IP weights to create a pseudo-population (</w:t>
         </w:r>
@@ -21205,12 +21558,12 @@
           <w:t xml:space="preserve">Definition 2</w:t>
         </w:r>
       </w:hyperlink>
-      <w:ins w:id="89" w:author="PR Preview" w:date="2024-01-01T00:00:00Z">
+      <w:ins w:id="91" w:author="PR Preview" w:date="2024-01-01T00:00:00Z">
         <w:r>
           <w:t xml:space="preserve">) in which, under the assumptions of</w:t>
         </w:r>
       </w:ins>
-      <w:ins w:id="89" w:author="PR Preview" w:date="2024-01-01T00:00:00Z">
+      <w:ins w:id="91" w:author="PR Preview" w:date="2024-01-01T00:00:00Z">
         <w:r>
           <w:t xml:space="preserve"> </w:t>
         </w:r>
@@ -21223,7 +21576,7 @@
           <w:t xml:space="preserve">Proposition 1</w:t>
         </w:r>
       </w:hyperlink>
-      <w:ins w:id="89" w:author="PR Preview" w:date="2024-01-01T00:00:00Z">
+      <w:ins w:id="91" w:author="PR Preview" w:date="2024-01-01T00:00:00Z">
         <w:r>
           <w:t xml:space="preserve">, association is causation.</w:t>
         </w:r>
@@ -22215,7 +22568,7 @@
       <w:pPr>
         <w:pStyle w:val="Heading3"/>
       </w:pPr>
-      <w:ins w:id="95" w:author="PR Preview" w:date="2024-01-01T00:00:00Z">
+      <w:ins w:id="97" w:author="PR Preview" w:date="2024-01-01T00:00:00Z">
         <w:r>
           <w:t xml:space="preserve">4.1 Continuous Treatment: Change in Smoking Intensity</w:t>
         </w:r>
@@ -22678,7 +23031,7 @@
       <w:pPr>
         <w:pStyle w:val="Heading3"/>
       </w:pPr>
-      <w:ins w:id="99" w:author="PR Preview" w:date="2024-01-01T00:00:00Z">
+      <w:ins w:id="101" w:author="PR Preview" w:date="2024-01-01T00:00:00Z">
         <w:r>
           <w:t xml:space="preserve">4.2 Effect of Increasing Intensity by 20 Cigarettes/Day</w:t>
         </w:r>
@@ -23294,7 +23647,7 @@
       <w:pPr>
         <w:pStyle w:val="Heading3"/>
       </w:pPr>
-      <w:ins w:id="102" w:author="PR Preview" w:date="2024-01-01T00:00:00Z">
+      <w:ins w:id="104" w:author="PR Preview" w:date="2024-01-01T00:00:00Z">
         <w:r>
           <w:t xml:space="preserve">4.3 Weights for a Continuous Treatment</w:t>
         </w:r>
@@ -24735,7 +25088,7 @@
       <w:pPr>
         <w:pStyle w:val="Heading3"/>
       </w:pPr>
-      <w:ins w:id="106" w:author="PR Preview" w:date="2024-01-01T00:00:00Z">
+      <w:ins w:id="108" w:author="PR Preview" w:date="2024-01-01T00:00:00Z">
         <w:r>
           <w:t xml:space="preserve">4.4 Dichotomous Outcome: Marginal Structural Logistic Model</w:t>
         </w:r>
@@ -24935,12 +25288,12 @@
       <w:pPr>
         <w:pStyle w:val="FirstParagraph"/>
       </w:pPr>
-      <w:ins w:id="107" w:author="PR Preview" w:date="2024-01-01T00:00:00Z">
+      <w:ins w:id="109" w:author="PR Preview" w:date="2024-01-01T00:00:00Z">
         <w:r>
           <w:t xml:space="preserve">For a dichotomous treatment,</w:t>
         </w:r>
       </w:ins>
-      <w:ins w:id="107" w:author="PR Preview" w:date="2024-01-01T00:00:00Z">
+      <w:ins w:id="109" w:author="PR Preview" w:date="2024-01-01T00:00:00Z">
         <w:r>
           <w:t xml:space="preserve"> </w:t>
         </w:r>
@@ -24976,17 +25329,17 @@
           </m:e>
         </m:d>
       </m:oMath>
-      <w:ins w:id="107" w:author="PR Preview" w:date="2024-01-01T00:00:00Z">
+      <w:ins w:id="109" w:author="PR Preview" w:date="2024-01-01T00:00:00Z">
         <w:r>
           <w:t xml:space="preserve"> </w:t>
         </w:r>
       </w:ins>
-      <w:ins w:id="107" w:author="PR Preview" w:date="2024-01-01T00:00:00Z">
+      <w:ins w:id="109" w:author="PR Preview" w:date="2024-01-01T00:00:00Z">
         <w:r>
           <w:t xml:space="preserve">in</w:t>
         </w:r>
       </w:ins>
-      <w:ins w:id="107" w:author="PR Preview" w:date="2024-01-01T00:00:00Z">
+      <w:ins w:id="109" w:author="PR Preview" w:date="2024-01-01T00:00:00Z">
         <w:r>
           <w:t xml:space="preserve"> </w:t>
         </w:r>
@@ -24999,17 +25352,17 @@
           <w:t xml:space="preserve">Definition 8</w:t>
         </w:r>
       </w:hyperlink>
-      <w:ins w:id="107" w:author="PR Preview" w:date="2024-01-01T00:00:00Z">
+      <w:ins w:id="109" w:author="PR Preview" w:date="2024-01-01T00:00:00Z">
         <w:r>
           <w:t xml:space="preserve"> </w:t>
         </w:r>
       </w:ins>
-      <w:ins w:id="107" w:author="PR Preview" w:date="2024-01-01T00:00:00Z">
+      <w:ins w:id="109" w:author="PR Preview" w:date="2024-01-01T00:00:00Z">
         <w:r>
           <w:t xml:space="preserve">is the causal odds ratio comparing</w:t>
         </w:r>
       </w:ins>
-      <w:ins w:id="107" w:author="PR Preview" w:date="2024-01-01T00:00:00Z">
+      <w:ins w:id="109" w:author="PR Preview" w:date="2024-01-01T00:00:00Z">
         <w:r>
           <w:t xml:space="preserve"> </w:t>
         </w:r>
@@ -25028,17 +25381,17 @@
           <m:t>1</m:t>
         </m:r>
       </m:oMath>
-      <w:ins w:id="107" w:author="PR Preview" w:date="2024-01-01T00:00:00Z">
+      <w:ins w:id="109" w:author="PR Preview" w:date="2024-01-01T00:00:00Z">
         <w:r>
           <w:t xml:space="preserve"> </w:t>
         </w:r>
       </w:ins>
-      <w:ins w:id="107" w:author="PR Preview" w:date="2024-01-01T00:00:00Z">
+      <w:ins w:id="109" w:author="PR Preview" w:date="2024-01-01T00:00:00Z">
         <w:r>
           <w:t xml:space="preserve">with</w:t>
         </w:r>
       </w:ins>
-      <w:ins w:id="107" w:author="PR Preview" w:date="2024-01-01T00:00:00Z">
+      <w:ins w:id="109" w:author="PR Preview" w:date="2024-01-01T00:00:00Z">
         <w:r>
           <w:t xml:space="preserve"> </w:t>
         </w:r>
@@ -25057,12 +25410,12 @@
           <m:t>0</m:t>
         </m:r>
       </m:oMath>
-      <w:ins w:id="107" w:author="PR Preview" w:date="2024-01-01T00:00:00Z">
+      <w:ins w:id="109" w:author="PR Preview" w:date="2024-01-01T00:00:00Z">
         <w:r>
           <w:t xml:space="preserve">.</w:t>
         </w:r>
       </w:ins>
-      <w:ins w:id="107" w:author="PR Preview" w:date="2024-01-01T00:00:00Z">
+      <w:ins w:id="109" w:author="PR Preview" w:date="2024-01-01T00:00:00Z">
         <w:r>
           <w:t xml:space="preserve"> </w:t>
         </w:r>
@@ -25098,17 +25451,17 @@
           </m:e>
         </m:d>
       </m:oMath>
-      <w:ins w:id="107" w:author="PR Preview" w:date="2024-01-01T00:00:00Z">
+      <w:ins w:id="109" w:author="PR Preview" w:date="2024-01-01T00:00:00Z">
         <w:r>
           <w:t xml:space="preserve"> </w:t>
         </w:r>
       </w:ins>
-      <w:ins w:id="107" w:author="PR Preview" w:date="2024-01-01T00:00:00Z">
+      <w:ins w:id="109" w:author="PR Preview" w:date="2024-01-01T00:00:00Z">
         <w:r>
           <w:t xml:space="preserve">is estimated by</w:t>
         </w:r>
       </w:ins>
-      <w:ins w:id="107" w:author="PR Preview" w:date="2024-01-01T00:00:00Z">
+      <w:ins w:id="109" w:author="PR Preview" w:date="2024-01-01T00:00:00Z">
         <w:r>
           <w:t xml:space="preserve"> </w:t>
         </w:r>
@@ -25151,17 +25504,17 @@
           </m:e>
         </m:d>
       </m:oMath>
-      <w:ins w:id="107" w:author="PR Preview" w:date="2024-01-01T00:00:00Z">
+      <w:ins w:id="109" w:author="PR Preview" w:date="2024-01-01T00:00:00Z">
         <w:r>
           <w:t xml:space="preserve"> </w:t>
         </w:r>
       </w:ins>
-      <w:ins w:id="107" w:author="PR Preview" w:date="2024-01-01T00:00:00Z">
+      <w:ins w:id="109" w:author="PR Preview" w:date="2024-01-01T00:00:00Z">
         <w:r>
           <w:t xml:space="preserve">from fitting</w:t>
         </w:r>
       </w:ins>
-      <w:ins w:id="107" w:author="PR Preview" w:date="2024-01-01T00:00:00Z">
+      <w:ins w:id="109" w:author="PR Preview" w:date="2024-01-01T00:00:00Z">
         <w:r>
           <w:t xml:space="preserve"> </w:t>
         </w:r>
@@ -25253,12 +25606,12 @@
           <m:t>A</m:t>
         </m:r>
       </m:oMath>
-      <w:ins w:id="107" w:author="PR Preview" w:date="2024-01-01T00:00:00Z">
+      <w:ins w:id="109" w:author="PR Preview" w:date="2024-01-01T00:00:00Z">
         <w:r>
           <w:t xml:space="preserve"> </w:t>
         </w:r>
       </w:ins>
-      <w:ins w:id="107" w:author="PR Preview" w:date="2024-01-01T00:00:00Z">
+      <w:ins w:id="109" w:author="PR Preview" w:date="2024-01-01T00:00:00Z">
         <w:r>
           <w:t xml:space="preserve">to the IP weighted pseudo-population (</w:t>
         </w:r>
@@ -25271,7 +25624,7 @@
           <w:t xml:space="preserve">Definition 2</w:t>
         </w:r>
       </w:hyperlink>
-      <w:ins w:id="107" w:author="PR Preview" w:date="2024-01-01T00:00:00Z">
+      <w:ins w:id="109" w:author="PR Preview" w:date="2024-01-01T00:00:00Z">
         <w:r>
           <w:t xml:space="preserve">).</w:t>
         </w:r>
@@ -26579,7 +26932,7 @@
       <w:pPr>
         <w:pStyle w:val="FirstParagraph"/>
       </w:pPr>
-      <w:ins w:id="1116" w:author="PR Preview" w:date="2024-01-01T00:00:00Z">
+      <w:ins w:id="1118" w:author="PR Preview" w:date="2024-01-01T00:00:00Z">
         <w:r>
           <w:rPr>
             <w:b/>
@@ -26588,12 +26941,12 @@
           <w:t xml:space="preserve">Algorithm 4 (Fitting a Marginal Structural Model with an Effect Modifier)</w:t>
         </w:r>
       </w:ins>
-      <w:ins w:id="1116" w:author="PR Preview" w:date="2024-01-01T00:00:00Z">
+      <w:ins w:id="1118" w:author="PR Preview" w:date="2024-01-01T00:00:00Z">
         <w:r>
           <w:t xml:space="preserve"> </w:t>
         </w:r>
       </w:ins>
-      <w:ins w:id="1116" w:author="PR Preview" w:date="2024-01-01T00:00:00Z">
+      <w:ins w:id="1118" w:author="PR Preview" w:date="2024-01-01T00:00:00Z">
         <w:r>
           <w:t xml:space="preserve"> </w:t>
         </w:r>
@@ -26855,12 +27208,12 @@
           <w:numId w:val="1024"/>
         </w:numPr>
       </w:pPr>
-      <w:ins w:id="119" w:author="PR Preview" w:date="2024-01-01T00:00:00Z">
+      <w:ins w:id="121" w:author="PR Preview" w:date="2024-01-01T00:00:00Z">
         <w:r>
           <w:t xml:space="preserve">Because the model is within levels of</w:t>
         </w:r>
       </w:ins>
-      <w:ins w:id="119" w:author="PR Preview" w:date="2024-01-01T00:00:00Z">
+      <w:ins w:id="121" w:author="PR Preview" w:date="2024-01-01T00:00:00Z">
         <w:r>
           <w:t xml:space="preserve"> </w:t>
         </w:r>
@@ -26870,12 +27223,12 @@
           <m:t>V</m:t>
         </m:r>
       </m:oMath>
-      <w:ins w:id="119" w:author="PR Preview" w:date="2024-01-01T00:00:00Z">
+      <w:ins w:id="121" w:author="PR Preview" w:date="2024-01-01T00:00:00Z">
         <w:r>
           <w:t xml:space="preserve">, the numerator can be</w:t>
         </w:r>
       </w:ins>
-      <w:ins w:id="119" w:author="PR Preview" w:date="2024-01-01T00:00:00Z">
+      <w:ins w:id="121" w:author="PR Preview" w:date="2024-01-01T00:00:00Z">
         <w:r>
           <w:t xml:space="preserve"> </w:t>
         </w:r>
@@ -26909,7 +27262,7 @@
           <m:t>]</m:t>
         </m:r>
       </m:oMath>
-      <w:ins w:id="119" w:author="PR Preview" w:date="2024-01-01T00:00:00Z">
+      <w:ins w:id="121" w:author="PR Preview" w:date="2024-01-01T00:00:00Z">
         <w:r>
           <w:t xml:space="preserve">.</w:t>
         </w:r>
@@ -27200,12 +27553,12 @@
       <w:pPr>
         <w:pStyle w:val="BodyText"/>
       </w:pPr>
-      <w:ins w:id="120" w:author="PR Preview" w:date="2024-01-01T00:00:00Z">
+      <w:ins w:id="122" w:author="PR Preview" w:date="2024-01-01T00:00:00Z">
         <w:r>
           <w:t xml:space="preserve">Either</w:t>
         </w:r>
       </w:ins>
-      <w:ins w:id="120" w:author="PR Preview" w:date="2024-01-01T00:00:00Z">
+      <w:ins w:id="122" w:author="PR Preview" w:date="2024-01-01T00:00:00Z">
         <w:r>
           <w:t xml:space="preserve"> </w:t>
         </w:r>
@@ -27227,17 +27580,17 @@
           </m:sup>
         </m:sSup>
       </m:oMath>
-      <w:ins w:id="120" w:author="PR Preview" w:date="2024-01-01T00:00:00Z">
+      <w:ins w:id="122" w:author="PR Preview" w:date="2024-01-01T00:00:00Z">
         <w:r>
           <w:t xml:space="preserve"> </w:t>
         </w:r>
       </w:ins>
-      <w:ins w:id="120" w:author="PR Preview" w:date="2024-01-01T00:00:00Z">
+      <w:ins w:id="122" w:author="PR Preview" w:date="2024-01-01T00:00:00Z">
         <w:r>
           <w:t xml:space="preserve">or</w:t>
         </w:r>
       </w:ins>
-      <w:ins w:id="120" w:author="PR Preview" w:date="2024-01-01T00:00:00Z">
+      <w:ins w:id="122" w:author="PR Preview" w:date="2024-01-01T00:00:00Z">
         <w:r>
           <w:t xml:space="preserve"> </w:t>
         </w:r>
@@ -27274,12 +27627,12 @@
           <m:t>)</m:t>
         </m:r>
       </m:oMath>
-      <w:ins w:id="120" w:author="PR Preview" w:date="2024-01-01T00:00:00Z">
+      <w:ins w:id="122" w:author="PR Preview" w:date="2024-01-01T00:00:00Z">
         <w:r>
           <w:t xml:space="preserve"> </w:t>
         </w:r>
       </w:ins>
-      <w:ins w:id="120" w:author="PR Preview" w:date="2024-01-01T00:00:00Z">
+      <w:ins w:id="122" w:author="PR Preview" w:date="2024-01-01T00:00:00Z">
         <w:r>
           <w:t xml:space="preserve">(</w:t>
         </w:r>
@@ -27292,7 +27645,7 @@
           <w:t xml:space="preserve">Definition 10</w:t>
         </w:r>
       </w:hyperlink>
-      <w:ins w:id="120" w:author="PR Preview" w:date="2024-01-01T00:00:00Z">
+      <w:ins w:id="122" w:author="PR Preview" w:date="2024-01-01T00:00:00Z">
         <w:r>
           <w:t xml:space="preserve">) can be used to fit the model.</w:t>
         </w:r>
@@ -27784,7 +28137,7 @@
       <w:pPr>
         <w:pStyle w:val="FirstParagraph"/>
       </w:pPr>
-      <w:ins w:id="126" w:author="PR Preview" w:date="2024-01-01T00:00:00Z">
+      <w:ins w:id="128" w:author="PR Preview" w:date="2024-01-01T00:00:00Z">
         <w:r>
           <w:t xml:space="preserve"> </w:t>
         </w:r>
@@ -27887,7 +28240,7 @@
       <w:pPr>
         <w:pStyle w:val="BodyText"/>
       </w:pPr>
-      <w:ins w:id="127" w:author="PR Preview" w:date="2024-01-01T00:00:00Z">
+      <w:ins w:id="129" w:author="PR Preview" w:date="2024-01-01T00:00:00Z">
         <w:r>
           <w:t xml:space="preserve">For a faux marginal structural model (</w:t>
         </w:r>
@@ -27900,12 +28253,12 @@
           <w:t xml:space="preserve">Definition 11</w:t>
         </w:r>
       </w:hyperlink>
-      <w:ins w:id="127" w:author="PR Preview" w:date="2024-01-01T00:00:00Z">
+      <w:ins w:id="129" w:author="PR Preview" w:date="2024-01-01T00:00:00Z">
         <w:r>
           <w:t xml:space="preserve">),</w:t>
         </w:r>
       </w:ins>
-      <w:ins w:id="127" w:author="PR Preview" w:date="2024-01-01T00:00:00Z">
+      <w:ins w:id="129" w:author="PR Preview" w:date="2024-01-01T00:00:00Z">
         <w:r>
           <w:t xml:space="preserve"> </w:t>
         </w:r>
@@ -28017,22 +28370,22 @@
           <m:t>1</m:t>
         </m:r>
       </m:oMath>
-      <w:ins w:id="127" w:author="PR Preview" w:date="2024-01-01T00:00:00Z">
+      <w:ins w:id="129" w:author="PR Preview" w:date="2024-01-01T00:00:00Z">
         <w:r>
           <w:t xml:space="preserve">, so no weighting is done:</w:t>
         </w:r>
       </w:ins>
-      <w:ins w:id="127" w:author="PR Preview" w:date="2024-01-01T00:00:00Z">
+      <w:ins w:id="129" w:author="PR Preview" w:date="2024-01-01T00:00:00Z">
         <w:r>
           <w:t xml:space="preserve"> </w:t>
         </w:r>
       </w:ins>
-      <w:ins w:id="127" w:author="PR Preview" w:date="2024-01-01T00:00:00Z">
+      <w:ins w:id="129" w:author="PR Preview" w:date="2024-01-01T00:00:00Z">
         <w:r>
           <w:t xml:space="preserve">the model is fit as the unweighted outcome regression that fully adjusts for</w:t>
         </w:r>
       </w:ins>
-      <w:ins w:id="127" w:author="PR Preview" w:date="2024-01-01T00:00:00Z">
+      <w:ins w:id="129" w:author="PR Preview" w:date="2024-01-01T00:00:00Z">
         <w:r>
           <w:t xml:space="preserve"> </w:t>
         </w:r>
@@ -28042,12 +28395,12 @@
           <m:t>L</m:t>
         </m:r>
       </m:oMath>
-      <w:ins w:id="127" w:author="PR Preview" w:date="2024-01-01T00:00:00Z">
+      <w:ins w:id="129" w:author="PR Preview" w:date="2024-01-01T00:00:00Z">
         <w:r>
           <w:t xml:space="preserve"> </w:t>
         </w:r>
       </w:ins>
-      <w:ins w:id="127" w:author="PR Preview" w:date="2024-01-01T00:00:00Z">
+      <w:ins w:id="129" w:author="PR Preview" w:date="2024-01-01T00:00:00Z">
         <w:r>
           <w:t xml:space="preserve">(Chapter 15).</w:t>
         </w:r>
@@ -28379,7 +28732,7 @@
       <w:pPr>
         <w:pStyle w:val="BodyText"/>
       </w:pPr>
-      <w:ins w:id="131" w:author="PR Preview" w:date="2024-01-01T00:00:00Z">
+      <w:ins w:id="133" w:author="PR Preview" w:date="2024-01-01T00:00:00Z">
         <w:r>
           <w:t xml:space="preserve">The analyses of Sections 12.2-12.4 actually fit</w:t>
         </w:r>
@@ -28931,12 +29284,12 @@
       <w:pPr>
         <w:pStyle w:val="BodyText"/>
       </w:pPr>
-      <w:ins w:id="138" w:author="PR Preview" w:date="2024-01-01T00:00:00Z">
+      <w:ins w:id="140" w:author="PR Preview" w:date="2024-01-01T00:00:00Z">
         <w:r>
           <w:t xml:space="preserve">The superscript</w:t>
         </w:r>
       </w:ins>
-      <w:ins w:id="138" w:author="PR Preview" w:date="2024-01-01T00:00:00Z">
+      <w:ins w:id="140" w:author="PR Preview" w:date="2024-01-01T00:00:00Z">
         <w:r>
           <w:t xml:space="preserve"> </w:t>
         </w:r>
@@ -28955,27 +29308,27 @@
           <m:t>0</m:t>
         </m:r>
       </m:oMath>
-      <w:ins w:id="138" w:author="PR Preview" w:date="2024-01-01T00:00:00Z">
+      <w:ins w:id="140" w:author="PR Preview" w:date="2024-01-01T00:00:00Z">
         <w:r>
           <w:t xml:space="preserve"> </w:t>
         </w:r>
       </w:ins>
-      <w:ins w:id="138" w:author="PR Preview" w:date="2024-01-01T00:00:00Z">
+      <w:ins w:id="140" w:author="PR Preview" w:date="2024-01-01T00:00:00Z">
         <w:r>
           <w:t xml:space="preserve">makes explicit what many investigators mean by</w:t>
         </w:r>
       </w:ins>
-      <w:ins w:id="138" w:author="PR Preview" w:date="2024-01-01T00:00:00Z">
+      <w:ins w:id="140" w:author="PR Preview" w:date="2024-01-01T00:00:00Z">
         <w:r>
           <w:t xml:space="preserve"> </w:t>
         </w:r>
       </w:ins>
-      <w:ins w:id="138" w:author="PR Preview" w:date="2024-01-01T00:00:00Z">
+      <w:ins w:id="140" w:author="PR Preview" w:date="2024-01-01T00:00:00Z">
         <w:r>
           <w:t xml:space="preserve">“the causal effect of</w:t>
         </w:r>
       </w:ins>
-      <w:ins w:id="138" w:author="PR Preview" w:date="2024-01-01T00:00:00Z">
+      <w:ins w:id="140" w:author="PR Preview" w:date="2024-01-01T00:00:00Z">
         <w:r>
           <w:t xml:space="preserve"> </w:t>
         </w:r>
@@ -28985,17 +29338,17 @@
           <m:t>A</m:t>
         </m:r>
       </m:oMath>
-      <w:ins w:id="138" w:author="PR Preview" w:date="2024-01-01T00:00:00Z">
+      <w:ins w:id="140" w:author="PR Preview" w:date="2024-01-01T00:00:00Z">
         <w:r>
           <w:t xml:space="preserve">”</w:t>
         </w:r>
       </w:ins>
-      <w:ins w:id="138" w:author="PR Preview" w:date="2024-01-01T00:00:00Z">
+      <w:ins w:id="140" w:author="PR Preview" w:date="2024-01-01T00:00:00Z">
         <w:r>
           <w:t xml:space="preserve"> </w:t>
         </w:r>
       </w:ins>
-      <w:ins w:id="138" w:author="PR Preview" w:date="2024-01-01T00:00:00Z">
+      <w:ins w:id="140" w:author="PR Preview" w:date="2024-01-01T00:00:00Z">
         <w:r>
           <w:t xml:space="preserve">even when they omit it.</w:t>
         </w:r>
@@ -29528,7 +29881,7 @@
       <w:pPr>
         <w:pStyle w:val="BodyText"/>
       </w:pPr>
-      <w:ins w:id="141" w:author="PR Preview" w:date="2024-01-01T00:00:00Z">
+      <w:ins w:id="143" w:author="PR Preview" w:date="2024-01-01T00:00:00Z">
         <w:r>
           <w:t xml:space="preserve"> </w:t>
         </w:r>
@@ -29624,7 +29977,21 @@
               <w:t xml:space="preserve"> </w:t>
             </w:r>
             <w:r>
-              <w:t xml:space="preserve">The</w:t>
+              <w:t xml:space="preserve">For each treatment level</w:t>
+            </w:r>
+            <w:r>
+              <w:t xml:space="preserve"> </w:t>
+            </w:r>
+            <m:oMath>
+              <m:r>
+                <m:t>a</m:t>
+              </m:r>
+            </m:oMath>
+            <w:r>
+              <w:t xml:space="preserve"> </w:t>
+            </w:r>
+            <w:r>
+              <w:t xml:space="preserve">compared in the marginal structural model, the</w:t>
             </w:r>
             <w:r>
               <w:t xml:space="preserve"> </w:t>
@@ -31178,12 +31545,12 @@
       <w:pPr>
         <w:pStyle w:val="BodyText"/>
       </w:pPr>
-      <w:ins w:id="146" w:author="PR Preview" w:date="2024-01-01T00:00:00Z">
+      <w:ins w:id="148" w:author="PR Preview" w:date="2024-01-01T00:00:00Z">
         <w:r>
           <w:t xml:space="preserve">With either, fit the weighted model</w:t>
         </w:r>
       </w:ins>
-      <w:ins w:id="146" w:author="PR Preview" w:date="2024-01-01T00:00:00Z">
+      <w:ins w:id="148" w:author="PR Preview" w:date="2024-01-01T00:00:00Z">
         <w:r>
           <w:t xml:space="preserve"> </w:t>
         </w:r>
@@ -31276,17 +31643,17 @@
           <m:t>A</m:t>
         </m:r>
       </m:oMath>
-      <w:ins w:id="146" w:author="PR Preview" w:date="2024-01-01T00:00:00Z">
+      <w:ins w:id="148" w:author="PR Preview" w:date="2024-01-01T00:00:00Z">
         <w:r>
           <w:t xml:space="preserve"> </w:t>
         </w:r>
       </w:ins>
-      <w:ins w:id="146" w:author="PR Preview" w:date="2024-01-01T00:00:00Z">
+      <w:ins w:id="148" w:author="PR Preview" w:date="2024-01-01T00:00:00Z">
         <w:r>
           <w:t xml:space="preserve">to estimate the marginal structural model</w:t>
         </w:r>
       </w:ins>
-      <w:ins w:id="146" w:author="PR Preview" w:date="2024-01-01T00:00:00Z">
+      <w:ins w:id="148" w:author="PR Preview" w:date="2024-01-01T00:00:00Z">
         <w:r>
           <w:t xml:space="preserve"> </w:t>
         </w:r>
@@ -31379,22 +31746,22 @@
           <m:t>a</m:t>
         </m:r>
       </m:oMath>
-      <w:ins w:id="146" w:author="PR Preview" w:date="2024-01-01T00:00:00Z">
+      <w:ins w:id="148" w:author="PR Preview" w:date="2024-01-01T00:00:00Z">
         <w:r>
           <w:t xml:space="preserve">;</w:t>
         </w:r>
       </w:ins>
-      <w:ins w:id="146" w:author="PR Preview" w:date="2024-01-01T00:00:00Z">
+      <w:ins w:id="148" w:author="PR Preview" w:date="2024-01-01T00:00:00Z">
         <w:r>
           <w:t xml:space="preserve"> </w:t>
         </w:r>
       </w:ins>
-      <w:ins w:id="146" w:author="PR Preview" w:date="2024-01-01T00:00:00Z">
+      <w:ins w:id="148" w:author="PR Preview" w:date="2024-01-01T00:00:00Z">
         <w:r>
           <w:t xml:space="preserve">the stabilized version uses</w:t>
         </w:r>
       </w:ins>
-      <w:ins w:id="146" w:author="PR Preview" w:date="2024-01-01T00:00:00Z">
+      <w:ins w:id="148" w:author="PR Preview" w:date="2024-01-01T00:00:00Z">
         <w:r>
           <w:t xml:space="preserve"> </w:t>
         </w:r>
@@ -31425,12 +31792,12 @@
           </m:sup>
         </m:sSup>
       </m:oMath>
-      <w:ins w:id="146" w:author="PR Preview" w:date="2024-01-01T00:00:00Z">
+      <w:ins w:id="148" w:author="PR Preview" w:date="2024-01-01T00:00:00Z">
         <w:r>
           <w:t xml:space="preserve"> </w:t>
         </w:r>
       </w:ins>
-      <w:ins w:id="146" w:author="PR Preview" w:date="2024-01-01T00:00:00Z">
+      <w:ins w:id="148" w:author="PR Preview" w:date="2024-01-01T00:00:00Z">
         <w:r>
           <w:t xml:space="preserve">(</w:t>
         </w:r>
@@ -31443,7 +31810,7 @@
           <w:t xml:space="preserve">Definition 16</w:t>
         </w:r>
       </w:hyperlink>
-      <w:ins w:id="146" w:author="PR Preview" w:date="2024-01-01T00:00:00Z">
+      <w:ins w:id="148" w:author="PR Preview" w:date="2024-01-01T00:00:00Z">
         <w:r>
           <w:t xml:space="preserve">).</w:t>
         </w:r>
@@ -32182,7 +32549,7 @@
               <w:t xml:space="preserve"> </w:t>
             </w:r>
             <w:r>
-              <w:t xml:space="preserve">is any function of</w:t>
+              <w:t xml:space="preserve">is any positive function of</w:t>
             </w:r>
             <w:r>
               <w:t xml:space="preserve"> </w:t>
@@ -32502,7 +32869,7 @@
               <w:t xml:space="preserve"> </w:t>
             </w:r>
             <w:r>
-              <w:t xml:space="preserve">Under exchangeability and positivity:</w:t>
+              <w:t xml:space="preserve">Under conditional exchangeability, positivity, and consistency:</w:t>
             </w:r>
           </w:p>
           <w:p>
@@ -33302,7 +33669,7 @@
               <w:t xml:space="preserve"> </w:t>
             </w:r>
             <w:r>
-              <w:t xml:space="preserve">(assuming</w:t>
+              <w:t xml:space="preserve">(since</w:t>
             </w:r>
             <w:r>
               <w:t xml:space="preserve"> </w:t>
@@ -33330,7 +33697,7 @@
                 <m:rPr>
                   <m:sty m:val="p"/>
                 </m:rPr>
-                <m:t>≠</m:t>
+                <m:t>&gt;</m:t>
               </m:r>
               <m:r>
                 <m:t>0</m:t>
@@ -34168,7 +34535,21 @@
               <w:t xml:space="preserve"> </w:t>
             </w:r>
             <w:r>
-              <w:t xml:space="preserve">In the pseudo-population created by</w:t>
+              <w:t xml:space="preserve">For a treatment</w:t>
+            </w:r>
+            <w:r>
+              <w:t xml:space="preserve"> </w:t>
+            </w:r>
+            <m:oMath>
+              <m:r>
+                <m:t>A</m:t>
+              </m:r>
+            </m:oMath>
+            <w:r>
+              <w:t xml:space="preserve"> </w:t>
+            </w:r>
+            <w:r>
+              <w:t xml:space="preserve">with finitely many levels, under conditional exchangeability, positivity, and consistency, in the pseudo-population created by</w:t>
             </w:r>
             <w:r>
               <w:t xml:space="preserve"> </w:t>
@@ -35225,6 +35606,91 @@
       </w:rPr>
     </w:lvl>
   </w:abstractNum>
+  <w:abstractNum w:abstractNumId="99410">
+    <w:nsid w:val="00A99410"/>
+    <w:multiLevelType w:val="multilevel"/>
+    <w:lvl w:ilvl="0">
+      <w:start w:val="0"/>
+      <w:numFmt w:val="decimal"/>
+      <w:lvlText w:val="%1."/>
+      <w:lvlJc w:val="left"/>
+      <w:pPr>
+        <w:ind w:left="720" w:hanging="360"/>
+      </w:pPr>
+    </w:lvl>
+    <w:lvl w:ilvl="1">
+      <w:start w:val="0"/>
+      <w:numFmt w:val="decimal"/>
+      <w:lvlText w:val="%2."/>
+      <w:lvlJc w:val="left"/>
+      <w:pPr>
+        <w:ind w:left="1440" w:hanging="360"/>
+      </w:pPr>
+    </w:lvl>
+    <w:lvl w:ilvl="2">
+      <w:start w:val="0"/>
+      <w:numFmt w:val="decimal"/>
+      <w:lvlText w:val="%3."/>
+      <w:lvlJc w:val="left"/>
+      <w:pPr>
+        <w:ind w:left="2160" w:hanging="360"/>
+      </w:pPr>
+    </w:lvl>
+    <w:lvl w:ilvl="3">
+      <w:start w:val="0"/>
+      <w:numFmt w:val="decimal"/>
+      <w:lvlText w:val="%4."/>
+      <w:lvlJc w:val="left"/>
+      <w:pPr>
+        <w:ind w:left="2880" w:hanging="360"/>
+      </w:pPr>
+    </w:lvl>
+    <w:lvl w:ilvl="4">
+      <w:start w:val="0"/>
+      <w:numFmt w:val="decimal"/>
+      <w:lvlText w:val="%5."/>
+      <w:lvlJc w:val="left"/>
+      <w:pPr>
+        <w:ind w:left="3600" w:hanging="360"/>
+      </w:pPr>
+    </w:lvl>
+    <w:lvl w:ilvl="5">
+      <w:start w:val="0"/>
+      <w:numFmt w:val="decimal"/>
+      <w:lvlText w:val="%6."/>
+      <w:lvlJc w:val="left"/>
+      <w:pPr>
+        <w:ind w:left="4320" w:hanging="360"/>
+      </w:pPr>
+    </w:lvl>
+    <w:lvl w:ilvl="6">
+      <w:start w:val="0"/>
+      <w:numFmt w:val="decimal"/>
+      <w:lvlText w:val="%7."/>
+      <w:lvlJc w:val="left"/>
+      <w:pPr>
+        <w:ind w:left="5040" w:hanging="360"/>
+      </w:pPr>
+    </w:lvl>
+    <w:lvl w:ilvl="7">
+      <w:start w:val="0"/>
+      <w:numFmt w:val="decimal"/>
+      <w:lvlText w:val="%8."/>
+      <w:lvlJc w:val="left"/>
+      <w:pPr>
+        <w:ind w:left="5760" w:hanging="360"/>
+      </w:pPr>
+    </w:lvl>
+    <w:lvl w:ilvl="8">
+      <w:start w:val="0"/>
+      <w:numFmt w:val="decimal"/>
+      <w:lvlText w:val="%9."/>
+      <w:lvlJc w:val="left"/>
+      <w:pPr>
+        <w:ind w:left="6480" w:hanging="360"/>
+      </w:pPr>
+    </w:lvl>
+  </w:abstractNum>
   <w:abstractNum w:abstractNumId="99411">
     <w:nsid w:val="00A99411"/>
     <w:multiLevelType w:val="multilevel"/>
@@ -35329,33 +35795,33 @@
     <w:abstractNumId w:val="991"/>
   </w:num>
   <w:num w:numId="1006">
-    <w:abstractNumId w:val="99411"/>
+    <w:abstractNumId w:val="99410"/>
     <w:lvlOverride w:ilvl="0">
-      <w:startOverride w:val="1"/>
+      <w:startOverride w:val="0"/>
     </w:lvlOverride>
     <w:lvlOverride w:ilvl="1">
-      <w:startOverride w:val="1"/>
+      <w:startOverride w:val="0"/>
     </w:lvlOverride>
     <w:lvlOverride w:ilvl="2">
-      <w:startOverride w:val="1"/>
+      <w:startOverride w:val="0"/>
     </w:lvlOverride>
     <w:lvlOverride w:ilvl="3">
-      <w:startOverride w:val="1"/>
+      <w:startOverride w:val="0"/>
     </w:lvlOverride>
     <w:lvlOverride w:ilvl="4">
-      <w:startOverride w:val="1"/>
+      <w:startOverride w:val="0"/>
     </w:lvlOverride>
     <w:lvlOverride w:ilvl="5">
-      <w:startOverride w:val="1"/>
+      <w:startOverride w:val="0"/>
     </w:lvlOverride>
     <w:lvlOverride w:ilvl="6">
-      <w:startOverride w:val="1"/>
+      <w:startOverride w:val="0"/>
     </w:lvlOverride>
     <w:lvlOverride w:ilvl="7">
-      <w:startOverride w:val="1"/>
+      <w:startOverride w:val="0"/>
     </w:lvlOverride>
     <w:lvlOverride w:ilvl="8">
-      <w:startOverride w:val="1"/>
+      <w:startOverride w:val="0"/>
     </w:lvlOverride>
   </w:num>
   <w:num w:numId="1007">

--- a/pr-preview/pr-99/chapters/12-ip-weighting-marginal-structural-models-tracked-changes.docx
+++ b/pr-preview/pr-99/chapters/12-ip-weighting-marginal-structural-models-tracked-changes.docx
@@ -20604,7 +20604,7 @@
     </w:tbl>
     <w:bookmarkEnd w:id="52"/>
     <w:bookmarkEnd w:id="53"/>
-    <w:bookmarkStart w:id="73" w:name="marginal-structural-models-pp.-169-171"/>
+    <w:bookmarkStart w:id="74" w:name="marginal-structural-models-pp.-169-171"/>
     <w:p>
       <w:pPr>
         <w:pStyle w:val="Heading2"/>
@@ -21512,12 +21512,21 @@
         </w:pict>
       </w:r>
     </w:p>
+    <w:bookmarkStart w:id="58" w:name="Xe84582f68f8c1f71091cc7201b90d5a3c2b7dcb"/>
+    <w:p>
+      <w:pPr>
+        <w:pStyle w:val="Heading3"/>
+      </w:pPr>
+      <w:r>
+        <w:t xml:space="preserve">4.1 Fitting a Marginal Structural Model by IP Weighting</w:t>
+      </w:r>
+    </w:p>
     <w:bookmarkStart w:id="56" w:name="alg-fit-msm-ipw"/>
     <w:p>
       <w:pPr>
         <w:pStyle w:val="FirstParagraph"/>
       </w:pPr>
-      <w:ins w:id="90" w:author="PR Preview" w:date="2024-01-01T00:00:00Z">
+      <w:ins w:id="91" w:author="PR Preview" w:date="2024-01-01T00:00:00Z">
         <w:r>
           <w:rPr>
             <w:b/>
@@ -21526,12 +21535,12 @@
           <w:t xml:space="preserve">Algorithm 3 (Fitting a Marginal Structural Model by IP Weighting)</w:t>
         </w:r>
       </w:ins>
-      <w:ins w:id="90" w:author="PR Preview" w:date="2024-01-01T00:00:00Z">
+      <w:ins w:id="91" w:author="PR Preview" w:date="2024-01-01T00:00:00Z">
         <w:r>
           <w:t xml:space="preserve"> </w:t>
         </w:r>
       </w:ins>
-      <w:ins w:id="90" w:author="PR Preview" w:date="2024-01-01T00:00:00Z">
+      <w:ins w:id="91" w:author="PR Preview" w:date="2024-01-01T00:00:00Z">
         <w:r>
           <w:t xml:space="preserve"> </w:t>
         </w:r>
@@ -21545,7 +21554,7 @@
           <w:numId w:val="1022"/>
         </w:numPr>
       </w:pPr>
-      <w:ins w:id="91" w:author="PR Preview" w:date="2024-01-01T00:00:00Z">
+      <w:ins w:id="92" w:author="PR Preview" w:date="2024-01-01T00:00:00Z">
         <w:r>
           <w:t xml:space="preserve">Use IP weights to create a pseudo-population (</w:t>
         </w:r>
@@ -21558,12 +21567,12 @@
           <w:t xml:space="preserve">Definition 2</w:t>
         </w:r>
       </w:hyperlink>
-      <w:ins w:id="91" w:author="PR Preview" w:date="2024-01-01T00:00:00Z">
+      <w:ins w:id="92" w:author="PR Preview" w:date="2024-01-01T00:00:00Z">
         <w:r>
           <w:t xml:space="preserve">) in which, under the assumptions of</w:t>
         </w:r>
       </w:ins>
-      <w:ins w:id="91" w:author="PR Preview" w:date="2024-01-01T00:00:00Z">
+      <w:ins w:id="92" w:author="PR Preview" w:date="2024-01-01T00:00:00Z">
         <w:r>
           <w:t xml:space="preserve"> </w:t>
         </w:r>
@@ -21576,7 +21585,7 @@
           <w:t xml:space="preserve">Proposition 1</w:t>
         </w:r>
       </w:hyperlink>
-      <w:ins w:id="91" w:author="PR Preview" w:date="2024-01-01T00:00:00Z">
+      <w:ins w:id="92" w:author="PR Preview" w:date="2024-01-01T00:00:00Z">
         <w:r>
           <w:t xml:space="preserve">, association is causation.</w:t>
         </w:r>
@@ -22563,16 +22572,15 @@
         </w:pict>
       </w:r>
     </w:p>
-    <w:bookmarkStart w:id="59" w:name="X12296c4f520172fb40d8d6c4d99ed3c0f68f274"/>
+    <w:bookmarkEnd w:id="58"/>
+    <w:bookmarkStart w:id="60" w:name="X12296c4f520172fb40d8d6c4d99ed3c0f68f274"/>
     <w:p>
       <w:pPr>
         <w:pStyle w:val="Heading3"/>
       </w:pPr>
-      <w:ins w:id="97" w:author="PR Preview" w:date="2024-01-01T00:00:00Z">
-        <w:r>
-          <w:t xml:space="preserve">4.1 Continuous Treatment: Change in Smoking Intensity</w:t>
-        </w:r>
-      </w:ins>
+      <w:r>
+        <w:t xml:space="preserve">4.2 Continuous Treatment: Change in Smoking Intensity</w:t>
+      </w:r>
     </w:p>
     <w:p>
       <w:pPr>
@@ -22816,7 +22824,7 @@
               <w:spacing w:before="16" w:after="64"/>
             </w:pPr>
           </w:p>
-          <w:bookmarkStart w:id="58" w:name="def-msm-continuous"/>
+          <w:bookmarkStart w:id="59" w:name="def-msm-continuous"/>
           <w:p>
             <w:pPr>
               <w:pStyle w:val="BodyText"/>
@@ -23014,7 +23022,7 @@
               <w:t xml:space="preserve">is the mean weight gain with no change in smoking intensity.</w:t>
             </w:r>
           </w:p>
-          <w:bookmarkEnd w:id="58"/>
+          <w:bookmarkEnd w:id="59"/>
         </w:tc>
       </w:tr>
     </w:tbl>
@@ -23025,17 +23033,15 @@
         </w:pict>
       </w:r>
     </w:p>
-    <w:bookmarkEnd w:id="59"/>
-    <w:bookmarkStart w:id="61" w:name="Xbc3f19534599f45786ca228b19d146f3357f540"/>
+    <w:bookmarkEnd w:id="60"/>
+    <w:bookmarkStart w:id="62" w:name="Xbc3f19534599f45786ca228b19d146f3357f540"/>
     <w:p>
       <w:pPr>
         <w:pStyle w:val="Heading3"/>
       </w:pPr>
-      <w:ins w:id="101" w:author="PR Preview" w:date="2024-01-01T00:00:00Z">
-        <w:r>
-          <w:t xml:space="preserve">4.2 Effect of Increasing Intensity by 20 Cigarettes/Day</w:t>
-        </w:r>
-      </w:ins>
+      <w:r>
+        <w:t xml:space="preserve">4.3 Effect of Increasing Intensity by 20 Cigarettes/Day</w:t>
+      </w:r>
     </w:p>
     <w:tbl>
       <w:tblPr>
@@ -23071,7 +23077,7 @@
               <w:spacing w:before="16" w:after="64"/>
             </w:pPr>
           </w:p>
-          <w:bookmarkStart w:id="60" w:name="exm-msm-20-cigarettes"/>
+          <w:bookmarkStart w:id="61" w:name="exm-msm-20-cigarettes"/>
           <w:p>
             <w:pPr>
               <w:pStyle w:val="BodyText"/>
@@ -23452,7 +23458,7 @@
               </m:oMath>
             </m:oMathPara>
           </w:p>
-          <w:bookmarkEnd w:id="60"/>
+          <w:bookmarkEnd w:id="61"/>
         </w:tc>
       </w:tr>
     </w:tbl>
@@ -23641,17 +23647,15 @@
         </w:pict>
       </w:r>
     </w:p>
-    <w:bookmarkEnd w:id="61"/>
-    <w:bookmarkStart w:id="69" w:name="weights-for-a-continuous-treatment"/>
+    <w:bookmarkEnd w:id="62"/>
+    <w:bookmarkStart w:id="70" w:name="weights-for-a-continuous-treatment"/>
     <w:p>
       <w:pPr>
         <w:pStyle w:val="Heading3"/>
       </w:pPr>
-      <w:ins w:id="104" w:author="PR Preview" w:date="2024-01-01T00:00:00Z">
-        <w:r>
-          <w:t xml:space="preserve">4.3 Weights for a Continuous Treatment</w:t>
-        </w:r>
-      </w:ins>
+      <w:r>
+        <w:t xml:space="preserve">4.4 Weights for a Continuous Treatment</w:t>
+      </w:r>
     </w:p>
     <w:p>
       <w:pPr>
@@ -23774,7 +23778,7 @@
               <w:spacing w:before="16" w:after="64"/>
             </w:pPr>
           </w:p>
-          <w:bookmarkStart w:id="62" w:name="exm-nhefs-continuous-weights"/>
+          <w:bookmarkStart w:id="63" w:name="exm-nhefs-continuous-weights"/>
           <w:p>
             <w:pPr>
               <w:pStyle w:val="BodyText"/>
@@ -23995,7 +23999,7 @@
               <w:t xml:space="preserve">ranged from 0.19 to 5.10, with mean 1.00.</w:t>
             </w:r>
           </w:p>
-          <w:bookmarkEnd w:id="62"/>
+          <w:bookmarkEnd w:id="63"/>
         </w:tc>
       </w:tr>
     </w:tbl>
@@ -24040,18 +24044,18 @@
                 <wp:inline>
                   <wp:extent cx="152400" cy="152400"/>
                   <wp:effectExtent b="0" l="0" r="0" t="0"/>
-                  <wp:docPr descr="" title="" id="64" name="Picture"/>
+                  <wp:docPr descr="" title="" id="65" name="Picture"/>
                   <a:graphic>
                     <a:graphicData uri="http://schemas.openxmlformats.org/drawingml/2006/picture">
                       <pic:pic>
                         <pic:nvPicPr>
-                          <pic:cNvPr descr="/opt/quarto/share/formats/docx/warning.png" id="65" name="Picture"/>
+                          <pic:cNvPr descr="/opt/quarto/share/formats/docx/warning.png" id="66" name="Picture"/>
                           <pic:cNvPicPr>
                             <a:picLocks noChangeArrowheads="1" noChangeAspect="1"/>
                           </pic:cNvPicPr>
                         </pic:nvPicPr>
                         <pic:blipFill>
-                          <a:blip r:embed="rId63"/>
+                          <a:blip r:embed="rId64"/>
                           <a:stretch>
                             <a:fillRect/>
                           </a:stretch>
@@ -24212,7 +24216,7 @@
               <w:spacing w:before="16" w:after="64"/>
             </w:pPr>
           </w:p>
-          <w:bookmarkStart w:id="66" w:name="exm-nhefs-continuous"/>
+          <w:bookmarkStart w:id="67" w:name="exm-nhefs-continuous"/>
           <w:p>
             <w:pPr>
               <w:pStyle w:val="BodyText"/>
@@ -24671,7 +24675,7 @@
               </w:tc>
             </w:tr>
           </w:tbl>
-          <w:bookmarkEnd w:id="66"/>
+          <w:bookmarkEnd w:id="67"/>
         </w:tc>
       </w:tr>
     </w:tbl>
@@ -24716,18 +24720,18 @@
                 <wp:inline>
                   <wp:extent cx="152400" cy="152400"/>
                   <wp:effectExtent b="0" l="0" r="0" t="0"/>
-                  <wp:docPr descr="" title="" id="67" name="Picture"/>
+                  <wp:docPr descr="" title="" id="68" name="Picture"/>
                   <a:graphic>
                     <a:graphicData uri="http://schemas.openxmlformats.org/drawingml/2006/picture">
                       <pic:pic>
                         <pic:nvPicPr>
-                          <pic:cNvPr descr="/opt/quarto/share/formats/docx/warning.png" id="68" name="Picture"/>
+                          <pic:cNvPr descr="/opt/quarto/share/formats/docx/warning.png" id="69" name="Picture"/>
                           <pic:cNvPicPr>
                             <a:picLocks noChangeArrowheads="1" noChangeAspect="1"/>
                           </pic:cNvPicPr>
                         </pic:nvPicPr>
                         <pic:blipFill>
-                          <a:blip r:embed="rId63"/>
+                          <a:blip r:embed="rId64"/>
                           <a:stretch>
                             <a:fillRect/>
                           </a:stretch>
@@ -25082,17 +25086,15 @@
         </w:pict>
       </w:r>
     </w:p>
-    <w:bookmarkEnd w:id="69"/>
-    <w:bookmarkStart w:id="72" w:name="Xf1b7fce8ba51efc151a1f2d69077bf7491d4647"/>
+    <w:bookmarkEnd w:id="70"/>
+    <w:bookmarkStart w:id="73" w:name="Xf1b7fce8ba51efc151a1f2d69077bf7491d4647"/>
     <w:p>
       <w:pPr>
         <w:pStyle w:val="Heading3"/>
       </w:pPr>
-      <w:ins w:id="108" w:author="PR Preview" w:date="2024-01-01T00:00:00Z">
-        <w:r>
-          <w:t xml:space="preserve">4.4 Dichotomous Outcome: Marginal Structural Logistic Model</w:t>
-        </w:r>
-      </w:ins>
+      <w:r>
+        <w:t xml:space="preserve">4.5 Dichotomous Outcome: Marginal Structural Logistic Model</w:t>
+      </w:r>
     </w:p>
     <w:tbl>
       <w:tblPr>
@@ -25128,7 +25130,7 @@
               <w:spacing w:before="16" w:after="64"/>
             </w:pPr>
           </w:p>
-          <w:bookmarkStart w:id="70" w:name="def-msm-logistic"/>
+          <w:bookmarkStart w:id="71" w:name="def-msm-logistic"/>
           <w:p>
             <w:pPr>
               <w:pStyle w:val="BodyText"/>
@@ -25280,7 +25282,7 @@
               </m:oMath>
             </m:oMathPara>
           </w:p>
-          <w:bookmarkEnd w:id="70"/>
+          <w:bookmarkEnd w:id="71"/>
         </w:tc>
       </w:tr>
     </w:tbl>
@@ -25288,12 +25290,12 @@
       <w:pPr>
         <w:pStyle w:val="FirstParagraph"/>
       </w:pPr>
-      <w:ins w:id="109" w:author="PR Preview" w:date="2024-01-01T00:00:00Z">
+      <w:ins w:id="110" w:author="PR Preview" w:date="2024-01-01T00:00:00Z">
         <w:r>
           <w:t xml:space="preserve">For a dichotomous treatment,</w:t>
         </w:r>
       </w:ins>
-      <w:ins w:id="109" w:author="PR Preview" w:date="2024-01-01T00:00:00Z">
+      <w:ins w:id="110" w:author="PR Preview" w:date="2024-01-01T00:00:00Z">
         <w:r>
           <w:t xml:space="preserve"> </w:t>
         </w:r>
@@ -25329,17 +25331,17 @@
           </m:e>
         </m:d>
       </m:oMath>
-      <w:ins w:id="109" w:author="PR Preview" w:date="2024-01-01T00:00:00Z">
+      <w:ins w:id="110" w:author="PR Preview" w:date="2024-01-01T00:00:00Z">
         <w:r>
           <w:t xml:space="preserve"> </w:t>
         </w:r>
       </w:ins>
-      <w:ins w:id="109" w:author="PR Preview" w:date="2024-01-01T00:00:00Z">
+      <w:ins w:id="110" w:author="PR Preview" w:date="2024-01-01T00:00:00Z">
         <w:r>
           <w:t xml:space="preserve">in</w:t>
         </w:r>
       </w:ins>
-      <w:ins w:id="109" w:author="PR Preview" w:date="2024-01-01T00:00:00Z">
+      <w:ins w:id="110" w:author="PR Preview" w:date="2024-01-01T00:00:00Z">
         <w:r>
           <w:t xml:space="preserve"> </w:t>
         </w:r>
@@ -25352,17 +25354,17 @@
           <w:t xml:space="preserve">Definition 8</w:t>
         </w:r>
       </w:hyperlink>
-      <w:ins w:id="109" w:author="PR Preview" w:date="2024-01-01T00:00:00Z">
+      <w:ins w:id="110" w:author="PR Preview" w:date="2024-01-01T00:00:00Z">
         <w:r>
           <w:t xml:space="preserve"> </w:t>
         </w:r>
       </w:ins>
-      <w:ins w:id="109" w:author="PR Preview" w:date="2024-01-01T00:00:00Z">
+      <w:ins w:id="110" w:author="PR Preview" w:date="2024-01-01T00:00:00Z">
         <w:r>
           <w:t xml:space="preserve">is the causal odds ratio comparing</w:t>
         </w:r>
       </w:ins>
-      <w:ins w:id="109" w:author="PR Preview" w:date="2024-01-01T00:00:00Z">
+      <w:ins w:id="110" w:author="PR Preview" w:date="2024-01-01T00:00:00Z">
         <w:r>
           <w:t xml:space="preserve"> </w:t>
         </w:r>
@@ -25381,17 +25383,17 @@
           <m:t>1</m:t>
         </m:r>
       </m:oMath>
-      <w:ins w:id="109" w:author="PR Preview" w:date="2024-01-01T00:00:00Z">
+      <w:ins w:id="110" w:author="PR Preview" w:date="2024-01-01T00:00:00Z">
         <w:r>
           <w:t xml:space="preserve"> </w:t>
         </w:r>
       </w:ins>
-      <w:ins w:id="109" w:author="PR Preview" w:date="2024-01-01T00:00:00Z">
+      <w:ins w:id="110" w:author="PR Preview" w:date="2024-01-01T00:00:00Z">
         <w:r>
           <w:t xml:space="preserve">with</w:t>
         </w:r>
       </w:ins>
-      <w:ins w:id="109" w:author="PR Preview" w:date="2024-01-01T00:00:00Z">
+      <w:ins w:id="110" w:author="PR Preview" w:date="2024-01-01T00:00:00Z">
         <w:r>
           <w:t xml:space="preserve"> </w:t>
         </w:r>
@@ -25410,12 +25412,12 @@
           <m:t>0</m:t>
         </m:r>
       </m:oMath>
-      <w:ins w:id="109" w:author="PR Preview" w:date="2024-01-01T00:00:00Z">
+      <w:ins w:id="110" w:author="PR Preview" w:date="2024-01-01T00:00:00Z">
         <w:r>
           <w:t xml:space="preserve">.</w:t>
         </w:r>
       </w:ins>
-      <w:ins w:id="109" w:author="PR Preview" w:date="2024-01-01T00:00:00Z">
+      <w:ins w:id="110" w:author="PR Preview" w:date="2024-01-01T00:00:00Z">
         <w:r>
           <w:t xml:space="preserve"> </w:t>
         </w:r>
@@ -25451,17 +25453,17 @@
           </m:e>
         </m:d>
       </m:oMath>
-      <w:ins w:id="109" w:author="PR Preview" w:date="2024-01-01T00:00:00Z">
+      <w:ins w:id="110" w:author="PR Preview" w:date="2024-01-01T00:00:00Z">
         <w:r>
           <w:t xml:space="preserve"> </w:t>
         </w:r>
       </w:ins>
-      <w:ins w:id="109" w:author="PR Preview" w:date="2024-01-01T00:00:00Z">
+      <w:ins w:id="110" w:author="PR Preview" w:date="2024-01-01T00:00:00Z">
         <w:r>
           <w:t xml:space="preserve">is estimated by</w:t>
         </w:r>
       </w:ins>
-      <w:ins w:id="109" w:author="PR Preview" w:date="2024-01-01T00:00:00Z">
+      <w:ins w:id="110" w:author="PR Preview" w:date="2024-01-01T00:00:00Z">
         <w:r>
           <w:t xml:space="preserve"> </w:t>
         </w:r>
@@ -25504,17 +25506,17 @@
           </m:e>
         </m:d>
       </m:oMath>
-      <w:ins w:id="109" w:author="PR Preview" w:date="2024-01-01T00:00:00Z">
+      <w:ins w:id="110" w:author="PR Preview" w:date="2024-01-01T00:00:00Z">
         <w:r>
           <w:t xml:space="preserve"> </w:t>
         </w:r>
       </w:ins>
-      <w:ins w:id="109" w:author="PR Preview" w:date="2024-01-01T00:00:00Z">
+      <w:ins w:id="110" w:author="PR Preview" w:date="2024-01-01T00:00:00Z">
         <w:r>
           <w:t xml:space="preserve">from fitting</w:t>
         </w:r>
       </w:ins>
-      <w:ins w:id="109" w:author="PR Preview" w:date="2024-01-01T00:00:00Z">
+      <w:ins w:id="110" w:author="PR Preview" w:date="2024-01-01T00:00:00Z">
         <w:r>
           <w:t xml:space="preserve"> </w:t>
         </w:r>
@@ -25606,12 +25608,12 @@
           <m:t>A</m:t>
         </m:r>
       </m:oMath>
-      <w:ins w:id="109" w:author="PR Preview" w:date="2024-01-01T00:00:00Z">
+      <w:ins w:id="110" w:author="PR Preview" w:date="2024-01-01T00:00:00Z">
         <w:r>
           <w:t xml:space="preserve"> </w:t>
         </w:r>
       </w:ins>
-      <w:ins w:id="109" w:author="PR Preview" w:date="2024-01-01T00:00:00Z">
+      <w:ins w:id="110" w:author="PR Preview" w:date="2024-01-01T00:00:00Z">
         <w:r>
           <w:t xml:space="preserve">to the IP weighted pseudo-population (</w:t>
         </w:r>
@@ -25624,7 +25626,7 @@
           <w:t xml:space="preserve">Definition 2</w:t>
         </w:r>
       </w:hyperlink>
-      <w:ins w:id="109" w:author="PR Preview" w:date="2024-01-01T00:00:00Z">
+      <w:ins w:id="110" w:author="PR Preview" w:date="2024-01-01T00:00:00Z">
         <w:r>
           <w:t xml:space="preserve">).</w:t>
         </w:r>
@@ -25664,7 +25666,7 @@
               <w:spacing w:before="16" w:after="64"/>
             </w:pPr>
           </w:p>
-          <w:bookmarkStart w:id="71" w:name="exm-nhefs-death"/>
+          <w:bookmarkStart w:id="72" w:name="exm-nhefs-death"/>
           <w:p>
             <w:pPr>
               <w:pStyle w:val="BodyText"/>
@@ -25767,7 +25769,7 @@
               <w:t xml:space="preserve">(95% CI: 0.8, 1.4).</w:t>
             </w:r>
           </w:p>
-          <w:bookmarkEnd w:id="71"/>
+          <w:bookmarkEnd w:id="72"/>
         </w:tc>
       </w:tr>
     </w:tbl>
@@ -25794,9 +25796,9 @@
         <w:t xml:space="preserve">.</w:t>
       </w:r>
     </w:p>
-    <w:bookmarkEnd w:id="72"/>
     <w:bookmarkEnd w:id="73"/>
-    <w:bookmarkStart w:id="86" w:name="X05a1492e695e00799298d26bd4a65ffb0c6b129"/>
+    <w:bookmarkEnd w:id="74"/>
+    <w:bookmarkStart w:id="87" w:name="X05a1492e695e00799298d26bd4a65ffb0c6b129"/>
     <w:p>
       <w:pPr>
         <w:pStyle w:val="Heading2"/>
@@ -25890,7 +25892,7 @@
               <w:spacing w:before="16" w:after="64"/>
             </w:pPr>
           </w:p>
-          <w:bookmarkStart w:id="74" w:name="def-msm-effect-modification"/>
+          <w:bookmarkStart w:id="75" w:name="def-msm-effect-modification"/>
           <w:p>
             <w:pPr>
               <w:pStyle w:val="BodyText"/>
@@ -26803,7 +26805,7 @@
               </m:oMath>
             </m:oMathPara>
           </w:p>
-          <w:bookmarkEnd w:id="74"/>
+          <w:bookmarkEnd w:id="75"/>
         </w:tc>
       </w:tr>
     </w:tbl>
@@ -26918,7 +26920,7 @@
         </w:pict>
       </w:r>
     </w:p>
-    <w:bookmarkStart w:id="77" w:name="fitting-the-model"/>
+    <w:bookmarkStart w:id="78" w:name="fitting-the-model"/>
     <w:p>
       <w:pPr>
         <w:pStyle w:val="Heading3"/>
@@ -26927,12 +26929,12 @@
         <w:t xml:space="preserve">5.1 Fitting the Model</w:t>
       </w:r>
     </w:p>
-    <w:bookmarkStart w:id="75" w:name="alg-fit-msm-effect-modifier"/>
+    <w:bookmarkStart w:id="76" w:name="alg-fit-msm-effect-modifier"/>
     <w:p>
       <w:pPr>
         <w:pStyle w:val="FirstParagraph"/>
       </w:pPr>
-      <w:ins w:id="1118" w:author="PR Preview" w:date="2024-01-01T00:00:00Z">
+      <w:ins w:id="1119" w:author="PR Preview" w:date="2024-01-01T00:00:00Z">
         <w:r>
           <w:rPr>
             <w:b/>
@@ -26941,12 +26943,12 @@
           <w:t xml:space="preserve">Algorithm 4 (Fitting a Marginal Structural Model with an Effect Modifier)</w:t>
         </w:r>
       </w:ins>
-      <w:ins w:id="1118" w:author="PR Preview" w:date="2024-01-01T00:00:00Z">
+      <w:ins w:id="1119" w:author="PR Preview" w:date="2024-01-01T00:00:00Z">
         <w:r>
           <w:t xml:space="preserve"> </w:t>
         </w:r>
       </w:ins>
-      <w:ins w:id="1118" w:author="PR Preview" w:date="2024-01-01T00:00:00Z">
+      <w:ins w:id="1119" w:author="PR Preview" w:date="2024-01-01T00:00:00Z">
         <w:r>
           <w:t xml:space="preserve"> </w:t>
         </w:r>
@@ -27208,12 +27210,12 @@
           <w:numId w:val="1024"/>
         </w:numPr>
       </w:pPr>
-      <w:ins w:id="121" w:author="PR Preview" w:date="2024-01-01T00:00:00Z">
+      <w:ins w:id="122" w:author="PR Preview" w:date="2024-01-01T00:00:00Z">
         <w:r>
           <w:t xml:space="preserve">Because the model is within levels of</w:t>
         </w:r>
       </w:ins>
-      <w:ins w:id="121" w:author="PR Preview" w:date="2024-01-01T00:00:00Z">
+      <w:ins w:id="122" w:author="PR Preview" w:date="2024-01-01T00:00:00Z">
         <w:r>
           <w:t xml:space="preserve"> </w:t>
         </w:r>
@@ -27223,12 +27225,12 @@
           <m:t>V</m:t>
         </m:r>
       </m:oMath>
-      <w:ins w:id="121" w:author="PR Preview" w:date="2024-01-01T00:00:00Z">
+      <w:ins w:id="122" w:author="PR Preview" w:date="2024-01-01T00:00:00Z">
         <w:r>
           <w:t xml:space="preserve">, the numerator can be</w:t>
         </w:r>
       </w:ins>
-      <w:ins w:id="121" w:author="PR Preview" w:date="2024-01-01T00:00:00Z">
+      <w:ins w:id="122" w:author="PR Preview" w:date="2024-01-01T00:00:00Z">
         <w:r>
           <w:t xml:space="preserve"> </w:t>
         </w:r>
@@ -27262,13 +27264,13 @@
           <m:t>]</m:t>
         </m:r>
       </m:oMath>
-      <w:ins w:id="121" w:author="PR Preview" w:date="2024-01-01T00:00:00Z">
+      <w:ins w:id="122" w:author="PR Preview" w:date="2024-01-01T00:00:00Z">
         <w:r>
           <w:t xml:space="preserve">.</w:t>
         </w:r>
       </w:ins>
     </w:p>
-    <w:bookmarkEnd w:id="75"/>
+    <w:bookmarkEnd w:id="76"/>
     <w:tbl>
       <w:tblPr>
         <w:tblStyle w:val="Table"/>
@@ -27303,7 +27305,7 @@
               <w:spacing w:before="16" w:after="64"/>
             </w:pPr>
           </w:p>
-          <w:bookmarkStart w:id="76" w:name="def-stabilized-weights-v"/>
+          <w:bookmarkStart w:id="77" w:name="def-stabilized-weights-v"/>
           <w:p>
             <w:pPr>
               <w:pStyle w:val="BodyText"/>
@@ -27545,7 +27547,7 @@
               <w:t xml:space="preserve">added to the numerator’s logistic model.</w:t>
             </w:r>
           </w:p>
-          <w:bookmarkEnd w:id="76"/>
+          <w:bookmarkEnd w:id="77"/>
         </w:tc>
       </w:tr>
     </w:tbl>
@@ -27553,12 +27555,12 @@
       <w:pPr>
         <w:pStyle w:val="BodyText"/>
       </w:pPr>
-      <w:ins w:id="122" w:author="PR Preview" w:date="2024-01-01T00:00:00Z">
+      <w:ins w:id="123" w:author="PR Preview" w:date="2024-01-01T00:00:00Z">
         <w:r>
           <w:t xml:space="preserve">Either</w:t>
         </w:r>
       </w:ins>
-      <w:ins w:id="122" w:author="PR Preview" w:date="2024-01-01T00:00:00Z">
+      <w:ins w:id="123" w:author="PR Preview" w:date="2024-01-01T00:00:00Z">
         <w:r>
           <w:t xml:space="preserve"> </w:t>
         </w:r>
@@ -27580,17 +27582,17 @@
           </m:sup>
         </m:sSup>
       </m:oMath>
-      <w:ins w:id="122" w:author="PR Preview" w:date="2024-01-01T00:00:00Z">
+      <w:ins w:id="123" w:author="PR Preview" w:date="2024-01-01T00:00:00Z">
         <w:r>
           <w:t xml:space="preserve"> </w:t>
         </w:r>
       </w:ins>
-      <w:ins w:id="122" w:author="PR Preview" w:date="2024-01-01T00:00:00Z">
+      <w:ins w:id="123" w:author="PR Preview" w:date="2024-01-01T00:00:00Z">
         <w:r>
           <w:t xml:space="preserve">or</w:t>
         </w:r>
       </w:ins>
-      <w:ins w:id="122" w:author="PR Preview" w:date="2024-01-01T00:00:00Z">
+      <w:ins w:id="123" w:author="PR Preview" w:date="2024-01-01T00:00:00Z">
         <w:r>
           <w:t xml:space="preserve"> </w:t>
         </w:r>
@@ -27627,12 +27629,12 @@
           <m:t>)</m:t>
         </m:r>
       </m:oMath>
-      <w:ins w:id="122" w:author="PR Preview" w:date="2024-01-01T00:00:00Z">
+      <w:ins w:id="123" w:author="PR Preview" w:date="2024-01-01T00:00:00Z">
         <w:r>
           <w:t xml:space="preserve"> </w:t>
         </w:r>
       </w:ins>
-      <w:ins w:id="122" w:author="PR Preview" w:date="2024-01-01T00:00:00Z">
+      <w:ins w:id="123" w:author="PR Preview" w:date="2024-01-01T00:00:00Z">
         <w:r>
           <w:t xml:space="preserve">(</w:t>
         </w:r>
@@ -27645,7 +27647,7 @@
           <w:t xml:space="preserve">Definition 10</w:t>
         </w:r>
       </w:hyperlink>
-      <w:ins w:id="122" w:author="PR Preview" w:date="2024-01-01T00:00:00Z">
+      <w:ins w:id="123" w:author="PR Preview" w:date="2024-01-01T00:00:00Z">
         <w:r>
           <w:t xml:space="preserve">) can be used to fit the model.</w:t>
         </w:r>
@@ -27800,8 +27802,8 @@
         </w:pict>
       </w:r>
     </w:p>
-    <w:bookmarkEnd w:id="77"/>
-    <w:bookmarkStart w:id="79" w:name="example-effect-modification-by-sex"/>
+    <w:bookmarkEnd w:id="78"/>
+    <w:bookmarkStart w:id="80" w:name="example-effect-modification-by-sex"/>
     <w:p>
       <w:pPr>
         <w:pStyle w:val="Heading3"/>
@@ -27844,7 +27846,7 @@
               <w:spacing w:before="16" w:after="64"/>
             </w:pPr>
           </w:p>
-          <w:bookmarkStart w:id="78" w:name="exm-nhefs-sex"/>
+          <w:bookmarkStart w:id="79" w:name="exm-nhefs-sex"/>
           <w:p>
             <w:pPr>
               <w:pStyle w:val="BodyText"/>
@@ -27951,7 +27953,7 @@
               <w:t xml:space="preserve">: no strong evidence of additive effect modification by sex.</w:t>
             </w:r>
           </w:p>
-          <w:bookmarkEnd w:id="78"/>
+          <w:bookmarkEnd w:id="79"/>
         </w:tc>
       </w:tr>
     </w:tbl>
@@ -27962,8 +27964,8 @@
         </w:pict>
       </w:r>
     </w:p>
-    <w:bookmarkEnd w:id="79"/>
-    <w:bookmarkStart w:id="85" w:name="which-covariates-to-put-in-the-model"/>
+    <w:bookmarkEnd w:id="80"/>
+    <w:bookmarkStart w:id="86" w:name="which-covariates-to-put-in-the-model"/>
     <w:p>
       <w:pPr>
         <w:pStyle w:val="Heading3"/>
@@ -28006,7 +28008,7 @@
               <w:spacing w:before="16" w:after="64"/>
             </w:pPr>
           </w:p>
-          <w:bookmarkStart w:id="80" w:name="rem-which-covariates"/>
+          <w:bookmarkStart w:id="81" w:name="rem-which-covariates"/>
           <w:p>
             <w:pPr>
               <w:pStyle w:val="BodyText"/>
@@ -28129,7 +28131,7 @@
               <w:t xml:space="preserve">is included, IP weighting is unnecessary.</w:t>
             </w:r>
           </w:p>
-          <w:bookmarkEnd w:id="80"/>
+          <w:bookmarkEnd w:id="81"/>
         </w:tc>
       </w:tr>
     </w:tbl>
@@ -28137,7 +28139,7 @@
       <w:pPr>
         <w:pStyle w:val="FirstParagraph"/>
       </w:pPr>
-      <w:ins w:id="128" w:author="PR Preview" w:date="2024-01-01T00:00:00Z">
+      <w:ins w:id="129" w:author="PR Preview" w:date="2024-01-01T00:00:00Z">
         <w:r>
           <w:t xml:space="preserve"> </w:t>
         </w:r>
@@ -28177,7 +28179,7 @@
               <w:spacing w:before="16" w:after="64"/>
             </w:pPr>
           </w:p>
-          <w:bookmarkStart w:id="81" w:name="def-faux-msm"/>
+          <w:bookmarkStart w:id="82" w:name="def-faux-msm"/>
           <w:p>
             <w:pPr>
               <w:pStyle w:val="BodyText"/>
@@ -28232,7 +28234,7 @@
               <w:t xml:space="preserve">The book coins the name half-jokingly.</w:t>
             </w:r>
           </w:p>
-          <w:bookmarkEnd w:id="81"/>
+          <w:bookmarkEnd w:id="82"/>
         </w:tc>
       </w:tr>
     </w:tbl>
@@ -28240,7 +28242,7 @@
       <w:pPr>
         <w:pStyle w:val="BodyText"/>
       </w:pPr>
-      <w:ins w:id="129" w:author="PR Preview" w:date="2024-01-01T00:00:00Z">
+      <w:ins w:id="130" w:author="PR Preview" w:date="2024-01-01T00:00:00Z">
         <w:r>
           <w:t xml:space="preserve">For a faux marginal structural model (</w:t>
         </w:r>
@@ -28253,12 +28255,12 @@
           <w:t xml:space="preserve">Definition 11</w:t>
         </w:r>
       </w:hyperlink>
-      <w:ins w:id="129" w:author="PR Preview" w:date="2024-01-01T00:00:00Z">
+      <w:ins w:id="130" w:author="PR Preview" w:date="2024-01-01T00:00:00Z">
         <w:r>
           <w:t xml:space="preserve">),</w:t>
         </w:r>
       </w:ins>
-      <w:ins w:id="129" w:author="PR Preview" w:date="2024-01-01T00:00:00Z">
+      <w:ins w:id="130" w:author="PR Preview" w:date="2024-01-01T00:00:00Z">
         <w:r>
           <w:t xml:space="preserve"> </w:t>
         </w:r>
@@ -28370,22 +28372,22 @@
           <m:t>1</m:t>
         </m:r>
       </m:oMath>
-      <w:ins w:id="129" w:author="PR Preview" w:date="2024-01-01T00:00:00Z">
+      <w:ins w:id="130" w:author="PR Preview" w:date="2024-01-01T00:00:00Z">
         <w:r>
           <w:t xml:space="preserve">, so no weighting is done:</w:t>
         </w:r>
       </w:ins>
-      <w:ins w:id="129" w:author="PR Preview" w:date="2024-01-01T00:00:00Z">
+      <w:ins w:id="130" w:author="PR Preview" w:date="2024-01-01T00:00:00Z">
         <w:r>
           <w:t xml:space="preserve"> </w:t>
         </w:r>
       </w:ins>
-      <w:ins w:id="129" w:author="PR Preview" w:date="2024-01-01T00:00:00Z">
+      <w:ins w:id="130" w:author="PR Preview" w:date="2024-01-01T00:00:00Z">
         <w:r>
           <w:t xml:space="preserve">the model is fit as the unweighted outcome regression that fully adjusts for</w:t>
         </w:r>
       </w:ins>
-      <w:ins w:id="129" w:author="PR Preview" w:date="2024-01-01T00:00:00Z">
+      <w:ins w:id="130" w:author="PR Preview" w:date="2024-01-01T00:00:00Z">
         <w:r>
           <w:t xml:space="preserve"> </w:t>
         </w:r>
@@ -28395,12 +28397,12 @@
           <m:t>L</m:t>
         </m:r>
       </m:oMath>
-      <w:ins w:id="129" w:author="PR Preview" w:date="2024-01-01T00:00:00Z">
+      <w:ins w:id="130" w:author="PR Preview" w:date="2024-01-01T00:00:00Z">
         <w:r>
           <w:t xml:space="preserve"> </w:t>
         </w:r>
       </w:ins>
-      <w:ins w:id="129" w:author="PR Preview" w:date="2024-01-01T00:00:00Z">
+      <w:ins w:id="130" w:author="PR Preview" w:date="2024-01-01T00:00:00Z">
         <w:r>
           <w:t xml:space="preserve">(Chapter 15).</w:t>
         </w:r>
@@ -28447,18 +28449,18 @@
                 <wp:inline>
                   <wp:extent cx="152400" cy="152400"/>
                   <wp:effectExtent b="0" l="0" r="0" t="0"/>
-                  <wp:docPr descr="" title="" id="83" name="Picture"/>
+                  <wp:docPr descr="" title="" id="84" name="Picture"/>
                   <a:graphic>
                     <a:graphicData uri="http://schemas.openxmlformats.org/drawingml/2006/picture">
                       <pic:pic>
                         <pic:nvPicPr>
-                          <pic:cNvPr descr="/opt/quarto/share/formats/docx/tip.png" id="84" name="Picture"/>
+                          <pic:cNvPr descr="/opt/quarto/share/formats/docx/tip.png" id="85" name="Picture"/>
                           <pic:cNvPicPr>
                             <a:picLocks noChangeArrowheads="1" noChangeAspect="1"/>
                           </pic:cNvPicPr>
                         </pic:nvPicPr>
                         <pic:blipFill>
-                          <a:blip r:embed="rId82"/>
+                          <a:blip r:embed="rId83"/>
                           <a:stretch>
                             <a:fillRect/>
                           </a:stretch>
@@ -28615,9 +28617,9 @@
         </w:tc>
       </w:tr>
     </w:tbl>
-    <w:bookmarkEnd w:id="85"/>
     <w:bookmarkEnd w:id="86"/>
-    <w:bookmarkStart w:id="100" w:name="censoring-and-missing-data-pp.-172-174"/>
+    <w:bookmarkEnd w:id="87"/>
+    <w:bookmarkStart w:id="101" w:name="censoring-and-missing-data-pp.-172-174"/>
     <w:p>
       <w:pPr>
         <w:pStyle w:val="Heading2"/>
@@ -28681,7 +28683,7 @@
               <w:spacing w:before="16" w:after="64"/>
             </w:pPr>
           </w:p>
-          <w:bookmarkStart w:id="87" w:name="def-censoring-indicator"/>
+          <w:bookmarkStart w:id="88" w:name="def-censoring-indicator"/>
           <w:p>
             <w:pPr>
               <w:pStyle w:val="BodyText"/>
@@ -28724,7 +28726,7 @@
               <w:t xml:space="preserve">equals 1 if an individual’s outcome is unmeasured (censored) and 0 if it is measured.</w:t>
             </w:r>
           </w:p>
-          <w:bookmarkEnd w:id="87"/>
+          <w:bookmarkEnd w:id="88"/>
         </w:tc>
       </w:tr>
     </w:tbl>
@@ -28732,7 +28734,7 @@
       <w:pPr>
         <w:pStyle w:val="BodyText"/>
       </w:pPr>
-      <w:ins w:id="133" w:author="PR Preview" w:date="2024-01-01T00:00:00Z">
+      <w:ins w:id="134" w:author="PR Preview" w:date="2024-01-01T00:00:00Z">
         <w:r>
           <w:t xml:space="preserve">The analyses of Sections 12.2-12.4 actually fit</w:t>
         </w:r>
@@ -28871,7 +28873,7 @@
         </w:pict>
       </w:r>
     </w:p>
-    <w:bookmarkStart w:id="89" w:name="can-censoring-cause-selection-bias-here"/>
+    <w:bookmarkStart w:id="90" w:name="can-censoring-cause-selection-bias-here"/>
     <w:p>
       <w:pPr>
         <w:pStyle w:val="Heading3"/>
@@ -28914,7 +28916,7 @@
               <w:spacing w:before="16" w:after="64"/>
             </w:pPr>
           </w:p>
-          <w:bookmarkStart w:id="88" w:name="exm-nhefs-censoring-structure"/>
+          <w:bookmarkStart w:id="89" w:name="exm-nhefs-censoring-structure"/>
           <w:p>
             <w:pPr>
               <w:pStyle w:val="BodyText"/>
@@ -29016,7 +29018,7 @@
               <w:t xml:space="preserve">predicts censoring: mean baseline weight was 76.6 kg in the censored versus 70.8 kg in the uncensored.</w:t>
             </w:r>
           </w:p>
-          <w:bookmarkEnd w:id="88"/>
+          <w:bookmarkEnd w:id="89"/>
         </w:tc>
       </w:tr>
     </w:tbl>
@@ -29027,8 +29029,8 @@
         </w:pict>
       </w:r>
     </w:p>
-    <w:bookmarkEnd w:id="89"/>
-    <w:bookmarkStart w:id="91" w:name="the-target-a-joint-effect"/>
+    <w:bookmarkEnd w:id="90"/>
+    <w:bookmarkStart w:id="92" w:name="the-target-a-joint-effect"/>
     <w:p>
       <w:pPr>
         <w:pStyle w:val="Heading3"/>
@@ -29071,7 +29073,7 @@
               <w:spacing w:before="16" w:after="64"/>
             </w:pPr>
           </w:p>
-          <w:bookmarkStart w:id="90" w:name="def-effect-without-censoring"/>
+          <w:bookmarkStart w:id="91" w:name="def-effect-without-censoring"/>
           <w:p>
             <w:pPr>
               <w:pStyle w:val="BodyText"/>
@@ -29276,7 +29278,7 @@
               <w:t xml:space="preserve">(Chapter 8).</w:t>
             </w:r>
           </w:p>
-          <w:bookmarkEnd w:id="90"/>
+          <w:bookmarkEnd w:id="91"/>
         </w:tc>
       </w:tr>
     </w:tbl>
@@ -29284,12 +29286,12 @@
       <w:pPr>
         <w:pStyle w:val="BodyText"/>
       </w:pPr>
-      <w:ins w:id="140" w:author="PR Preview" w:date="2024-01-01T00:00:00Z">
+      <w:ins w:id="141" w:author="PR Preview" w:date="2024-01-01T00:00:00Z">
         <w:r>
           <w:t xml:space="preserve">The superscript</w:t>
         </w:r>
       </w:ins>
-      <w:ins w:id="140" w:author="PR Preview" w:date="2024-01-01T00:00:00Z">
+      <w:ins w:id="141" w:author="PR Preview" w:date="2024-01-01T00:00:00Z">
         <w:r>
           <w:t xml:space="preserve"> </w:t>
         </w:r>
@@ -29308,27 +29310,27 @@
           <m:t>0</m:t>
         </m:r>
       </m:oMath>
-      <w:ins w:id="140" w:author="PR Preview" w:date="2024-01-01T00:00:00Z">
+      <w:ins w:id="141" w:author="PR Preview" w:date="2024-01-01T00:00:00Z">
         <w:r>
           <w:t xml:space="preserve"> </w:t>
         </w:r>
       </w:ins>
-      <w:ins w:id="140" w:author="PR Preview" w:date="2024-01-01T00:00:00Z">
+      <w:ins w:id="141" w:author="PR Preview" w:date="2024-01-01T00:00:00Z">
         <w:r>
           <w:t xml:space="preserve">makes explicit what many investigators mean by</w:t>
         </w:r>
       </w:ins>
-      <w:ins w:id="140" w:author="PR Preview" w:date="2024-01-01T00:00:00Z">
+      <w:ins w:id="141" w:author="PR Preview" w:date="2024-01-01T00:00:00Z">
         <w:r>
           <w:t xml:space="preserve"> </w:t>
         </w:r>
       </w:ins>
-      <w:ins w:id="140" w:author="PR Preview" w:date="2024-01-01T00:00:00Z">
+      <w:ins w:id="141" w:author="PR Preview" w:date="2024-01-01T00:00:00Z">
         <w:r>
           <w:t xml:space="preserve">“the causal effect of</w:t>
         </w:r>
       </w:ins>
-      <w:ins w:id="140" w:author="PR Preview" w:date="2024-01-01T00:00:00Z">
+      <w:ins w:id="141" w:author="PR Preview" w:date="2024-01-01T00:00:00Z">
         <w:r>
           <w:t xml:space="preserve"> </w:t>
         </w:r>
@@ -29338,17 +29340,17 @@
           <m:t>A</m:t>
         </m:r>
       </m:oMath>
-      <w:ins w:id="140" w:author="PR Preview" w:date="2024-01-01T00:00:00Z">
+      <w:ins w:id="141" w:author="PR Preview" w:date="2024-01-01T00:00:00Z">
         <w:r>
           <w:t xml:space="preserve">”</w:t>
         </w:r>
       </w:ins>
-      <w:ins w:id="140" w:author="PR Preview" w:date="2024-01-01T00:00:00Z">
+      <w:ins w:id="141" w:author="PR Preview" w:date="2024-01-01T00:00:00Z">
         <w:r>
           <w:t xml:space="preserve"> </w:t>
         </w:r>
       </w:ins>
-      <w:ins w:id="140" w:author="PR Preview" w:date="2024-01-01T00:00:00Z">
+      <w:ins w:id="141" w:author="PR Preview" w:date="2024-01-01T00:00:00Z">
         <w:r>
           <w:t xml:space="preserve">even when they omit it.</w:t>
         </w:r>
@@ -29361,8 +29363,8 @@
         </w:pict>
       </w:r>
     </w:p>
-    <w:bookmarkEnd w:id="91"/>
-    <w:bookmarkStart w:id="94" w:name="ip-weights-for-treatment-and-censoring"/>
+    <w:bookmarkEnd w:id="92"/>
+    <w:bookmarkStart w:id="95" w:name="ip-weights-for-treatment-and-censoring"/>
     <w:p>
       <w:pPr>
         <w:pStyle w:val="Heading3"/>
@@ -29405,7 +29407,7 @@
               <w:spacing w:before="16" w:after="64"/>
             </w:pPr>
           </w:p>
-          <w:bookmarkStart w:id="92" w:name="def-censoring-weights"/>
+          <w:bookmarkStart w:id="93" w:name="def-censoring-weights"/>
           <w:p>
             <w:pPr>
               <w:pStyle w:val="BodyText"/>
@@ -29873,7 +29875,7 @@
               <w:t xml:space="preserve">.</w:t>
             </w:r>
           </w:p>
-          <w:bookmarkEnd w:id="92"/>
+          <w:bookmarkEnd w:id="93"/>
         </w:tc>
       </w:tr>
     </w:tbl>
@@ -29881,7 +29883,7 @@
       <w:pPr>
         <w:pStyle w:val="BodyText"/>
       </w:pPr>
-      <w:ins w:id="143" w:author="PR Preview" w:date="2024-01-01T00:00:00Z">
+      <w:ins w:id="144" w:author="PR Preview" w:date="2024-01-01T00:00:00Z">
         <w:r>
           <w:t xml:space="preserve"> </w:t>
         </w:r>
@@ -29921,7 +29923,7 @@
               <w:spacing w:before="16" w:after="64"/>
             </w:pPr>
           </w:p>
-          <w:bookmarkStart w:id="93" w:name="def-identifiability-a-c"/>
+          <w:bookmarkStart w:id="94" w:name="def-identifiability-a-c"/>
           <w:p>
             <w:pPr>
               <w:pStyle w:val="BodyText"/>
@@ -30413,7 +30415,7 @@
               <w:t xml:space="preserve">.</w:t>
             </w:r>
           </w:p>
-          <w:bookmarkEnd w:id="93"/>
+          <w:bookmarkEnd w:id="94"/>
         </w:tc>
       </w:tr>
     </w:tbl>
@@ -30706,8 +30708,8 @@
         </w:pict>
       </w:r>
     </w:p>
-    <w:bookmarkEnd w:id="94"/>
-    <w:bookmarkStart w:id="99" w:name="X81508dbc7775fc3418fcb3c6ff208d53f3a1f1e"/>
+    <w:bookmarkEnd w:id="95"/>
+    <w:bookmarkStart w:id="100" w:name="X81508dbc7775fc3418fcb3c6ff208d53f3a1f1e"/>
     <w:p>
       <w:pPr>
         <w:pStyle w:val="Heading3"/>
@@ -30750,7 +30752,7 @@
               <w:spacing w:before="16" w:after="64"/>
             </w:pPr>
           </w:p>
-          <w:bookmarkStart w:id="95" w:name="def-stabilized-censoring-weights"/>
+          <w:bookmarkStart w:id="96" w:name="def-stabilized-censoring-weights"/>
           <w:p>
             <w:pPr>
               <w:pStyle w:val="BodyText"/>
@@ -31055,7 +31057,7 @@
               </m:oMath>
             </m:oMathPara>
           </w:p>
-          <w:bookmarkEnd w:id="95"/>
+          <w:bookmarkEnd w:id="96"/>
         </w:tc>
       </w:tr>
     </w:tbl>
@@ -31545,12 +31547,12 @@
       <w:pPr>
         <w:pStyle w:val="BodyText"/>
       </w:pPr>
-      <w:ins w:id="148" w:author="PR Preview" w:date="2024-01-01T00:00:00Z">
+      <w:ins w:id="149" w:author="PR Preview" w:date="2024-01-01T00:00:00Z">
         <w:r>
           <w:t xml:space="preserve">With either, fit the weighted model</w:t>
         </w:r>
       </w:ins>
-      <w:ins w:id="148" w:author="PR Preview" w:date="2024-01-01T00:00:00Z">
+      <w:ins w:id="149" w:author="PR Preview" w:date="2024-01-01T00:00:00Z">
         <w:r>
           <w:t xml:space="preserve"> </w:t>
         </w:r>
@@ -31643,17 +31645,17 @@
           <m:t>A</m:t>
         </m:r>
       </m:oMath>
-      <w:ins w:id="148" w:author="PR Preview" w:date="2024-01-01T00:00:00Z">
+      <w:ins w:id="149" w:author="PR Preview" w:date="2024-01-01T00:00:00Z">
         <w:r>
           <w:t xml:space="preserve"> </w:t>
         </w:r>
       </w:ins>
-      <w:ins w:id="148" w:author="PR Preview" w:date="2024-01-01T00:00:00Z">
+      <w:ins w:id="149" w:author="PR Preview" w:date="2024-01-01T00:00:00Z">
         <w:r>
           <w:t xml:space="preserve">to estimate the marginal structural model</w:t>
         </w:r>
       </w:ins>
-      <w:ins w:id="148" w:author="PR Preview" w:date="2024-01-01T00:00:00Z">
+      <w:ins w:id="149" w:author="PR Preview" w:date="2024-01-01T00:00:00Z">
         <w:r>
           <w:t xml:space="preserve"> </w:t>
         </w:r>
@@ -31746,22 +31748,22 @@
           <m:t>a</m:t>
         </m:r>
       </m:oMath>
-      <w:ins w:id="148" w:author="PR Preview" w:date="2024-01-01T00:00:00Z">
+      <w:ins w:id="149" w:author="PR Preview" w:date="2024-01-01T00:00:00Z">
         <w:r>
           <w:t xml:space="preserve">;</w:t>
         </w:r>
       </w:ins>
-      <w:ins w:id="148" w:author="PR Preview" w:date="2024-01-01T00:00:00Z">
+      <w:ins w:id="149" w:author="PR Preview" w:date="2024-01-01T00:00:00Z">
         <w:r>
           <w:t xml:space="preserve"> </w:t>
         </w:r>
       </w:ins>
-      <w:ins w:id="148" w:author="PR Preview" w:date="2024-01-01T00:00:00Z">
+      <w:ins w:id="149" w:author="PR Preview" w:date="2024-01-01T00:00:00Z">
         <w:r>
           <w:t xml:space="preserve">the stabilized version uses</w:t>
         </w:r>
       </w:ins>
-      <w:ins w:id="148" w:author="PR Preview" w:date="2024-01-01T00:00:00Z">
+      <w:ins w:id="149" w:author="PR Preview" w:date="2024-01-01T00:00:00Z">
         <w:r>
           <w:t xml:space="preserve"> </w:t>
         </w:r>
@@ -31792,12 +31794,12 @@
           </m:sup>
         </m:sSup>
       </m:oMath>
-      <w:ins w:id="148" w:author="PR Preview" w:date="2024-01-01T00:00:00Z">
+      <w:ins w:id="149" w:author="PR Preview" w:date="2024-01-01T00:00:00Z">
         <w:r>
           <w:t xml:space="preserve"> </w:t>
         </w:r>
       </w:ins>
-      <w:ins w:id="148" w:author="PR Preview" w:date="2024-01-01T00:00:00Z">
+      <w:ins w:id="149" w:author="PR Preview" w:date="2024-01-01T00:00:00Z">
         <w:r>
           <w:t xml:space="preserve">(</w:t>
         </w:r>
@@ -31810,7 +31812,7 @@
           <w:t xml:space="preserve">Definition 16</w:t>
         </w:r>
       </w:hyperlink>
-      <w:ins w:id="148" w:author="PR Preview" w:date="2024-01-01T00:00:00Z">
+      <w:ins w:id="149" w:author="PR Preview" w:date="2024-01-01T00:00:00Z">
         <w:r>
           <w:t xml:space="preserve">).</w:t>
         </w:r>
@@ -31950,7 +31952,7 @@
               <w:spacing w:before="16" w:after="64"/>
             </w:pPr>
           </w:p>
-          <w:bookmarkStart w:id="96" w:name="exm-nhefs-censoring"/>
+          <w:bookmarkStart w:id="97" w:name="exm-nhefs-censoring"/>
           <w:p>
             <w:pPr>
               <w:pStyle w:val="BodyText"/>
@@ -32262,7 +32264,7 @@
               <w:t xml:space="preserve">alone (3.4 kg), so either censoring introduces no selection bias here, or the measured covariates are not enough to remove it.</w:t>
             </w:r>
           </w:p>
-          <w:bookmarkEnd w:id="96"/>
+          <w:bookmarkEnd w:id="97"/>
         </w:tc>
       </w:tr>
     </w:tbl>
@@ -32331,12 +32333,12 @@
                 <wp:inline>
                   <wp:extent cx="152400" cy="152400"/>
                   <wp:effectExtent b="0" l="0" r="0" t="0"/>
-                  <wp:docPr descr="" title="" id="97" name="Picture"/>
+                  <wp:docPr descr="" title="" id="98" name="Picture"/>
                   <a:graphic>
                     <a:graphicData uri="http://schemas.openxmlformats.org/drawingml/2006/picture">
                       <pic:pic>
                         <pic:nvPicPr>
-                          <pic:cNvPr descr="/opt/quarto/share/formats/docx/note.png" id="98" name="Picture"/>
+                          <pic:cNvPr descr="/opt/quarto/share/formats/docx/note.png" id="99" name="Picture"/>
                           <pic:cNvPicPr>
                             <a:picLocks noChangeArrowheads="1" noChangeAspect="1"/>
                           </pic:cNvPicPr>
@@ -34712,9 +34714,9 @@
         </w:tc>
       </w:tr>
     </w:tbl>
-    <w:bookmarkEnd w:id="99"/>
     <w:bookmarkEnd w:id="100"/>
-    <w:bookmarkStart w:id="106" w:name="summary"/>
+    <w:bookmarkEnd w:id="101"/>
+    <w:bookmarkStart w:id="107" w:name="summary"/>
     <w:p>
       <w:pPr>
         <w:pStyle w:val="Heading2"/>
@@ -35226,18 +35228,18 @@
                 <wp:inline>
                   <wp:extent cx="152400" cy="152400"/>
                   <wp:effectExtent b="0" l="0" r="0" t="0"/>
-                  <wp:docPr descr="" title="" id="101" name="Picture"/>
+                  <wp:docPr descr="" title="" id="102" name="Picture"/>
                   <a:graphic>
                     <a:graphicData uri="http://schemas.openxmlformats.org/drawingml/2006/picture">
                       <pic:pic>
                         <pic:nvPicPr>
-                          <pic:cNvPr descr="/opt/quarto/share/formats/docx/warning.png" id="102" name="Picture"/>
+                          <pic:cNvPr descr="/opt/quarto/share/formats/docx/warning.png" id="103" name="Picture"/>
                           <pic:cNvPicPr>
                             <a:picLocks noChangeArrowheads="1" noChangeAspect="1"/>
                           </pic:cNvPicPr>
                         </pic:nvPicPr>
                         <pic:blipFill>
-                          <a:blip r:embed="rId63"/>
+                          <a:blip r:embed="rId64"/>
                           <a:stretch>
                             <a:fillRect/>
                           </a:stretch>
@@ -35353,8 +35355,8 @@
         <w:t xml:space="preserve">: Chapter 13 estimates the same effect by standardization (the parametric g-formula), and Part III extends IP weighting and marginal structural models to time-varying treatments.</w:t>
       </w:r>
     </w:p>
-    <w:bookmarkStart w:id="105" w:name="refs"/>
-    <w:bookmarkStart w:id="104" w:name="ref-hernan2020causal"/>
+    <w:bookmarkStart w:id="106" w:name="refs"/>
+    <w:bookmarkStart w:id="105" w:name="ref-hernan2020causal"/>
     <w:p>
       <w:pPr>
         <w:pStyle w:val="Bibliography"/>
@@ -35378,7 +35380,7 @@
       <w:r>
         <w:t xml:space="preserve"> </w:t>
       </w:r>
-      <w:hyperlink r:id="rId103">
+      <w:hyperlink r:id="rId104">
         <w:r>
           <w:rPr>
             <w:rStyle w:val="Hyperlink"/>
@@ -35390,9 +35392,9 @@
         <w:t xml:space="preserve">.</w:t>
       </w:r>
     </w:p>
-    <w:bookmarkEnd w:id="104"/>
     <w:bookmarkEnd w:id="105"/>
     <w:bookmarkEnd w:id="106"/>
+    <w:bookmarkEnd w:id="107"/>
     <w:sectPr>
       <w:footnotePr>
         <w:numRestart w:val="eachSect"/>

--- a/pr-preview/pr-99/chapters/12-ip-weighting-marginal-structural-models-tracked-changes.docx
+++ b/pr-preview/pr-99/chapters/12-ip-weighting-marginal-structural-models-tracked-changes.docx
@@ -21532,7 +21532,7 @@
             <w:b/>
             <w:bCs/>
           </w:rPr>
-          <w:t xml:space="preserve">Algorithm 3 (Fitting a Marginal Structural Model by IP Weighting)</w:t>
+          <w:t xml:space="preserve">Algorithm 3 (Estimating Marginal Structural Model Parameters by IP Weighting)</w:t>
         </w:r>
       </w:ins>
       <w:ins w:id="91" w:author="PR Preview" w:date="2024-01-01T00:00:00Z">

--- a/pr-preview/pr-99/chapters/12-ip-weighting-marginal-structural-models-tracked-changes.docx
+++ b/pr-preview/pr-99/chapters/12-ip-weighting-marginal-structural-models-tracked-changes.docx
@@ -11748,486 +11748,501 @@
         <w:t xml:space="preserve">2.3 The Treatment Model</w:t>
       </w:r>
     </w:p>
-    <w:bookmarkStart w:id="30" w:name="alg-estimate-ip-weights"/>
-    <w:p>
-      <w:pPr>
-        <w:pStyle w:val="FirstParagraph"/>
-      </w:pPr>
-      <w:ins w:id="1032" w:author="PR Preview" w:date="2024-01-01T00:00:00Z">
-        <w:r>
-          <w:rPr>
-            <w:b/>
-            <w:bCs/>
-          </w:rPr>
-          <w:t xml:space="preserve">Algorithm 1 (Estimating IP Weights with a Treatment Model)</w:t>
-        </w:r>
-      </w:ins>
-      <w:ins w:id="1032" w:author="PR Preview" w:date="2024-01-01T00:00:00Z">
-        <w:r>
-          <w:t xml:space="preserve"> </w:t>
-        </w:r>
-      </w:ins>
-      <w:ins w:id="1032" w:author="PR Preview" w:date="2024-01-01T00:00:00Z">
-        <w:r>
-          <w:t xml:space="preserve"> </w:t>
-        </w:r>
-      </w:ins>
-    </w:p>
-    <w:p>
-      <w:pPr>
-        <w:numPr>
-          <w:ilvl w:val="0"/>
-          <w:numId w:val="1009"/>
-        </w:numPr>
-      </w:pPr>
-      <w:r>
-        <w:t xml:space="preserve">Fit a logistic regression model for</w:t>
-      </w:r>
-      <w:r>
-        <w:t xml:space="preserve"> </w:t>
-      </w:r>
-      <m:oMath>
-        <m:r>
-          <m:rPr>
-            <m:sty m:val="p"/>
-          </m:rPr>
-          <m:t>Pr</m:t>
-        </m:r>
-        <m:r>
-          <m:rPr>
-            <m:sty m:val="p"/>
-          </m:rPr>
-          <m:t>[</m:t>
-        </m:r>
-        <m:r>
-          <m:t>A</m:t>
-        </m:r>
-        <m:r>
-          <m:rPr>
-            <m:sty m:val="p"/>
-          </m:rPr>
-          <m:t>=</m:t>
-        </m:r>
-        <m:r>
-          <m:t>1</m:t>
-        </m:r>
-        <m:r>
-          <m:rPr>
-            <m:sty m:val="p"/>
-          </m:rPr>
-          <m:t>∣</m:t>
-        </m:r>
-        <m:r>
-          <m:t>L</m:t>
-        </m:r>
-        <m:r>
-          <m:rPr>
-            <m:sty m:val="p"/>
-          </m:rPr>
-          <m:t>]</m:t>
-        </m:r>
-      </m:oMath>
-      <w:r>
-        <w:t xml:space="preserve"> </w:t>
-      </w:r>
-      <w:r>
-        <w:t xml:space="preserve">including all 9 confounders:</w:t>
-      </w:r>
-    </w:p>
-    <w:p>
-      <w:pPr>
-        <w:pStyle w:val="Compact"/>
-        <w:numPr>
-          <w:ilvl w:val="1"/>
-          <w:numId w:val="1010"/>
-        </w:numPr>
-      </w:pPr>
-      <w:r>
-        <w:t xml:space="preserve">linear and quadratic terms for the (quasi-)continuous covariates age, weight, intensity of smoking, and duration of smoking;</w:t>
-      </w:r>
-    </w:p>
-    <w:p>
-      <w:pPr>
-        <w:pStyle w:val="Compact"/>
-        <w:numPr>
-          <w:ilvl w:val="1"/>
-          <w:numId w:val="1010"/>
-        </w:numPr>
-      </w:pPr>
-      <w:r>
-        <w:t xml:space="preserve">no product terms between covariates.</w:t>
-      </w:r>
-    </w:p>
-    <w:p>
-      <w:pPr>
-        <w:numPr>
-          <w:ilvl w:val="0"/>
-          <w:numId w:val="1009"/>
-        </w:numPr>
-      </w:pPr>
-      <w:ins w:id="36" w:author="PR Preview" w:date="2024-01-01T00:00:00Z">
-        <w:r>
-          <w:t xml:space="preserve">For each individual, compute</w:t>
-        </w:r>
-      </w:ins>
-    </w:p>
-    <w:p>
-      <w:pPr>
-        <w:pStyle w:val="Compact"/>
-        <w:numPr>
-          <w:ilvl w:val="1"/>
-          <w:numId w:val="1011"/>
-        </w:numPr>
-      </w:pPr>
-      <m:oMath>
-        <m:acc>
-          <m:accPr>
-            <m:chr m:val="̂"/>
-          </m:accPr>
-          <m:e>
-            <m:r>
-              <m:t>f</m:t>
-            </m:r>
-          </m:e>
-        </m:acc>
-        <m:r>
-          <m:rPr>
-            <m:sty m:val="p"/>
-          </m:rPr>
-          <m:t>(</m:t>
-        </m:r>
-        <m:r>
-          <m:t>1</m:t>
-        </m:r>
-        <m:r>
-          <m:rPr>
-            <m:sty m:val="p"/>
-          </m:rPr>
-          <m:t>∣</m:t>
-        </m:r>
-        <m:r>
-          <m:t>L</m:t>
-        </m:r>
-        <m:r>
-          <m:rPr>
-            <m:sty m:val="p"/>
-          </m:rPr>
-          <m:t>)</m:t>
-        </m:r>
-        <m:r>
-          <m:rPr>
-            <m:sty m:val="p"/>
-          </m:rPr>
-          <m:t>=</m:t>
-        </m:r>
-        <m:acc>
-          <m:accPr>
-            <m:chr m:val="̂"/>
-          </m:accPr>
-          <m:e>
-            <m:r>
-              <m:rPr>
-                <m:sty m:val="p"/>
-              </m:rPr>
-              <m:t>Pr</m:t>
-            </m:r>
-          </m:e>
-        </m:acc>
-        <m:r>
-          <m:rPr>
-            <m:sty m:val="p"/>
-          </m:rPr>
-          <m:t>[</m:t>
-        </m:r>
-        <m:r>
-          <m:t>A</m:t>
-        </m:r>
-        <m:r>
-          <m:rPr>
-            <m:sty m:val="p"/>
-          </m:rPr>
-          <m:t>=</m:t>
-        </m:r>
-        <m:r>
-          <m:t>1</m:t>
-        </m:r>
-        <m:r>
-          <m:rPr>
-            <m:sty m:val="p"/>
-          </m:rPr>
-          <m:t>∣</m:t>
-        </m:r>
-        <m:r>
-          <m:t>L</m:t>
-        </m:r>
-        <m:r>
-          <m:rPr>
-            <m:sty m:val="p"/>
-          </m:rPr>
-          <m:t>]</m:t>
-        </m:r>
-      </m:oMath>
-      <w:r>
-        <w:t xml:space="preserve"> </w:t>
-      </w:r>
-      <w:r>
-        <w:t xml:space="preserve">if</w:t>
-      </w:r>
-      <w:r>
-        <w:t xml:space="preserve"> </w:t>
-      </w:r>
-      <m:oMath>
-        <m:r>
-          <m:t>A</m:t>
-        </m:r>
-        <m:r>
-          <m:rPr>
-            <m:sty m:val="p"/>
-          </m:rPr>
-          <m:t>=</m:t>
-        </m:r>
-        <m:r>
-          <m:t>1</m:t>
-        </m:r>
-      </m:oMath>
-      <w:r>
-        <w:t xml:space="preserve">,</w:t>
-      </w:r>
-    </w:p>
-    <w:p>
-      <w:pPr>
-        <w:pStyle w:val="Compact"/>
-        <w:numPr>
-          <w:ilvl w:val="1"/>
-          <w:numId w:val="1011"/>
-        </w:numPr>
-      </w:pPr>
-      <m:oMath>
-        <m:acc>
-          <m:accPr>
-            <m:chr m:val="̂"/>
-          </m:accPr>
-          <m:e>
-            <m:r>
-              <m:t>f</m:t>
-            </m:r>
-          </m:e>
-        </m:acc>
-        <m:r>
-          <m:rPr>
-            <m:sty m:val="p"/>
-          </m:rPr>
-          <m:t>(</m:t>
-        </m:r>
-        <m:r>
-          <m:t>0</m:t>
-        </m:r>
-        <m:r>
-          <m:rPr>
-            <m:sty m:val="p"/>
-          </m:rPr>
-          <m:t>∣</m:t>
-        </m:r>
-        <m:r>
-          <m:t>L</m:t>
-        </m:r>
-        <m:r>
-          <m:rPr>
-            <m:sty m:val="p"/>
-          </m:rPr>
-          <m:t>)</m:t>
-        </m:r>
-        <m:r>
-          <m:rPr>
-            <m:sty m:val="p"/>
-          </m:rPr>
-          <m:t>=</m:t>
-        </m:r>
-        <m:r>
-          <m:t>1</m:t>
-        </m:r>
-        <m:r>
-          <m:rPr>
-            <m:sty m:val="p"/>
-          </m:rPr>
-          <m:t>−</m:t>
-        </m:r>
-        <m:acc>
-          <m:accPr>
-            <m:chr m:val="̂"/>
-          </m:accPr>
-          <m:e>
-            <m:r>
-              <m:rPr>
-                <m:sty m:val="p"/>
-              </m:rPr>
-              <m:t>Pr</m:t>
-            </m:r>
-          </m:e>
-        </m:acc>
-        <m:r>
-          <m:rPr>
-            <m:sty m:val="p"/>
-          </m:rPr>
-          <m:t>[</m:t>
-        </m:r>
-        <m:r>
-          <m:t>A</m:t>
-        </m:r>
-        <m:r>
-          <m:rPr>
-            <m:sty m:val="p"/>
-          </m:rPr>
-          <m:t>=</m:t>
-        </m:r>
-        <m:r>
-          <m:t>1</m:t>
-        </m:r>
-        <m:r>
-          <m:rPr>
-            <m:sty m:val="p"/>
-          </m:rPr>
-          <m:t>∣</m:t>
-        </m:r>
-        <m:r>
-          <m:t>L</m:t>
-        </m:r>
-        <m:r>
-          <m:rPr>
-            <m:sty m:val="p"/>
-          </m:rPr>
-          <m:t>]</m:t>
-        </m:r>
-      </m:oMath>
-      <w:ins w:id="38" w:author="PR Preview" w:date="2024-01-01T00:00:00Z">
-        <w:r>
-          <w:t xml:space="preserve"> </w:t>
-        </w:r>
-      </w:ins>
-      <w:ins w:id="38" w:author="PR Preview" w:date="2024-01-01T00:00:00Z">
-        <w:r>
-          <w:t xml:space="preserve">if</w:t>
-        </w:r>
-      </w:ins>
-      <w:ins w:id="38" w:author="PR Preview" w:date="2024-01-01T00:00:00Z">
-        <w:r>
-          <w:t xml:space="preserve"> </w:t>
-        </w:r>
-      </w:ins>
-      <m:oMath>
-        <m:r>
-          <m:t>A</m:t>
-        </m:r>
-        <m:r>
-          <m:rPr>
-            <m:sty m:val="p"/>
-          </m:rPr>
-          <m:t>=</m:t>
-        </m:r>
-        <m:r>
-          <m:t>0</m:t>
-        </m:r>
-      </m:oMath>
-      <w:ins w:id="38" w:author="PR Preview" w:date="2024-01-01T00:00:00Z">
-        <w:r>
-          <w:t xml:space="preserve">.</w:t>
-        </w:r>
-      </w:ins>
-    </w:p>
-    <w:p>
-      <w:pPr>
-        <w:numPr>
-          <w:ilvl w:val="0"/>
-          <w:numId w:val="1009"/>
-        </w:numPr>
-      </w:pPr>
-      <w:ins w:id="39" w:author="PR Preview" w:date="2024-01-01T00:00:00Z">
-        <w:r>
-          <w:t xml:space="preserve">Set</w:t>
-        </w:r>
-      </w:ins>
-      <w:ins w:id="39" w:author="PR Preview" w:date="2024-01-01T00:00:00Z">
-        <w:r>
-          <w:t xml:space="preserve"> </w:t>
-        </w:r>
-      </w:ins>
-      <m:oMath>
-        <m:sSup>
-          <m:e>
-            <m:acc>
-              <m:accPr>
-                <m:chr m:val="̂"/>
-              </m:accPr>
-              <m:e>
-                <m:r>
-                  <m:t>W</m:t>
-                </m:r>
-              </m:e>
-            </m:acc>
-          </m:e>
-          <m:sup>
-            <m:r>
-              <m:t>A</m:t>
-            </m:r>
-          </m:sup>
-        </m:sSup>
-        <m:r>
-          <m:rPr>
-            <m:sty m:val="p"/>
-          </m:rPr>
-          <m:t>=</m:t>
-        </m:r>
-        <m:r>
-          <m:t>1</m:t>
-        </m:r>
-        <m:r>
-          <m:rPr>
-            <m:sty m:val="p"/>
-          </m:rPr>
-          <m:t>/</m:t>
-        </m:r>
-        <m:acc>
-          <m:accPr>
-            <m:chr m:val="̂"/>
-          </m:accPr>
-          <m:e>
-            <m:r>
-              <m:t>f</m:t>
-            </m:r>
-          </m:e>
-        </m:acc>
-        <m:r>
-          <m:rPr>
-            <m:sty m:val="p"/>
-          </m:rPr>
-          <m:t>(</m:t>
-        </m:r>
-        <m:r>
-          <m:t>A</m:t>
-        </m:r>
-        <m:r>
-          <m:rPr>
-            <m:sty m:val="p"/>
-          </m:rPr>
-          <m:t>∣</m:t>
-        </m:r>
-        <m:r>
-          <m:t>L</m:t>
-        </m:r>
-        <m:r>
-          <m:rPr>
-            <m:sty m:val="p"/>
-          </m:rPr>
-          <m:t>)</m:t>
-        </m:r>
-      </m:oMath>
-      <w:ins w:id="39" w:author="PR Preview" w:date="2024-01-01T00:00:00Z">
-        <w:r>
-          <w:t xml:space="preserve">.</w:t>
-        </w:r>
-      </w:ins>
-    </w:p>
-    <w:bookmarkEnd w:id="30"/>
+    <w:tbl>
+      <w:tblPr>
+        <w:tblStyle w:val="Table"/>
+        <w:tblInd w:w="164" w:type="dxa"/>
+        <w:tblBorders>
+          <w:left w:val="single" w:sz="24" w:space="0" w:color="909090"/>
+        </w:tblBorders>
+        <w:tblCellMar>
+          <w:left w:w="0" w:type="dxa"/>
+          <w:right w:w="0" w:type="dxa"/>
+        </w:tblCellMar>
+        <w:tblLook w:firstRow="0" w:lastRow="0" w:firstColumn="0" w:lastColumn="0" w:noHBand="0" w:noVBand="0" w:val="0000"/>
+      </w:tblPr>
+      <w:tblGrid>
+        <w:gridCol w:w="7920"/>
+      </w:tblGrid>
+      <w:tr>
+        <w:trPr>
+          <w:cantSplit/>
+        </w:trPr>
+        <w:tc>
+          <w:tcPr>
+            <w:tcMar>
+              <w:left w:w="144" w:type="dxa"/>
+            </w:tcMar>
+          </w:tcPr>
+          <w:p>
+            <w:pPr>
+              <w:pStyle w:val="FirstParagraph"/>
+            </w:pPr>
+            <w:pPr>
+              <w:spacing w:before="16" w:after="64"/>
+            </w:pPr>
+          </w:p>
+          <w:bookmarkStart w:id="30" w:name="alg-estimate-ip-weights"/>
+          <w:p>
+            <w:pPr>
+              <w:pStyle w:val="BodyText"/>
+            </w:pPr>
+            <w:r>
+              <w:rPr>
+                <w:b/>
+                <w:bCs/>
+              </w:rPr>
+              <w:t xml:space="preserve">Algorithm 1 (Estimating IP Weights with a Treatment Model)</w:t>
+            </w:r>
+            <w:r>
+              <w:t xml:space="preserve"> </w:t>
+            </w:r>
+            <w:r>
+              <w:t xml:space="preserve"> </w:t>
+            </w:r>
+          </w:p>
+          <w:p>
+            <w:pPr>
+              <w:numPr>
+                <w:ilvl w:val="0"/>
+                <w:numId w:val="1009"/>
+              </w:numPr>
+            </w:pPr>
+            <w:r>
+              <w:t xml:space="preserve">Fit a logistic regression model for</w:t>
+            </w:r>
+            <w:r>
+              <w:t xml:space="preserve"> </w:t>
+            </w:r>
+            <m:oMath>
+              <m:r>
+                <m:rPr>
+                  <m:sty m:val="p"/>
+                </m:rPr>
+                <m:t>Pr</m:t>
+              </m:r>
+              <m:r>
+                <m:rPr>
+                  <m:sty m:val="p"/>
+                </m:rPr>
+                <m:t>[</m:t>
+              </m:r>
+              <m:r>
+                <m:t>A</m:t>
+              </m:r>
+              <m:r>
+                <m:rPr>
+                  <m:sty m:val="p"/>
+                </m:rPr>
+                <m:t>=</m:t>
+              </m:r>
+              <m:r>
+                <m:t>1</m:t>
+              </m:r>
+              <m:r>
+                <m:rPr>
+                  <m:sty m:val="p"/>
+                </m:rPr>
+                <m:t>∣</m:t>
+              </m:r>
+              <m:r>
+                <m:t>L</m:t>
+              </m:r>
+              <m:r>
+                <m:rPr>
+                  <m:sty m:val="p"/>
+                </m:rPr>
+                <m:t>]</m:t>
+              </m:r>
+            </m:oMath>
+            <w:r>
+              <w:t xml:space="preserve"> </w:t>
+            </w:r>
+            <w:r>
+              <w:t xml:space="preserve">including all 9 confounders:</w:t>
+            </w:r>
+          </w:p>
+          <w:p>
+            <w:pPr>
+              <w:pStyle w:val="Compact"/>
+              <w:numPr>
+                <w:ilvl w:val="1"/>
+                <w:numId w:val="1010"/>
+              </w:numPr>
+            </w:pPr>
+            <w:r>
+              <w:t xml:space="preserve">linear and quadratic terms for the (quasi-)continuous covariates age, weight, intensity of smoking, and duration of smoking;</w:t>
+            </w:r>
+          </w:p>
+          <w:p>
+            <w:pPr>
+              <w:pStyle w:val="Compact"/>
+              <w:numPr>
+                <w:ilvl w:val="1"/>
+                <w:numId w:val="1010"/>
+              </w:numPr>
+            </w:pPr>
+            <w:r>
+              <w:t xml:space="preserve">no product terms between covariates.</w:t>
+            </w:r>
+          </w:p>
+          <w:p>
+            <w:pPr>
+              <w:numPr>
+                <w:ilvl w:val="0"/>
+                <w:numId w:val="1009"/>
+              </w:numPr>
+            </w:pPr>
+            <w:r>
+              <w:t xml:space="preserve">For each individual, compute</w:t>
+            </w:r>
+          </w:p>
+          <w:p>
+            <w:pPr>
+              <w:pStyle w:val="Compact"/>
+              <w:numPr>
+                <w:ilvl w:val="1"/>
+                <w:numId w:val="1011"/>
+              </w:numPr>
+            </w:pPr>
+            <m:oMath>
+              <m:acc>
+                <m:accPr>
+                  <m:chr m:val="̂"/>
+                </m:accPr>
+                <m:e>
+                  <m:r>
+                    <m:t>f</m:t>
+                  </m:r>
+                </m:e>
+              </m:acc>
+              <m:r>
+                <m:rPr>
+                  <m:sty m:val="p"/>
+                </m:rPr>
+                <m:t>(</m:t>
+              </m:r>
+              <m:r>
+                <m:t>1</m:t>
+              </m:r>
+              <m:r>
+                <m:rPr>
+                  <m:sty m:val="p"/>
+                </m:rPr>
+                <m:t>∣</m:t>
+              </m:r>
+              <m:r>
+                <m:t>L</m:t>
+              </m:r>
+              <m:r>
+                <m:rPr>
+                  <m:sty m:val="p"/>
+                </m:rPr>
+                <m:t>)</m:t>
+              </m:r>
+              <m:r>
+                <m:rPr>
+                  <m:sty m:val="p"/>
+                </m:rPr>
+                <m:t>=</m:t>
+              </m:r>
+              <m:acc>
+                <m:accPr>
+                  <m:chr m:val="̂"/>
+                </m:accPr>
+                <m:e>
+                  <m:r>
+                    <m:rPr>
+                      <m:sty m:val="p"/>
+                    </m:rPr>
+                    <m:t>Pr</m:t>
+                  </m:r>
+                </m:e>
+              </m:acc>
+              <m:r>
+                <m:rPr>
+                  <m:sty m:val="p"/>
+                </m:rPr>
+                <m:t>[</m:t>
+              </m:r>
+              <m:r>
+                <m:t>A</m:t>
+              </m:r>
+              <m:r>
+                <m:rPr>
+                  <m:sty m:val="p"/>
+                </m:rPr>
+                <m:t>=</m:t>
+              </m:r>
+              <m:r>
+                <m:t>1</m:t>
+              </m:r>
+              <m:r>
+                <m:rPr>
+                  <m:sty m:val="p"/>
+                </m:rPr>
+                <m:t>∣</m:t>
+              </m:r>
+              <m:r>
+                <m:t>L</m:t>
+              </m:r>
+              <m:r>
+                <m:rPr>
+                  <m:sty m:val="p"/>
+                </m:rPr>
+                <m:t>]</m:t>
+              </m:r>
+            </m:oMath>
+            <w:r>
+              <w:t xml:space="preserve"> </w:t>
+            </w:r>
+            <w:r>
+              <w:t xml:space="preserve">if</w:t>
+            </w:r>
+            <w:r>
+              <w:t xml:space="preserve"> </w:t>
+            </w:r>
+            <m:oMath>
+              <m:r>
+                <m:t>A</m:t>
+              </m:r>
+              <m:r>
+                <m:rPr>
+                  <m:sty m:val="p"/>
+                </m:rPr>
+                <m:t>=</m:t>
+              </m:r>
+              <m:r>
+                <m:t>1</m:t>
+              </m:r>
+            </m:oMath>
+            <w:r>
+              <w:t xml:space="preserve">,</w:t>
+            </w:r>
+          </w:p>
+          <w:p>
+            <w:pPr>
+              <w:pStyle w:val="Compact"/>
+              <w:numPr>
+                <w:ilvl w:val="1"/>
+                <w:numId w:val="1011"/>
+              </w:numPr>
+            </w:pPr>
+            <m:oMath>
+              <m:acc>
+                <m:accPr>
+                  <m:chr m:val="̂"/>
+                </m:accPr>
+                <m:e>
+                  <m:r>
+                    <m:t>f</m:t>
+                  </m:r>
+                </m:e>
+              </m:acc>
+              <m:r>
+                <m:rPr>
+                  <m:sty m:val="p"/>
+                </m:rPr>
+                <m:t>(</m:t>
+              </m:r>
+              <m:r>
+                <m:t>0</m:t>
+              </m:r>
+              <m:r>
+                <m:rPr>
+                  <m:sty m:val="p"/>
+                </m:rPr>
+                <m:t>∣</m:t>
+              </m:r>
+              <m:r>
+                <m:t>L</m:t>
+              </m:r>
+              <m:r>
+                <m:rPr>
+                  <m:sty m:val="p"/>
+                </m:rPr>
+                <m:t>)</m:t>
+              </m:r>
+              <m:r>
+                <m:rPr>
+                  <m:sty m:val="p"/>
+                </m:rPr>
+                <m:t>=</m:t>
+              </m:r>
+              <m:r>
+                <m:t>1</m:t>
+              </m:r>
+              <m:r>
+                <m:rPr>
+                  <m:sty m:val="p"/>
+                </m:rPr>
+                <m:t>−</m:t>
+              </m:r>
+              <m:acc>
+                <m:accPr>
+                  <m:chr m:val="̂"/>
+                </m:accPr>
+                <m:e>
+                  <m:r>
+                    <m:rPr>
+                      <m:sty m:val="p"/>
+                    </m:rPr>
+                    <m:t>Pr</m:t>
+                  </m:r>
+                </m:e>
+              </m:acc>
+              <m:r>
+                <m:rPr>
+                  <m:sty m:val="p"/>
+                </m:rPr>
+                <m:t>[</m:t>
+              </m:r>
+              <m:r>
+                <m:t>A</m:t>
+              </m:r>
+              <m:r>
+                <m:rPr>
+                  <m:sty m:val="p"/>
+                </m:rPr>
+                <m:t>=</m:t>
+              </m:r>
+              <m:r>
+                <m:t>1</m:t>
+              </m:r>
+              <m:r>
+                <m:rPr>
+                  <m:sty m:val="p"/>
+                </m:rPr>
+                <m:t>∣</m:t>
+              </m:r>
+              <m:r>
+                <m:t>L</m:t>
+              </m:r>
+              <m:r>
+                <m:rPr>
+                  <m:sty m:val="p"/>
+                </m:rPr>
+                <m:t>]</m:t>
+              </m:r>
+            </m:oMath>
+            <w:r>
+              <w:t xml:space="preserve"> </w:t>
+            </w:r>
+            <w:r>
+              <w:t xml:space="preserve">if</w:t>
+            </w:r>
+            <w:r>
+              <w:t xml:space="preserve"> </w:t>
+            </w:r>
+            <m:oMath>
+              <m:r>
+                <m:t>A</m:t>
+              </m:r>
+              <m:r>
+                <m:rPr>
+                  <m:sty m:val="p"/>
+                </m:rPr>
+                <m:t>=</m:t>
+              </m:r>
+              <m:r>
+                <m:t>0</m:t>
+              </m:r>
+            </m:oMath>
+            <w:r>
+              <w:t xml:space="preserve">.</w:t>
+            </w:r>
+          </w:p>
+          <w:p>
+            <w:pPr>
+              <w:numPr>
+                <w:ilvl w:val="0"/>
+                <w:numId w:val="1009"/>
+              </w:numPr>
+            </w:pPr>
+            <w:r>
+              <w:t xml:space="preserve">Set</w:t>
+            </w:r>
+            <w:r>
+              <w:t xml:space="preserve"> </w:t>
+            </w:r>
+            <m:oMath>
+              <m:sSup>
+                <m:e>
+                  <m:acc>
+                    <m:accPr>
+                      <m:chr m:val="̂"/>
+                    </m:accPr>
+                    <m:e>
+                      <m:r>
+                        <m:t>W</m:t>
+                      </m:r>
+                    </m:e>
+                  </m:acc>
+                </m:e>
+                <m:sup>
+                  <m:r>
+                    <m:t>A</m:t>
+                  </m:r>
+                </m:sup>
+              </m:sSup>
+              <m:r>
+                <m:rPr>
+                  <m:sty m:val="p"/>
+                </m:rPr>
+                <m:t>=</m:t>
+              </m:r>
+              <m:r>
+                <m:t>1</m:t>
+              </m:r>
+              <m:r>
+                <m:rPr>
+                  <m:sty m:val="p"/>
+                </m:rPr>
+                <m:t>/</m:t>
+              </m:r>
+              <m:acc>
+                <m:accPr>
+                  <m:chr m:val="̂"/>
+                </m:accPr>
+                <m:e>
+                  <m:r>
+                    <m:t>f</m:t>
+                  </m:r>
+                </m:e>
+              </m:acc>
+              <m:r>
+                <m:rPr>
+                  <m:sty m:val="p"/>
+                </m:rPr>
+                <m:t>(</m:t>
+              </m:r>
+              <m:r>
+                <m:t>A</m:t>
+              </m:r>
+              <m:r>
+                <m:rPr>
+                  <m:sty m:val="p"/>
+                </m:rPr>
+                <m:t>∣</m:t>
+              </m:r>
+              <m:r>
+                <m:t>L</m:t>
+              </m:r>
+              <m:r>
+                <m:rPr>
+                  <m:sty m:val="p"/>
+                </m:rPr>
+                <m:t>)</m:t>
+              </m:r>
+            </m:oMath>
+            <w:r>
+              <w:t xml:space="preserve">.</w:t>
+            </w:r>
+          </w:p>
+          <w:bookmarkEnd w:id="30"/>
+        </w:tc>
+      </w:tr>
+    </w:tbl>
     <w:p>
       <w:pPr>
         <w:pStyle w:val="FirstParagraph"/>
@@ -12438,12 +12453,12 @@
       <w:pPr>
         <w:pStyle w:val="FirstParagraph"/>
       </w:pPr>
-      <w:ins w:id="45" w:author="PR Preview" w:date="2024-01-01T00:00:00Z">
+      <w:ins w:id="37" w:author="PR Preview" w:date="2024-01-01T00:00:00Z">
         <w:r>
           <w:t xml:space="preserve">by weighted least squares with weights</w:t>
         </w:r>
       </w:ins>
-      <w:ins w:id="45" w:author="PR Preview" w:date="2024-01-01T00:00:00Z">
+      <w:ins w:id="37" w:author="PR Preview" w:date="2024-01-01T00:00:00Z">
         <w:r>
           <w:t xml:space="preserve"> </w:t>
         </w:r>
@@ -12469,7 +12484,7 @@
           </m:sup>
         </m:sSup>
       </m:oMath>
-      <w:ins w:id="45" w:author="PR Preview" w:date="2024-01-01T00:00:00Z">
+      <w:ins w:id="37" w:author="PR Preview" w:date="2024-01-01T00:00:00Z">
         <w:r>
           <w:t xml:space="preserve">.</w:t>
         </w:r>
@@ -12861,12 +12876,12 @@
       <w:pPr>
         <w:pStyle w:val="FirstParagraph"/>
       </w:pPr>
-      <w:ins w:id="46" w:author="PR Preview" w:date="2024-01-01T00:00:00Z">
+      <w:ins w:id="38" w:author="PR Preview" w:date="2024-01-01T00:00:00Z">
         <w:r>
           <w:t xml:space="preserve">The model</w:t>
         </w:r>
       </w:ins>
-      <w:ins w:id="46" w:author="PR Preview" w:date="2024-01-01T00:00:00Z">
+      <w:ins w:id="38" w:author="PR Preview" w:date="2024-01-01T00:00:00Z">
         <w:r>
           <w:t xml:space="preserve"> </w:t>
         </w:r>
@@ -12941,17 +12956,17 @@
           <m:t>A</m:t>
         </m:r>
       </m:oMath>
-      <w:ins w:id="46" w:author="PR Preview" w:date="2024-01-01T00:00:00Z">
+      <w:ins w:id="38" w:author="PR Preview" w:date="2024-01-01T00:00:00Z">
         <w:r>
           <w:t xml:space="preserve"> </w:t>
         </w:r>
       </w:ins>
-      <w:ins w:id="46" w:author="PR Preview" w:date="2024-01-01T00:00:00Z">
+      <w:ins w:id="38" w:author="PR Preview" w:date="2024-01-01T00:00:00Z">
         <w:r>
           <w:t xml:space="preserve">is saturated: it has two parameters for the two quantities</w:t>
         </w:r>
       </w:ins>
-      <w:ins w:id="46" w:author="PR Preview" w:date="2024-01-01T00:00:00Z">
+      <w:ins w:id="38" w:author="PR Preview" w:date="2024-01-01T00:00:00Z">
         <w:r>
           <w:t xml:space="preserve"> </w:t>
         </w:r>
@@ -12996,17 +13011,17 @@
           </m:e>
         </m:d>
       </m:oMath>
-      <w:ins w:id="46" w:author="PR Preview" w:date="2024-01-01T00:00:00Z">
+      <w:ins w:id="38" w:author="PR Preview" w:date="2024-01-01T00:00:00Z">
         <w:r>
           <w:t xml:space="preserve"> </w:t>
         </w:r>
       </w:ins>
-      <w:ins w:id="46" w:author="PR Preview" w:date="2024-01-01T00:00:00Z">
+      <w:ins w:id="38" w:author="PR Preview" w:date="2024-01-01T00:00:00Z">
         <w:r>
           <w:t xml:space="preserve">and</w:t>
         </w:r>
       </w:ins>
-      <w:ins w:id="46" w:author="PR Preview" w:date="2024-01-01T00:00:00Z">
+      <w:ins w:id="38" w:author="PR Preview" w:date="2024-01-01T00:00:00Z">
         <w:r>
           <w:t xml:space="preserve"> </w:t>
         </w:r>
@@ -13051,12 +13066,12 @@
           </m:e>
         </m:d>
       </m:oMath>
-      <w:ins w:id="46" w:author="PR Preview" w:date="2024-01-01T00:00:00Z">
+      <w:ins w:id="38" w:author="PR Preview" w:date="2024-01-01T00:00:00Z">
         <w:r>
           <w:t xml:space="preserve">, and</w:t>
         </w:r>
       </w:ins>
-      <w:ins w:id="46" w:author="PR Preview" w:date="2024-01-01T00:00:00Z">
+      <w:ins w:id="38" w:author="PR Preview" w:date="2024-01-01T00:00:00Z">
         <w:r>
           <w:t xml:space="preserve"> </w:t>
         </w:r>
@@ -13163,22 +13178,22 @@
           </m:e>
         </m:d>
       </m:oMath>
-      <w:ins w:id="46" w:author="PR Preview" w:date="2024-01-01T00:00:00Z">
+      <w:ins w:id="38" w:author="PR Preview" w:date="2024-01-01T00:00:00Z">
         <w:r>
           <w:t xml:space="preserve">.</w:t>
         </w:r>
       </w:ins>
-      <w:ins w:id="46" w:author="PR Preview" w:date="2024-01-01T00:00:00Z">
+      <w:ins w:id="38" w:author="PR Preview" w:date="2024-01-01T00:00:00Z">
         <w:r>
           <w:t xml:space="preserve"> </w:t>
         </w:r>
       </w:ins>
-      <w:ins w:id="46" w:author="PR Preview" w:date="2024-01-01T00:00:00Z">
+      <w:ins w:id="38" w:author="PR Preview" w:date="2024-01-01T00:00:00Z">
         <w:r>
           <w:t xml:space="preserve">With</w:t>
         </w:r>
       </w:ins>
-      <w:ins w:id="46" w:author="PR Preview" w:date="2024-01-01T00:00:00Z">
+      <w:ins w:id="38" w:author="PR Preview" w:date="2024-01-01T00:00:00Z">
         <w:r>
           <w:t xml:space="preserve"> </w:t>
         </w:r>
@@ -13213,27 +13228,27 @@
           <m:t>1</m:t>
         </m:r>
       </m:oMath>
-      <w:ins w:id="46" w:author="PR Preview" w:date="2024-01-01T00:00:00Z">
+      <w:ins w:id="38" w:author="PR Preview" w:date="2024-01-01T00:00:00Z">
         <w:r>
           <w:t xml:space="preserve"> </w:t>
         </w:r>
       </w:ins>
-      <w:ins w:id="46" w:author="PR Preview" w:date="2024-01-01T00:00:00Z">
+      <w:ins w:id="38" w:author="PR Preview" w:date="2024-01-01T00:00:00Z">
         <w:r>
           <w:t xml:space="preserve">for everyone, weighted least squares reduces to the ordinary least squares of Chapter 11</w:t>
         </w:r>
       </w:ins>
-      <w:ins w:id="46" w:author="PR Preview" w:date="2024-01-01T00:00:00Z">
+      <w:ins w:id="38" w:author="PR Preview" w:date="2024-01-01T00:00:00Z">
         <w:r>
           <w:t xml:space="preserve"> </w:t>
         </w:r>
       </w:ins>
-      <w:ins w:id="46" w:author="PR Preview" w:date="2024-01-01T00:00:00Z">
+      <w:ins w:id="38" w:author="PR Preview" w:date="2024-01-01T00:00:00Z">
         <w:r>
           <w:t xml:space="preserve">(Hernán and Robins 2020, chap. 12, pp. 165-166)</w:t>
         </w:r>
       </w:ins>
-      <w:ins w:id="46" w:author="PR Preview" w:date="2024-01-01T00:00:00Z">
+      <w:ins w:id="38" w:author="PR Preview" w:date="2024-01-01T00:00:00Z">
         <w:r>
           <w:t xml:space="preserve">.</w:t>
         </w:r>
@@ -13243,7 +13258,7 @@
       <w:pPr>
         <w:pStyle w:val="BodyText"/>
       </w:pPr>
-      <w:ins w:id="47" w:author="PR Preview" w:date="2024-01-01T00:00:00Z">
+      <w:ins w:id="39" w:author="PR Preview" w:date="2024-01-01T00:00:00Z">
         <w:r>
           <w:t xml:space="preserve">If there is no confounding in the pseudo-population (</w:t>
         </w:r>
@@ -13256,12 +13271,12 @@
           <w:t xml:space="preserve">Definition 2</w:t>
         </w:r>
       </w:hyperlink>
-      <w:ins w:id="47" w:author="PR Preview" w:date="2024-01-01T00:00:00Z">
+      <w:ins w:id="39" w:author="PR Preview" w:date="2024-01-01T00:00:00Z">
         <w:r>
           <w:t xml:space="preserve">) and the model for</w:t>
         </w:r>
       </w:ins>
-      <w:ins w:id="47" w:author="PR Preview" w:date="2024-01-01T00:00:00Z">
+      <w:ins w:id="39" w:author="PR Preview" w:date="2024-01-01T00:00:00Z">
         <w:r>
           <w:t xml:space="preserve"> </w:t>
         </w:r>
@@ -13307,17 +13322,17 @@
           <m:t>]</m:t>
         </m:r>
       </m:oMath>
-      <w:ins w:id="47" w:author="PR Preview" w:date="2024-01-01T00:00:00Z">
+      <w:ins w:id="39" w:author="PR Preview" w:date="2024-01-01T00:00:00Z">
         <w:r>
           <w:t xml:space="preserve"> </w:t>
         </w:r>
       </w:ins>
-      <w:ins w:id="47" w:author="PR Preview" w:date="2024-01-01T00:00:00Z">
+      <w:ins w:id="39" w:author="PR Preview" w:date="2024-01-01T00:00:00Z">
         <w:r>
           <w:t xml:space="preserve">is correct, an unbiased estimator of</w:t>
         </w:r>
       </w:ins>
-      <w:ins w:id="47" w:author="PR Preview" w:date="2024-01-01T00:00:00Z">
+      <w:ins w:id="39" w:author="PR Preview" w:date="2024-01-01T00:00:00Z">
         <w:r>
           <w:t xml:space="preserve"> </w:t>
         </w:r>
@@ -13430,17 +13445,17 @@
           </m:e>
         </m:d>
       </m:oMath>
-      <w:ins w:id="47" w:author="PR Preview" w:date="2024-01-01T00:00:00Z">
+      <w:ins w:id="39" w:author="PR Preview" w:date="2024-01-01T00:00:00Z">
         <w:r>
           <w:t xml:space="preserve"> </w:t>
         </w:r>
       </w:ins>
-      <w:ins w:id="47" w:author="PR Preview" w:date="2024-01-01T00:00:00Z">
+      <w:ins w:id="39" w:author="PR Preview" w:date="2024-01-01T00:00:00Z">
         <w:r>
           <w:t xml:space="preserve">is also an unbiased estimator of</w:t>
         </w:r>
       </w:ins>
-      <w:ins w:id="47" w:author="PR Preview" w:date="2024-01-01T00:00:00Z">
+      <w:ins w:id="39" w:author="PR Preview" w:date="2024-01-01T00:00:00Z">
         <w:r>
           <w:t xml:space="preserve"> </w:t>
         </w:r>
@@ -13529,7 +13544,7 @@
           </m:e>
         </m:d>
       </m:oMath>
-      <w:ins w:id="47" w:author="PR Preview" w:date="2024-01-01T00:00:00Z">
+      <w:ins w:id="39" w:author="PR Preview" w:date="2024-01-01T00:00:00Z">
         <w:r>
           <w:t xml:space="preserve">.</w:t>
         </w:r>
@@ -13710,12 +13725,12 @@
       <w:pPr>
         <w:pStyle w:val="BodyText"/>
       </w:pPr>
-      <w:ins w:id="49" w:author="PR Preview" w:date="2024-01-01T00:00:00Z">
+      <w:ins w:id="41" w:author="PR Preview" w:date="2024-01-01T00:00:00Z">
         <w:r>
           <w:t xml:space="preserve">The mean of the nonstabilized weights is about 2 because</w:t>
         </w:r>
       </w:ins>
-      <w:ins w:id="49" w:author="PR Preview" w:date="2024-01-01T00:00:00Z">
+      <w:ins w:id="41" w:author="PR Preview" w:date="2024-01-01T00:00:00Z">
         <w:r>
           <w:t xml:space="preserve"> </w:t>
         </w:r>
@@ -13769,17 +13784,17 @@
           <m:t>2</m:t>
         </m:r>
       </m:oMath>
-      <w:ins w:id="49" w:author="PR Preview" w:date="2024-01-01T00:00:00Z">
+      <w:ins w:id="41" w:author="PR Preview" w:date="2024-01-01T00:00:00Z">
         <w:r>
           <w:t xml:space="preserve"> </w:t>
         </w:r>
       </w:ins>
-      <w:ins w:id="49" w:author="PR Preview" w:date="2024-01-01T00:00:00Z">
+      <w:ins w:id="41" w:author="PR Preview" w:date="2024-01-01T00:00:00Z">
         <w:r>
           <w:t xml:space="preserve">for a dichotomous treatment (property 0 of</w:t>
         </w:r>
       </w:ins>
-      <w:ins w:id="49" w:author="PR Preview" w:date="2024-01-01T00:00:00Z">
+      <w:ins w:id="41" w:author="PR Preview" w:date="2024-01-01T00:00:00Z">
         <w:r>
           <w:t xml:space="preserve"> </w:t>
         </w:r>
@@ -13792,7 +13807,7 @@
           <w:t xml:space="preserve">Proposition 1</w:t>
         </w:r>
       </w:hyperlink>
-      <w:ins w:id="49" w:author="PR Preview" w:date="2024-01-01T00:00:00Z">
+      <w:ins w:id="41" w:author="PR Preview" w:date="2024-01-01T00:00:00Z">
         <w:r>
           <w:t xml:space="preserve">).</w:t>
         </w:r>
@@ -15679,12 +15694,12 @@
       <w:pPr>
         <w:pStyle w:val="FirstParagraph"/>
       </w:pPr>
-      <w:ins w:id="59" w:author="PR Preview" w:date="2024-01-01T00:00:00Z">
+      <w:ins w:id="51" w:author="PR Preview" w:date="2024-01-01T00:00:00Z">
         <w:r>
           <w:t xml:space="preserve">so the ratio equals the IP weighted mean</w:t>
         </w:r>
       </w:ins>
-      <w:ins w:id="59" w:author="PR Preview" w:date="2024-01-01T00:00:00Z">
+      <w:ins w:id="51" w:author="PR Preview" w:date="2024-01-01T00:00:00Z">
         <w:r>
           <w:t xml:space="preserve"> </w:t>
         </w:r>
@@ -15773,12 +15788,12 @@
           </m:e>
         </m:d>
       </m:oMath>
-      <w:ins w:id="59" w:author="PR Preview" w:date="2024-01-01T00:00:00Z">
+      <w:ins w:id="51" w:author="PR Preview" w:date="2024-01-01T00:00:00Z">
         <w:r>
           <w:t xml:space="preserve">, which equals</w:t>
         </w:r>
       </w:ins>
-      <w:ins w:id="59" w:author="PR Preview" w:date="2024-01-01T00:00:00Z">
+      <w:ins w:id="51" w:author="PR Preview" w:date="2024-01-01T00:00:00Z">
         <w:r>
           <w:t xml:space="preserve"> </w:t>
         </w:r>
@@ -15814,12 +15829,12 @@
           </m:e>
         </m:d>
       </m:oMath>
-      <w:ins w:id="59" w:author="PR Preview" w:date="2024-01-01T00:00:00Z">
+      <w:ins w:id="51" w:author="PR Preview" w:date="2024-01-01T00:00:00Z">
         <w:r>
           <w:t xml:space="preserve"> </w:t>
         </w:r>
       </w:ins>
-      <w:ins w:id="59" w:author="PR Preview" w:date="2024-01-01T00:00:00Z">
+      <w:ins w:id="51" w:author="PR Preview" w:date="2024-01-01T00:00:00Z">
         <w:r>
           <w:t xml:space="preserve">under conditional exchangeability, positivity, and consistency (Technical Point 3.1).</w:t>
         </w:r>
@@ -15934,7 +15949,7 @@
       <w:pPr>
         <w:pStyle w:val="BodyText"/>
       </w:pPr>
-      <w:ins w:id="61" w:author="PR Preview" w:date="2024-01-01T00:00:00Z">
+      <w:ins w:id="53" w:author="PR Preview" w:date="2024-01-01T00:00:00Z">
         <w:r>
           <w:rPr>
             <w:b/>
@@ -15943,12 +15958,12 @@
           <w:t xml:space="preserve">Without positivity</w:t>
         </w:r>
       </w:ins>
-      <w:ins w:id="61" w:author="PR Preview" w:date="2024-01-01T00:00:00Z">
+      <w:ins w:id="53" w:author="PR Preview" w:date="2024-01-01T00:00:00Z">
         <w:r>
           <w:t xml:space="preserve">: let</w:t>
         </w:r>
       </w:ins>
-      <w:ins w:id="61" w:author="PR Preview" w:date="2024-01-01T00:00:00Z">
+      <w:ins w:id="53" w:author="PR Preview" w:date="2024-01-01T00:00:00Z">
         <w:r>
           <w:t xml:space="preserve"> </w:t>
         </w:r>
@@ -16057,22 +16072,22 @@
           <m:t>}</m:t>
         </m:r>
       </m:oMath>
-      <w:ins w:id="61" w:author="PR Preview" w:date="2024-01-01T00:00:00Z">
+      <w:ins w:id="53" w:author="PR Preview" w:date="2024-01-01T00:00:00Z">
         <w:r>
           <w:t xml:space="preserve">.</w:t>
         </w:r>
       </w:ins>
-      <w:ins w:id="61" w:author="PR Preview" w:date="2024-01-01T00:00:00Z">
+      <w:ins w:id="53" w:author="PR Preview" w:date="2024-01-01T00:00:00Z">
         <w:r>
           <w:t xml:space="preserve"> </w:t>
         </w:r>
       </w:ins>
-      <w:ins w:id="61" w:author="PR Preview" w:date="2024-01-01T00:00:00Z">
+      <w:ins w:id="53" w:author="PR Preview" w:date="2024-01-01T00:00:00Z">
         <w:r>
           <w:t xml:space="preserve">The Hajek ratio then equals</w:t>
         </w:r>
       </w:ins>
-      <w:ins w:id="61" w:author="PR Preview" w:date="2024-01-01T00:00:00Z">
+      <w:ins w:id="53" w:author="PR Preview" w:date="2024-01-01T00:00:00Z">
         <w:r>
           <w:t xml:space="preserve"> </w:t>
         </w:r>
@@ -16251,12 +16266,12 @@
           <m:t>]</m:t>
         </m:r>
       </m:oMath>
-      <w:ins w:id="61" w:author="PR Preview" w:date="2024-01-01T00:00:00Z">
+      <w:ins w:id="53" w:author="PR Preview" w:date="2024-01-01T00:00:00Z">
         <w:r>
           <w:t xml:space="preserve">, which under conditional exchangeability and consistency is</w:t>
         </w:r>
       </w:ins>
-      <w:ins w:id="61" w:author="PR Preview" w:date="2024-01-01T00:00:00Z">
+      <w:ins w:id="53" w:author="PR Preview" w:date="2024-01-01T00:00:00Z">
         <w:r>
           <w:t xml:space="preserve"> </w:t>
         </w:r>
@@ -16325,22 +16340,22 @@
           </m:e>
         </m:d>
       </m:oMath>
-      <w:ins w:id="61" w:author="PR Preview" w:date="2024-01-01T00:00:00Z">
+      <w:ins w:id="53" w:author="PR Preview" w:date="2024-01-01T00:00:00Z">
         <w:r>
           <w:t xml:space="preserve">.</w:t>
         </w:r>
       </w:ins>
-      <w:ins w:id="61" w:author="PR Preview" w:date="2024-01-01T00:00:00Z">
+      <w:ins w:id="53" w:author="PR Preview" w:date="2024-01-01T00:00:00Z">
         <w:r>
           <w:t xml:space="preserve"> </w:t>
         </w:r>
       </w:ins>
-      <w:ins w:id="61" w:author="PR Preview" w:date="2024-01-01T00:00:00Z">
+      <w:ins w:id="53" w:author="PR Preview" w:date="2024-01-01T00:00:00Z">
         <w:r>
           <w:t xml:space="preserve">Its denominator converges to</w:t>
         </w:r>
       </w:ins>
-      <w:ins w:id="61" w:author="PR Preview" w:date="2024-01-01T00:00:00Z">
+      <w:ins w:id="53" w:author="PR Preview" w:date="2024-01-01T00:00:00Z">
         <w:r>
           <w:t xml:space="preserve"> </w:t>
         </w:r>
@@ -16383,17 +16398,17 @@
           <m:t>]</m:t>
         </m:r>
       </m:oMath>
-      <w:ins w:id="61" w:author="PR Preview" w:date="2024-01-01T00:00:00Z">
+      <w:ins w:id="53" w:author="PR Preview" w:date="2024-01-01T00:00:00Z">
         <w:r>
           <w:t xml:space="preserve"> </w:t>
         </w:r>
       </w:ins>
-      <w:ins w:id="61" w:author="PR Preview" w:date="2024-01-01T00:00:00Z">
+      <w:ins w:id="53" w:author="PR Preview" w:date="2024-01-01T00:00:00Z">
         <w:r>
           <w:t xml:space="preserve">rather than 1, so the ratio of the Horvitz-Thompson limit to the Hajek limit is</w:t>
         </w:r>
       </w:ins>
-      <w:ins w:id="61" w:author="PR Preview" w:date="2024-01-01T00:00:00Z">
+      <w:ins w:id="53" w:author="PR Preview" w:date="2024-01-01T00:00:00Z">
         <w:r>
           <w:t xml:space="preserve"> </w:t>
         </w:r>
@@ -16436,12 +16451,12 @@
           <m:t>]</m:t>
         </m:r>
       </m:oMath>
-      <w:ins w:id="61" w:author="PR Preview" w:date="2024-01-01T00:00:00Z">
+      <w:ins w:id="53" w:author="PR Preview" w:date="2024-01-01T00:00:00Z">
         <w:r>
           <w:t xml:space="preserve">, and the difference of Hajek estimators for</w:t>
         </w:r>
       </w:ins>
-      <w:ins w:id="61" w:author="PR Preview" w:date="2024-01-01T00:00:00Z">
+      <w:ins w:id="53" w:author="PR Preview" w:date="2024-01-01T00:00:00Z">
         <w:r>
           <w:t xml:space="preserve"> </w:t>
         </w:r>
@@ -16460,17 +16475,17 @@
           <m:t>1</m:t>
         </m:r>
       </m:oMath>
-      <w:ins w:id="61" w:author="PR Preview" w:date="2024-01-01T00:00:00Z">
+      <w:ins w:id="53" w:author="PR Preview" w:date="2024-01-01T00:00:00Z">
         <w:r>
           <w:t xml:space="preserve"> </w:t>
         </w:r>
       </w:ins>
-      <w:ins w:id="61" w:author="PR Preview" w:date="2024-01-01T00:00:00Z">
+      <w:ins w:id="53" w:author="PR Preview" w:date="2024-01-01T00:00:00Z">
         <w:r>
           <w:t xml:space="preserve">versus</w:t>
         </w:r>
       </w:ins>
-      <w:ins w:id="61" w:author="PR Preview" w:date="2024-01-01T00:00:00Z">
+      <w:ins w:id="53" w:author="PR Preview" w:date="2024-01-01T00:00:00Z">
         <w:r>
           <w:t xml:space="preserve"> </w:t>
         </w:r>
@@ -16489,12 +16504,12 @@
           <m:t>0</m:t>
         </m:r>
       </m:oMath>
-      <w:ins w:id="61" w:author="PR Preview" w:date="2024-01-01T00:00:00Z">
+      <w:ins w:id="53" w:author="PR Preview" w:date="2024-01-01T00:00:00Z">
         <w:r>
           <w:t xml:space="preserve"> </w:t>
         </w:r>
       </w:ins>
-      <w:ins w:id="61" w:author="PR Preview" w:date="2024-01-01T00:00:00Z">
+      <w:ins w:id="53" w:author="PR Preview" w:date="2024-01-01T00:00:00Z">
         <w:r>
           <w:t xml:space="preserve">has no causal interpretation.</w:t>
         </w:r>
@@ -16522,7 +16537,7 @@
       <w:pPr>
         <w:pStyle w:val="FirstParagraph"/>
       </w:pPr>
-      <w:ins w:id="64" w:author="PR Preview" w:date="2024-01-01T00:00:00Z">
+      <w:ins w:id="56" w:author="PR Preview" w:date="2024-01-01T00:00:00Z">
         <w:r>
           <w:t xml:space="preserve">The goal of IP weighting is a pseudo-population (</w:t>
         </w:r>
@@ -16535,12 +16550,12 @@
           <w:t xml:space="preserve">Definition 2</w:t>
         </w:r>
       </w:hyperlink>
-      <w:ins w:id="64" w:author="PR Preview" w:date="2024-01-01T00:00:00Z">
+      <w:ins w:id="56" w:author="PR Preview" w:date="2024-01-01T00:00:00Z">
         <w:r>
           <w:t xml:space="preserve">) in which</w:t>
         </w:r>
       </w:ins>
-      <w:ins w:id="64" w:author="PR Preview" w:date="2024-01-01T00:00:00Z">
+      <w:ins w:id="56" w:author="PR Preview" w:date="2024-01-01T00:00:00Z">
         <w:r>
           <w:t xml:space="preserve"> </w:t>
         </w:r>
@@ -16550,17 +16565,17 @@
           <m:t>L</m:t>
         </m:r>
       </m:oMath>
-      <w:ins w:id="64" w:author="PR Preview" w:date="2024-01-01T00:00:00Z">
+      <w:ins w:id="56" w:author="PR Preview" w:date="2024-01-01T00:00:00Z">
         <w:r>
           <w:t xml:space="preserve"> </w:t>
         </w:r>
       </w:ins>
-      <w:ins w:id="64" w:author="PR Preview" w:date="2024-01-01T00:00:00Z">
+      <w:ins w:id="56" w:author="PR Preview" w:date="2024-01-01T00:00:00Z">
         <w:r>
           <w:t xml:space="preserve">does not predict</w:t>
         </w:r>
       </w:ins>
-      <w:ins w:id="64" w:author="PR Preview" w:date="2024-01-01T00:00:00Z">
+      <w:ins w:id="56" w:author="PR Preview" w:date="2024-01-01T00:00:00Z">
         <w:r>
           <w:t xml:space="preserve"> </w:t>
         </w:r>
@@ -16570,22 +16585,22 @@
           <m:t>A</m:t>
         </m:r>
       </m:oMath>
-      <w:ins w:id="64" w:author="PR Preview" w:date="2024-01-01T00:00:00Z">
+      <w:ins w:id="56" w:author="PR Preview" w:date="2024-01-01T00:00:00Z">
         <w:r>
           <w:t xml:space="preserve">.</w:t>
         </w:r>
       </w:ins>
-      <w:ins w:id="64" w:author="PR Preview" w:date="2024-01-01T00:00:00Z">
+      <w:ins w:id="56" w:author="PR Preview" w:date="2024-01-01T00:00:00Z">
         <w:r>
           <w:t xml:space="preserve"> </w:t>
         </w:r>
       </w:ins>
-      <w:ins w:id="64" w:author="PR Preview" w:date="2024-01-01T00:00:00Z">
+      <w:ins w:id="56" w:author="PR Preview" w:date="2024-01-01T00:00:00Z">
         <w:r>
           <w:t xml:space="preserve">The weights</w:t>
         </w:r>
       </w:ins>
-      <w:ins w:id="64" w:author="PR Preview" w:date="2024-01-01T00:00:00Z">
+      <w:ins w:id="56" w:author="PR Preview" w:date="2024-01-01T00:00:00Z">
         <w:r>
           <w:t xml:space="preserve"> </w:t>
         </w:r>
@@ -16628,12 +16643,12 @@
           <m:t>)</m:t>
         </m:r>
       </m:oMath>
-      <w:ins w:id="64" w:author="PR Preview" w:date="2024-01-01T00:00:00Z">
+      <w:ins w:id="56" w:author="PR Preview" w:date="2024-01-01T00:00:00Z">
         <w:r>
           <w:t xml:space="preserve"> </w:t>
         </w:r>
       </w:ins>
-      <w:ins w:id="64" w:author="PR Preview" w:date="2024-01-01T00:00:00Z">
+      <w:ins w:id="56" w:author="PR Preview" w:date="2024-01-01T00:00:00Z">
         <w:r>
           <w:t xml:space="preserve">are only one way to get there.</w:t>
         </w:r>
@@ -17229,7 +17244,7 @@
       <w:pPr>
         <w:pStyle w:val="BodyText"/>
       </w:pPr>
-      <w:ins w:id="67" w:author="PR Preview" w:date="2024-01-01T00:00:00Z">
+      <w:ins w:id="59" w:author="PR Preview" w:date="2024-01-01T00:00:00Z">
         <w:r>
           <w:t xml:space="preserve"> </w:t>
         </w:r>
@@ -18789,12 +18804,12 @@
       <w:pPr>
         <w:pStyle w:val="BodyText"/>
       </w:pPr>
-      <w:ins w:id="1071" w:author="PR Preview" w:date="2024-01-01T00:00:00Z">
+      <w:ins w:id="1063" w:author="PR Preview" w:date="2024-01-01T00:00:00Z">
         <w:r>
           <w:t xml:space="preserve">The stabilized weights</w:t>
         </w:r>
       </w:ins>
-      <w:ins w:id="1071" w:author="PR Preview" w:date="2024-01-01T00:00:00Z">
+      <w:ins w:id="1063" w:author="PR Preview" w:date="2024-01-01T00:00:00Z">
         <w:r>
           <w:t xml:space="preserve"> </w:t>
         </w:r>
@@ -18816,12 +18831,12 @@
           </m:sup>
         </m:sSup>
       </m:oMath>
-      <w:ins w:id="1071" w:author="PR Preview" w:date="2024-01-01T00:00:00Z">
+      <w:ins w:id="1063" w:author="PR Preview" w:date="2024-01-01T00:00:00Z">
         <w:r>
           <w:t xml:space="preserve"> </w:t>
         </w:r>
       </w:ins>
-      <w:ins w:id="1071" w:author="PR Preview" w:date="2024-01-01T00:00:00Z">
+      <w:ins w:id="1063" w:author="PR Preview" w:date="2024-01-01T00:00:00Z">
         <w:r>
           <w:t xml:space="preserve">create their own pseudo-population (</w:t>
         </w:r>
@@ -18834,12 +18849,12 @@
           <w:t xml:space="preserve">Definition 2</w:t>
         </w:r>
       </w:hyperlink>
-      <w:ins w:id="1071" w:author="PR Preview" w:date="2024-01-01T00:00:00Z">
+      <w:ins w:id="1063" w:author="PR Preview" w:date="2024-01-01T00:00:00Z">
         <w:r>
           <w:t xml:space="preserve">), different from the one created by</w:t>
         </w:r>
       </w:ins>
-      <w:ins w:id="1071" w:author="PR Preview" w:date="2024-01-01T00:00:00Z">
+      <w:ins w:id="1063" w:author="PR Preview" w:date="2024-01-01T00:00:00Z">
         <w:r>
           <w:t xml:space="preserve"> </w:t>
         </w:r>
@@ -18858,7 +18873,7 @@
           </m:sup>
         </m:sSup>
       </m:oMath>
-      <w:ins w:id="1071" w:author="PR Preview" w:date="2024-01-01T00:00:00Z">
+      <w:ins w:id="1063" w:author="PR Preview" w:date="2024-01-01T00:00:00Z">
         <w:r>
           <w:t xml:space="preserve">.</w:t>
         </w:r>
@@ -19129,12 +19144,326 @@
       <w:pPr>
         <w:pStyle w:val="BodyText"/>
       </w:pPr>
-      <w:ins w:id="73" w:author="PR Preview" w:date="2024-01-01T00:00:00Z">
+      <w:ins w:id="65" w:author="PR Preview" w:date="2024-01-01T00:00:00Z">
         <w:r>
-          <w:t xml:space="preserve">Because the pseudo-population created by</w:t>
+          <w:t xml:space="preserve">Under positivity,</w:t>
         </w:r>
       </w:ins>
-      <w:ins w:id="73" w:author="PR Preview" w:date="2024-01-01T00:00:00Z">
+      <w:ins w:id="65" w:author="PR Preview" w:date="2024-01-01T00:00:00Z">
+        <w:r>
+          <w:t xml:space="preserve"> </w:t>
+        </w:r>
+      </w:ins>
+      <m:oMath>
+        <m:r>
+          <m:rPr>
+            <m:nor/>
+            <m:sty m:val="p"/>
+          </m:rPr>
+          <m:t>E</m:t>
+        </m:r>
+        <m:d>
+          <m:dPr>
+            <m:begChr m:val="["/>
+            <m:sepChr m:val=""/>
+            <m:endChr m:val="]"/>
+            <m:grow/>
+          </m:dPr>
+          <m:e>
+            <m:r>
+              <m:t>S</m:t>
+            </m:r>
+            <m:sSup>
+              <m:e>
+                <m:r>
+                  <m:t>W</m:t>
+                </m:r>
+              </m:e>
+              <m:sup>
+                <m:r>
+                  <m:t>A</m:t>
+                </m:r>
+              </m:sup>
+            </m:sSup>
+          </m:e>
+        </m:d>
+        <m:r>
+          <m:rPr>
+            <m:sty m:val="p"/>
+          </m:rPr>
+          <m:t>=</m:t>
+        </m:r>
+        <m:nary>
+          <m:naryPr>
+            <m:chr m:val="∑"/>
+            <m:limLoc m:val="undOvr"/>
+            <m:subHide m:val="off"/>
+            <m:supHide m:val="on"/>
+          </m:naryPr>
+          <m:sub>
+            <m:r>
+              <m:t>a</m:t>
+            </m:r>
+          </m:sub>
+          <m:sup>
+            <m:r>
+              <m:t>​</m:t>
+            </m:r>
+          </m:sup>
+          <m:e>
+            <m:nary>
+              <m:naryPr>
+                <m:chr m:val="∑"/>
+                <m:limLoc m:val="undOvr"/>
+                <m:subHide m:val="off"/>
+                <m:supHide m:val="on"/>
+              </m:naryPr>
+              <m:sub>
+                <m:r>
+                  <m:t>l</m:t>
+                </m:r>
+              </m:sub>
+              <m:sup>
+                <m:r>
+                  <m:t>​</m:t>
+                </m:r>
+              </m:sup>
+              <m:e>
+                <m:f>
+                  <m:fPr>
+                    <m:type m:val="bar"/>
+                  </m:fPr>
+                  <m:num>
+                    <m:r>
+                      <m:t>f</m:t>
+                    </m:r>
+                    <m:r>
+                      <m:rPr>
+                        <m:sty m:val="p"/>
+                      </m:rPr>
+                      <m:t>(</m:t>
+                    </m:r>
+                    <m:r>
+                      <m:t>a</m:t>
+                    </m:r>
+                    <m:r>
+                      <m:rPr>
+                        <m:sty m:val="p"/>
+                      </m:rPr>
+                      <m:t>)</m:t>
+                    </m:r>
+                  </m:num>
+                  <m:den>
+                    <m:r>
+                      <m:t>f</m:t>
+                    </m:r>
+                    <m:r>
+                      <m:rPr>
+                        <m:sty m:val="p"/>
+                      </m:rPr>
+                      <m:t>(</m:t>
+                    </m:r>
+                    <m:r>
+                      <m:t>a</m:t>
+                    </m:r>
+                    <m:r>
+                      <m:rPr>
+                        <m:sty m:val="p"/>
+                      </m:rPr>
+                      <m:t>∣</m:t>
+                    </m:r>
+                    <m:r>
+                      <m:t>l</m:t>
+                    </m:r>
+                    <m:r>
+                      <m:rPr>
+                        <m:sty m:val="p"/>
+                      </m:rPr>
+                      <m:t>)</m:t>
+                    </m:r>
+                  </m:den>
+                </m:f>
+              </m:e>
+            </m:nary>
+          </m:e>
+        </m:nary>
+        <m:r>
+          <m:t>f</m:t>
+        </m:r>
+        <m:r>
+          <m:rPr>
+            <m:sty m:val="p"/>
+          </m:rPr>
+          <m:t>(</m:t>
+        </m:r>
+        <m:r>
+          <m:t>a</m:t>
+        </m:r>
+        <m:r>
+          <m:rPr>
+            <m:sty m:val="p"/>
+          </m:rPr>
+          <m:t>∣</m:t>
+        </m:r>
+        <m:r>
+          <m:t>l</m:t>
+        </m:r>
+        <m:r>
+          <m:rPr>
+            <m:sty m:val="p"/>
+          </m:rPr>
+          <m:t>)</m:t>
+        </m:r>
+        <m:r>
+          <m:rPr>
+            <m:sty m:val="p"/>
+          </m:rPr>
+          <m:t>Pr</m:t>
+        </m:r>
+        <m:r>
+          <m:rPr>
+            <m:sty m:val="p"/>
+          </m:rPr>
+          <m:t>[</m:t>
+        </m:r>
+        <m:r>
+          <m:t>L</m:t>
+        </m:r>
+        <m:r>
+          <m:rPr>
+            <m:sty m:val="p"/>
+          </m:rPr>
+          <m:t>=</m:t>
+        </m:r>
+        <m:r>
+          <m:t>l</m:t>
+        </m:r>
+        <m:r>
+          <m:rPr>
+            <m:sty m:val="p"/>
+          </m:rPr>
+          <m:t>]</m:t>
+        </m:r>
+        <m:r>
+          <m:rPr>
+            <m:sty m:val="p"/>
+          </m:rPr>
+          <m:t>=</m:t>
+        </m:r>
+        <m:nary>
+          <m:naryPr>
+            <m:chr m:val="∑"/>
+            <m:limLoc m:val="undOvr"/>
+            <m:subHide m:val="off"/>
+            <m:supHide m:val="on"/>
+          </m:naryPr>
+          <m:sub>
+            <m:r>
+              <m:t>a</m:t>
+            </m:r>
+          </m:sub>
+          <m:sup>
+            <m:r>
+              <m:t>​</m:t>
+            </m:r>
+          </m:sup>
+          <m:e>
+            <m:r>
+              <m:t>f</m:t>
+            </m:r>
+          </m:e>
+        </m:nary>
+        <m:r>
+          <m:rPr>
+            <m:sty m:val="p"/>
+          </m:rPr>
+          <m:t>(</m:t>
+        </m:r>
+        <m:r>
+          <m:t>a</m:t>
+        </m:r>
+        <m:r>
+          <m:rPr>
+            <m:sty m:val="p"/>
+          </m:rPr>
+          <m:t>)</m:t>
+        </m:r>
+        <m:nary>
+          <m:naryPr>
+            <m:chr m:val="∑"/>
+            <m:limLoc m:val="undOvr"/>
+            <m:subHide m:val="off"/>
+            <m:supHide m:val="on"/>
+          </m:naryPr>
+          <m:sub>
+            <m:r>
+              <m:t>l</m:t>
+            </m:r>
+          </m:sub>
+          <m:sup>
+            <m:r>
+              <m:t>​</m:t>
+            </m:r>
+          </m:sup>
+          <m:e>
+            <m:r>
+              <m:rPr>
+                <m:sty m:val="p"/>
+              </m:rPr>
+              <m:t>Pr</m:t>
+            </m:r>
+          </m:e>
+        </m:nary>
+        <m:r>
+          <m:rPr>
+            <m:sty m:val="p"/>
+          </m:rPr>
+          <m:t>[</m:t>
+        </m:r>
+        <m:r>
+          <m:t>L</m:t>
+        </m:r>
+        <m:r>
+          <m:rPr>
+            <m:sty m:val="p"/>
+          </m:rPr>
+          <m:t>=</m:t>
+        </m:r>
+        <m:r>
+          <m:t>l</m:t>
+        </m:r>
+        <m:r>
+          <m:rPr>
+            <m:sty m:val="p"/>
+          </m:rPr>
+          <m:t>]</m:t>
+        </m:r>
+        <m:r>
+          <m:rPr>
+            <m:sty m:val="p"/>
+          </m:rPr>
+          <m:t>=</m:t>
+        </m:r>
+        <m:r>
+          <m:t>1</m:t>
+        </m:r>
+      </m:oMath>
+      <w:ins w:id="65" w:author="PR Preview" w:date="2024-01-01T00:00:00Z">
+        <w:r>
+          <w:t xml:space="preserve">,</w:t>
+        </w:r>
+      </w:ins>
+      <w:ins w:id="65" w:author="PR Preview" w:date="2024-01-01T00:00:00Z">
+        <w:r>
+          <w:t xml:space="preserve"> </w:t>
+        </w:r>
+      </w:ins>
+      <w:ins w:id="65" w:author="PR Preview" w:date="2024-01-01T00:00:00Z">
+        <w:r>
+          <w:t xml:space="preserve">so the pseudo-population created by</w:t>
+        </w:r>
+      </w:ins>
+      <w:ins w:id="65" w:author="PR Preview" w:date="2024-01-01T00:00:00Z">
         <w:r>
           <w:t xml:space="preserve"> </w:t>
         </w:r>
@@ -19156,12 +19485,12 @@
           </m:sup>
         </m:sSup>
       </m:oMath>
-      <w:ins w:id="73" w:author="PR Preview" w:date="2024-01-01T00:00:00Z">
+      <w:ins w:id="65" w:author="PR Preview" w:date="2024-01-01T00:00:00Z">
         <w:r>
           <w:t xml:space="preserve"> </w:t>
         </w:r>
       </w:ins>
-      <w:ins w:id="73" w:author="PR Preview" w:date="2024-01-01T00:00:00Z">
+      <w:ins w:id="65" w:author="PR Preview" w:date="2024-01-01T00:00:00Z">
         <w:r>
           <w:t xml:space="preserve">(</w:t>
         </w:r>
@@ -19174,17 +19503,17 @@
           <w:t xml:space="preserve">Definition 2</w:t>
         </w:r>
       </w:hyperlink>
-      <w:ins w:id="73" w:author="PR Preview" w:date="2024-01-01T00:00:00Z">
+      <w:ins w:id="65" w:author="PR Preview" w:date="2024-01-01T00:00:00Z">
         <w:r>
           <w:t xml:space="preserve"> </w:t>
         </w:r>
       </w:ins>
-      <w:ins w:id="73" w:author="PR Preview" w:date="2024-01-01T00:00:00Z">
+      <w:ins w:id="65" w:author="PR Preview" w:date="2024-01-01T00:00:00Z">
         <w:r>
           <w:t xml:space="preserve">with</w:t>
         </w:r>
       </w:ins>
-      <w:ins w:id="73" w:author="PR Preview" w:date="2024-01-01T00:00:00Z">
+      <w:ins w:id="65" w:author="PR Preview" w:date="2024-01-01T00:00:00Z">
         <w:r>
           <w:t xml:space="preserve"> </w:t>
         </w:r>
@@ -19215,17 +19544,89 @@
           </m:sup>
         </m:sSup>
       </m:oMath>
-      <w:ins w:id="73" w:author="PR Preview" w:date="2024-01-01T00:00:00Z">
+      <w:ins w:id="65" w:author="PR Preview" w:date="2024-01-01T00:00:00Z">
         <w:r>
-          <w:t xml:space="preserve">) has the same size as the study population, the mean of the stabilized weights is</w:t>
+          <w:t xml:space="preserve">) has expected size</w:t>
         </w:r>
       </w:ins>
-      <w:ins w:id="73" w:author="PR Preview" w:date="2024-01-01T00:00:00Z">
+      <w:ins w:id="65" w:author="PR Preview" w:date="2024-01-01T00:00:00Z">
         <w:r>
           <w:t xml:space="preserve"> </w:t>
         </w:r>
       </w:ins>
-      <w:ins w:id="73" w:author="PR Preview" w:date="2024-01-01T00:00:00Z">
+      <m:oMath>
+        <m:r>
+          <m:rPr>
+            <m:nor/>
+            <m:sty m:val="p"/>
+          </m:rPr>
+          <m:t>E</m:t>
+        </m:r>
+        <m:d>
+          <m:dPr>
+            <m:begChr m:val="["/>
+            <m:sepChr m:val=""/>
+            <m:endChr m:val="]"/>
+            <m:grow/>
+          </m:dPr>
+          <m:e>
+            <m:r>
+              <m:t>S</m:t>
+            </m:r>
+            <m:sSup>
+              <m:e>
+                <m:r>
+                  <m:t>W</m:t>
+                </m:r>
+              </m:e>
+              <m:sup>
+                <m:r>
+                  <m:t>A</m:t>
+                </m:r>
+              </m:sup>
+            </m:sSup>
+          </m:e>
+        </m:d>
+        <m:r>
+          <m:rPr>
+            <m:sty m:val="p"/>
+          </m:rPr>
+          <m:t>⋅</m:t>
+        </m:r>
+        <m:r>
+          <m:t>n</m:t>
+        </m:r>
+        <m:r>
+          <m:rPr>
+            <m:sty m:val="p"/>
+          </m:rPr>
+          <m:t>=</m:t>
+        </m:r>
+        <m:r>
+          <m:t>n</m:t>
+        </m:r>
+      </m:oMath>
+      <w:ins w:id="65" w:author="PR Preview" w:date="2024-01-01T00:00:00Z">
+        <w:r>
+          <w:t xml:space="preserve">, the same as the study population,</w:t>
+        </w:r>
+      </w:ins>
+      <w:ins w:id="65" w:author="PR Preview" w:date="2024-01-01T00:00:00Z">
+        <w:r>
+          <w:t xml:space="preserve"> </w:t>
+        </w:r>
+      </w:ins>
+      <w:ins w:id="65" w:author="PR Preview" w:date="2024-01-01T00:00:00Z">
+        <w:r>
+          <w:t xml:space="preserve">and the mean of the stabilized weights is</w:t>
+        </w:r>
+      </w:ins>
+      <w:ins w:id="65" w:author="PR Preview" w:date="2024-01-01T00:00:00Z">
+        <w:r>
+          <w:t xml:space="preserve"> </w:t>
+        </w:r>
+      </w:ins>
+      <w:ins w:id="65" w:author="PR Preview" w:date="2024-01-01T00:00:00Z">
         <w:r>
           <w:rPr>
             <w:b/>
@@ -19234,37 +19635,37 @@
           <w:t xml:space="preserve">expected</w:t>
         </w:r>
       </w:ins>
-      <w:ins w:id="73" w:author="PR Preview" w:date="2024-01-01T00:00:00Z">
+      <w:ins w:id="65" w:author="PR Preview" w:date="2024-01-01T00:00:00Z">
         <w:r>
           <w:t xml:space="preserve"> </w:t>
         </w:r>
       </w:ins>
-      <w:ins w:id="73" w:author="PR Preview" w:date="2024-01-01T00:00:00Z">
+      <w:ins w:id="65" w:author="PR Preview" w:date="2024-01-01T00:00:00Z">
         <w:r>
           <w:t xml:space="preserve">to be 1.</w:t>
         </w:r>
       </w:ins>
-      <w:ins w:id="73" w:author="PR Preview" w:date="2024-01-01T00:00:00Z">
+      <w:ins w:id="65" w:author="PR Preview" w:date="2024-01-01T00:00:00Z">
         <w:r>
           <w:t xml:space="preserve"> </w:t>
         </w:r>
       </w:ins>
-      <w:ins w:id="73" w:author="PR Preview" w:date="2024-01-01T00:00:00Z">
+      <w:ins w:id="65" w:author="PR Preview" w:date="2024-01-01T00:00:00Z">
         <w:r>
           <w:t xml:space="preserve">In data analyses one should check this: a mean far from 1 suggests model misspecification or (near) violations of positivity</w:t>
         </w:r>
       </w:ins>
-      <w:ins w:id="73" w:author="PR Preview" w:date="2024-01-01T00:00:00Z">
+      <w:ins w:id="65" w:author="PR Preview" w:date="2024-01-01T00:00:00Z">
         <w:r>
           <w:t xml:space="preserve"> </w:t>
         </w:r>
       </w:ins>
-      <w:ins w:id="73" w:author="PR Preview" w:date="2024-01-01T00:00:00Z">
+      <w:ins w:id="65" w:author="PR Preview" w:date="2024-01-01T00:00:00Z">
         <w:r>
           <w:t xml:space="preserve">(Hernán and Robins 2020, chap. 12, p. 168)</w:t>
         </w:r>
       </w:ins>
-      <w:ins w:id="73" w:author="PR Preview" w:date="2024-01-01T00:00:00Z">
+      <w:ins w:id="65" w:author="PR Preview" w:date="2024-01-01T00:00:00Z">
         <w:r>
           <w:t xml:space="preserve">.</w:t>
         </w:r>
@@ -19345,516 +19746,6 @@
         <w:t xml:space="preserve">3.3 Estimation</w:t>
       </w:r>
     </w:p>
-    <w:bookmarkStart w:id="46" w:name="alg-estimate-stabilized-weights"/>
-    <w:p>
-      <w:pPr>
-        <w:pStyle w:val="FirstParagraph"/>
-      </w:pPr>
-      <w:ins w:id="1077" w:author="PR Preview" w:date="2024-01-01T00:00:00Z">
-        <w:r>
-          <w:rPr>
-            <w:b/>
-            <w:bCs/>
-          </w:rPr>
-          <w:t xml:space="preserve">Algorithm 2 (Estimating Stabilized IP Weights)</w:t>
-        </w:r>
-      </w:ins>
-      <w:ins w:id="1077" w:author="PR Preview" w:date="2024-01-01T00:00:00Z">
-        <w:r>
-          <w:t xml:space="preserve"> </w:t>
-        </w:r>
-      </w:ins>
-      <w:ins w:id="1077" w:author="PR Preview" w:date="2024-01-01T00:00:00Z">
-        <w:r>
-          <w:t xml:space="preserve"> </w:t>
-        </w:r>
-      </w:ins>
-    </w:p>
-    <w:p>
-      <w:pPr>
-        <w:pStyle w:val="Compact"/>
-        <w:numPr>
-          <w:ilvl w:val="0"/>
-          <w:numId w:val="1017"/>
-        </w:numPr>
-      </w:pPr>
-      <w:r>
-        <w:rPr>
-          <w:b/>
-          <w:bCs/>
-        </w:rPr>
-        <w:t xml:space="preserve">Denominator</w:t>
-      </w:r>
-      <w:r>
-        <w:t xml:space="preserve">: same logistic model for</w:t>
-      </w:r>
-      <w:r>
-        <w:t xml:space="preserve"> </w:t>
-      </w:r>
-      <m:oMath>
-        <m:r>
-          <m:rPr>
-            <m:sty m:val="p"/>
-          </m:rPr>
-          <m:t>Pr</m:t>
-        </m:r>
-        <m:r>
-          <m:rPr>
-            <m:sty m:val="p"/>
-          </m:rPr>
-          <m:t>[</m:t>
-        </m:r>
-        <m:r>
-          <m:t>A</m:t>
-        </m:r>
-        <m:r>
-          <m:rPr>
-            <m:sty m:val="p"/>
-          </m:rPr>
-          <m:t>=</m:t>
-        </m:r>
-        <m:r>
-          <m:t>1</m:t>
-        </m:r>
-        <m:r>
-          <m:rPr>
-            <m:sty m:val="p"/>
-          </m:rPr>
-          <m:t>∣</m:t>
-        </m:r>
-        <m:r>
-          <m:t>L</m:t>
-        </m:r>
-        <m:r>
-          <m:rPr>
-            <m:sty m:val="p"/>
-          </m:rPr>
-          <m:t>]</m:t>
-        </m:r>
-      </m:oMath>
-      <w:r>
-        <w:t xml:space="preserve"> </w:t>
-      </w:r>
-      <w:r>
-        <w:t xml:space="preserve">as in Section 12.2.</w:t>
-      </w:r>
-    </w:p>
-    <w:p>
-      <w:pPr>
-        <w:pStyle w:val="Compact"/>
-        <w:numPr>
-          <w:ilvl w:val="0"/>
-          <w:numId w:val="1017"/>
-        </w:numPr>
-      </w:pPr>
-      <w:r>
-        <w:rPr>
-          <w:b/>
-          <w:bCs/>
-        </w:rPr>
-        <w:t xml:space="preserve">Numerator</w:t>
-      </w:r>
-      <w:r>
-        <w:t xml:space="preserve">:</w:t>
-      </w:r>
-      <w:r>
-        <w:t xml:space="preserve"> </w:t>
-      </w:r>
-      <m:oMath>
-        <m:acc>
-          <m:accPr>
-            <m:chr m:val="̂"/>
-          </m:accPr>
-          <m:e>
-            <m:r>
-              <m:rPr>
-                <m:sty m:val="p"/>
-              </m:rPr>
-              <m:t>Pr</m:t>
-            </m:r>
-          </m:e>
-        </m:acc>
-        <m:r>
-          <m:rPr>
-            <m:sty m:val="p"/>
-          </m:rPr>
-          <m:t>[</m:t>
-        </m:r>
-        <m:r>
-          <m:t>A</m:t>
-        </m:r>
-        <m:r>
-          <m:rPr>
-            <m:sty m:val="p"/>
-          </m:rPr>
-          <m:t>=</m:t>
-        </m:r>
-        <m:r>
-          <m:t>1</m:t>
-        </m:r>
-        <m:r>
-          <m:rPr>
-            <m:sty m:val="p"/>
-          </m:rPr>
-          <m:t>]</m:t>
-        </m:r>
-        <m:r>
-          <m:rPr>
-            <m:sty m:val="p"/>
-          </m:rPr>
-          <m:t>=</m:t>
-        </m:r>
-        <m:r>
-          <m:t>403</m:t>
-        </m:r>
-        <m:r>
-          <m:rPr>
-            <m:sty m:val="p"/>
-          </m:rPr>
-          <m:t>/</m:t>
-        </m:r>
-        <m:r>
-          <m:t>1566</m:t>
-        </m:r>
-      </m:oMath>
-      <w:r>
-        <w:t xml:space="preserve">, equivalently a saturated (intercept-only) logistic model.</w:t>
-      </w:r>
-    </w:p>
-    <w:p>
-      <w:pPr>
-        <w:pStyle w:val="Compact"/>
-        <w:numPr>
-          <w:ilvl w:val="0"/>
-          <w:numId w:val="1017"/>
-        </w:numPr>
-      </w:pPr>
-      <w:r>
-        <w:t xml:space="preserve">Fit</w:t>
-      </w:r>
-      <w:r>
-        <w:t xml:space="preserve"> </w:t>
-      </w:r>
-      <m:oMath>
-        <m:r>
-          <m:rPr>
-            <m:nor/>
-            <m:sty m:val="p"/>
-          </m:rPr>
-          <m:t>E</m:t>
-        </m:r>
-        <m:d>
-          <m:dPr>
-            <m:begChr m:val="["/>
-            <m:sepChr m:val=""/>
-            <m:endChr m:val="]"/>
-            <m:grow/>
-          </m:dPr>
-          <m:e>
-            <m:r>
-              <m:t>Y</m:t>
-            </m:r>
-            <m:r>
-              <m:rPr>
-                <m:sty m:val="p"/>
-              </m:rPr>
-              <m:t>∣</m:t>
-            </m:r>
-            <m:r>
-              <m:t>A</m:t>
-            </m:r>
-          </m:e>
-        </m:d>
-        <m:r>
-          <m:rPr>
-            <m:sty m:val="p"/>
-          </m:rPr>
-          <m:t>=</m:t>
-        </m:r>
-        <m:sSub>
-          <m:e>
-            <m:r>
-              <m:t>θ</m:t>
-            </m:r>
-          </m:e>
-          <m:sub>
-            <m:r>
-              <m:t>0</m:t>
-            </m:r>
-          </m:sub>
-        </m:sSub>
-        <m:r>
-          <m:rPr>
-            <m:sty m:val="p"/>
-          </m:rPr>
-          <m:t>+</m:t>
-        </m:r>
-        <m:sSub>
-          <m:e>
-            <m:r>
-              <m:t>θ</m:t>
-            </m:r>
-          </m:e>
-          <m:sub>
-            <m:r>
-              <m:t>1</m:t>
-            </m:r>
-          </m:sub>
-        </m:sSub>
-        <m:r>
-          <m:t>A</m:t>
-        </m:r>
-      </m:oMath>
-      <w:r>
-        <w:t xml:space="preserve"> </w:t>
-      </w:r>
-      <w:r>
-        <w:t xml:space="preserve">by weighted least squares with weights</w:t>
-      </w:r>
-      <w:r>
-        <w:t xml:space="preserve"> </w:t>
-      </w:r>
-      <m:oMath>
-        <m:acc>
-          <m:accPr>
-            <m:chr m:val="̂"/>
-          </m:accPr>
-          <m:e>
-            <m:r>
-              <m:rPr>
-                <m:sty m:val="p"/>
-              </m:rPr>
-              <m:t>Pr</m:t>
-            </m:r>
-          </m:e>
-        </m:acc>
-        <m:r>
-          <m:rPr>
-            <m:sty m:val="p"/>
-          </m:rPr>
-          <m:t>[</m:t>
-        </m:r>
-        <m:r>
-          <m:t>A</m:t>
-        </m:r>
-        <m:r>
-          <m:rPr>
-            <m:sty m:val="p"/>
-          </m:rPr>
-          <m:t>=</m:t>
-        </m:r>
-        <m:r>
-          <m:t>1</m:t>
-        </m:r>
-        <m:r>
-          <m:rPr>
-            <m:sty m:val="p"/>
-          </m:rPr>
-          <m:t>]</m:t>
-        </m:r>
-        <m:r>
-          <m:rPr>
-            <m:sty m:val="p"/>
-          </m:rPr>
-          <m:t>/</m:t>
-        </m:r>
-        <m:acc>
-          <m:accPr>
-            <m:chr m:val="̂"/>
-          </m:accPr>
-          <m:e>
-            <m:r>
-              <m:rPr>
-                <m:sty m:val="p"/>
-              </m:rPr>
-              <m:t>Pr</m:t>
-            </m:r>
-          </m:e>
-        </m:acc>
-        <m:r>
-          <m:rPr>
-            <m:sty m:val="p"/>
-          </m:rPr>
-          <m:t>[</m:t>
-        </m:r>
-        <m:r>
-          <m:t>A</m:t>
-        </m:r>
-        <m:r>
-          <m:rPr>
-            <m:sty m:val="p"/>
-          </m:rPr>
-          <m:t>=</m:t>
-        </m:r>
-        <m:r>
-          <m:t>1</m:t>
-        </m:r>
-        <m:r>
-          <m:rPr>
-            <m:sty m:val="p"/>
-          </m:rPr>
-          <m:t>∣</m:t>
-        </m:r>
-        <m:r>
-          <m:t>L</m:t>
-        </m:r>
-        <m:r>
-          <m:rPr>
-            <m:sty m:val="p"/>
-          </m:rPr>
-          <m:t>]</m:t>
-        </m:r>
-      </m:oMath>
-      <w:r>
-        <w:t xml:space="preserve"> </w:t>
-      </w:r>
-      <w:r>
-        <w:t xml:space="preserve">for quitters and</w:t>
-      </w:r>
-      <w:r>
-        <w:t xml:space="preserve"> </w:t>
-      </w:r>
-      <m:oMath>
-        <m:r>
-          <m:rPr>
-            <m:sty m:val="p"/>
-          </m:rPr>
-          <m:t>(</m:t>
-        </m:r>
-        <m:r>
-          <m:t>1</m:t>
-        </m:r>
-        <m:r>
-          <m:rPr>
-            <m:sty m:val="p"/>
-          </m:rPr>
-          <m:t>−</m:t>
-        </m:r>
-        <m:acc>
-          <m:accPr>
-            <m:chr m:val="̂"/>
-          </m:accPr>
-          <m:e>
-            <m:r>
-              <m:rPr>
-                <m:sty m:val="p"/>
-              </m:rPr>
-              <m:t>Pr</m:t>
-            </m:r>
-          </m:e>
-        </m:acc>
-        <m:r>
-          <m:rPr>
-            <m:sty m:val="p"/>
-          </m:rPr>
-          <m:t>[</m:t>
-        </m:r>
-        <m:r>
-          <m:t>A</m:t>
-        </m:r>
-        <m:r>
-          <m:rPr>
-            <m:sty m:val="p"/>
-          </m:rPr>
-          <m:t>=</m:t>
-        </m:r>
-        <m:r>
-          <m:t>1</m:t>
-        </m:r>
-        <m:r>
-          <m:rPr>
-            <m:sty m:val="p"/>
-          </m:rPr>
-          <m:t>]</m:t>
-        </m:r>
-        <m:r>
-          <m:rPr>
-            <m:sty m:val="p"/>
-          </m:rPr>
-          <m:t>)</m:t>
-        </m:r>
-        <m:r>
-          <m:rPr>
-            <m:sty m:val="p"/>
-          </m:rPr>
-          <m:t>/</m:t>
-        </m:r>
-        <m:r>
-          <m:rPr>
-            <m:sty m:val="p"/>
-          </m:rPr>
-          <m:t>(</m:t>
-        </m:r>
-        <m:r>
-          <m:t>1</m:t>
-        </m:r>
-        <m:r>
-          <m:rPr>
-            <m:sty m:val="p"/>
-          </m:rPr>
-          <m:t>−</m:t>
-        </m:r>
-        <m:acc>
-          <m:accPr>
-            <m:chr m:val="̂"/>
-          </m:accPr>
-          <m:e>
-            <m:r>
-              <m:rPr>
-                <m:sty m:val="p"/>
-              </m:rPr>
-              <m:t>Pr</m:t>
-            </m:r>
-          </m:e>
-        </m:acc>
-        <m:r>
-          <m:rPr>
-            <m:sty m:val="p"/>
-          </m:rPr>
-          <m:t>[</m:t>
-        </m:r>
-        <m:r>
-          <m:t>A</m:t>
-        </m:r>
-        <m:r>
-          <m:rPr>
-            <m:sty m:val="p"/>
-          </m:rPr>
-          <m:t>=</m:t>
-        </m:r>
-        <m:r>
-          <m:t>1</m:t>
-        </m:r>
-        <m:r>
-          <m:rPr>
-            <m:sty m:val="p"/>
-          </m:rPr>
-          <m:t>∣</m:t>
-        </m:r>
-        <m:r>
-          <m:t>L</m:t>
-        </m:r>
-        <m:r>
-          <m:rPr>
-            <m:sty m:val="p"/>
-          </m:rPr>
-          <m:t>]</m:t>
-        </m:r>
-        <m:r>
-          <m:rPr>
-            <m:sty m:val="p"/>
-          </m:rPr>
-          <m:t>)</m:t>
-        </m:r>
-      </m:oMath>
-      <w:r>
-        <w:t xml:space="preserve"> </w:t>
-      </w:r>
-      <w:r>
-        <w:t xml:space="preserve">for non-quitters.</w:t>
-      </w:r>
-    </w:p>
-    <w:bookmarkEnd w:id="46"/>
     <w:tbl>
       <w:tblPr>
         <w:tblStyle w:val="Table"/>
@@ -19884,6 +19775,557 @@
           <w:p>
             <w:pPr>
               <w:pStyle w:val="FirstParagraph"/>
+            </w:pPr>
+            <w:pPr>
+              <w:spacing w:before="16" w:after="64"/>
+            </w:pPr>
+          </w:p>
+          <w:bookmarkStart w:id="46" w:name="alg-estimate-stabilized-weights"/>
+          <w:p>
+            <w:pPr>
+              <w:pStyle w:val="BodyText"/>
+            </w:pPr>
+            <w:r>
+              <w:rPr>
+                <w:b/>
+                <w:bCs/>
+              </w:rPr>
+              <w:t xml:space="preserve">Algorithm 2 (Estimating Stabilized IP Weights)</w:t>
+            </w:r>
+            <w:r>
+              <w:t xml:space="preserve"> </w:t>
+            </w:r>
+            <w:r>
+              <w:t xml:space="preserve"> </w:t>
+            </w:r>
+          </w:p>
+          <w:p>
+            <w:pPr>
+              <w:pStyle w:val="Compact"/>
+              <w:numPr>
+                <w:ilvl w:val="0"/>
+                <w:numId w:val="1017"/>
+              </w:numPr>
+            </w:pPr>
+            <w:r>
+              <w:rPr>
+                <w:b/>
+                <w:bCs/>
+              </w:rPr>
+              <w:t xml:space="preserve">Denominator</w:t>
+            </w:r>
+            <w:r>
+              <w:t xml:space="preserve">: same logistic model for</w:t>
+            </w:r>
+            <w:r>
+              <w:t xml:space="preserve"> </w:t>
+            </w:r>
+            <m:oMath>
+              <m:r>
+                <m:rPr>
+                  <m:sty m:val="p"/>
+                </m:rPr>
+                <m:t>Pr</m:t>
+              </m:r>
+              <m:r>
+                <m:rPr>
+                  <m:sty m:val="p"/>
+                </m:rPr>
+                <m:t>[</m:t>
+              </m:r>
+              <m:r>
+                <m:t>A</m:t>
+              </m:r>
+              <m:r>
+                <m:rPr>
+                  <m:sty m:val="p"/>
+                </m:rPr>
+                <m:t>=</m:t>
+              </m:r>
+              <m:r>
+                <m:t>1</m:t>
+              </m:r>
+              <m:r>
+                <m:rPr>
+                  <m:sty m:val="p"/>
+                </m:rPr>
+                <m:t>∣</m:t>
+              </m:r>
+              <m:r>
+                <m:t>L</m:t>
+              </m:r>
+              <m:r>
+                <m:rPr>
+                  <m:sty m:val="p"/>
+                </m:rPr>
+                <m:t>]</m:t>
+              </m:r>
+            </m:oMath>
+            <w:r>
+              <w:t xml:space="preserve"> </w:t>
+            </w:r>
+            <w:r>
+              <w:t xml:space="preserve">as in Section 12.2.</w:t>
+            </w:r>
+          </w:p>
+          <w:p>
+            <w:pPr>
+              <w:pStyle w:val="Compact"/>
+              <w:numPr>
+                <w:ilvl w:val="0"/>
+                <w:numId w:val="1017"/>
+              </w:numPr>
+            </w:pPr>
+            <w:r>
+              <w:rPr>
+                <w:b/>
+                <w:bCs/>
+              </w:rPr>
+              <w:t xml:space="preserve">Numerator</w:t>
+            </w:r>
+            <w:r>
+              <w:t xml:space="preserve">:</w:t>
+            </w:r>
+            <w:r>
+              <w:t xml:space="preserve"> </w:t>
+            </w:r>
+            <m:oMath>
+              <m:acc>
+                <m:accPr>
+                  <m:chr m:val="̂"/>
+                </m:accPr>
+                <m:e>
+                  <m:r>
+                    <m:rPr>
+                      <m:sty m:val="p"/>
+                    </m:rPr>
+                    <m:t>Pr</m:t>
+                  </m:r>
+                </m:e>
+              </m:acc>
+              <m:r>
+                <m:rPr>
+                  <m:sty m:val="p"/>
+                </m:rPr>
+                <m:t>[</m:t>
+              </m:r>
+              <m:r>
+                <m:t>A</m:t>
+              </m:r>
+              <m:r>
+                <m:rPr>
+                  <m:sty m:val="p"/>
+                </m:rPr>
+                <m:t>=</m:t>
+              </m:r>
+              <m:r>
+                <m:t>1</m:t>
+              </m:r>
+              <m:r>
+                <m:rPr>
+                  <m:sty m:val="p"/>
+                </m:rPr>
+                <m:t>]</m:t>
+              </m:r>
+              <m:r>
+                <m:rPr>
+                  <m:sty m:val="p"/>
+                </m:rPr>
+                <m:t>=</m:t>
+              </m:r>
+              <m:r>
+                <m:t>403</m:t>
+              </m:r>
+              <m:r>
+                <m:rPr>
+                  <m:sty m:val="p"/>
+                </m:rPr>
+                <m:t>/</m:t>
+              </m:r>
+              <m:r>
+                <m:t>1566</m:t>
+              </m:r>
+            </m:oMath>
+            <w:r>
+              <w:t xml:space="preserve">, equivalently a saturated (intercept-only) logistic model.</w:t>
+            </w:r>
+          </w:p>
+          <w:p>
+            <w:pPr>
+              <w:pStyle w:val="Compact"/>
+              <w:numPr>
+                <w:ilvl w:val="0"/>
+                <w:numId w:val="1017"/>
+              </w:numPr>
+            </w:pPr>
+            <w:r>
+              <w:t xml:space="preserve">Fit</w:t>
+            </w:r>
+            <w:r>
+              <w:t xml:space="preserve"> </w:t>
+            </w:r>
+            <m:oMath>
+              <m:r>
+                <m:rPr>
+                  <m:nor/>
+                  <m:sty m:val="p"/>
+                </m:rPr>
+                <m:t>E</m:t>
+              </m:r>
+              <m:d>
+                <m:dPr>
+                  <m:begChr m:val="["/>
+                  <m:sepChr m:val=""/>
+                  <m:endChr m:val="]"/>
+                  <m:grow/>
+                </m:dPr>
+                <m:e>
+                  <m:r>
+                    <m:t>Y</m:t>
+                  </m:r>
+                  <m:r>
+                    <m:rPr>
+                      <m:sty m:val="p"/>
+                    </m:rPr>
+                    <m:t>∣</m:t>
+                  </m:r>
+                  <m:r>
+                    <m:t>A</m:t>
+                  </m:r>
+                </m:e>
+              </m:d>
+              <m:r>
+                <m:rPr>
+                  <m:sty m:val="p"/>
+                </m:rPr>
+                <m:t>=</m:t>
+              </m:r>
+              <m:sSub>
+                <m:e>
+                  <m:r>
+                    <m:t>θ</m:t>
+                  </m:r>
+                </m:e>
+                <m:sub>
+                  <m:r>
+                    <m:t>0</m:t>
+                  </m:r>
+                </m:sub>
+              </m:sSub>
+              <m:r>
+                <m:rPr>
+                  <m:sty m:val="p"/>
+                </m:rPr>
+                <m:t>+</m:t>
+              </m:r>
+              <m:sSub>
+                <m:e>
+                  <m:r>
+                    <m:t>θ</m:t>
+                  </m:r>
+                </m:e>
+                <m:sub>
+                  <m:r>
+                    <m:t>1</m:t>
+                  </m:r>
+                </m:sub>
+              </m:sSub>
+              <m:r>
+                <m:t>A</m:t>
+              </m:r>
+            </m:oMath>
+            <w:r>
+              <w:t xml:space="preserve"> </w:t>
+            </w:r>
+            <w:r>
+              <w:t xml:space="preserve">by weighted least squares with weights</w:t>
+            </w:r>
+            <w:r>
+              <w:t xml:space="preserve"> </w:t>
+            </w:r>
+            <m:oMath>
+              <m:acc>
+                <m:accPr>
+                  <m:chr m:val="̂"/>
+                </m:accPr>
+                <m:e>
+                  <m:r>
+                    <m:rPr>
+                      <m:sty m:val="p"/>
+                    </m:rPr>
+                    <m:t>Pr</m:t>
+                  </m:r>
+                </m:e>
+              </m:acc>
+              <m:r>
+                <m:rPr>
+                  <m:sty m:val="p"/>
+                </m:rPr>
+                <m:t>[</m:t>
+              </m:r>
+              <m:r>
+                <m:t>A</m:t>
+              </m:r>
+              <m:r>
+                <m:rPr>
+                  <m:sty m:val="p"/>
+                </m:rPr>
+                <m:t>=</m:t>
+              </m:r>
+              <m:r>
+                <m:t>1</m:t>
+              </m:r>
+              <m:r>
+                <m:rPr>
+                  <m:sty m:val="p"/>
+                </m:rPr>
+                <m:t>]</m:t>
+              </m:r>
+              <m:r>
+                <m:rPr>
+                  <m:sty m:val="p"/>
+                </m:rPr>
+                <m:t>/</m:t>
+              </m:r>
+              <m:acc>
+                <m:accPr>
+                  <m:chr m:val="̂"/>
+                </m:accPr>
+                <m:e>
+                  <m:r>
+                    <m:rPr>
+                      <m:sty m:val="p"/>
+                    </m:rPr>
+                    <m:t>Pr</m:t>
+                  </m:r>
+                </m:e>
+              </m:acc>
+              <m:r>
+                <m:rPr>
+                  <m:sty m:val="p"/>
+                </m:rPr>
+                <m:t>[</m:t>
+              </m:r>
+              <m:r>
+                <m:t>A</m:t>
+              </m:r>
+              <m:r>
+                <m:rPr>
+                  <m:sty m:val="p"/>
+                </m:rPr>
+                <m:t>=</m:t>
+              </m:r>
+              <m:r>
+                <m:t>1</m:t>
+              </m:r>
+              <m:r>
+                <m:rPr>
+                  <m:sty m:val="p"/>
+                </m:rPr>
+                <m:t>∣</m:t>
+              </m:r>
+              <m:r>
+                <m:t>L</m:t>
+              </m:r>
+              <m:r>
+                <m:rPr>
+                  <m:sty m:val="p"/>
+                </m:rPr>
+                <m:t>]</m:t>
+              </m:r>
+            </m:oMath>
+            <w:r>
+              <w:t xml:space="preserve"> </w:t>
+            </w:r>
+            <w:r>
+              <w:t xml:space="preserve">for quitters and</w:t>
+            </w:r>
+            <w:r>
+              <w:t xml:space="preserve"> </w:t>
+            </w:r>
+            <m:oMath>
+              <m:r>
+                <m:rPr>
+                  <m:sty m:val="p"/>
+                </m:rPr>
+                <m:t>(</m:t>
+              </m:r>
+              <m:r>
+                <m:t>1</m:t>
+              </m:r>
+              <m:r>
+                <m:rPr>
+                  <m:sty m:val="p"/>
+                </m:rPr>
+                <m:t>−</m:t>
+              </m:r>
+              <m:acc>
+                <m:accPr>
+                  <m:chr m:val="̂"/>
+                </m:accPr>
+                <m:e>
+                  <m:r>
+                    <m:rPr>
+                      <m:sty m:val="p"/>
+                    </m:rPr>
+                    <m:t>Pr</m:t>
+                  </m:r>
+                </m:e>
+              </m:acc>
+              <m:r>
+                <m:rPr>
+                  <m:sty m:val="p"/>
+                </m:rPr>
+                <m:t>[</m:t>
+              </m:r>
+              <m:r>
+                <m:t>A</m:t>
+              </m:r>
+              <m:r>
+                <m:rPr>
+                  <m:sty m:val="p"/>
+                </m:rPr>
+                <m:t>=</m:t>
+              </m:r>
+              <m:r>
+                <m:t>1</m:t>
+              </m:r>
+              <m:r>
+                <m:rPr>
+                  <m:sty m:val="p"/>
+                </m:rPr>
+                <m:t>]</m:t>
+              </m:r>
+              <m:r>
+                <m:rPr>
+                  <m:sty m:val="p"/>
+                </m:rPr>
+                <m:t>)</m:t>
+              </m:r>
+              <m:r>
+                <m:rPr>
+                  <m:sty m:val="p"/>
+                </m:rPr>
+                <m:t>/</m:t>
+              </m:r>
+              <m:r>
+                <m:rPr>
+                  <m:sty m:val="p"/>
+                </m:rPr>
+                <m:t>(</m:t>
+              </m:r>
+              <m:r>
+                <m:t>1</m:t>
+              </m:r>
+              <m:r>
+                <m:rPr>
+                  <m:sty m:val="p"/>
+                </m:rPr>
+                <m:t>−</m:t>
+              </m:r>
+              <m:acc>
+                <m:accPr>
+                  <m:chr m:val="̂"/>
+                </m:accPr>
+                <m:e>
+                  <m:r>
+                    <m:rPr>
+                      <m:sty m:val="p"/>
+                    </m:rPr>
+                    <m:t>Pr</m:t>
+                  </m:r>
+                </m:e>
+              </m:acc>
+              <m:r>
+                <m:rPr>
+                  <m:sty m:val="p"/>
+                </m:rPr>
+                <m:t>[</m:t>
+              </m:r>
+              <m:r>
+                <m:t>A</m:t>
+              </m:r>
+              <m:r>
+                <m:rPr>
+                  <m:sty m:val="p"/>
+                </m:rPr>
+                <m:t>=</m:t>
+              </m:r>
+              <m:r>
+                <m:t>1</m:t>
+              </m:r>
+              <m:r>
+                <m:rPr>
+                  <m:sty m:val="p"/>
+                </m:rPr>
+                <m:t>∣</m:t>
+              </m:r>
+              <m:r>
+                <m:t>L</m:t>
+              </m:r>
+              <m:r>
+                <m:rPr>
+                  <m:sty m:val="p"/>
+                </m:rPr>
+                <m:t>]</m:t>
+              </m:r>
+              <m:r>
+                <m:rPr>
+                  <m:sty m:val="p"/>
+                </m:rPr>
+                <m:t>)</m:t>
+              </m:r>
+            </m:oMath>
+            <w:r>
+              <w:t xml:space="preserve"> </w:t>
+            </w:r>
+            <w:r>
+              <w:t xml:space="preserve">for non-quitters.</w:t>
+            </w:r>
+          </w:p>
+          <w:bookmarkEnd w:id="46"/>
+        </w:tc>
+      </w:tr>
+    </w:tbl>
+    <w:p>
+      <w:pPr>
+        <w:pStyle w:val="FirstParagraph"/>
+      </w:pPr>
+      <w:ins w:id="69" w:author="PR Preview" w:date="2024-01-01T00:00:00Z">
+        <w:r>
+          <w:t xml:space="preserve"> </w:t>
+        </w:r>
+      </w:ins>
+    </w:p>
+    <w:tbl>
+      <w:tblPr>
+        <w:tblStyle w:val="Table"/>
+        <w:tblInd w:w="164" w:type="dxa"/>
+        <w:tblBorders>
+          <w:left w:val="single" w:sz="24" w:space="0" w:color="909090"/>
+        </w:tblBorders>
+        <w:tblCellMar>
+          <w:left w:w="0" w:type="dxa"/>
+          <w:right w:w="0" w:type="dxa"/>
+        </w:tblCellMar>
+        <w:tblLook w:firstRow="0" w:lastRow="0" w:firstColumn="0" w:lastColumn="0" w:noHBand="0" w:noVBand="0" w:val="0000"/>
+      </w:tblPr>
+      <w:tblGrid>
+        <w:gridCol w:w="7920"/>
+      </w:tblGrid>
+      <w:tr>
+        <w:trPr>
+          <w:cantSplit/>
+        </w:trPr>
+        <w:tc>
+          <w:tcPr>
+            <w:tcMar>
+              <w:left w:w="144" w:type="dxa"/>
+            </w:tcMar>
+          </w:tcPr>
+          <w:p>
+            <w:pPr>
+              <w:pStyle w:val="BodyText"/>
             </w:pPr>
             <w:pPr>
               <w:spacing w:before="16" w:after="64"/>
@@ -20808,7 +21250,7 @@
       <w:pPr>
         <w:pStyle w:val="BodyText"/>
       </w:pPr>
-      <w:ins w:id="86" w:author="PR Preview" w:date="2024-01-01T00:00:00Z">
+      <w:ins w:id="75" w:author="PR Preview" w:date="2024-01-01T00:00:00Z">
         <w:r>
           <w:t xml:space="preserve"> </w:t>
         </w:r>
@@ -21086,7 +21528,7 @@
       <w:pPr>
         <w:pStyle w:val="FirstParagraph"/>
       </w:pPr>
-      <w:ins w:id="87" w:author="PR Preview" w:date="2024-01-01T00:00:00Z">
+      <w:ins w:id="76" w:author="PR Preview" w:date="2024-01-01T00:00:00Z">
         <w:r>
           <w:t xml:space="preserve"> </w:t>
         </w:r>
@@ -21521,355 +21963,378 @@
         <w:t xml:space="preserve">4.1 Fitting a Marginal Structural Model by IP Weighting</w:t>
       </w:r>
     </w:p>
-    <w:bookmarkStart w:id="56" w:name="alg-fit-msm-ipw"/>
-    <w:p>
-      <w:pPr>
-        <w:pStyle w:val="FirstParagraph"/>
-      </w:pPr>
-      <w:ins w:id="91" w:author="PR Preview" w:date="2024-01-01T00:00:00Z">
-        <w:r>
-          <w:rPr>
-            <w:b/>
-            <w:bCs/>
-          </w:rPr>
-          <w:t xml:space="preserve">Algorithm 3 (Estimating Marginal Structural Model Parameters by IP Weighting)</w:t>
-        </w:r>
-      </w:ins>
-      <w:ins w:id="91" w:author="PR Preview" w:date="2024-01-01T00:00:00Z">
-        <w:r>
-          <w:t xml:space="preserve"> </w:t>
-        </w:r>
-      </w:ins>
-      <w:ins w:id="91" w:author="PR Preview" w:date="2024-01-01T00:00:00Z">
-        <w:r>
-          <w:t xml:space="preserve"> </w:t>
-        </w:r>
-      </w:ins>
-    </w:p>
-    <w:p>
-      <w:pPr>
-        <w:pStyle w:val="Compact"/>
-        <w:numPr>
-          <w:ilvl w:val="0"/>
-          <w:numId w:val="1022"/>
-        </w:numPr>
-      </w:pPr>
-      <w:ins w:id="92" w:author="PR Preview" w:date="2024-01-01T00:00:00Z">
-        <w:r>
-          <w:t xml:space="preserve">Use IP weights to create a pseudo-population (</w:t>
-        </w:r>
-      </w:ins>
-      <w:hyperlink w:anchor="def-pseudo-population">
-        <w:r>
-          <w:rPr>
-            <w:rStyle w:val="Hyperlink"/>
-          </w:rPr>
-          <w:t xml:space="preserve">Definition 2</w:t>
-        </w:r>
-      </w:hyperlink>
-      <w:ins w:id="92" w:author="PR Preview" w:date="2024-01-01T00:00:00Z">
-        <w:r>
-          <w:t xml:space="preserve">) in which, under the assumptions of</w:t>
-        </w:r>
-      </w:ins>
-      <w:ins w:id="92" w:author="PR Preview" w:date="2024-01-01T00:00:00Z">
-        <w:r>
-          <w:t xml:space="preserve"> </w:t>
-        </w:r>
-      </w:ins>
-      <w:hyperlink w:anchor="prp-pseudo-population">
-        <w:r>
-          <w:rPr>
-            <w:rStyle w:val="Hyperlink"/>
-          </w:rPr>
-          <w:t xml:space="preserve">Proposition 1</w:t>
-        </w:r>
-      </w:hyperlink>
-      <w:ins w:id="92" w:author="PR Preview" w:date="2024-01-01T00:00:00Z">
-        <w:r>
-          <w:t xml:space="preserve">, association is causation.</w:t>
-        </w:r>
-      </w:ins>
-    </w:p>
-    <w:p>
-      <w:pPr>
-        <w:pStyle w:val="Compact"/>
-        <w:numPr>
-          <w:ilvl w:val="0"/>
-          <w:numId w:val="1022"/>
-        </w:numPr>
-      </w:pPr>
-      <w:r>
-        <w:t xml:space="preserve">Fit the associational model</w:t>
-      </w:r>
-      <w:r>
-        <w:t xml:space="preserve"> </w:t>
-      </w:r>
-      <m:oMath>
-        <m:r>
-          <m:rPr>
-            <m:nor/>
-            <m:sty m:val="p"/>
-          </m:rPr>
-          <m:t>E</m:t>
-        </m:r>
-        <m:d>
-          <m:dPr>
-            <m:begChr m:val="["/>
-            <m:sepChr m:val=""/>
-            <m:endChr m:val="]"/>
-            <m:grow/>
-          </m:dPr>
-          <m:e>
-            <m:r>
-              <m:t>Y</m:t>
-            </m:r>
-            <m:r>
-              <m:rPr>
-                <m:sty m:val="p"/>
-              </m:rPr>
-              <m:t>∣</m:t>
-            </m:r>
-            <m:r>
-              <m:t>A</m:t>
-            </m:r>
-          </m:e>
-        </m:d>
-        <m:r>
-          <m:rPr>
-            <m:sty m:val="p"/>
-          </m:rPr>
-          <m:t>=</m:t>
-        </m:r>
-        <m:sSub>
-          <m:e>
-            <m:r>
-              <m:t>θ</m:t>
-            </m:r>
-          </m:e>
-          <m:sub>
-            <m:r>
-              <m:t>0</m:t>
-            </m:r>
-          </m:sub>
-        </m:sSub>
-        <m:r>
-          <m:rPr>
-            <m:sty m:val="p"/>
-          </m:rPr>
-          <m:t>+</m:t>
-        </m:r>
-        <m:sSub>
-          <m:e>
-            <m:r>
-              <m:t>θ</m:t>
-            </m:r>
-          </m:e>
-          <m:sub>
-            <m:r>
-              <m:t>1</m:t>
-            </m:r>
-          </m:sub>
-        </m:sSub>
-        <m:r>
-          <m:t>A</m:t>
-        </m:r>
-      </m:oMath>
-      <w:r>
-        <w:t xml:space="preserve"> </w:t>
-      </w:r>
-      <w:r>
-        <w:t xml:space="preserve">to the pseudo-population, i.e., by IP weighted least squares.</w:t>
-      </w:r>
-    </w:p>
-    <w:p>
-      <w:pPr>
-        <w:pStyle w:val="Compact"/>
-        <w:numPr>
-          <w:ilvl w:val="0"/>
-          <w:numId w:val="1022"/>
-        </w:numPr>
-      </w:pPr>
-      <m:oMath>
-        <m:sSub>
-          <m:e>
-            <m:r>
-              <m:t>θ</m:t>
-            </m:r>
-          </m:e>
-          <m:sub>
-            <m:r>
-              <m:t>1</m:t>
-            </m:r>
-          </m:sub>
-        </m:sSub>
-      </m:oMath>
-      <w:r>
-        <w:t xml:space="preserve"> </w:t>
-      </w:r>
-      <w:r>
-        <w:t xml:space="preserve">then has the same causal interpretation as</w:t>
-      </w:r>
-      <w:r>
-        <w:t xml:space="preserve"> </w:t>
-      </w:r>
-      <m:oMath>
-        <m:sSub>
-          <m:e>
-            <m:r>
-              <m:t>β</m:t>
-            </m:r>
-          </m:e>
-          <m:sub>
-            <m:r>
-              <m:t>1</m:t>
-            </m:r>
-          </m:sub>
-        </m:sSub>
-      </m:oMath>
-      <w:r>
-        <w:t xml:space="preserve">, so a consistent estimator</w:t>
-      </w:r>
-      <w:r>
-        <w:t xml:space="preserve"> </w:t>
-      </w:r>
-      <m:oMath>
-        <m:sSub>
-          <m:e>
-            <m:acc>
-              <m:accPr>
-                <m:chr m:val="̂"/>
-              </m:accPr>
-              <m:e>
-                <m:r>
-                  <m:t>θ</m:t>
-                </m:r>
-              </m:e>
-            </m:acc>
-          </m:e>
-          <m:sub>
-            <m:r>
-              <m:t>1</m:t>
-            </m:r>
-          </m:sub>
-        </m:sSub>
-      </m:oMath>
-      <w:r>
-        <w:t xml:space="preserve"> </w:t>
-      </w:r>
-      <w:r>
-        <w:t xml:space="preserve">is a consistent estimator of</w:t>
-      </w:r>
-      <w:r>
-        <w:t xml:space="preserve"> </w:t>
-      </w:r>
-      <m:oMath>
-        <m:sSub>
-          <m:e>
-            <m:r>
-              <m:t>β</m:t>
-            </m:r>
-          </m:e>
-          <m:sub>
-            <m:r>
-              <m:t>1</m:t>
-            </m:r>
-          </m:sub>
-        </m:sSub>
-        <m:r>
-          <m:rPr>
-            <m:sty m:val="p"/>
-          </m:rPr>
-          <m:t>=</m:t>
-        </m:r>
-        <m:r>
-          <m:rPr>
-            <m:nor/>
-            <m:sty m:val="p"/>
-          </m:rPr>
-          <m:t>E</m:t>
-        </m:r>
-        <m:d>
-          <m:dPr>
-            <m:begChr m:val="["/>
-            <m:sepChr m:val=""/>
-            <m:endChr m:val="]"/>
-            <m:grow/>
-          </m:dPr>
-          <m:e>
-            <m:sSup>
-              <m:e>
-                <m:r>
-                  <m:t>Y</m:t>
-                </m:r>
-              </m:e>
-              <m:sup>
-                <m:r>
-                  <m:t>a</m:t>
-                </m:r>
-                <m:r>
-                  <m:rPr>
-                    <m:sty m:val="p"/>
-                  </m:rPr>
-                  <m:t>=</m:t>
-                </m:r>
-                <m:r>
-                  <m:t>1</m:t>
-                </m:r>
-              </m:sup>
-            </m:sSup>
-          </m:e>
-        </m:d>
-        <m:r>
-          <m:rPr>
-            <m:sty m:val="p"/>
-          </m:rPr>
-          <m:t>−</m:t>
-        </m:r>
-        <m:r>
-          <m:rPr>
-            <m:nor/>
-            <m:sty m:val="p"/>
-          </m:rPr>
-          <m:t>E</m:t>
-        </m:r>
-        <m:d>
-          <m:dPr>
-            <m:begChr m:val="["/>
-            <m:sepChr m:val=""/>
-            <m:endChr m:val="]"/>
-            <m:grow/>
-          </m:dPr>
-          <m:e>
-            <m:sSup>
-              <m:e>
-                <m:r>
-                  <m:t>Y</m:t>
-                </m:r>
-              </m:e>
-              <m:sup>
-                <m:r>
-                  <m:t>a</m:t>
-                </m:r>
-                <m:r>
-                  <m:rPr>
-                    <m:sty m:val="p"/>
-                  </m:rPr>
-                  <m:t>=</m:t>
-                </m:r>
-                <m:r>
-                  <m:t>0</m:t>
-                </m:r>
-              </m:sup>
-            </m:sSup>
-          </m:e>
-        </m:d>
-      </m:oMath>
-      <w:r>
-        <w:t xml:space="preserve">.</w:t>
-      </w:r>
-    </w:p>
-    <w:bookmarkEnd w:id="56"/>
+    <w:tbl>
+      <w:tblPr>
+        <w:tblStyle w:val="Table"/>
+        <w:tblInd w:w="164" w:type="dxa"/>
+        <w:tblBorders>
+          <w:left w:val="single" w:sz="24" w:space="0" w:color="909090"/>
+        </w:tblBorders>
+        <w:tblCellMar>
+          <w:left w:w="0" w:type="dxa"/>
+          <w:right w:w="0" w:type="dxa"/>
+        </w:tblCellMar>
+        <w:tblLook w:firstRow="0" w:lastRow="0" w:firstColumn="0" w:lastColumn="0" w:noHBand="0" w:noVBand="0" w:val="0000"/>
+      </w:tblPr>
+      <w:tblGrid>
+        <w:gridCol w:w="7920"/>
+      </w:tblGrid>
+      <w:tr>
+        <w:trPr>
+          <w:cantSplit/>
+        </w:trPr>
+        <w:tc>
+          <w:tcPr>
+            <w:tcMar>
+              <w:left w:w="144" w:type="dxa"/>
+            </w:tcMar>
+          </w:tcPr>
+          <w:p>
+            <w:pPr>
+              <w:pStyle w:val="FirstParagraph"/>
+            </w:pPr>
+            <w:pPr>
+              <w:spacing w:before="16" w:after="64"/>
+            </w:pPr>
+          </w:p>
+          <w:bookmarkStart w:id="56" w:name="alg-fit-msm-ipw"/>
+          <w:p>
+            <w:pPr>
+              <w:pStyle w:val="BodyText"/>
+            </w:pPr>
+            <w:r>
+              <w:rPr>
+                <w:b/>
+                <w:bCs/>
+              </w:rPr>
+              <w:t xml:space="preserve">Algorithm 3 (Estimating Marginal Structural Model Parameters by IP Weighting)</w:t>
+            </w:r>
+            <w:r>
+              <w:t xml:space="preserve"> </w:t>
+            </w:r>
+            <w:r>
+              <w:t xml:space="preserve"> </w:t>
+            </w:r>
+          </w:p>
+          <w:p>
+            <w:pPr>
+              <w:pStyle w:val="Compact"/>
+              <w:numPr>
+                <w:ilvl w:val="0"/>
+                <w:numId w:val="1022"/>
+              </w:numPr>
+            </w:pPr>
+            <w:r>
+              <w:t xml:space="preserve">Use IP weights to create a pseudo-population (</w:t>
+            </w:r>
+            <w:hyperlink w:anchor="def-pseudo-population">
+              <w:r>
+                <w:rPr>
+                  <w:rStyle w:val="Hyperlink"/>
+                </w:rPr>
+                <w:t xml:space="preserve">Definition 2</w:t>
+              </w:r>
+            </w:hyperlink>
+            <w:r>
+              <w:t xml:space="preserve">) in which, under the assumptions of</w:t>
+            </w:r>
+            <w:r>
+              <w:t xml:space="preserve"> </w:t>
+            </w:r>
+            <w:hyperlink w:anchor="prp-pseudo-population">
+              <w:r>
+                <w:rPr>
+                  <w:rStyle w:val="Hyperlink"/>
+                </w:rPr>
+                <w:t xml:space="preserve">Proposition 1</w:t>
+              </w:r>
+            </w:hyperlink>
+            <w:r>
+              <w:t xml:space="preserve">, association is causation.</w:t>
+            </w:r>
+          </w:p>
+          <w:p>
+            <w:pPr>
+              <w:pStyle w:val="Compact"/>
+              <w:numPr>
+                <w:ilvl w:val="0"/>
+                <w:numId w:val="1022"/>
+              </w:numPr>
+            </w:pPr>
+            <w:r>
+              <w:t xml:space="preserve">Fit the associational model</w:t>
+            </w:r>
+            <w:r>
+              <w:t xml:space="preserve"> </w:t>
+            </w:r>
+            <m:oMath>
+              <m:r>
+                <m:rPr>
+                  <m:nor/>
+                  <m:sty m:val="p"/>
+                </m:rPr>
+                <m:t>E</m:t>
+              </m:r>
+              <m:d>
+                <m:dPr>
+                  <m:begChr m:val="["/>
+                  <m:sepChr m:val=""/>
+                  <m:endChr m:val="]"/>
+                  <m:grow/>
+                </m:dPr>
+                <m:e>
+                  <m:r>
+                    <m:t>Y</m:t>
+                  </m:r>
+                  <m:r>
+                    <m:rPr>
+                      <m:sty m:val="p"/>
+                    </m:rPr>
+                    <m:t>∣</m:t>
+                  </m:r>
+                  <m:r>
+                    <m:t>A</m:t>
+                  </m:r>
+                </m:e>
+              </m:d>
+              <m:r>
+                <m:rPr>
+                  <m:sty m:val="p"/>
+                </m:rPr>
+                <m:t>=</m:t>
+              </m:r>
+              <m:sSub>
+                <m:e>
+                  <m:r>
+                    <m:t>θ</m:t>
+                  </m:r>
+                </m:e>
+                <m:sub>
+                  <m:r>
+                    <m:t>0</m:t>
+                  </m:r>
+                </m:sub>
+              </m:sSub>
+              <m:r>
+                <m:rPr>
+                  <m:sty m:val="p"/>
+                </m:rPr>
+                <m:t>+</m:t>
+              </m:r>
+              <m:sSub>
+                <m:e>
+                  <m:r>
+                    <m:t>θ</m:t>
+                  </m:r>
+                </m:e>
+                <m:sub>
+                  <m:r>
+                    <m:t>1</m:t>
+                  </m:r>
+                </m:sub>
+              </m:sSub>
+              <m:r>
+                <m:t>A</m:t>
+              </m:r>
+            </m:oMath>
+            <w:r>
+              <w:t xml:space="preserve"> </w:t>
+            </w:r>
+            <w:r>
+              <w:t xml:space="preserve">to the pseudo-population, i.e., by IP weighted least squares.</w:t>
+            </w:r>
+          </w:p>
+          <w:p>
+            <w:pPr>
+              <w:pStyle w:val="Compact"/>
+              <w:numPr>
+                <w:ilvl w:val="0"/>
+                <w:numId w:val="1022"/>
+              </w:numPr>
+            </w:pPr>
+            <m:oMath>
+              <m:sSub>
+                <m:e>
+                  <m:r>
+                    <m:t>θ</m:t>
+                  </m:r>
+                </m:e>
+                <m:sub>
+                  <m:r>
+                    <m:t>1</m:t>
+                  </m:r>
+                </m:sub>
+              </m:sSub>
+            </m:oMath>
+            <w:r>
+              <w:t xml:space="preserve"> </w:t>
+            </w:r>
+            <w:r>
+              <w:t xml:space="preserve">then has the same causal interpretation as</w:t>
+            </w:r>
+            <w:r>
+              <w:t xml:space="preserve"> </w:t>
+            </w:r>
+            <m:oMath>
+              <m:sSub>
+                <m:e>
+                  <m:r>
+                    <m:t>β</m:t>
+                  </m:r>
+                </m:e>
+                <m:sub>
+                  <m:r>
+                    <m:t>1</m:t>
+                  </m:r>
+                </m:sub>
+              </m:sSub>
+            </m:oMath>
+            <w:r>
+              <w:t xml:space="preserve">, so a consistent estimator</w:t>
+            </w:r>
+            <w:r>
+              <w:t xml:space="preserve"> </w:t>
+            </w:r>
+            <m:oMath>
+              <m:sSub>
+                <m:e>
+                  <m:acc>
+                    <m:accPr>
+                      <m:chr m:val="̂"/>
+                    </m:accPr>
+                    <m:e>
+                      <m:r>
+                        <m:t>θ</m:t>
+                      </m:r>
+                    </m:e>
+                  </m:acc>
+                </m:e>
+                <m:sub>
+                  <m:r>
+                    <m:t>1</m:t>
+                  </m:r>
+                </m:sub>
+              </m:sSub>
+            </m:oMath>
+            <w:r>
+              <w:t xml:space="preserve"> </w:t>
+            </w:r>
+            <w:r>
+              <w:t xml:space="preserve">is a consistent estimator of</w:t>
+            </w:r>
+            <w:r>
+              <w:t xml:space="preserve"> </w:t>
+            </w:r>
+            <m:oMath>
+              <m:sSub>
+                <m:e>
+                  <m:r>
+                    <m:t>β</m:t>
+                  </m:r>
+                </m:e>
+                <m:sub>
+                  <m:r>
+                    <m:t>1</m:t>
+                  </m:r>
+                </m:sub>
+              </m:sSub>
+              <m:r>
+                <m:rPr>
+                  <m:sty m:val="p"/>
+                </m:rPr>
+                <m:t>=</m:t>
+              </m:r>
+              <m:r>
+                <m:rPr>
+                  <m:nor/>
+                  <m:sty m:val="p"/>
+                </m:rPr>
+                <m:t>E</m:t>
+              </m:r>
+              <m:d>
+                <m:dPr>
+                  <m:begChr m:val="["/>
+                  <m:sepChr m:val=""/>
+                  <m:endChr m:val="]"/>
+                  <m:grow/>
+                </m:dPr>
+                <m:e>
+                  <m:sSup>
+                    <m:e>
+                      <m:r>
+                        <m:t>Y</m:t>
+                      </m:r>
+                    </m:e>
+                    <m:sup>
+                      <m:r>
+                        <m:t>a</m:t>
+                      </m:r>
+                      <m:r>
+                        <m:rPr>
+                          <m:sty m:val="p"/>
+                        </m:rPr>
+                        <m:t>=</m:t>
+                      </m:r>
+                      <m:r>
+                        <m:t>1</m:t>
+                      </m:r>
+                    </m:sup>
+                  </m:sSup>
+                </m:e>
+              </m:d>
+              <m:r>
+                <m:rPr>
+                  <m:sty m:val="p"/>
+                </m:rPr>
+                <m:t>−</m:t>
+              </m:r>
+              <m:r>
+                <m:rPr>
+                  <m:nor/>
+                  <m:sty m:val="p"/>
+                </m:rPr>
+                <m:t>E</m:t>
+              </m:r>
+              <m:d>
+                <m:dPr>
+                  <m:begChr m:val="["/>
+                  <m:sepChr m:val=""/>
+                  <m:endChr m:val="]"/>
+                  <m:grow/>
+                </m:dPr>
+                <m:e>
+                  <m:sSup>
+                    <m:e>
+                      <m:r>
+                        <m:t>Y</m:t>
+                      </m:r>
+                    </m:e>
+                    <m:sup>
+                      <m:r>
+                        <m:t>a</m:t>
+                      </m:r>
+                      <m:r>
+                        <m:rPr>
+                          <m:sty m:val="p"/>
+                        </m:rPr>
+                        <m:t>=</m:t>
+                      </m:r>
+                      <m:r>
+                        <m:t>0</m:t>
+                      </m:r>
+                    </m:sup>
+                  </m:sSup>
+                </m:e>
+              </m:d>
+            </m:oMath>
+            <w:r>
+              <w:t xml:space="preserve">.</w:t>
+            </w:r>
+          </w:p>
+          <w:bookmarkEnd w:id="56"/>
+        </w:tc>
+      </w:tr>
+    </w:tbl>
     <w:tbl>
       <w:tblPr>
         <w:tblStyle w:val="Table"/>
@@ -25290,12 +25755,12 @@
       <w:pPr>
         <w:pStyle w:val="FirstParagraph"/>
       </w:pPr>
-      <w:ins w:id="110" w:author="PR Preview" w:date="2024-01-01T00:00:00Z">
+      <w:ins w:id="95" w:author="PR Preview" w:date="2024-01-01T00:00:00Z">
         <w:r>
           <w:t xml:space="preserve">For a dichotomous treatment,</w:t>
         </w:r>
       </w:ins>
-      <w:ins w:id="110" w:author="PR Preview" w:date="2024-01-01T00:00:00Z">
+      <w:ins w:id="95" w:author="PR Preview" w:date="2024-01-01T00:00:00Z">
         <w:r>
           <w:t xml:space="preserve"> </w:t>
         </w:r>
@@ -25331,17 +25796,17 @@
           </m:e>
         </m:d>
       </m:oMath>
-      <w:ins w:id="110" w:author="PR Preview" w:date="2024-01-01T00:00:00Z">
+      <w:ins w:id="95" w:author="PR Preview" w:date="2024-01-01T00:00:00Z">
         <w:r>
           <w:t xml:space="preserve"> </w:t>
         </w:r>
       </w:ins>
-      <w:ins w:id="110" w:author="PR Preview" w:date="2024-01-01T00:00:00Z">
+      <w:ins w:id="95" w:author="PR Preview" w:date="2024-01-01T00:00:00Z">
         <w:r>
           <w:t xml:space="preserve">in</w:t>
         </w:r>
       </w:ins>
-      <w:ins w:id="110" w:author="PR Preview" w:date="2024-01-01T00:00:00Z">
+      <w:ins w:id="95" w:author="PR Preview" w:date="2024-01-01T00:00:00Z">
         <w:r>
           <w:t xml:space="preserve"> </w:t>
         </w:r>
@@ -25354,17 +25819,17 @@
           <w:t xml:space="preserve">Definition 8</w:t>
         </w:r>
       </w:hyperlink>
-      <w:ins w:id="110" w:author="PR Preview" w:date="2024-01-01T00:00:00Z">
+      <w:ins w:id="95" w:author="PR Preview" w:date="2024-01-01T00:00:00Z">
         <w:r>
           <w:t xml:space="preserve"> </w:t>
         </w:r>
       </w:ins>
-      <w:ins w:id="110" w:author="PR Preview" w:date="2024-01-01T00:00:00Z">
+      <w:ins w:id="95" w:author="PR Preview" w:date="2024-01-01T00:00:00Z">
         <w:r>
           <w:t xml:space="preserve">is the causal odds ratio comparing</w:t>
         </w:r>
       </w:ins>
-      <w:ins w:id="110" w:author="PR Preview" w:date="2024-01-01T00:00:00Z">
+      <w:ins w:id="95" w:author="PR Preview" w:date="2024-01-01T00:00:00Z">
         <w:r>
           <w:t xml:space="preserve"> </w:t>
         </w:r>
@@ -25383,17 +25848,17 @@
           <m:t>1</m:t>
         </m:r>
       </m:oMath>
-      <w:ins w:id="110" w:author="PR Preview" w:date="2024-01-01T00:00:00Z">
+      <w:ins w:id="95" w:author="PR Preview" w:date="2024-01-01T00:00:00Z">
         <w:r>
           <w:t xml:space="preserve"> </w:t>
         </w:r>
       </w:ins>
-      <w:ins w:id="110" w:author="PR Preview" w:date="2024-01-01T00:00:00Z">
+      <w:ins w:id="95" w:author="PR Preview" w:date="2024-01-01T00:00:00Z">
         <w:r>
           <w:t xml:space="preserve">with</w:t>
         </w:r>
       </w:ins>
-      <w:ins w:id="110" w:author="PR Preview" w:date="2024-01-01T00:00:00Z">
+      <w:ins w:id="95" w:author="PR Preview" w:date="2024-01-01T00:00:00Z">
         <w:r>
           <w:t xml:space="preserve"> </w:t>
         </w:r>
@@ -25412,12 +25877,12 @@
           <m:t>0</m:t>
         </m:r>
       </m:oMath>
-      <w:ins w:id="110" w:author="PR Preview" w:date="2024-01-01T00:00:00Z">
+      <w:ins w:id="95" w:author="PR Preview" w:date="2024-01-01T00:00:00Z">
         <w:r>
           <w:t xml:space="preserve">.</w:t>
         </w:r>
       </w:ins>
-      <w:ins w:id="110" w:author="PR Preview" w:date="2024-01-01T00:00:00Z">
+      <w:ins w:id="95" w:author="PR Preview" w:date="2024-01-01T00:00:00Z">
         <w:r>
           <w:t xml:space="preserve"> </w:t>
         </w:r>
@@ -25453,17 +25918,17 @@
           </m:e>
         </m:d>
       </m:oMath>
-      <w:ins w:id="110" w:author="PR Preview" w:date="2024-01-01T00:00:00Z">
+      <w:ins w:id="95" w:author="PR Preview" w:date="2024-01-01T00:00:00Z">
         <w:r>
           <w:t xml:space="preserve"> </w:t>
         </w:r>
       </w:ins>
-      <w:ins w:id="110" w:author="PR Preview" w:date="2024-01-01T00:00:00Z">
+      <w:ins w:id="95" w:author="PR Preview" w:date="2024-01-01T00:00:00Z">
         <w:r>
           <w:t xml:space="preserve">is estimated by</w:t>
         </w:r>
       </w:ins>
-      <w:ins w:id="110" w:author="PR Preview" w:date="2024-01-01T00:00:00Z">
+      <w:ins w:id="95" w:author="PR Preview" w:date="2024-01-01T00:00:00Z">
         <w:r>
           <w:t xml:space="preserve"> </w:t>
         </w:r>
@@ -25506,17 +25971,17 @@
           </m:e>
         </m:d>
       </m:oMath>
-      <w:ins w:id="110" w:author="PR Preview" w:date="2024-01-01T00:00:00Z">
+      <w:ins w:id="95" w:author="PR Preview" w:date="2024-01-01T00:00:00Z">
         <w:r>
           <w:t xml:space="preserve"> </w:t>
         </w:r>
       </w:ins>
-      <w:ins w:id="110" w:author="PR Preview" w:date="2024-01-01T00:00:00Z">
+      <w:ins w:id="95" w:author="PR Preview" w:date="2024-01-01T00:00:00Z">
         <w:r>
           <w:t xml:space="preserve">from fitting</w:t>
         </w:r>
       </w:ins>
-      <w:ins w:id="110" w:author="PR Preview" w:date="2024-01-01T00:00:00Z">
+      <w:ins w:id="95" w:author="PR Preview" w:date="2024-01-01T00:00:00Z">
         <w:r>
           <w:t xml:space="preserve"> </w:t>
         </w:r>
@@ -25608,12 +26073,12 @@
           <m:t>A</m:t>
         </m:r>
       </m:oMath>
-      <w:ins w:id="110" w:author="PR Preview" w:date="2024-01-01T00:00:00Z">
+      <w:ins w:id="95" w:author="PR Preview" w:date="2024-01-01T00:00:00Z">
         <w:r>
           <w:t xml:space="preserve"> </w:t>
         </w:r>
       </w:ins>
-      <w:ins w:id="110" w:author="PR Preview" w:date="2024-01-01T00:00:00Z">
+      <w:ins w:id="95" w:author="PR Preview" w:date="2024-01-01T00:00:00Z">
         <w:r>
           <w:t xml:space="preserve">to the IP weighted pseudo-population (</w:t>
         </w:r>
@@ -25626,7 +26091,7 @@
           <w:t xml:space="preserve">Definition 2</w:t>
         </w:r>
       </w:hyperlink>
-      <w:ins w:id="110" w:author="PR Preview" w:date="2024-01-01T00:00:00Z">
+      <w:ins w:id="95" w:author="PR Preview" w:date="2024-01-01T00:00:00Z">
         <w:r>
           <w:t xml:space="preserve">).</w:t>
         </w:r>
@@ -26929,348 +27394,6 @@
         <w:t xml:space="preserve">5.1 Fitting the Model</w:t>
       </w:r>
     </w:p>
-    <w:bookmarkStart w:id="76" w:name="alg-fit-msm-effect-modifier"/>
-    <w:p>
-      <w:pPr>
-        <w:pStyle w:val="FirstParagraph"/>
-      </w:pPr>
-      <w:ins w:id="1119" w:author="PR Preview" w:date="2024-01-01T00:00:00Z">
-        <w:r>
-          <w:rPr>
-            <w:b/>
-            <w:bCs/>
-          </w:rPr>
-          <w:t xml:space="preserve">Algorithm 4 (Fitting a Marginal Structural Model with an Effect Modifier)</w:t>
-        </w:r>
-      </w:ins>
-      <w:ins w:id="1119" w:author="PR Preview" w:date="2024-01-01T00:00:00Z">
-        <w:r>
-          <w:t xml:space="preserve"> </w:t>
-        </w:r>
-      </w:ins>
-      <w:ins w:id="1119" w:author="PR Preview" w:date="2024-01-01T00:00:00Z">
-        <w:r>
-          <w:t xml:space="preserve"> </w:t>
-        </w:r>
-      </w:ins>
-    </w:p>
-    <w:p>
-      <w:pPr>
-        <w:pStyle w:val="Compact"/>
-        <w:numPr>
-          <w:ilvl w:val="0"/>
-          <w:numId w:val="1024"/>
-        </w:numPr>
-      </w:pPr>
-      <w:r>
-        <w:t xml:space="preserve">Fit</w:t>
-      </w:r>
-      <w:r>
-        <w:t xml:space="preserve"> </w:t>
-      </w:r>
-      <m:oMath>
-        <m:r>
-          <m:rPr>
-            <m:nor/>
-            <m:sty m:val="p"/>
-          </m:rPr>
-          <m:t>E</m:t>
-        </m:r>
-        <m:d>
-          <m:dPr>
-            <m:begChr m:val="["/>
-            <m:sepChr m:val=""/>
-            <m:endChr m:val="]"/>
-            <m:grow/>
-          </m:dPr>
-          <m:e>
-            <m:r>
-              <m:t>Y</m:t>
-            </m:r>
-            <m:r>
-              <m:rPr>
-                <m:sty m:val="p"/>
-              </m:rPr>
-              <m:t>∣</m:t>
-            </m:r>
-            <m:r>
-              <m:t>A</m:t>
-            </m:r>
-            <m:r>
-              <m:rPr>
-                <m:sty m:val="p"/>
-              </m:rPr>
-              <m:t>,</m:t>
-            </m:r>
-            <m:r>
-              <m:t>V</m:t>
-            </m:r>
-          </m:e>
-        </m:d>
-        <m:r>
-          <m:rPr>
-            <m:sty m:val="p"/>
-          </m:rPr>
-          <m:t>=</m:t>
-        </m:r>
-        <m:sSub>
-          <m:e>
-            <m:r>
-              <m:t>θ</m:t>
-            </m:r>
-          </m:e>
-          <m:sub>
-            <m:r>
-              <m:t>0</m:t>
-            </m:r>
-          </m:sub>
-        </m:sSub>
-        <m:r>
-          <m:rPr>
-            <m:sty m:val="p"/>
-          </m:rPr>
-          <m:t>+</m:t>
-        </m:r>
-        <m:sSub>
-          <m:e>
-            <m:r>
-              <m:t>θ</m:t>
-            </m:r>
-          </m:e>
-          <m:sub>
-            <m:r>
-              <m:t>1</m:t>
-            </m:r>
-          </m:sub>
-        </m:sSub>
-        <m:r>
-          <m:t>A</m:t>
-        </m:r>
-        <m:r>
-          <m:rPr>
-            <m:sty m:val="p"/>
-          </m:rPr>
-          <m:t>+</m:t>
-        </m:r>
-        <m:sSub>
-          <m:e>
-            <m:r>
-              <m:t>θ</m:t>
-            </m:r>
-          </m:e>
-          <m:sub>
-            <m:r>
-              <m:t>2</m:t>
-            </m:r>
-          </m:sub>
-        </m:sSub>
-        <m:r>
-          <m:t>V</m:t>
-        </m:r>
-        <m:r>
-          <m:t>A</m:t>
-        </m:r>
-        <m:r>
-          <m:rPr>
-            <m:sty m:val="p"/>
-          </m:rPr>
-          <m:t>+</m:t>
-        </m:r>
-        <m:sSub>
-          <m:e>
-            <m:r>
-              <m:t>θ</m:t>
-            </m:r>
-          </m:e>
-          <m:sub>
-            <m:r>
-              <m:t>3</m:t>
-            </m:r>
-          </m:sub>
-        </m:sSub>
-        <m:r>
-          <m:t>V</m:t>
-        </m:r>
-      </m:oMath>
-      <w:r>
-        <w:t xml:space="preserve"> </w:t>
-      </w:r>
-      <w:r>
-        <w:t xml:space="preserve">by weighted least squares with weights</w:t>
-      </w:r>
-      <w:r>
-        <w:t xml:space="preserve"> </w:t>
-      </w:r>
-      <m:oMath>
-        <m:sSup>
-          <m:e>
-            <m:r>
-              <m:t>W</m:t>
-            </m:r>
-          </m:e>
-          <m:sup>
-            <m:r>
-              <m:t>A</m:t>
-            </m:r>
-          </m:sup>
-        </m:sSup>
-      </m:oMath>
-      <w:r>
-        <w:t xml:space="preserve"> </w:t>
-      </w:r>
-      <w:r>
-        <w:t xml:space="preserve">or</w:t>
-      </w:r>
-      <w:r>
-        <w:t xml:space="preserve"> </w:t>
-      </w:r>
-      <m:oMath>
-        <m:r>
-          <m:t>S</m:t>
-        </m:r>
-        <m:sSup>
-          <m:e>
-            <m:r>
-              <m:t>W</m:t>
-            </m:r>
-          </m:e>
-          <m:sup>
-            <m:r>
-              <m:t>A</m:t>
-            </m:r>
-          </m:sup>
-        </m:sSup>
-      </m:oMath>
-      <w:r>
-        <w:t xml:space="preserve">.</w:t>
-      </w:r>
-    </w:p>
-    <w:p>
-      <w:pPr>
-        <w:pStyle w:val="Compact"/>
-        <w:numPr>
-          <w:ilvl w:val="0"/>
-          <w:numId w:val="1024"/>
-        </w:numPr>
-      </w:pPr>
-      <w:r>
-        <w:t xml:space="preserve">In most settings</w:t>
-      </w:r>
-      <w:r>
-        <w:t xml:space="preserve"> </w:t>
-      </w:r>
-      <m:oMath>
-        <m:r>
-          <m:t>L</m:t>
-        </m:r>
-      </m:oMath>
-      <w:r>
-        <w:t xml:space="preserve"> </w:t>
-      </w:r>
-      <w:r>
-        <w:t xml:space="preserve">should include</w:t>
-      </w:r>
-      <w:r>
-        <w:t xml:space="preserve"> </w:t>
-      </w:r>
-      <m:oMath>
-        <m:r>
-          <m:t>V</m:t>
-        </m:r>
-      </m:oMath>
-      <w:r>
-        <w:t xml:space="preserve">;</w:t>
-      </w:r>
-      <w:r>
-        <w:t xml:space="preserve"> </w:t>
-      </w:r>
-      <w:r>
-        <w:t xml:space="preserve">even when</w:t>
-      </w:r>
-      <w:r>
-        <w:t xml:space="preserve"> </w:t>
-      </w:r>
-      <m:oMath>
-        <m:r>
-          <m:t>V</m:t>
-        </m:r>
-      </m:oMath>
-      <w:r>
-        <w:t xml:space="preserve"> </w:t>
-      </w:r>
-      <w:r>
-        <w:t xml:space="preserve">is not needed for exchangeability, including it generally improves efficiency.</w:t>
-      </w:r>
-    </w:p>
-    <w:p>
-      <w:pPr>
-        <w:pStyle w:val="Compact"/>
-        <w:numPr>
-          <w:ilvl w:val="0"/>
-          <w:numId w:val="1024"/>
-        </w:numPr>
-      </w:pPr>
-      <w:ins w:id="122" w:author="PR Preview" w:date="2024-01-01T00:00:00Z">
-        <w:r>
-          <w:t xml:space="preserve">Because the model is within levels of</w:t>
-        </w:r>
-      </w:ins>
-      <w:ins w:id="122" w:author="PR Preview" w:date="2024-01-01T00:00:00Z">
-        <w:r>
-          <w:t xml:space="preserve"> </w:t>
-        </w:r>
-      </w:ins>
-      <m:oMath>
-        <m:r>
-          <m:t>V</m:t>
-        </m:r>
-      </m:oMath>
-      <w:ins w:id="122" w:author="PR Preview" w:date="2024-01-01T00:00:00Z">
-        <w:r>
-          <w:t xml:space="preserve">, the numerator can be</w:t>
-        </w:r>
-      </w:ins>
-      <w:ins w:id="122" w:author="PR Preview" w:date="2024-01-01T00:00:00Z">
-        <w:r>
-          <w:t xml:space="preserve"> </w:t>
-        </w:r>
-      </w:ins>
-      <m:oMath>
-        <m:r>
-          <m:t>f</m:t>
-        </m:r>
-        <m:r>
-          <m:rPr>
-            <m:sty m:val="p"/>
-          </m:rPr>
-          <m:t>[</m:t>
-        </m:r>
-        <m:r>
-          <m:t>A</m:t>
-        </m:r>
-        <m:r>
-          <m:rPr>
-            <m:sty m:val="p"/>
-          </m:rPr>
-          <m:t>∣</m:t>
-        </m:r>
-        <m:r>
-          <m:t>V</m:t>
-        </m:r>
-        <m:r>
-          <m:rPr>
-            <m:sty m:val="p"/>
-          </m:rPr>
-          <m:t>]</m:t>
-        </m:r>
-      </m:oMath>
-      <w:ins w:id="122" w:author="PR Preview" w:date="2024-01-01T00:00:00Z">
-        <w:r>
-          <w:t xml:space="preserve">.</w:t>
-        </w:r>
-      </w:ins>
-    </w:p>
-    <w:bookmarkEnd w:id="76"/>
     <w:tbl>
       <w:tblPr>
         <w:tblStyle w:val="Table"/>
@@ -27305,6 +27428,379 @@
               <w:spacing w:before="16" w:after="64"/>
             </w:pPr>
           </w:p>
+          <w:bookmarkStart w:id="76" w:name="alg-fit-msm-effect-modifier"/>
+          <w:p>
+            <w:pPr>
+              <w:pStyle w:val="BodyText"/>
+            </w:pPr>
+            <w:r>
+              <w:rPr>
+                <w:b/>
+                <w:bCs/>
+              </w:rPr>
+              <w:t xml:space="preserve">Algorithm 4 (Fitting a Marginal Structural Model with an Effect Modifier)</w:t>
+            </w:r>
+            <w:r>
+              <w:t xml:space="preserve"> </w:t>
+            </w:r>
+            <w:r>
+              <w:t xml:space="preserve"> </w:t>
+            </w:r>
+          </w:p>
+          <w:p>
+            <w:pPr>
+              <w:pStyle w:val="Compact"/>
+              <w:numPr>
+                <w:ilvl w:val="0"/>
+                <w:numId w:val="1024"/>
+              </w:numPr>
+            </w:pPr>
+            <w:r>
+              <w:t xml:space="preserve">Fit</w:t>
+            </w:r>
+            <w:r>
+              <w:t xml:space="preserve"> </w:t>
+            </w:r>
+            <m:oMath>
+              <m:r>
+                <m:rPr>
+                  <m:nor/>
+                  <m:sty m:val="p"/>
+                </m:rPr>
+                <m:t>E</m:t>
+              </m:r>
+              <m:d>
+                <m:dPr>
+                  <m:begChr m:val="["/>
+                  <m:sepChr m:val=""/>
+                  <m:endChr m:val="]"/>
+                  <m:grow/>
+                </m:dPr>
+                <m:e>
+                  <m:r>
+                    <m:t>Y</m:t>
+                  </m:r>
+                  <m:r>
+                    <m:rPr>
+                      <m:sty m:val="p"/>
+                    </m:rPr>
+                    <m:t>∣</m:t>
+                  </m:r>
+                  <m:r>
+                    <m:t>A</m:t>
+                  </m:r>
+                  <m:r>
+                    <m:rPr>
+                      <m:sty m:val="p"/>
+                    </m:rPr>
+                    <m:t>,</m:t>
+                  </m:r>
+                  <m:r>
+                    <m:t>V</m:t>
+                  </m:r>
+                </m:e>
+              </m:d>
+              <m:r>
+                <m:rPr>
+                  <m:sty m:val="p"/>
+                </m:rPr>
+                <m:t>=</m:t>
+              </m:r>
+              <m:sSub>
+                <m:e>
+                  <m:r>
+                    <m:t>θ</m:t>
+                  </m:r>
+                </m:e>
+                <m:sub>
+                  <m:r>
+                    <m:t>0</m:t>
+                  </m:r>
+                </m:sub>
+              </m:sSub>
+              <m:r>
+                <m:rPr>
+                  <m:sty m:val="p"/>
+                </m:rPr>
+                <m:t>+</m:t>
+              </m:r>
+              <m:sSub>
+                <m:e>
+                  <m:r>
+                    <m:t>θ</m:t>
+                  </m:r>
+                </m:e>
+                <m:sub>
+                  <m:r>
+                    <m:t>1</m:t>
+                  </m:r>
+                </m:sub>
+              </m:sSub>
+              <m:r>
+                <m:t>A</m:t>
+              </m:r>
+              <m:r>
+                <m:rPr>
+                  <m:sty m:val="p"/>
+                </m:rPr>
+                <m:t>+</m:t>
+              </m:r>
+              <m:sSub>
+                <m:e>
+                  <m:r>
+                    <m:t>θ</m:t>
+                  </m:r>
+                </m:e>
+                <m:sub>
+                  <m:r>
+                    <m:t>2</m:t>
+                  </m:r>
+                </m:sub>
+              </m:sSub>
+              <m:r>
+                <m:t>V</m:t>
+              </m:r>
+              <m:r>
+                <m:t>A</m:t>
+              </m:r>
+              <m:r>
+                <m:rPr>
+                  <m:sty m:val="p"/>
+                </m:rPr>
+                <m:t>+</m:t>
+              </m:r>
+              <m:sSub>
+                <m:e>
+                  <m:r>
+                    <m:t>θ</m:t>
+                  </m:r>
+                </m:e>
+                <m:sub>
+                  <m:r>
+                    <m:t>3</m:t>
+                  </m:r>
+                </m:sub>
+              </m:sSub>
+              <m:r>
+                <m:t>V</m:t>
+              </m:r>
+            </m:oMath>
+            <w:r>
+              <w:t xml:space="preserve"> </w:t>
+            </w:r>
+            <w:r>
+              <w:t xml:space="preserve">by weighted least squares with weights</w:t>
+            </w:r>
+            <w:r>
+              <w:t xml:space="preserve"> </w:t>
+            </w:r>
+            <m:oMath>
+              <m:sSup>
+                <m:e>
+                  <m:r>
+                    <m:t>W</m:t>
+                  </m:r>
+                </m:e>
+                <m:sup>
+                  <m:r>
+                    <m:t>A</m:t>
+                  </m:r>
+                </m:sup>
+              </m:sSup>
+            </m:oMath>
+            <w:r>
+              <w:t xml:space="preserve"> </w:t>
+            </w:r>
+            <w:r>
+              <w:t xml:space="preserve">or</w:t>
+            </w:r>
+            <w:r>
+              <w:t xml:space="preserve"> </w:t>
+            </w:r>
+            <m:oMath>
+              <m:r>
+                <m:t>S</m:t>
+              </m:r>
+              <m:sSup>
+                <m:e>
+                  <m:r>
+                    <m:t>W</m:t>
+                  </m:r>
+                </m:e>
+                <m:sup>
+                  <m:r>
+                    <m:t>A</m:t>
+                  </m:r>
+                </m:sup>
+              </m:sSup>
+            </m:oMath>
+            <w:r>
+              <w:t xml:space="preserve">.</w:t>
+            </w:r>
+          </w:p>
+          <w:p>
+            <w:pPr>
+              <w:pStyle w:val="Compact"/>
+              <w:numPr>
+                <w:ilvl w:val="0"/>
+                <w:numId w:val="1024"/>
+              </w:numPr>
+            </w:pPr>
+            <w:r>
+              <w:t xml:space="preserve">In most settings</w:t>
+            </w:r>
+            <w:r>
+              <w:t xml:space="preserve"> </w:t>
+            </w:r>
+            <m:oMath>
+              <m:r>
+                <m:t>L</m:t>
+              </m:r>
+            </m:oMath>
+            <w:r>
+              <w:t xml:space="preserve"> </w:t>
+            </w:r>
+            <w:r>
+              <w:t xml:space="preserve">should include</w:t>
+            </w:r>
+            <w:r>
+              <w:t xml:space="preserve"> </w:t>
+            </w:r>
+            <m:oMath>
+              <m:r>
+                <m:t>V</m:t>
+              </m:r>
+            </m:oMath>
+            <w:r>
+              <w:t xml:space="preserve">;</w:t>
+            </w:r>
+            <w:r>
+              <w:t xml:space="preserve"> </w:t>
+            </w:r>
+            <w:r>
+              <w:t xml:space="preserve">even when</w:t>
+            </w:r>
+            <w:r>
+              <w:t xml:space="preserve"> </w:t>
+            </w:r>
+            <m:oMath>
+              <m:r>
+                <m:t>V</m:t>
+              </m:r>
+            </m:oMath>
+            <w:r>
+              <w:t xml:space="preserve"> </w:t>
+            </w:r>
+            <w:r>
+              <w:t xml:space="preserve">is not needed for exchangeability, including it generally improves efficiency.</w:t>
+            </w:r>
+          </w:p>
+          <w:p>
+            <w:pPr>
+              <w:pStyle w:val="Compact"/>
+              <w:numPr>
+                <w:ilvl w:val="0"/>
+                <w:numId w:val="1024"/>
+              </w:numPr>
+            </w:pPr>
+            <w:r>
+              <w:t xml:space="preserve">Because the model is within levels of</w:t>
+            </w:r>
+            <w:r>
+              <w:t xml:space="preserve"> </w:t>
+            </w:r>
+            <m:oMath>
+              <m:r>
+                <m:t>V</m:t>
+              </m:r>
+            </m:oMath>
+            <w:r>
+              <w:t xml:space="preserve">, the numerator can be</w:t>
+            </w:r>
+            <w:r>
+              <w:t xml:space="preserve"> </w:t>
+            </w:r>
+            <m:oMath>
+              <m:r>
+                <m:t>f</m:t>
+              </m:r>
+              <m:r>
+                <m:rPr>
+                  <m:sty m:val="p"/>
+                </m:rPr>
+                <m:t>[</m:t>
+              </m:r>
+              <m:r>
+                <m:t>A</m:t>
+              </m:r>
+              <m:r>
+                <m:rPr>
+                  <m:sty m:val="p"/>
+                </m:rPr>
+                <m:t>∣</m:t>
+              </m:r>
+              <m:r>
+                <m:t>V</m:t>
+              </m:r>
+              <m:r>
+                <m:rPr>
+                  <m:sty m:val="p"/>
+                </m:rPr>
+                <m:t>]</m:t>
+              </m:r>
+            </m:oMath>
+            <w:r>
+              <w:t xml:space="preserve">.</w:t>
+            </w:r>
+          </w:p>
+          <w:bookmarkEnd w:id="76"/>
+        </w:tc>
+      </w:tr>
+    </w:tbl>
+    <w:p>
+      <w:pPr>
+        <w:pStyle w:val="FirstParagraph"/>
+      </w:pPr>
+      <w:ins w:id="104" w:author="PR Preview" w:date="2024-01-01T00:00:00Z">
+        <w:r>
+          <w:t xml:space="preserve"> </w:t>
+        </w:r>
+      </w:ins>
+    </w:p>
+    <w:tbl>
+      <w:tblPr>
+        <w:tblStyle w:val="Table"/>
+        <w:tblInd w:w="164" w:type="dxa"/>
+        <w:tblBorders>
+          <w:left w:val="single" w:sz="24" w:space="0" w:color="909090"/>
+        </w:tblBorders>
+        <w:tblCellMar>
+          <w:left w:w="0" w:type="dxa"/>
+          <w:right w:w="0" w:type="dxa"/>
+        </w:tblCellMar>
+        <w:tblLook w:firstRow="0" w:lastRow="0" w:firstColumn="0" w:lastColumn="0" w:noHBand="0" w:noVBand="0" w:val="0000"/>
+      </w:tblPr>
+      <w:tblGrid>
+        <w:gridCol w:w="7920"/>
+      </w:tblGrid>
+      <w:tr>
+        <w:trPr>
+          <w:cantSplit/>
+        </w:trPr>
+        <w:tc>
+          <w:tcPr>
+            <w:tcMar>
+              <w:left w:w="144" w:type="dxa"/>
+            </w:tcMar>
+          </w:tcPr>
+          <w:p>
+            <w:pPr>
+              <w:pStyle w:val="BodyText"/>
+            </w:pPr>
+            <w:pPr>
+              <w:spacing w:before="16" w:after="64"/>
+            </w:pPr>
+          </w:p>
           <w:bookmarkStart w:id="77" w:name="def-stabilized-weights-v"/>
           <w:p>
             <w:pPr>
@@ -27555,12 +28051,12 @@
       <w:pPr>
         <w:pStyle w:val="BodyText"/>
       </w:pPr>
-      <w:ins w:id="123" w:author="PR Preview" w:date="2024-01-01T00:00:00Z">
+      <w:ins w:id="105" w:author="PR Preview" w:date="2024-01-01T00:00:00Z">
         <w:r>
           <w:t xml:space="preserve">Either</w:t>
         </w:r>
       </w:ins>
-      <w:ins w:id="123" w:author="PR Preview" w:date="2024-01-01T00:00:00Z">
+      <w:ins w:id="105" w:author="PR Preview" w:date="2024-01-01T00:00:00Z">
         <w:r>
           <w:t xml:space="preserve"> </w:t>
         </w:r>
@@ -27582,17 +28078,17 @@
           </m:sup>
         </m:sSup>
       </m:oMath>
-      <w:ins w:id="123" w:author="PR Preview" w:date="2024-01-01T00:00:00Z">
+      <w:ins w:id="105" w:author="PR Preview" w:date="2024-01-01T00:00:00Z">
         <w:r>
           <w:t xml:space="preserve"> </w:t>
         </w:r>
       </w:ins>
-      <w:ins w:id="123" w:author="PR Preview" w:date="2024-01-01T00:00:00Z">
+      <w:ins w:id="105" w:author="PR Preview" w:date="2024-01-01T00:00:00Z">
         <w:r>
           <w:t xml:space="preserve">or</w:t>
         </w:r>
       </w:ins>
-      <w:ins w:id="123" w:author="PR Preview" w:date="2024-01-01T00:00:00Z">
+      <w:ins w:id="105" w:author="PR Preview" w:date="2024-01-01T00:00:00Z">
         <w:r>
           <w:t xml:space="preserve"> </w:t>
         </w:r>
@@ -27629,12 +28125,12 @@
           <m:t>)</m:t>
         </m:r>
       </m:oMath>
-      <w:ins w:id="123" w:author="PR Preview" w:date="2024-01-01T00:00:00Z">
+      <w:ins w:id="105" w:author="PR Preview" w:date="2024-01-01T00:00:00Z">
         <w:r>
           <w:t xml:space="preserve"> </w:t>
         </w:r>
       </w:ins>
-      <w:ins w:id="123" w:author="PR Preview" w:date="2024-01-01T00:00:00Z">
+      <w:ins w:id="105" w:author="PR Preview" w:date="2024-01-01T00:00:00Z">
         <w:r>
           <w:t xml:space="preserve">(</w:t>
         </w:r>
@@ -27647,7 +28143,7 @@
           <w:t xml:space="preserve">Definition 10</w:t>
         </w:r>
       </w:hyperlink>
-      <w:ins w:id="123" w:author="PR Preview" w:date="2024-01-01T00:00:00Z">
+      <w:ins w:id="105" w:author="PR Preview" w:date="2024-01-01T00:00:00Z">
         <w:r>
           <w:t xml:space="preserve">) can be used to fit the model.</w:t>
         </w:r>
@@ -28139,7 +28635,7 @@
       <w:pPr>
         <w:pStyle w:val="FirstParagraph"/>
       </w:pPr>
-      <w:ins w:id="129" w:author="PR Preview" w:date="2024-01-01T00:00:00Z">
+      <w:ins w:id="111" w:author="PR Preview" w:date="2024-01-01T00:00:00Z">
         <w:r>
           <w:t xml:space="preserve"> </w:t>
         </w:r>
@@ -28242,7 +28738,7 @@
       <w:pPr>
         <w:pStyle w:val="BodyText"/>
       </w:pPr>
-      <w:ins w:id="130" w:author="PR Preview" w:date="2024-01-01T00:00:00Z">
+      <w:ins w:id="112" w:author="PR Preview" w:date="2024-01-01T00:00:00Z">
         <w:r>
           <w:t xml:space="preserve">For a faux marginal structural model (</w:t>
         </w:r>
@@ -28255,12 +28751,12 @@
           <w:t xml:space="preserve">Definition 11</w:t>
         </w:r>
       </w:hyperlink>
-      <w:ins w:id="130" w:author="PR Preview" w:date="2024-01-01T00:00:00Z">
+      <w:ins w:id="112" w:author="PR Preview" w:date="2024-01-01T00:00:00Z">
         <w:r>
           <w:t xml:space="preserve">),</w:t>
         </w:r>
       </w:ins>
-      <w:ins w:id="130" w:author="PR Preview" w:date="2024-01-01T00:00:00Z">
+      <w:ins w:id="112" w:author="PR Preview" w:date="2024-01-01T00:00:00Z">
         <w:r>
           <w:t xml:space="preserve"> </w:t>
         </w:r>
@@ -28372,22 +28868,22 @@
           <m:t>1</m:t>
         </m:r>
       </m:oMath>
-      <w:ins w:id="130" w:author="PR Preview" w:date="2024-01-01T00:00:00Z">
+      <w:ins w:id="112" w:author="PR Preview" w:date="2024-01-01T00:00:00Z">
         <w:r>
           <w:t xml:space="preserve">, so no weighting is done:</w:t>
         </w:r>
       </w:ins>
-      <w:ins w:id="130" w:author="PR Preview" w:date="2024-01-01T00:00:00Z">
+      <w:ins w:id="112" w:author="PR Preview" w:date="2024-01-01T00:00:00Z">
         <w:r>
           <w:t xml:space="preserve"> </w:t>
         </w:r>
       </w:ins>
-      <w:ins w:id="130" w:author="PR Preview" w:date="2024-01-01T00:00:00Z">
+      <w:ins w:id="112" w:author="PR Preview" w:date="2024-01-01T00:00:00Z">
         <w:r>
           <w:t xml:space="preserve">the model is fit as the unweighted outcome regression that fully adjusts for</w:t>
         </w:r>
       </w:ins>
-      <w:ins w:id="130" w:author="PR Preview" w:date="2024-01-01T00:00:00Z">
+      <w:ins w:id="112" w:author="PR Preview" w:date="2024-01-01T00:00:00Z">
         <w:r>
           <w:t xml:space="preserve"> </w:t>
         </w:r>
@@ -28397,12 +28893,12 @@
           <m:t>L</m:t>
         </m:r>
       </m:oMath>
-      <w:ins w:id="130" w:author="PR Preview" w:date="2024-01-01T00:00:00Z">
+      <w:ins w:id="112" w:author="PR Preview" w:date="2024-01-01T00:00:00Z">
         <w:r>
           <w:t xml:space="preserve"> </w:t>
         </w:r>
       </w:ins>
-      <w:ins w:id="130" w:author="PR Preview" w:date="2024-01-01T00:00:00Z">
+      <w:ins w:id="112" w:author="PR Preview" w:date="2024-01-01T00:00:00Z">
         <w:r>
           <w:t xml:space="preserve">(Chapter 15).</w:t>
         </w:r>
@@ -28734,7 +29230,7 @@
       <w:pPr>
         <w:pStyle w:val="BodyText"/>
       </w:pPr>
-      <w:ins w:id="134" w:author="PR Preview" w:date="2024-01-01T00:00:00Z">
+      <w:ins w:id="116" w:author="PR Preview" w:date="2024-01-01T00:00:00Z">
         <w:r>
           <w:t xml:space="preserve">The analyses of Sections 12.2-12.4 actually fit</w:t>
         </w:r>
@@ -29286,12 +29782,12 @@
       <w:pPr>
         <w:pStyle w:val="BodyText"/>
       </w:pPr>
-      <w:ins w:id="141" w:author="PR Preview" w:date="2024-01-01T00:00:00Z">
+      <w:ins w:id="123" w:author="PR Preview" w:date="2024-01-01T00:00:00Z">
         <w:r>
           <w:t xml:space="preserve">The superscript</w:t>
         </w:r>
       </w:ins>
-      <w:ins w:id="141" w:author="PR Preview" w:date="2024-01-01T00:00:00Z">
+      <w:ins w:id="123" w:author="PR Preview" w:date="2024-01-01T00:00:00Z">
         <w:r>
           <w:t xml:space="preserve"> </w:t>
         </w:r>
@@ -29310,27 +29806,27 @@
           <m:t>0</m:t>
         </m:r>
       </m:oMath>
-      <w:ins w:id="141" w:author="PR Preview" w:date="2024-01-01T00:00:00Z">
+      <w:ins w:id="123" w:author="PR Preview" w:date="2024-01-01T00:00:00Z">
         <w:r>
           <w:t xml:space="preserve"> </w:t>
         </w:r>
       </w:ins>
-      <w:ins w:id="141" w:author="PR Preview" w:date="2024-01-01T00:00:00Z">
+      <w:ins w:id="123" w:author="PR Preview" w:date="2024-01-01T00:00:00Z">
         <w:r>
           <w:t xml:space="preserve">makes explicit what many investigators mean by</w:t>
         </w:r>
       </w:ins>
-      <w:ins w:id="141" w:author="PR Preview" w:date="2024-01-01T00:00:00Z">
+      <w:ins w:id="123" w:author="PR Preview" w:date="2024-01-01T00:00:00Z">
         <w:r>
           <w:t xml:space="preserve"> </w:t>
         </w:r>
       </w:ins>
-      <w:ins w:id="141" w:author="PR Preview" w:date="2024-01-01T00:00:00Z">
+      <w:ins w:id="123" w:author="PR Preview" w:date="2024-01-01T00:00:00Z">
         <w:r>
           <w:t xml:space="preserve">“the causal effect of</w:t>
         </w:r>
       </w:ins>
-      <w:ins w:id="141" w:author="PR Preview" w:date="2024-01-01T00:00:00Z">
+      <w:ins w:id="123" w:author="PR Preview" w:date="2024-01-01T00:00:00Z">
         <w:r>
           <w:t xml:space="preserve"> </w:t>
         </w:r>
@@ -29340,17 +29836,17 @@
           <m:t>A</m:t>
         </m:r>
       </m:oMath>
-      <w:ins w:id="141" w:author="PR Preview" w:date="2024-01-01T00:00:00Z">
+      <w:ins w:id="123" w:author="PR Preview" w:date="2024-01-01T00:00:00Z">
         <w:r>
           <w:t xml:space="preserve">”</w:t>
         </w:r>
       </w:ins>
-      <w:ins w:id="141" w:author="PR Preview" w:date="2024-01-01T00:00:00Z">
+      <w:ins w:id="123" w:author="PR Preview" w:date="2024-01-01T00:00:00Z">
         <w:r>
           <w:t xml:space="preserve"> </w:t>
         </w:r>
       </w:ins>
-      <w:ins w:id="141" w:author="PR Preview" w:date="2024-01-01T00:00:00Z">
+      <w:ins w:id="123" w:author="PR Preview" w:date="2024-01-01T00:00:00Z">
         <w:r>
           <w:t xml:space="preserve">even when they omit it.</w:t>
         </w:r>
@@ -29883,7 +30379,7 @@
       <w:pPr>
         <w:pStyle w:val="BodyText"/>
       </w:pPr>
-      <w:ins w:id="144" w:author="PR Preview" w:date="2024-01-01T00:00:00Z">
+      <w:ins w:id="126" w:author="PR Preview" w:date="2024-01-01T00:00:00Z">
         <w:r>
           <w:t xml:space="preserve"> </w:t>
         </w:r>
@@ -31547,12 +32043,12 @@
       <w:pPr>
         <w:pStyle w:val="BodyText"/>
       </w:pPr>
-      <w:ins w:id="149" w:author="PR Preview" w:date="2024-01-01T00:00:00Z">
+      <w:ins w:id="131" w:author="PR Preview" w:date="2024-01-01T00:00:00Z">
         <w:r>
           <w:t xml:space="preserve">With either, fit the weighted model</w:t>
         </w:r>
       </w:ins>
-      <w:ins w:id="149" w:author="PR Preview" w:date="2024-01-01T00:00:00Z">
+      <w:ins w:id="131" w:author="PR Preview" w:date="2024-01-01T00:00:00Z">
         <w:r>
           <w:t xml:space="preserve"> </w:t>
         </w:r>
@@ -31645,17 +32141,17 @@
           <m:t>A</m:t>
         </m:r>
       </m:oMath>
-      <w:ins w:id="149" w:author="PR Preview" w:date="2024-01-01T00:00:00Z">
+      <w:ins w:id="131" w:author="PR Preview" w:date="2024-01-01T00:00:00Z">
         <w:r>
           <w:t xml:space="preserve"> </w:t>
         </w:r>
       </w:ins>
-      <w:ins w:id="149" w:author="PR Preview" w:date="2024-01-01T00:00:00Z">
+      <w:ins w:id="131" w:author="PR Preview" w:date="2024-01-01T00:00:00Z">
         <w:r>
           <w:t xml:space="preserve">to estimate the marginal structural model</w:t>
         </w:r>
       </w:ins>
-      <w:ins w:id="149" w:author="PR Preview" w:date="2024-01-01T00:00:00Z">
+      <w:ins w:id="131" w:author="PR Preview" w:date="2024-01-01T00:00:00Z">
         <w:r>
           <w:t xml:space="preserve"> </w:t>
         </w:r>
@@ -31748,22 +32244,22 @@
           <m:t>a</m:t>
         </m:r>
       </m:oMath>
-      <w:ins w:id="149" w:author="PR Preview" w:date="2024-01-01T00:00:00Z">
+      <w:ins w:id="131" w:author="PR Preview" w:date="2024-01-01T00:00:00Z">
         <w:r>
           <w:t xml:space="preserve">;</w:t>
         </w:r>
       </w:ins>
-      <w:ins w:id="149" w:author="PR Preview" w:date="2024-01-01T00:00:00Z">
+      <w:ins w:id="131" w:author="PR Preview" w:date="2024-01-01T00:00:00Z">
         <w:r>
           <w:t xml:space="preserve"> </w:t>
         </w:r>
       </w:ins>
-      <w:ins w:id="149" w:author="PR Preview" w:date="2024-01-01T00:00:00Z">
+      <w:ins w:id="131" w:author="PR Preview" w:date="2024-01-01T00:00:00Z">
         <w:r>
           <w:t xml:space="preserve">the stabilized version uses</w:t>
         </w:r>
       </w:ins>
-      <w:ins w:id="149" w:author="PR Preview" w:date="2024-01-01T00:00:00Z">
+      <w:ins w:id="131" w:author="PR Preview" w:date="2024-01-01T00:00:00Z">
         <w:r>
           <w:t xml:space="preserve"> </w:t>
         </w:r>
@@ -31794,12 +32290,12 @@
           </m:sup>
         </m:sSup>
       </m:oMath>
-      <w:ins w:id="149" w:author="PR Preview" w:date="2024-01-01T00:00:00Z">
+      <w:ins w:id="131" w:author="PR Preview" w:date="2024-01-01T00:00:00Z">
         <w:r>
           <w:t xml:space="preserve"> </w:t>
         </w:r>
       </w:ins>
-      <w:ins w:id="149" w:author="PR Preview" w:date="2024-01-01T00:00:00Z">
+      <w:ins w:id="131" w:author="PR Preview" w:date="2024-01-01T00:00:00Z">
         <w:r>
           <w:t xml:space="preserve">(</w:t>
         </w:r>
@@ -31812,7 +32308,7 @@
           <w:t xml:space="preserve">Definition 16</w:t>
         </w:r>
       </w:hyperlink>
-      <w:ins w:id="149" w:author="PR Preview" w:date="2024-01-01T00:00:00Z">
+      <w:ins w:id="131" w:author="PR Preview" w:date="2024-01-01T00:00:00Z">
         <w:r>
           <w:t xml:space="preserve">).</w:t>
         </w:r>

--- a/pr-preview/pr-99/chapters/12-ip-weighting-marginal-structural-models-tracked-changes.docx
+++ b/pr-preview/pr-99/chapters/12-ip-weighting-marginal-structural-models-tracked-changes.docx
@@ -19146,10 +19146,1263 @@
       </w:pPr>
       <w:ins w:id="65" w:author="PR Preview" w:date="2024-01-01T00:00:00Z">
         <w:r>
-          <w:t xml:space="preserve">Under positivity,</w:t>
+          <w:t xml:space="preserve">With</w:t>
         </w:r>
       </w:ins>
       <w:ins w:id="65" w:author="PR Preview" w:date="2024-01-01T00:00:00Z">
+        <w:r>
+          <w:t xml:space="preserve"> </w:t>
+        </w:r>
+      </w:ins>
+      <m:oMath>
+        <m:r>
+          <m:t>A</m:t>
+        </m:r>
+      </m:oMath>
+      <w:ins w:id="65" w:author="PR Preview" w:date="2024-01-01T00:00:00Z">
+        <w:r>
+          <w:t xml:space="preserve"> </w:t>
+        </w:r>
+      </w:ins>
+      <w:ins w:id="65" w:author="PR Preview" w:date="2024-01-01T00:00:00Z">
+        <w:r>
+          <w:t xml:space="preserve">and</w:t>
+        </w:r>
+      </w:ins>
+      <w:ins w:id="65" w:author="PR Preview" w:date="2024-01-01T00:00:00Z">
+        <w:r>
+          <w:t xml:space="preserve"> </w:t>
+        </w:r>
+      </w:ins>
+      <m:oMath>
+        <m:r>
+          <m:t>L</m:t>
+        </m:r>
+      </m:oMath>
+      <w:ins w:id="65" w:author="PR Preview" w:date="2024-01-01T00:00:00Z">
+        <w:r>
+          <w:t xml:space="preserve"> </w:t>
+        </w:r>
+      </w:ins>
+      <w:ins w:id="65" w:author="PR Preview" w:date="2024-01-01T00:00:00Z">
+        <w:r>
+          <w:t xml:space="preserve">each taking finitely many values and positivity holding, as in</w:t>
+        </w:r>
+      </w:ins>
+      <w:ins w:id="65" w:author="PR Preview" w:date="2024-01-01T00:00:00Z">
+        <w:r>
+          <w:t xml:space="preserve"> </w:t>
+        </w:r>
+      </w:ins>
+      <w:hyperlink w:anchor="prp-pseudo-population">
+        <w:r>
+          <w:rPr>
+            <w:rStyle w:val="Hyperlink"/>
+          </w:rPr>
+          <w:t xml:space="preserve">Proposition 1</w:t>
+        </w:r>
+      </w:hyperlink>
+      <w:ins w:id="65" w:author="PR Preview" w:date="2024-01-01T00:00:00Z">
+        <w:r>
+          <w:t xml:space="preserve">,</w:t>
+        </w:r>
+      </w:ins>
+      <w:ins w:id="65" w:author="PR Preview" w:date="2024-01-01T00:00:00Z">
+        <w:r>
+          <w:t xml:space="preserve"> </w:t>
+        </w:r>
+      </w:ins>
+      <w:ins w:id="65" w:author="PR Preview" w:date="2024-01-01T00:00:00Z">
+        <w:r>
+          <w:t xml:space="preserve">and with every sum over</w:t>
+        </w:r>
+      </w:ins>
+      <w:ins w:id="65" w:author="PR Preview" w:date="2024-01-01T00:00:00Z">
+        <w:r>
+          <w:t xml:space="preserve"> </w:t>
+        </w:r>
+      </w:ins>
+      <m:oMath>
+        <m:r>
+          <m:t>l</m:t>
+        </m:r>
+      </m:oMath>
+      <w:ins w:id="65" w:author="PR Preview" w:date="2024-01-01T00:00:00Z">
+        <w:r>
+          <w:t xml:space="preserve"> </w:t>
+        </w:r>
+      </w:ins>
+      <w:ins w:id="65" w:author="PR Preview" w:date="2024-01-01T00:00:00Z">
+        <w:r>
+          <w:t xml:space="preserve">running over the values with</w:t>
+        </w:r>
+      </w:ins>
+      <w:ins w:id="65" w:author="PR Preview" w:date="2024-01-01T00:00:00Z">
+        <w:r>
+          <w:t xml:space="preserve"> </w:t>
+        </w:r>
+      </w:ins>
+      <m:oMath>
+        <m:r>
+          <m:rPr>
+            <m:sty m:val="p"/>
+          </m:rPr>
+          <m:t>Pr</m:t>
+        </m:r>
+        <m:r>
+          <m:rPr>
+            <m:sty m:val="p"/>
+          </m:rPr>
+          <m:t>[</m:t>
+        </m:r>
+        <m:r>
+          <m:t>L</m:t>
+        </m:r>
+        <m:r>
+          <m:rPr>
+            <m:sty m:val="p"/>
+          </m:rPr>
+          <m:t>=</m:t>
+        </m:r>
+        <m:r>
+          <m:t>l</m:t>
+        </m:r>
+        <m:r>
+          <m:rPr>
+            <m:sty m:val="p"/>
+          </m:rPr>
+          <m:t>]</m:t>
+        </m:r>
+        <m:r>
+          <m:rPr>
+            <m:sty m:val="p"/>
+          </m:rPr>
+          <m:t>&gt;</m:t>
+        </m:r>
+        <m:r>
+          <m:t>0</m:t>
+        </m:r>
+      </m:oMath>
+      <w:ins w:id="65" w:author="PR Preview" w:date="2024-01-01T00:00:00Z">
+        <w:r>
+          <w:t xml:space="preserve">,</w:t>
+        </w:r>
+      </w:ins>
+      <w:ins w:id="65" w:author="PR Preview" w:date="2024-01-01T00:00:00Z">
+        <w:r>
+          <w:t xml:space="preserve"> </w:t>
+        </w:r>
+      </w:ins>
+      <w:ins w:id="65" w:author="PR Preview" w:date="2024-01-01T00:00:00Z">
+        <w:r>
+          <w:t xml:space="preserve">the stabilized weights have mean 1:</w:t>
+        </w:r>
+      </w:ins>
+    </w:p>
+    <w:p>
+      <w:pPr>
+        <w:pStyle w:val="BodyText"/>
+      </w:pPr>
+      <m:oMathPara>
+        <m:oMathParaPr>
+          <m:jc m:val="center"/>
+        </m:oMathParaPr>
+        <m:oMath>
+          <m:eqArr>
+            <m:e>
+              <m:r>
+                <m:rPr>
+                  <m:nor/>
+                  <m:sty m:val="p"/>
+                </m:rPr>
+                <m:t>E</m:t>
+              </m:r>
+              <m:d>
+                <m:dPr>
+                  <m:begChr m:val="["/>
+                  <m:sepChr m:val=""/>
+                  <m:endChr m:val="]"/>
+                  <m:grow/>
+                </m:dPr>
+                <m:e>
+                  <m:r>
+                    <m:t>S</m:t>
+                  </m:r>
+                  <m:sSup>
+                    <m:e>
+                      <m:r>
+                        <m:t>W</m:t>
+                      </m:r>
+                    </m:e>
+                    <m:sup>
+                      <m:r>
+                        <m:t>A</m:t>
+                      </m:r>
+                    </m:sup>
+                  </m:sSup>
+                </m:e>
+              </m:d>
+              <m:r>
+                <m:t>&amp;</m:t>
+              </m:r>
+              <m:r>
+                <m:rPr>
+                  <m:sty m:val="p"/>
+                </m:rPr>
+                <m:t>=</m:t>
+              </m:r>
+              <m:nary>
+                <m:naryPr>
+                  <m:chr m:val="∑"/>
+                  <m:limLoc m:val="undOvr"/>
+                  <m:subHide m:val="off"/>
+                  <m:supHide m:val="on"/>
+                </m:naryPr>
+                <m:sub>
+                  <m:r>
+                    <m:t>a</m:t>
+                  </m:r>
+                </m:sub>
+                <m:sup>
+                  <m:r>
+                    <m:t>​</m:t>
+                  </m:r>
+                </m:sup>
+                <m:e>
+                  <m:nary>
+                    <m:naryPr>
+                      <m:chr m:val="∑"/>
+                      <m:limLoc m:val="undOvr"/>
+                      <m:subHide m:val="off"/>
+                      <m:supHide m:val="on"/>
+                    </m:naryPr>
+                    <m:sub>
+                      <m:r>
+                        <m:t>l</m:t>
+                      </m:r>
+                    </m:sub>
+                    <m:sup>
+                      <m:r>
+                        <m:t>​</m:t>
+                      </m:r>
+                    </m:sup>
+                    <m:e>
+                      <m:r>
+                        <m:rPr>
+                          <m:nor/>
+                          <m:sty m:val="p"/>
+                        </m:rPr>
+                        <m:t>E</m:t>
+                      </m:r>
+                    </m:e>
+                  </m:nary>
+                </m:e>
+              </m:nary>
+              <m:d>
+                <m:dPr>
+                  <m:begChr m:val="["/>
+                  <m:sepChr m:val=""/>
+                  <m:endChr m:val="]"/>
+                  <m:grow/>
+                </m:dPr>
+                <m:e>
+                  <m:r>
+                    <m:t>S</m:t>
+                  </m:r>
+                  <m:sSup>
+                    <m:e>
+                      <m:r>
+                        <m:t>W</m:t>
+                      </m:r>
+                    </m:e>
+                    <m:sup>
+                      <m:r>
+                        <m:t>A</m:t>
+                      </m:r>
+                    </m:sup>
+                  </m:sSup>
+                  <m:r>
+                    <m:rPr>
+                      <m:scr m:val="double-struck"/>
+                      <m:sty m:val="p"/>
+                    </m:rPr>
+                    <m:t>1</m:t>
+                  </m:r>
+                  <m:d>
+                    <m:dPr>
+                      <m:begChr m:val="("/>
+                      <m:sepChr m:val=""/>
+                      <m:endChr m:val=")"/>
+                      <m:grow/>
+                    </m:dPr>
+                    <m:e>
+                      <m:r>
+                        <m:t>A</m:t>
+                      </m:r>
+                      <m:r>
+                        <m:rPr>
+                          <m:sty m:val="p"/>
+                        </m:rPr>
+                        <m:t>=</m:t>
+                      </m:r>
+                      <m:r>
+                        <m:t>a</m:t>
+                      </m:r>
+                    </m:e>
+                  </m:d>
+                  <m:r>
+                    <m:rPr>
+                      <m:scr m:val="double-struck"/>
+                      <m:sty m:val="p"/>
+                    </m:rPr>
+                    <m:t>1</m:t>
+                  </m:r>
+                  <m:d>
+                    <m:dPr>
+                      <m:begChr m:val="("/>
+                      <m:sepChr m:val=""/>
+                      <m:endChr m:val=")"/>
+                      <m:grow/>
+                    </m:dPr>
+                    <m:e>
+                      <m:r>
+                        <m:t>L</m:t>
+                      </m:r>
+                      <m:r>
+                        <m:rPr>
+                          <m:sty m:val="p"/>
+                        </m:rPr>
+                        <m:t>=</m:t>
+                      </m:r>
+                      <m:r>
+                        <m:t>l</m:t>
+                      </m:r>
+                    </m:e>
+                  </m:d>
+                </m:e>
+              </m:d>
+              <m:r>
+                <m:t>&amp;</m:t>
+              </m:r>
+              <m:r>
+                <m:t>&amp;</m:t>
+              </m:r>
+              <m:r>
+                <m:rPr>
+                  <m:nor/>
+                  <m:sty m:val="p"/>
+                </m:rPr>
+                <m:t>(linearity, since </m:t>
+              </m:r>
+              <m:nary>
+                <m:naryPr>
+                  <m:chr m:val="∑"/>
+                  <m:limLoc m:val="undOvr"/>
+                  <m:subHide m:val="off"/>
+                  <m:supHide m:val="on"/>
+                </m:naryPr>
+                <m:sub>
+                  <m:r>
+                    <m:t>a</m:t>
+                  </m:r>
+                </m:sub>
+                <m:sup>
+                  <m:r>
+                    <m:t>​</m:t>
+                  </m:r>
+                </m:sup>
+                <m:e>
+                  <m:nary>
+                    <m:naryPr>
+                      <m:chr m:val="∑"/>
+                      <m:limLoc m:val="undOvr"/>
+                      <m:subHide m:val="off"/>
+                      <m:supHide m:val="on"/>
+                    </m:naryPr>
+                    <m:sub>
+                      <m:r>
+                        <m:t>l</m:t>
+                      </m:r>
+                    </m:sub>
+                    <m:sup>
+                      <m:r>
+                        <m:t>​</m:t>
+                      </m:r>
+                    </m:sup>
+                    <m:e>
+                      <m:r>
+                        <m:rPr>
+                          <m:scr m:val="double-struck"/>
+                          <m:sty m:val="p"/>
+                        </m:rPr>
+                        <m:t>1</m:t>
+                      </m:r>
+                    </m:e>
+                  </m:nary>
+                </m:e>
+              </m:nary>
+              <m:d>
+                <m:dPr>
+                  <m:begChr m:val="("/>
+                  <m:sepChr m:val=""/>
+                  <m:endChr m:val=")"/>
+                  <m:grow/>
+                </m:dPr>
+                <m:e>
+                  <m:r>
+                    <m:t>A</m:t>
+                  </m:r>
+                  <m:r>
+                    <m:rPr>
+                      <m:sty m:val="p"/>
+                    </m:rPr>
+                    <m:t>=</m:t>
+                  </m:r>
+                  <m:r>
+                    <m:t>a</m:t>
+                  </m:r>
+                </m:e>
+              </m:d>
+              <m:r>
+                <m:rPr>
+                  <m:scr m:val="double-struck"/>
+                  <m:sty m:val="p"/>
+                </m:rPr>
+                <m:t>1</m:t>
+              </m:r>
+              <m:d>
+                <m:dPr>
+                  <m:begChr m:val="("/>
+                  <m:sepChr m:val=""/>
+                  <m:endChr m:val=")"/>
+                  <m:grow/>
+                </m:dPr>
+                <m:e>
+                  <m:r>
+                    <m:t>L</m:t>
+                  </m:r>
+                  <m:r>
+                    <m:rPr>
+                      <m:sty m:val="p"/>
+                    </m:rPr>
+                    <m:t>=</m:t>
+                  </m:r>
+                  <m:r>
+                    <m:t>l</m:t>
+                  </m:r>
+                </m:e>
+              </m:d>
+              <m:r>
+                <m:rPr>
+                  <m:sty m:val="p"/>
+                </m:rPr>
+                <m:t>=</m:t>
+              </m:r>
+              <m:r>
+                <m:t>1</m:t>
+              </m:r>
+              <m:r>
+                <m:rPr>
+                  <m:nor/>
+                  <m:sty m:val="p"/>
+                </m:rPr>
+                <m:t> almost surely)</m:t>
+              </m:r>
+            </m:e>
+            <m:e>
+              <m:r>
+                <m:t>&amp;</m:t>
+              </m:r>
+              <m:r>
+                <m:rPr>
+                  <m:sty m:val="p"/>
+                </m:rPr>
+                <m:t>=</m:t>
+              </m:r>
+              <m:nary>
+                <m:naryPr>
+                  <m:chr m:val="∑"/>
+                  <m:limLoc m:val="undOvr"/>
+                  <m:subHide m:val="off"/>
+                  <m:supHide m:val="on"/>
+                </m:naryPr>
+                <m:sub>
+                  <m:r>
+                    <m:t>a</m:t>
+                  </m:r>
+                </m:sub>
+                <m:sup>
+                  <m:r>
+                    <m:t>​</m:t>
+                  </m:r>
+                </m:sup>
+                <m:e>
+                  <m:nary>
+                    <m:naryPr>
+                      <m:chr m:val="∑"/>
+                      <m:limLoc m:val="undOvr"/>
+                      <m:subHide m:val="off"/>
+                      <m:supHide m:val="on"/>
+                    </m:naryPr>
+                    <m:sub>
+                      <m:r>
+                        <m:t>l</m:t>
+                      </m:r>
+                    </m:sub>
+                    <m:sup>
+                      <m:r>
+                        <m:t>​</m:t>
+                      </m:r>
+                    </m:sup>
+                    <m:e>
+                      <m:r>
+                        <m:t>f</m:t>
+                      </m:r>
+                    </m:e>
+                  </m:nary>
+                </m:e>
+              </m:nary>
+              <m:r>
+                <m:rPr>
+                  <m:sty m:val="p"/>
+                </m:rPr>
+                <m:t>(</m:t>
+              </m:r>
+              <m:r>
+                <m:t>a</m:t>
+              </m:r>
+              <m:r>
+                <m:rPr>
+                  <m:sty m:val="p"/>
+                </m:rPr>
+                <m:t>)</m:t>
+              </m:r>
+              <m:r>
+                <m:rPr>
+                  <m:nor/>
+                  <m:sty m:val="p"/>
+                </m:rPr>
+                <m:t>E</m:t>
+              </m:r>
+              <m:d>
+                <m:dPr>
+                  <m:begChr m:val="["/>
+                  <m:sepChr m:val=""/>
+                  <m:endChr m:val="]"/>
+                  <m:grow/>
+                </m:dPr>
+                <m:e>
+                  <m:sSup>
+                    <m:e>
+                      <m:r>
+                        <m:t>W</m:t>
+                      </m:r>
+                    </m:e>
+                    <m:sup>
+                      <m:r>
+                        <m:t>A</m:t>
+                      </m:r>
+                    </m:sup>
+                  </m:sSup>
+                  <m:r>
+                    <m:rPr>
+                      <m:scr m:val="double-struck"/>
+                      <m:sty m:val="p"/>
+                    </m:rPr>
+                    <m:t>1</m:t>
+                  </m:r>
+                  <m:d>
+                    <m:dPr>
+                      <m:begChr m:val="("/>
+                      <m:sepChr m:val=""/>
+                      <m:endChr m:val=")"/>
+                      <m:grow/>
+                    </m:dPr>
+                    <m:e>
+                      <m:r>
+                        <m:t>A</m:t>
+                      </m:r>
+                      <m:r>
+                        <m:rPr>
+                          <m:sty m:val="p"/>
+                        </m:rPr>
+                        <m:t>=</m:t>
+                      </m:r>
+                      <m:r>
+                        <m:t>a</m:t>
+                      </m:r>
+                    </m:e>
+                  </m:d>
+                  <m:r>
+                    <m:rPr>
+                      <m:scr m:val="double-struck"/>
+                      <m:sty m:val="p"/>
+                    </m:rPr>
+                    <m:t>1</m:t>
+                  </m:r>
+                  <m:d>
+                    <m:dPr>
+                      <m:begChr m:val="("/>
+                      <m:sepChr m:val=""/>
+                      <m:endChr m:val=")"/>
+                      <m:grow/>
+                    </m:dPr>
+                    <m:e>
+                      <m:r>
+                        <m:t>L</m:t>
+                      </m:r>
+                      <m:r>
+                        <m:rPr>
+                          <m:sty m:val="p"/>
+                        </m:rPr>
+                        <m:t>=</m:t>
+                      </m:r>
+                      <m:r>
+                        <m:t>l</m:t>
+                      </m:r>
+                    </m:e>
+                  </m:d>
+                </m:e>
+              </m:d>
+              <m:r>
+                <m:t>&amp;</m:t>
+              </m:r>
+              <m:r>
+                <m:t>&amp;</m:t>
+              </m:r>
+              <m:r>
+                <m:rPr>
+                  <m:nor/>
+                  <m:sty m:val="p"/>
+                </m:rPr>
+                <m:t>(</m:t>
+              </m:r>
+              <m:r>
+                <m:t>S</m:t>
+              </m:r>
+              <m:sSup>
+                <m:e>
+                  <m:r>
+                    <m:t>W</m:t>
+                  </m:r>
+                </m:e>
+                <m:sup>
+                  <m:r>
+                    <m:t>A</m:t>
+                  </m:r>
+                </m:sup>
+              </m:sSup>
+              <m:r>
+                <m:rPr>
+                  <m:sty m:val="p"/>
+                </m:rPr>
+                <m:t>=</m:t>
+              </m:r>
+              <m:r>
+                <m:t>f</m:t>
+              </m:r>
+              <m:r>
+                <m:rPr>
+                  <m:sty m:val="p"/>
+                </m:rPr>
+                <m:t>(</m:t>
+              </m:r>
+              <m:r>
+                <m:t>a</m:t>
+              </m:r>
+              <m:r>
+                <m:rPr>
+                  <m:sty m:val="p"/>
+                </m:rPr>
+                <m:t>)</m:t>
+              </m:r>
+              <m:sSup>
+                <m:e>
+                  <m:r>
+                    <m:t>W</m:t>
+                  </m:r>
+                </m:e>
+                <m:sup>
+                  <m:r>
+                    <m:t>A</m:t>
+                  </m:r>
+                </m:sup>
+              </m:sSup>
+              <m:r>
+                <m:rPr>
+                  <m:nor/>
+                  <m:sty m:val="p"/>
+                </m:rPr>
+                <m:t> whenever </m:t>
+              </m:r>
+              <m:r>
+                <m:t>A</m:t>
+              </m:r>
+              <m:r>
+                <m:rPr>
+                  <m:sty m:val="p"/>
+                </m:rPr>
+                <m:t>=</m:t>
+              </m:r>
+              <m:r>
+                <m:t>a</m:t>
+              </m:r>
+              <m:r>
+                <m:rPr>
+                  <m:nor/>
+                  <m:sty m:val="p"/>
+                </m:rPr>
+                <m:t>)</m:t>
+              </m:r>
+            </m:e>
+            <m:e>
+              <m:r>
+                <m:t>&amp;</m:t>
+              </m:r>
+              <m:r>
+                <m:rPr>
+                  <m:sty m:val="p"/>
+                </m:rPr>
+                <m:t>=</m:t>
+              </m:r>
+              <m:nary>
+                <m:naryPr>
+                  <m:chr m:val="∑"/>
+                  <m:limLoc m:val="undOvr"/>
+                  <m:subHide m:val="off"/>
+                  <m:supHide m:val="on"/>
+                </m:naryPr>
+                <m:sub>
+                  <m:r>
+                    <m:t>a</m:t>
+                  </m:r>
+                </m:sub>
+                <m:sup>
+                  <m:r>
+                    <m:t>​</m:t>
+                  </m:r>
+                </m:sup>
+                <m:e>
+                  <m:nary>
+                    <m:naryPr>
+                      <m:chr m:val="∑"/>
+                      <m:limLoc m:val="undOvr"/>
+                      <m:subHide m:val="off"/>
+                      <m:supHide m:val="on"/>
+                    </m:naryPr>
+                    <m:sub>
+                      <m:r>
+                        <m:t>l</m:t>
+                      </m:r>
+                    </m:sub>
+                    <m:sup>
+                      <m:r>
+                        <m:t>​</m:t>
+                      </m:r>
+                    </m:sup>
+                    <m:e>
+                      <m:r>
+                        <m:t>f</m:t>
+                      </m:r>
+                    </m:e>
+                  </m:nary>
+                </m:e>
+              </m:nary>
+              <m:r>
+                <m:rPr>
+                  <m:sty m:val="p"/>
+                </m:rPr>
+                <m:t>(</m:t>
+              </m:r>
+              <m:r>
+                <m:t>a</m:t>
+              </m:r>
+              <m:r>
+                <m:rPr>
+                  <m:sty m:val="p"/>
+                </m:rPr>
+                <m:t>)</m:t>
+              </m:r>
+              <m:r>
+                <m:rPr>
+                  <m:sty m:val="p"/>
+                </m:rPr>
+                <m:t>Pr</m:t>
+              </m:r>
+              <m:r>
+                <m:rPr>
+                  <m:sty m:val="p"/>
+                </m:rPr>
+                <m:t>[</m:t>
+              </m:r>
+              <m:r>
+                <m:t>L</m:t>
+              </m:r>
+              <m:r>
+                <m:rPr>
+                  <m:sty m:val="p"/>
+                </m:rPr>
+                <m:t>=</m:t>
+              </m:r>
+              <m:r>
+                <m:t>l</m:t>
+              </m:r>
+              <m:r>
+                <m:rPr>
+                  <m:sty m:val="p"/>
+                </m:rPr>
+                <m:t>]</m:t>
+              </m:r>
+              <m:r>
+                <m:t>&amp;</m:t>
+              </m:r>
+              <m:r>
+                <m:t>&amp;</m:t>
+              </m:r>
+              <m:r>
+                <m:rPr>
+                  <m:nor/>
+                  <m:sty m:val="p"/>
+                </m:rPr>
+                <m:t>(Step 0 of the proof of the pseudo-population proposition)</m:t>
+              </m:r>
+            </m:e>
+            <m:e>
+              <m:r>
+                <m:t>&amp;</m:t>
+              </m:r>
+              <m:r>
+                <m:rPr>
+                  <m:sty m:val="p"/>
+                </m:rPr>
+                <m:t>=</m:t>
+              </m:r>
+              <m:nary>
+                <m:naryPr>
+                  <m:chr m:val="∑"/>
+                  <m:limLoc m:val="undOvr"/>
+                  <m:subHide m:val="off"/>
+                  <m:supHide m:val="on"/>
+                </m:naryPr>
+                <m:sub>
+                  <m:r>
+                    <m:t>a</m:t>
+                  </m:r>
+                </m:sub>
+                <m:sup>
+                  <m:r>
+                    <m:t>​</m:t>
+                  </m:r>
+                </m:sup>
+                <m:e>
+                  <m:r>
+                    <m:t>f</m:t>
+                  </m:r>
+                </m:e>
+              </m:nary>
+              <m:r>
+                <m:rPr>
+                  <m:sty m:val="p"/>
+                </m:rPr>
+                <m:t>(</m:t>
+              </m:r>
+              <m:r>
+                <m:t>a</m:t>
+              </m:r>
+              <m:r>
+                <m:rPr>
+                  <m:sty m:val="p"/>
+                </m:rPr>
+                <m:t>)</m:t>
+              </m:r>
+              <m:nary>
+                <m:naryPr>
+                  <m:chr m:val="∑"/>
+                  <m:limLoc m:val="undOvr"/>
+                  <m:subHide m:val="off"/>
+                  <m:supHide m:val="on"/>
+                </m:naryPr>
+                <m:sub>
+                  <m:r>
+                    <m:t>l</m:t>
+                  </m:r>
+                </m:sub>
+                <m:sup>
+                  <m:r>
+                    <m:t>​</m:t>
+                  </m:r>
+                </m:sup>
+                <m:e>
+                  <m:r>
+                    <m:rPr>
+                      <m:sty m:val="p"/>
+                    </m:rPr>
+                    <m:t>Pr</m:t>
+                  </m:r>
+                </m:e>
+              </m:nary>
+              <m:r>
+                <m:rPr>
+                  <m:sty m:val="p"/>
+                </m:rPr>
+                <m:t>[</m:t>
+              </m:r>
+              <m:r>
+                <m:t>L</m:t>
+              </m:r>
+              <m:r>
+                <m:rPr>
+                  <m:sty m:val="p"/>
+                </m:rPr>
+                <m:t>=</m:t>
+              </m:r>
+              <m:r>
+                <m:t>l</m:t>
+              </m:r>
+              <m:r>
+                <m:rPr>
+                  <m:sty m:val="p"/>
+                </m:rPr>
+                <m:t>]</m:t>
+              </m:r>
+              <m:r>
+                <m:t>&amp;</m:t>
+              </m:r>
+              <m:r>
+                <m:t>&amp;</m:t>
+              </m:r>
+              <m:r>
+                <m:rPr>
+                  <m:nor/>
+                  <m:sty m:val="p"/>
+                </m:rPr>
+                <m:t>(</m:t>
+              </m:r>
+              <m:r>
+                <m:t>f</m:t>
+              </m:r>
+              <m:r>
+                <m:rPr>
+                  <m:sty m:val="p"/>
+                </m:rPr>
+                <m:t>(</m:t>
+              </m:r>
+              <m:r>
+                <m:t>a</m:t>
+              </m:r>
+              <m:r>
+                <m:rPr>
+                  <m:sty m:val="p"/>
+                </m:rPr>
+                <m:t>)</m:t>
+              </m:r>
+              <m:r>
+                <m:rPr>
+                  <m:nor/>
+                  <m:sty m:val="p"/>
+                </m:rPr>
+                <m:t> does not depend on </m:t>
+              </m:r>
+              <m:r>
+                <m:t>l</m:t>
+              </m:r>
+              <m:r>
+                <m:rPr>
+                  <m:nor/>
+                  <m:sty m:val="p"/>
+                </m:rPr>
+                <m:t>)</m:t>
+              </m:r>
+            </m:e>
+            <m:e>
+              <m:r>
+                <m:t>&amp;</m:t>
+              </m:r>
+              <m:r>
+                <m:rPr>
+                  <m:sty m:val="p"/>
+                </m:rPr>
+                <m:t>=</m:t>
+              </m:r>
+              <m:nary>
+                <m:naryPr>
+                  <m:chr m:val="∑"/>
+                  <m:limLoc m:val="undOvr"/>
+                  <m:subHide m:val="off"/>
+                  <m:supHide m:val="on"/>
+                </m:naryPr>
+                <m:sub>
+                  <m:r>
+                    <m:t>a</m:t>
+                  </m:r>
+                </m:sub>
+                <m:sup>
+                  <m:r>
+                    <m:t>​</m:t>
+                  </m:r>
+                </m:sup>
+                <m:e>
+                  <m:r>
+                    <m:t>f</m:t>
+                  </m:r>
+                </m:e>
+              </m:nary>
+              <m:r>
+                <m:rPr>
+                  <m:sty m:val="p"/>
+                </m:rPr>
+                <m:t>(</m:t>
+              </m:r>
+              <m:r>
+                <m:t>a</m:t>
+              </m:r>
+              <m:r>
+                <m:rPr>
+                  <m:sty m:val="p"/>
+                </m:rPr>
+                <m:t>)</m:t>
+              </m:r>
+              <m:r>
+                <m:t>&amp;</m:t>
+              </m:r>
+              <m:r>
+                <m:t>&amp;</m:t>
+              </m:r>
+              <m:r>
+                <m:rPr>
+                  <m:nor/>
+                  <m:sty m:val="p"/>
+                </m:rPr>
+                <m:t>(</m:t>
+              </m:r>
+              <m:nary>
+                <m:naryPr>
+                  <m:chr m:val="∑"/>
+                  <m:limLoc m:val="undOvr"/>
+                  <m:subHide m:val="off"/>
+                  <m:supHide m:val="on"/>
+                </m:naryPr>
+                <m:sub>
+                  <m:r>
+                    <m:t>l</m:t>
+                  </m:r>
+                </m:sub>
+                <m:sup>
+                  <m:r>
+                    <m:t>​</m:t>
+                  </m:r>
+                </m:sup>
+                <m:e>
+                  <m:r>
+                    <m:rPr>
+                      <m:sty m:val="p"/>
+                    </m:rPr>
+                    <m:t>Pr</m:t>
+                  </m:r>
+                </m:e>
+              </m:nary>
+              <m:r>
+                <m:rPr>
+                  <m:sty m:val="p"/>
+                </m:rPr>
+                <m:t>[</m:t>
+              </m:r>
+              <m:r>
+                <m:t>L</m:t>
+              </m:r>
+              <m:r>
+                <m:rPr>
+                  <m:sty m:val="p"/>
+                </m:rPr>
+                <m:t>=</m:t>
+              </m:r>
+              <m:r>
+                <m:t>l</m:t>
+              </m:r>
+              <m:r>
+                <m:rPr>
+                  <m:sty m:val="p"/>
+                </m:rPr>
+                <m:t>]</m:t>
+              </m:r>
+              <m:r>
+                <m:rPr>
+                  <m:sty m:val="p"/>
+                </m:rPr>
+                <m:t>=</m:t>
+              </m:r>
+              <m:r>
+                <m:t>1</m:t>
+              </m:r>
+              <m:r>
+                <m:rPr>
+                  <m:nor/>
+                  <m:sty m:val="p"/>
+                </m:rPr>
+                <m:t>)</m:t>
+              </m:r>
+            </m:e>
+            <m:e>
+              <m:r>
+                <m:t>&amp;</m:t>
+              </m:r>
+              <m:r>
+                <m:rPr>
+                  <m:sty m:val="p"/>
+                </m:rPr>
+                <m:t>=</m:t>
+              </m:r>
+              <m:r>
+                <m:t>1</m:t>
+              </m:r>
+              <m:r>
+                <m:t>&amp;</m:t>
+              </m:r>
+              <m:r>
+                <m:t>&amp;</m:t>
+              </m:r>
+              <m:r>
+                <m:rPr>
+                  <m:nor/>
+                  <m:sty m:val="p"/>
+                </m:rPr>
+                <m:t>(</m:t>
+              </m:r>
+              <m:nary>
+                <m:naryPr>
+                  <m:chr m:val="∑"/>
+                  <m:limLoc m:val="undOvr"/>
+                  <m:subHide m:val="off"/>
+                  <m:supHide m:val="on"/>
+                </m:naryPr>
+                <m:sub>
+                  <m:r>
+                    <m:t>a</m:t>
+                  </m:r>
+                </m:sub>
+                <m:sup>
+                  <m:r>
+                    <m:t>​</m:t>
+                  </m:r>
+                </m:sup>
+                <m:e>
+                  <m:r>
+                    <m:t>f</m:t>
+                  </m:r>
+                </m:e>
+              </m:nary>
+              <m:r>
+                <m:rPr>
+                  <m:sty m:val="p"/>
+                </m:rPr>
+                <m:t>(</m:t>
+              </m:r>
+              <m:r>
+                <m:t>a</m:t>
+              </m:r>
+              <m:r>
+                <m:rPr>
+                  <m:sty m:val="p"/>
+                </m:rPr>
+                <m:t>)</m:t>
+              </m:r>
+              <m:r>
+                <m:rPr>
+                  <m:sty m:val="p"/>
+                </m:rPr>
+                <m:t>=</m:t>
+              </m:r>
+              <m:r>
+                <m:t>1</m:t>
+              </m:r>
+              <m:r>
+                <m:rPr>
+                  <m:nor/>
+                  <m:sty m:val="p"/>
+                </m:rPr>
+                <m:t>)</m:t>
+              </m:r>
+              <m:r>
+                <m:rPr>
+                  <m:sty m:val="p"/>
+                </m:rPr>
+                <m:t>.</m:t>
+              </m:r>
+            </m:e>
+          </m:eqArr>
+        </m:oMath>
+      </m:oMathPara>
+    </w:p>
+    <w:p>
+      <w:pPr>
+        <w:pStyle w:val="FirstParagraph"/>
+      </w:pPr>
+      <w:ins w:id="67" w:author="PR Preview" w:date="2024-01-01T00:00:00Z">
+        <w:r>
+          <w:t xml:space="preserve">So, for individuals sampled as described after</w:t>
+        </w:r>
+      </w:ins>
+      <w:ins w:id="67" w:author="PR Preview" w:date="2024-01-01T00:00:00Z">
+        <w:r>
+          <w:t xml:space="preserve"> </w:t>
+        </w:r>
+      </w:ins>
+      <w:hyperlink w:anchor="def-pseudo-population">
+        <w:r>
+          <w:rPr>
+            <w:rStyle w:val="Hyperlink"/>
+          </w:rPr>
+          <w:t xml:space="preserve">Definition 2</w:t>
+        </w:r>
+      </w:hyperlink>
+      <w:ins w:id="67" w:author="PR Preview" w:date="2024-01-01T00:00:00Z">
+        <w:r>
+          <w:t xml:space="preserve">,</w:t>
+        </w:r>
+      </w:ins>
+      <w:ins w:id="67" w:author="PR Preview" w:date="2024-01-01T00:00:00Z">
+        <w:r>
+          <w:t xml:space="preserve"> </w:t>
+        </w:r>
+      </w:ins>
+      <w:ins w:id="67" w:author="PR Preview" w:date="2024-01-01T00:00:00Z">
+        <w:r>
+          <w:t xml:space="preserve">the pseudo-population created by</w:t>
+        </w:r>
+      </w:ins>
+      <w:ins w:id="67" w:author="PR Preview" w:date="2024-01-01T00:00:00Z">
+        <w:r>
+          <w:t xml:space="preserve"> </w:t>
+        </w:r>
+      </w:ins>
+      <m:oMath>
+        <m:r>
+          <m:t>S</m:t>
+        </m:r>
+        <m:sSup>
+          <m:e>
+            <m:r>
+              <m:t>W</m:t>
+            </m:r>
+          </m:e>
+          <m:sup>
+            <m:r>
+              <m:t>A</m:t>
+            </m:r>
+          </m:sup>
+        </m:sSup>
+      </m:oMath>
+      <w:ins w:id="67" w:author="PR Preview" w:date="2024-01-01T00:00:00Z">
+        <w:r>
+          <w:t xml:space="preserve"> </w:t>
+        </w:r>
+      </w:ins>
+      <w:ins w:id="67" w:author="PR Preview" w:date="2024-01-01T00:00:00Z">
+        <w:r>
+          <w:t xml:space="preserve">has expected size</w:t>
+        </w:r>
+      </w:ins>
+      <w:ins w:id="67" w:author="PR Preview" w:date="2024-01-01T00:00:00Z">
         <w:r>
           <w:t xml:space="preserve"> </w:t>
         </w:r>
@@ -19191,481 +20444,267 @@
           <m:rPr>
             <m:sty m:val="p"/>
           </m:rPr>
+          <m:t>⋅</m:t>
+        </m:r>
+        <m:r>
+          <m:t>n</m:t>
+        </m:r>
+        <m:r>
+          <m:rPr>
+            <m:sty m:val="p"/>
+          </m:rPr>
           <m:t>=</m:t>
         </m:r>
+        <m:r>
+          <m:t>n</m:t>
+        </m:r>
+      </m:oMath>
+      <w:ins w:id="67" w:author="PR Preview" w:date="2024-01-01T00:00:00Z">
+        <w:r>
+          <w:t xml:space="preserve">, the same as the study population,</w:t>
+        </w:r>
+      </w:ins>
+      <w:ins w:id="67" w:author="PR Preview" w:date="2024-01-01T00:00:00Z">
+        <w:r>
+          <w:t xml:space="preserve"> </w:t>
+        </w:r>
+      </w:ins>
+      <w:ins w:id="67" w:author="PR Preview" w:date="2024-01-01T00:00:00Z">
+        <w:r>
+          <w:t xml:space="preserve">and the sample mean</w:t>
+        </w:r>
+      </w:ins>
+      <w:ins w:id="67" w:author="PR Preview" w:date="2024-01-01T00:00:00Z">
+        <w:r>
+          <w:t xml:space="preserve"> </w:t>
+        </w:r>
+      </w:ins>
+      <m:oMath>
+        <m:f>
+          <m:fPr>
+            <m:type m:val="bar"/>
+          </m:fPr>
+          <m:num>
+            <m:r>
+              <m:t>1</m:t>
+            </m:r>
+          </m:num>
+          <m:den>
+            <m:r>
+              <m:t>n</m:t>
+            </m:r>
+          </m:den>
+        </m:f>
         <m:nary>
           <m:naryPr>
             <m:chr m:val="∑"/>
             <m:limLoc m:val="undOvr"/>
             <m:subHide m:val="off"/>
-            <m:supHide m:val="on"/>
+            <m:supHide m:val="off"/>
           </m:naryPr>
           <m:sub>
             <m:r>
-              <m:t>a</m:t>
+              <m:t>i</m:t>
+            </m:r>
+            <m:r>
+              <m:rPr>
+                <m:sty m:val="p"/>
+              </m:rPr>
+              <m:t>=</m:t>
+            </m:r>
+            <m:r>
+              <m:t>1</m:t>
             </m:r>
           </m:sub>
           <m:sup>
             <m:r>
-              <m:t>​</m:t>
+              <m:t>n</m:t>
             </m:r>
           </m:sup>
           <m:e>
-            <m:nary>
-              <m:naryPr>
-                <m:chr m:val="∑"/>
-                <m:limLoc m:val="undOvr"/>
-                <m:subHide m:val="off"/>
-                <m:supHide m:val="on"/>
-              </m:naryPr>
-              <m:sub>
-                <m:r>
-                  <m:t>l</m:t>
-                </m:r>
-              </m:sub>
-              <m:sup>
-                <m:r>
-                  <m:t>​</m:t>
-                </m:r>
-              </m:sup>
-              <m:e>
-                <m:f>
-                  <m:fPr>
-                    <m:type m:val="bar"/>
-                  </m:fPr>
-                  <m:num>
-                    <m:r>
-                      <m:t>f</m:t>
-                    </m:r>
-                    <m:r>
-                      <m:rPr>
-                        <m:sty m:val="p"/>
-                      </m:rPr>
-                      <m:t>(</m:t>
-                    </m:r>
-                    <m:r>
-                      <m:t>a</m:t>
-                    </m:r>
-                    <m:r>
-                      <m:rPr>
-                        <m:sty m:val="p"/>
-                      </m:rPr>
-                      <m:t>)</m:t>
-                    </m:r>
-                  </m:num>
-                  <m:den>
-                    <m:r>
-                      <m:t>f</m:t>
-                    </m:r>
-                    <m:r>
-                      <m:rPr>
-                        <m:sty m:val="p"/>
-                      </m:rPr>
-                      <m:t>(</m:t>
-                    </m:r>
-                    <m:r>
-                      <m:t>a</m:t>
-                    </m:r>
-                    <m:r>
-                      <m:rPr>
-                        <m:sty m:val="p"/>
-                      </m:rPr>
-                      <m:t>∣</m:t>
-                    </m:r>
-                    <m:r>
-                      <m:t>l</m:t>
-                    </m:r>
-                    <m:r>
-                      <m:rPr>
-                        <m:sty m:val="p"/>
-                      </m:rPr>
-                      <m:t>)</m:t>
-                    </m:r>
-                  </m:den>
-                </m:f>
-              </m:e>
-            </m:nary>
+            <m:r>
+              <m:t>S</m:t>
+            </m:r>
           </m:e>
         </m:nary>
-        <m:r>
-          <m:t>f</m:t>
-        </m:r>
-        <m:r>
-          <m:rPr>
-            <m:sty m:val="p"/>
-          </m:rPr>
-          <m:t>(</m:t>
-        </m:r>
-        <m:r>
-          <m:t>a</m:t>
-        </m:r>
-        <m:r>
-          <m:rPr>
-            <m:sty m:val="p"/>
-          </m:rPr>
-          <m:t>∣</m:t>
-        </m:r>
-        <m:r>
-          <m:t>l</m:t>
-        </m:r>
-        <m:r>
-          <m:rPr>
-            <m:sty m:val="p"/>
-          </m:rPr>
-          <m:t>)</m:t>
-        </m:r>
-        <m:r>
-          <m:rPr>
-            <m:sty m:val="p"/>
-          </m:rPr>
-          <m:t>Pr</m:t>
-        </m:r>
-        <m:r>
-          <m:rPr>
-            <m:sty m:val="p"/>
-          </m:rPr>
-          <m:t>[</m:t>
-        </m:r>
-        <m:r>
-          <m:t>L</m:t>
-        </m:r>
-        <m:r>
-          <m:rPr>
-            <m:sty m:val="p"/>
-          </m:rPr>
-          <m:t>=</m:t>
-        </m:r>
-        <m:r>
-          <m:t>l</m:t>
-        </m:r>
-        <m:r>
-          <m:rPr>
-            <m:sty m:val="p"/>
-          </m:rPr>
-          <m:t>]</m:t>
-        </m:r>
-        <m:r>
-          <m:rPr>
-            <m:sty m:val="p"/>
-          </m:rPr>
-          <m:t>=</m:t>
-        </m:r>
-        <m:nary>
-          <m:naryPr>
-            <m:chr m:val="∑"/>
-            <m:limLoc m:val="undOvr"/>
-            <m:subHide m:val="off"/>
-            <m:supHide m:val="on"/>
-          </m:naryPr>
+        <m:sSubSup>
+          <m:e>
+            <m:r>
+              <m:t>W</m:t>
+            </m:r>
+          </m:e>
           <m:sub>
             <m:r>
-              <m:t>a</m:t>
+              <m:t>i</m:t>
             </m:r>
           </m:sub>
           <m:sup>
             <m:r>
-              <m:t>​</m:t>
+              <m:t>A</m:t>
             </m:r>
           </m:sup>
-          <m:e>
-            <m:r>
-              <m:t>f</m:t>
-            </m:r>
-          </m:e>
-        </m:nary>
-        <m:r>
-          <m:rPr>
-            <m:sty m:val="p"/>
-          </m:rPr>
-          <m:t>(</m:t>
-        </m:r>
-        <m:r>
-          <m:t>a</m:t>
-        </m:r>
-        <m:r>
-          <m:rPr>
-            <m:sty m:val="p"/>
-          </m:rPr>
-          <m:t>)</m:t>
-        </m:r>
-        <m:nary>
-          <m:naryPr>
-            <m:chr m:val="∑"/>
-            <m:limLoc m:val="undOvr"/>
-            <m:subHide m:val="off"/>
-            <m:supHide m:val="on"/>
-          </m:naryPr>
-          <m:sub>
-            <m:r>
-              <m:t>l</m:t>
-            </m:r>
-          </m:sub>
-          <m:sup>
-            <m:r>
-              <m:t>​</m:t>
-            </m:r>
-          </m:sup>
-          <m:e>
-            <m:r>
-              <m:rPr>
-                <m:sty m:val="p"/>
-              </m:rPr>
-              <m:t>Pr</m:t>
-            </m:r>
-          </m:e>
-        </m:nary>
-        <m:r>
-          <m:rPr>
-            <m:sty m:val="p"/>
-          </m:rPr>
-          <m:t>[</m:t>
-        </m:r>
-        <m:r>
-          <m:t>L</m:t>
-        </m:r>
-        <m:r>
-          <m:rPr>
-            <m:sty m:val="p"/>
-          </m:rPr>
-          <m:t>=</m:t>
-        </m:r>
-        <m:r>
-          <m:t>l</m:t>
-        </m:r>
-        <m:r>
-          <m:rPr>
-            <m:sty m:val="p"/>
-          </m:rPr>
-          <m:t>]</m:t>
-        </m:r>
-        <m:r>
-          <m:rPr>
-            <m:sty m:val="p"/>
-          </m:rPr>
-          <m:t>=</m:t>
-        </m:r>
-        <m:r>
-          <m:t>1</m:t>
-        </m:r>
+        </m:sSubSup>
       </m:oMath>
-      <w:ins w:id="65" w:author="PR Preview" w:date="2024-01-01T00:00:00Z">
-        <w:r>
-          <w:t xml:space="preserve">,</w:t>
-        </w:r>
-      </w:ins>
-      <w:ins w:id="65" w:author="PR Preview" w:date="2024-01-01T00:00:00Z">
+      <w:ins w:id="67" w:author="PR Preview" w:date="2024-01-01T00:00:00Z">
         <w:r>
           <w:t xml:space="preserve"> </w:t>
         </w:r>
       </w:ins>
-      <w:ins w:id="65" w:author="PR Preview" w:date="2024-01-01T00:00:00Z">
+      <w:ins w:id="67" w:author="PR Preview" w:date="2024-01-01T00:00:00Z">
         <w:r>
-          <w:t xml:space="preserve">so the pseudo-population created by</w:t>
+          <w:t xml:space="preserve">has expectation 1.</w:t>
         </w:r>
       </w:ins>
-      <w:ins w:id="65" w:author="PR Preview" w:date="2024-01-01T00:00:00Z">
+      <w:ins w:id="67" w:author="PR Preview" w:date="2024-01-01T00:00:00Z">
+        <w:r>
+          <w:t xml:space="preserve"> </w:t>
+        </w:r>
+      </w:ins>
+      <w:ins w:id="67" w:author="PR Preview" w:date="2024-01-01T00:00:00Z">
+        <w:r>
+          <w:t xml:space="preserve">When the models for</w:t>
+        </w:r>
+      </w:ins>
+      <w:ins w:id="67" w:author="PR Preview" w:date="2024-01-01T00:00:00Z">
         <w:r>
           <w:t xml:space="preserve"> </w:t>
         </w:r>
       </w:ins>
       <m:oMath>
         <m:r>
-          <m:t>S</m:t>
-        </m:r>
-        <m:sSup>
-          <m:e>
-            <m:r>
-              <m:t>W</m:t>
-            </m:r>
-          </m:e>
-          <m:sup>
-            <m:r>
-              <m:t>A</m:t>
-            </m:r>
-          </m:sup>
-        </m:sSup>
+          <m:t>f</m:t>
+        </m:r>
+        <m:r>
+          <m:rPr>
+            <m:sty m:val="p"/>
+          </m:rPr>
+          <m:t>(</m:t>
+        </m:r>
+        <m:r>
+          <m:t>A</m:t>
+        </m:r>
+        <m:r>
+          <m:rPr>
+            <m:sty m:val="p"/>
+          </m:rPr>
+          <m:t>∣</m:t>
+        </m:r>
+        <m:r>
+          <m:t>L</m:t>
+        </m:r>
+        <m:r>
+          <m:rPr>
+            <m:sty m:val="p"/>
+          </m:rPr>
+          <m:t>)</m:t>
+        </m:r>
       </m:oMath>
-      <w:ins w:id="65" w:author="PR Preview" w:date="2024-01-01T00:00:00Z">
+      <w:ins w:id="67" w:author="PR Preview" w:date="2024-01-01T00:00:00Z">
         <w:r>
           <w:t xml:space="preserve"> </w:t>
         </w:r>
       </w:ins>
-      <w:ins w:id="65" w:author="PR Preview" w:date="2024-01-01T00:00:00Z">
+      <w:ins w:id="67" w:author="PR Preview" w:date="2024-01-01T00:00:00Z">
         <w:r>
-          <w:t xml:space="preserve">(</w:t>
+          <w:t xml:space="preserve">and</w:t>
         </w:r>
       </w:ins>
-      <w:hyperlink w:anchor="def-pseudo-population">
-        <w:r>
-          <w:rPr>
-            <w:rStyle w:val="Hyperlink"/>
-          </w:rPr>
-          <w:t xml:space="preserve">Definition 2</w:t>
-        </w:r>
-      </w:hyperlink>
-      <w:ins w:id="65" w:author="PR Preview" w:date="2024-01-01T00:00:00Z">
-        <w:r>
-          <w:t xml:space="preserve"> </w:t>
-        </w:r>
-      </w:ins>
-      <w:ins w:id="65" w:author="PR Preview" w:date="2024-01-01T00:00:00Z">
-        <w:r>
-          <w:t xml:space="preserve">with</w:t>
-        </w:r>
-      </w:ins>
-      <w:ins w:id="65" w:author="PR Preview" w:date="2024-01-01T00:00:00Z">
+      <w:ins w:id="67" w:author="PR Preview" w:date="2024-01-01T00:00:00Z">
         <w:r>
           <w:t xml:space="preserve"> </w:t>
         </w:r>
       </w:ins>
       <m:oMath>
         <m:r>
-          <m:t>W</m:t>
+          <m:t>f</m:t>
         </m:r>
         <m:r>
           <m:rPr>
             <m:sty m:val="p"/>
           </m:rPr>
-          <m:t>=</m:t>
-        </m:r>
-        <m:r>
-          <m:t>S</m:t>
-        </m:r>
-        <m:sSup>
-          <m:e>
-            <m:r>
-              <m:t>W</m:t>
-            </m:r>
-          </m:e>
-          <m:sup>
-            <m:r>
-              <m:t>A</m:t>
-            </m:r>
-          </m:sup>
-        </m:sSup>
+          <m:t>(</m:t>
+        </m:r>
+        <m:r>
+          <m:t>A</m:t>
+        </m:r>
+        <m:r>
+          <m:rPr>
+            <m:sty m:val="p"/>
+          </m:rPr>
+          <m:t>)</m:t>
+        </m:r>
       </m:oMath>
-      <w:ins w:id="65" w:author="PR Preview" w:date="2024-01-01T00:00:00Z">
+      <w:ins w:id="67" w:author="PR Preview" w:date="2024-01-01T00:00:00Z">
         <w:r>
-          <w:t xml:space="preserve">) has expected size</w:t>
+          <w:t xml:space="preserve"> </w:t>
         </w:r>
       </w:ins>
-      <w:ins w:id="65" w:author="PR Preview" w:date="2024-01-01T00:00:00Z">
+      <w:ins w:id="67" w:author="PR Preview" w:date="2024-01-01T00:00:00Z">
+        <w:r>
+          <w:t xml:space="preserve">are correct and</w:t>
+        </w:r>
+      </w:ins>
+      <w:ins w:id="67" w:author="PR Preview" w:date="2024-01-01T00:00:00Z">
         <w:r>
           <w:t xml:space="preserve"> </w:t>
         </w:r>
       </w:ins>
       <m:oMath>
         <m:r>
-          <m:rPr>
-            <m:nor/>
-            <m:sty m:val="p"/>
-          </m:rPr>
-          <m:t>E</m:t>
-        </m:r>
-        <m:d>
-          <m:dPr>
-            <m:begChr m:val="["/>
-            <m:sepChr m:val=""/>
-            <m:endChr m:val="]"/>
-            <m:grow/>
-          </m:dPr>
-          <m:e>
-            <m:r>
-              <m:t>S</m:t>
-            </m:r>
-            <m:sSup>
-              <m:e>
-                <m:r>
-                  <m:t>W</m:t>
-                </m:r>
-              </m:e>
-              <m:sup>
-                <m:r>
-                  <m:t>A</m:t>
-                </m:r>
-              </m:sup>
-            </m:sSup>
-          </m:e>
-        </m:d>
-        <m:r>
-          <m:rPr>
-            <m:sty m:val="p"/>
-          </m:rPr>
-          <m:t>⋅</m:t>
-        </m:r>
-        <m:r>
           <m:t>n</m:t>
         </m:r>
-        <m:r>
-          <m:rPr>
-            <m:sty m:val="p"/>
-          </m:rPr>
-          <m:t>=</m:t>
-        </m:r>
-        <m:r>
-          <m:t>n</m:t>
-        </m:r>
       </m:oMath>
-      <w:ins w:id="65" w:author="PR Preview" w:date="2024-01-01T00:00:00Z">
-        <w:r>
-          <w:t xml:space="preserve">, the same as the study population,</w:t>
-        </w:r>
-      </w:ins>
-      <w:ins w:id="65" w:author="PR Preview" w:date="2024-01-01T00:00:00Z">
+      <w:ins w:id="67" w:author="PR Preview" w:date="2024-01-01T00:00:00Z">
         <w:r>
           <w:t xml:space="preserve"> </w:t>
         </w:r>
       </w:ins>
-      <w:ins w:id="65" w:author="PR Preview" w:date="2024-01-01T00:00:00Z">
+      <w:ins w:id="67" w:author="PR Preview" w:date="2024-01-01T00:00:00Z">
         <w:r>
-          <w:t xml:space="preserve">and the mean of the stabilized weights is</w:t>
+          <w:t xml:space="preserve">is large,</w:t>
         </w:r>
       </w:ins>
-      <w:ins w:id="65" w:author="PR Preview" w:date="2024-01-01T00:00:00Z">
+      <w:ins w:id="67" w:author="PR Preview" w:date="2024-01-01T00:00:00Z">
         <w:r>
           <w:t xml:space="preserve"> </w:t>
         </w:r>
       </w:ins>
-      <w:ins w:id="65" w:author="PR Preview" w:date="2024-01-01T00:00:00Z">
+      <w:ins w:id="67" w:author="PR Preview" w:date="2024-01-01T00:00:00Z">
         <w:r>
-          <w:rPr>
-            <w:b/>
-            <w:bCs/>
-          </w:rPr>
-          <w:t xml:space="preserve">expected</w:t>
+          <w:t xml:space="preserve">the mean of the estimated stabilized weights should therefore be close to 1,</w:t>
         </w:r>
       </w:ins>
-      <w:ins w:id="65" w:author="PR Preview" w:date="2024-01-01T00:00:00Z">
+      <w:ins w:id="67" w:author="PR Preview" w:date="2024-01-01T00:00:00Z">
         <w:r>
           <w:t xml:space="preserve"> </w:t>
         </w:r>
       </w:ins>
-      <w:ins w:id="65" w:author="PR Preview" w:date="2024-01-01T00:00:00Z">
+      <w:ins w:id="67" w:author="PR Preview" w:date="2024-01-01T00:00:00Z">
         <w:r>
-          <w:t xml:space="preserve">to be 1.</w:t>
+          <w:t xml:space="preserve">and in data analyses one should check it:</w:t>
         </w:r>
       </w:ins>
-      <w:ins w:id="65" w:author="PR Preview" w:date="2024-01-01T00:00:00Z">
+      <w:ins w:id="67" w:author="PR Preview" w:date="2024-01-01T00:00:00Z">
         <w:r>
           <w:t xml:space="preserve"> </w:t>
         </w:r>
       </w:ins>
-      <w:ins w:id="65" w:author="PR Preview" w:date="2024-01-01T00:00:00Z">
+      <w:ins w:id="67" w:author="PR Preview" w:date="2024-01-01T00:00:00Z">
         <w:r>
-          <w:t xml:space="preserve">In data analyses one should check this: a mean far from 1 suggests model misspecification or (near) violations of positivity</w:t>
+          <w:t xml:space="preserve">a mean far from 1 suggests model misspecification or (near) violations of positivity</w:t>
         </w:r>
       </w:ins>
-      <w:ins w:id="65" w:author="PR Preview" w:date="2024-01-01T00:00:00Z">
+      <w:ins w:id="67" w:author="PR Preview" w:date="2024-01-01T00:00:00Z">
         <w:r>
           <w:t xml:space="preserve"> </w:t>
         </w:r>
       </w:ins>
-      <w:ins w:id="65" w:author="PR Preview" w:date="2024-01-01T00:00:00Z">
+      <w:ins w:id="67" w:author="PR Preview" w:date="2024-01-01T00:00:00Z">
         <w:r>
           <w:t xml:space="preserve">(Hernán and Robins 2020, chap. 12, p. 168)</w:t>
         </w:r>
       </w:ins>
-      <w:ins w:id="65" w:author="PR Preview" w:date="2024-01-01T00:00:00Z">
+      <w:ins w:id="67" w:author="PR Preview" w:date="2024-01-01T00:00:00Z">
         <w:r>
           <w:t xml:space="preserve">.</w:t>
         </w:r>
@@ -20291,7 +21330,7 @@
       <w:pPr>
         <w:pStyle w:val="FirstParagraph"/>
       </w:pPr>
-      <w:ins w:id="69" w:author="PR Preview" w:date="2024-01-01T00:00:00Z">
+      <w:ins w:id="71" w:author="PR Preview" w:date="2024-01-01T00:00:00Z">
         <w:r>
           <w:t xml:space="preserve"> </w:t>
         </w:r>
@@ -21250,7 +22289,7 @@
       <w:pPr>
         <w:pStyle w:val="BodyText"/>
       </w:pPr>
-      <w:ins w:id="75" w:author="PR Preview" w:date="2024-01-01T00:00:00Z">
+      <w:ins w:id="77" w:author="PR Preview" w:date="2024-01-01T00:00:00Z">
         <w:r>
           <w:t xml:space="preserve"> </w:t>
         </w:r>
@@ -21528,7 +22567,7 @@
       <w:pPr>
         <w:pStyle w:val="FirstParagraph"/>
       </w:pPr>
-      <w:ins w:id="76" w:author="PR Preview" w:date="2024-01-01T00:00:00Z">
+      <w:ins w:id="78" w:author="PR Preview" w:date="2024-01-01T00:00:00Z">
         <w:r>
           <w:t xml:space="preserve"> </w:t>
         </w:r>
@@ -25755,12 +26794,12 @@
       <w:pPr>
         <w:pStyle w:val="FirstParagraph"/>
       </w:pPr>
-      <w:ins w:id="95" w:author="PR Preview" w:date="2024-01-01T00:00:00Z">
+      <w:ins w:id="97" w:author="PR Preview" w:date="2024-01-01T00:00:00Z">
         <w:r>
           <w:t xml:space="preserve">For a dichotomous treatment,</w:t>
         </w:r>
       </w:ins>
-      <w:ins w:id="95" w:author="PR Preview" w:date="2024-01-01T00:00:00Z">
+      <w:ins w:id="97" w:author="PR Preview" w:date="2024-01-01T00:00:00Z">
         <w:r>
           <w:t xml:space="preserve"> </w:t>
         </w:r>
@@ -25796,17 +26835,17 @@
           </m:e>
         </m:d>
       </m:oMath>
-      <w:ins w:id="95" w:author="PR Preview" w:date="2024-01-01T00:00:00Z">
+      <w:ins w:id="97" w:author="PR Preview" w:date="2024-01-01T00:00:00Z">
         <w:r>
           <w:t xml:space="preserve"> </w:t>
         </w:r>
       </w:ins>
-      <w:ins w:id="95" w:author="PR Preview" w:date="2024-01-01T00:00:00Z">
+      <w:ins w:id="97" w:author="PR Preview" w:date="2024-01-01T00:00:00Z">
         <w:r>
           <w:t xml:space="preserve">in</w:t>
         </w:r>
       </w:ins>
-      <w:ins w:id="95" w:author="PR Preview" w:date="2024-01-01T00:00:00Z">
+      <w:ins w:id="97" w:author="PR Preview" w:date="2024-01-01T00:00:00Z">
         <w:r>
           <w:t xml:space="preserve"> </w:t>
         </w:r>
@@ -25819,17 +26858,17 @@
           <w:t xml:space="preserve">Definition 8</w:t>
         </w:r>
       </w:hyperlink>
-      <w:ins w:id="95" w:author="PR Preview" w:date="2024-01-01T00:00:00Z">
+      <w:ins w:id="97" w:author="PR Preview" w:date="2024-01-01T00:00:00Z">
         <w:r>
           <w:t xml:space="preserve"> </w:t>
         </w:r>
       </w:ins>
-      <w:ins w:id="95" w:author="PR Preview" w:date="2024-01-01T00:00:00Z">
+      <w:ins w:id="97" w:author="PR Preview" w:date="2024-01-01T00:00:00Z">
         <w:r>
           <w:t xml:space="preserve">is the causal odds ratio comparing</w:t>
         </w:r>
       </w:ins>
-      <w:ins w:id="95" w:author="PR Preview" w:date="2024-01-01T00:00:00Z">
+      <w:ins w:id="97" w:author="PR Preview" w:date="2024-01-01T00:00:00Z">
         <w:r>
           <w:t xml:space="preserve"> </w:t>
         </w:r>
@@ -25848,17 +26887,17 @@
           <m:t>1</m:t>
         </m:r>
       </m:oMath>
-      <w:ins w:id="95" w:author="PR Preview" w:date="2024-01-01T00:00:00Z">
+      <w:ins w:id="97" w:author="PR Preview" w:date="2024-01-01T00:00:00Z">
         <w:r>
           <w:t xml:space="preserve"> </w:t>
         </w:r>
       </w:ins>
-      <w:ins w:id="95" w:author="PR Preview" w:date="2024-01-01T00:00:00Z">
+      <w:ins w:id="97" w:author="PR Preview" w:date="2024-01-01T00:00:00Z">
         <w:r>
           <w:t xml:space="preserve">with</w:t>
         </w:r>
       </w:ins>
-      <w:ins w:id="95" w:author="PR Preview" w:date="2024-01-01T00:00:00Z">
+      <w:ins w:id="97" w:author="PR Preview" w:date="2024-01-01T00:00:00Z">
         <w:r>
           <w:t xml:space="preserve"> </w:t>
         </w:r>
@@ -25877,12 +26916,12 @@
           <m:t>0</m:t>
         </m:r>
       </m:oMath>
-      <w:ins w:id="95" w:author="PR Preview" w:date="2024-01-01T00:00:00Z">
+      <w:ins w:id="97" w:author="PR Preview" w:date="2024-01-01T00:00:00Z">
         <w:r>
           <w:t xml:space="preserve">.</w:t>
         </w:r>
       </w:ins>
-      <w:ins w:id="95" w:author="PR Preview" w:date="2024-01-01T00:00:00Z">
+      <w:ins w:id="97" w:author="PR Preview" w:date="2024-01-01T00:00:00Z">
         <w:r>
           <w:t xml:space="preserve"> </w:t>
         </w:r>
@@ -25918,17 +26957,17 @@
           </m:e>
         </m:d>
       </m:oMath>
-      <w:ins w:id="95" w:author="PR Preview" w:date="2024-01-01T00:00:00Z">
+      <w:ins w:id="97" w:author="PR Preview" w:date="2024-01-01T00:00:00Z">
         <w:r>
           <w:t xml:space="preserve"> </w:t>
         </w:r>
       </w:ins>
-      <w:ins w:id="95" w:author="PR Preview" w:date="2024-01-01T00:00:00Z">
+      <w:ins w:id="97" w:author="PR Preview" w:date="2024-01-01T00:00:00Z">
         <w:r>
           <w:t xml:space="preserve">is estimated by</w:t>
         </w:r>
       </w:ins>
-      <w:ins w:id="95" w:author="PR Preview" w:date="2024-01-01T00:00:00Z">
+      <w:ins w:id="97" w:author="PR Preview" w:date="2024-01-01T00:00:00Z">
         <w:r>
           <w:t xml:space="preserve"> </w:t>
         </w:r>
@@ -25971,17 +27010,17 @@
           </m:e>
         </m:d>
       </m:oMath>
-      <w:ins w:id="95" w:author="PR Preview" w:date="2024-01-01T00:00:00Z">
+      <w:ins w:id="97" w:author="PR Preview" w:date="2024-01-01T00:00:00Z">
         <w:r>
           <w:t xml:space="preserve"> </w:t>
         </w:r>
       </w:ins>
-      <w:ins w:id="95" w:author="PR Preview" w:date="2024-01-01T00:00:00Z">
+      <w:ins w:id="97" w:author="PR Preview" w:date="2024-01-01T00:00:00Z">
         <w:r>
           <w:t xml:space="preserve">from fitting</w:t>
         </w:r>
       </w:ins>
-      <w:ins w:id="95" w:author="PR Preview" w:date="2024-01-01T00:00:00Z">
+      <w:ins w:id="97" w:author="PR Preview" w:date="2024-01-01T00:00:00Z">
         <w:r>
           <w:t xml:space="preserve"> </w:t>
         </w:r>
@@ -26073,12 +27112,12 @@
           <m:t>A</m:t>
         </m:r>
       </m:oMath>
-      <w:ins w:id="95" w:author="PR Preview" w:date="2024-01-01T00:00:00Z">
+      <w:ins w:id="97" w:author="PR Preview" w:date="2024-01-01T00:00:00Z">
         <w:r>
           <w:t xml:space="preserve"> </w:t>
         </w:r>
       </w:ins>
-      <w:ins w:id="95" w:author="PR Preview" w:date="2024-01-01T00:00:00Z">
+      <w:ins w:id="97" w:author="PR Preview" w:date="2024-01-01T00:00:00Z">
         <w:r>
           <w:t xml:space="preserve">to the IP weighted pseudo-population (</w:t>
         </w:r>
@@ -26091,7 +27130,7 @@
           <w:t xml:space="preserve">Definition 2</w:t>
         </w:r>
       </w:hyperlink>
-      <w:ins w:id="95" w:author="PR Preview" w:date="2024-01-01T00:00:00Z">
+      <w:ins w:id="97" w:author="PR Preview" w:date="2024-01-01T00:00:00Z">
         <w:r>
           <w:t xml:space="preserve">).</w:t>
         </w:r>
@@ -27761,7 +28800,7 @@
       <w:pPr>
         <w:pStyle w:val="FirstParagraph"/>
       </w:pPr>
-      <w:ins w:id="104" w:author="PR Preview" w:date="2024-01-01T00:00:00Z">
+      <w:ins w:id="106" w:author="PR Preview" w:date="2024-01-01T00:00:00Z">
         <w:r>
           <w:t xml:space="preserve"> </w:t>
         </w:r>
@@ -28051,12 +29090,12 @@
       <w:pPr>
         <w:pStyle w:val="BodyText"/>
       </w:pPr>
-      <w:ins w:id="105" w:author="PR Preview" w:date="2024-01-01T00:00:00Z">
+      <w:ins w:id="107" w:author="PR Preview" w:date="2024-01-01T00:00:00Z">
         <w:r>
           <w:t xml:space="preserve">Either</w:t>
         </w:r>
       </w:ins>
-      <w:ins w:id="105" w:author="PR Preview" w:date="2024-01-01T00:00:00Z">
+      <w:ins w:id="107" w:author="PR Preview" w:date="2024-01-01T00:00:00Z">
         <w:r>
           <w:t xml:space="preserve"> </w:t>
         </w:r>
@@ -28078,17 +29117,17 @@
           </m:sup>
         </m:sSup>
       </m:oMath>
-      <w:ins w:id="105" w:author="PR Preview" w:date="2024-01-01T00:00:00Z">
+      <w:ins w:id="107" w:author="PR Preview" w:date="2024-01-01T00:00:00Z">
         <w:r>
           <w:t xml:space="preserve"> </w:t>
         </w:r>
       </w:ins>
-      <w:ins w:id="105" w:author="PR Preview" w:date="2024-01-01T00:00:00Z">
+      <w:ins w:id="107" w:author="PR Preview" w:date="2024-01-01T00:00:00Z">
         <w:r>
           <w:t xml:space="preserve">or</w:t>
         </w:r>
       </w:ins>
-      <w:ins w:id="105" w:author="PR Preview" w:date="2024-01-01T00:00:00Z">
+      <w:ins w:id="107" w:author="PR Preview" w:date="2024-01-01T00:00:00Z">
         <w:r>
           <w:t xml:space="preserve"> </w:t>
         </w:r>
@@ -28125,12 +29164,12 @@
           <m:t>)</m:t>
         </m:r>
       </m:oMath>
-      <w:ins w:id="105" w:author="PR Preview" w:date="2024-01-01T00:00:00Z">
+      <w:ins w:id="107" w:author="PR Preview" w:date="2024-01-01T00:00:00Z">
         <w:r>
           <w:t xml:space="preserve"> </w:t>
         </w:r>
       </w:ins>
-      <w:ins w:id="105" w:author="PR Preview" w:date="2024-01-01T00:00:00Z">
+      <w:ins w:id="107" w:author="PR Preview" w:date="2024-01-01T00:00:00Z">
         <w:r>
           <w:t xml:space="preserve">(</w:t>
         </w:r>
@@ -28143,7 +29182,7 @@
           <w:t xml:space="preserve">Definition 10</w:t>
         </w:r>
       </w:hyperlink>
-      <w:ins w:id="105" w:author="PR Preview" w:date="2024-01-01T00:00:00Z">
+      <w:ins w:id="107" w:author="PR Preview" w:date="2024-01-01T00:00:00Z">
         <w:r>
           <w:t xml:space="preserve">) can be used to fit the model.</w:t>
         </w:r>
@@ -28635,7 +29674,7 @@
       <w:pPr>
         <w:pStyle w:val="FirstParagraph"/>
       </w:pPr>
-      <w:ins w:id="111" w:author="PR Preview" w:date="2024-01-01T00:00:00Z">
+      <w:ins w:id="113" w:author="PR Preview" w:date="2024-01-01T00:00:00Z">
         <w:r>
           <w:t xml:space="preserve"> </w:t>
         </w:r>
@@ -28738,7 +29777,7 @@
       <w:pPr>
         <w:pStyle w:val="BodyText"/>
       </w:pPr>
-      <w:ins w:id="112" w:author="PR Preview" w:date="2024-01-01T00:00:00Z">
+      <w:ins w:id="114" w:author="PR Preview" w:date="2024-01-01T00:00:00Z">
         <w:r>
           <w:t xml:space="preserve">For a faux marginal structural model (</w:t>
         </w:r>
@@ -28751,12 +29790,12 @@
           <w:t xml:space="preserve">Definition 11</w:t>
         </w:r>
       </w:hyperlink>
-      <w:ins w:id="112" w:author="PR Preview" w:date="2024-01-01T00:00:00Z">
+      <w:ins w:id="114" w:author="PR Preview" w:date="2024-01-01T00:00:00Z">
         <w:r>
           <w:t xml:space="preserve">),</w:t>
         </w:r>
       </w:ins>
-      <w:ins w:id="112" w:author="PR Preview" w:date="2024-01-01T00:00:00Z">
+      <w:ins w:id="114" w:author="PR Preview" w:date="2024-01-01T00:00:00Z">
         <w:r>
           <w:t xml:space="preserve"> </w:t>
         </w:r>
@@ -28868,22 +29907,22 @@
           <m:t>1</m:t>
         </m:r>
       </m:oMath>
-      <w:ins w:id="112" w:author="PR Preview" w:date="2024-01-01T00:00:00Z">
+      <w:ins w:id="114" w:author="PR Preview" w:date="2024-01-01T00:00:00Z">
         <w:r>
           <w:t xml:space="preserve">, so no weighting is done:</w:t>
         </w:r>
       </w:ins>
-      <w:ins w:id="112" w:author="PR Preview" w:date="2024-01-01T00:00:00Z">
+      <w:ins w:id="114" w:author="PR Preview" w:date="2024-01-01T00:00:00Z">
         <w:r>
           <w:t xml:space="preserve"> </w:t>
         </w:r>
       </w:ins>
-      <w:ins w:id="112" w:author="PR Preview" w:date="2024-01-01T00:00:00Z">
+      <w:ins w:id="114" w:author="PR Preview" w:date="2024-01-01T00:00:00Z">
         <w:r>
           <w:t xml:space="preserve">the model is fit as the unweighted outcome regression that fully adjusts for</w:t>
         </w:r>
       </w:ins>
-      <w:ins w:id="112" w:author="PR Preview" w:date="2024-01-01T00:00:00Z">
+      <w:ins w:id="114" w:author="PR Preview" w:date="2024-01-01T00:00:00Z">
         <w:r>
           <w:t xml:space="preserve"> </w:t>
         </w:r>
@@ -28893,12 +29932,12 @@
           <m:t>L</m:t>
         </m:r>
       </m:oMath>
-      <w:ins w:id="112" w:author="PR Preview" w:date="2024-01-01T00:00:00Z">
+      <w:ins w:id="114" w:author="PR Preview" w:date="2024-01-01T00:00:00Z">
         <w:r>
           <w:t xml:space="preserve"> </w:t>
         </w:r>
       </w:ins>
-      <w:ins w:id="112" w:author="PR Preview" w:date="2024-01-01T00:00:00Z">
+      <w:ins w:id="114" w:author="PR Preview" w:date="2024-01-01T00:00:00Z">
         <w:r>
           <w:t xml:space="preserve">(Chapter 15).</w:t>
         </w:r>
@@ -29230,7 +30269,7 @@
       <w:pPr>
         <w:pStyle w:val="BodyText"/>
       </w:pPr>
-      <w:ins w:id="116" w:author="PR Preview" w:date="2024-01-01T00:00:00Z">
+      <w:ins w:id="118" w:author="PR Preview" w:date="2024-01-01T00:00:00Z">
         <w:r>
           <w:t xml:space="preserve">The analyses of Sections 12.2-12.4 actually fit</w:t>
         </w:r>
@@ -29782,12 +30821,12 @@
       <w:pPr>
         <w:pStyle w:val="BodyText"/>
       </w:pPr>
-      <w:ins w:id="123" w:author="PR Preview" w:date="2024-01-01T00:00:00Z">
+      <w:ins w:id="125" w:author="PR Preview" w:date="2024-01-01T00:00:00Z">
         <w:r>
           <w:t xml:space="preserve">The superscript</w:t>
         </w:r>
       </w:ins>
-      <w:ins w:id="123" w:author="PR Preview" w:date="2024-01-01T00:00:00Z">
+      <w:ins w:id="125" w:author="PR Preview" w:date="2024-01-01T00:00:00Z">
         <w:r>
           <w:t xml:space="preserve"> </w:t>
         </w:r>
@@ -29806,27 +30845,27 @@
           <m:t>0</m:t>
         </m:r>
       </m:oMath>
-      <w:ins w:id="123" w:author="PR Preview" w:date="2024-01-01T00:00:00Z">
+      <w:ins w:id="125" w:author="PR Preview" w:date="2024-01-01T00:00:00Z">
         <w:r>
           <w:t xml:space="preserve"> </w:t>
         </w:r>
       </w:ins>
-      <w:ins w:id="123" w:author="PR Preview" w:date="2024-01-01T00:00:00Z">
+      <w:ins w:id="125" w:author="PR Preview" w:date="2024-01-01T00:00:00Z">
         <w:r>
           <w:t xml:space="preserve">makes explicit what many investigators mean by</w:t>
         </w:r>
       </w:ins>
-      <w:ins w:id="123" w:author="PR Preview" w:date="2024-01-01T00:00:00Z">
+      <w:ins w:id="125" w:author="PR Preview" w:date="2024-01-01T00:00:00Z">
         <w:r>
           <w:t xml:space="preserve"> </w:t>
         </w:r>
       </w:ins>
-      <w:ins w:id="123" w:author="PR Preview" w:date="2024-01-01T00:00:00Z">
+      <w:ins w:id="125" w:author="PR Preview" w:date="2024-01-01T00:00:00Z">
         <w:r>
           <w:t xml:space="preserve">“the causal effect of</w:t>
         </w:r>
       </w:ins>
-      <w:ins w:id="123" w:author="PR Preview" w:date="2024-01-01T00:00:00Z">
+      <w:ins w:id="125" w:author="PR Preview" w:date="2024-01-01T00:00:00Z">
         <w:r>
           <w:t xml:space="preserve"> </w:t>
         </w:r>
@@ -29836,17 +30875,17 @@
           <m:t>A</m:t>
         </m:r>
       </m:oMath>
-      <w:ins w:id="123" w:author="PR Preview" w:date="2024-01-01T00:00:00Z">
+      <w:ins w:id="125" w:author="PR Preview" w:date="2024-01-01T00:00:00Z">
         <w:r>
           <w:t xml:space="preserve">”</w:t>
         </w:r>
       </w:ins>
-      <w:ins w:id="123" w:author="PR Preview" w:date="2024-01-01T00:00:00Z">
+      <w:ins w:id="125" w:author="PR Preview" w:date="2024-01-01T00:00:00Z">
         <w:r>
           <w:t xml:space="preserve"> </w:t>
         </w:r>
       </w:ins>
-      <w:ins w:id="123" w:author="PR Preview" w:date="2024-01-01T00:00:00Z">
+      <w:ins w:id="125" w:author="PR Preview" w:date="2024-01-01T00:00:00Z">
         <w:r>
           <w:t xml:space="preserve">even when they omit it.</w:t>
         </w:r>
@@ -30379,7 +31418,7 @@
       <w:pPr>
         <w:pStyle w:val="BodyText"/>
       </w:pPr>
-      <w:ins w:id="126" w:author="PR Preview" w:date="2024-01-01T00:00:00Z">
+      <w:ins w:id="128" w:author="PR Preview" w:date="2024-01-01T00:00:00Z">
         <w:r>
           <w:t xml:space="preserve"> </w:t>
         </w:r>
@@ -32043,12 +33082,12 @@
       <w:pPr>
         <w:pStyle w:val="BodyText"/>
       </w:pPr>
-      <w:ins w:id="131" w:author="PR Preview" w:date="2024-01-01T00:00:00Z">
+      <w:ins w:id="133" w:author="PR Preview" w:date="2024-01-01T00:00:00Z">
         <w:r>
           <w:t xml:space="preserve">With either, fit the weighted model</w:t>
         </w:r>
       </w:ins>
-      <w:ins w:id="131" w:author="PR Preview" w:date="2024-01-01T00:00:00Z">
+      <w:ins w:id="133" w:author="PR Preview" w:date="2024-01-01T00:00:00Z">
         <w:r>
           <w:t xml:space="preserve"> </w:t>
         </w:r>
@@ -32141,17 +33180,17 @@
           <m:t>A</m:t>
         </m:r>
       </m:oMath>
-      <w:ins w:id="131" w:author="PR Preview" w:date="2024-01-01T00:00:00Z">
+      <w:ins w:id="133" w:author="PR Preview" w:date="2024-01-01T00:00:00Z">
         <w:r>
           <w:t xml:space="preserve"> </w:t>
         </w:r>
       </w:ins>
-      <w:ins w:id="131" w:author="PR Preview" w:date="2024-01-01T00:00:00Z">
+      <w:ins w:id="133" w:author="PR Preview" w:date="2024-01-01T00:00:00Z">
         <w:r>
           <w:t xml:space="preserve">to estimate the marginal structural model</w:t>
         </w:r>
       </w:ins>
-      <w:ins w:id="131" w:author="PR Preview" w:date="2024-01-01T00:00:00Z">
+      <w:ins w:id="133" w:author="PR Preview" w:date="2024-01-01T00:00:00Z">
         <w:r>
           <w:t xml:space="preserve"> </w:t>
         </w:r>
@@ -32244,22 +33283,22 @@
           <m:t>a</m:t>
         </m:r>
       </m:oMath>
-      <w:ins w:id="131" w:author="PR Preview" w:date="2024-01-01T00:00:00Z">
+      <w:ins w:id="133" w:author="PR Preview" w:date="2024-01-01T00:00:00Z">
         <w:r>
           <w:t xml:space="preserve">;</w:t>
         </w:r>
       </w:ins>
-      <w:ins w:id="131" w:author="PR Preview" w:date="2024-01-01T00:00:00Z">
+      <w:ins w:id="133" w:author="PR Preview" w:date="2024-01-01T00:00:00Z">
         <w:r>
           <w:t xml:space="preserve"> </w:t>
         </w:r>
       </w:ins>
-      <w:ins w:id="131" w:author="PR Preview" w:date="2024-01-01T00:00:00Z">
+      <w:ins w:id="133" w:author="PR Preview" w:date="2024-01-01T00:00:00Z">
         <w:r>
           <w:t xml:space="preserve">the stabilized version uses</w:t>
         </w:r>
       </w:ins>
-      <w:ins w:id="131" w:author="PR Preview" w:date="2024-01-01T00:00:00Z">
+      <w:ins w:id="133" w:author="PR Preview" w:date="2024-01-01T00:00:00Z">
         <w:r>
           <w:t xml:space="preserve"> </w:t>
         </w:r>
@@ -32290,12 +33329,12 @@
           </m:sup>
         </m:sSup>
       </m:oMath>
-      <w:ins w:id="131" w:author="PR Preview" w:date="2024-01-01T00:00:00Z">
+      <w:ins w:id="133" w:author="PR Preview" w:date="2024-01-01T00:00:00Z">
         <w:r>
           <w:t xml:space="preserve"> </w:t>
         </w:r>
       </w:ins>
-      <w:ins w:id="131" w:author="PR Preview" w:date="2024-01-01T00:00:00Z">
+      <w:ins w:id="133" w:author="PR Preview" w:date="2024-01-01T00:00:00Z">
         <w:r>
           <w:t xml:space="preserve">(</w:t>
         </w:r>
@@ -32308,7 +33347,7 @@
           <w:t xml:space="preserve">Definition 16</w:t>
         </w:r>
       </w:hyperlink>
-      <w:ins w:id="131" w:author="PR Preview" w:date="2024-01-01T00:00:00Z">
+      <w:ins w:id="133" w:author="PR Preview" w:date="2024-01-01T00:00:00Z">
         <w:r>
           <w:t xml:space="preserve">).</w:t>
         </w:r>
